--- a/pdf/cantiDomenica.docx
+++ b/pdf/cantiDomenica.docx
@@ -34,16 +34,22 @@
         </w:rPr>
         <w:t xml:space="preserve"> </w:t>
       </w:r>
-      <w:proofErr w:type="gramStart"/>
       <w:r>
         <w:rPr>
           <w:rFonts w:ascii="Chalkboard" w:hAnsi="Chalkboard" w:cs="Apple Chancery"/>
           <w:sz w:val="56"/>
           <w:szCs w:val="56"/>
         </w:rPr>
-        <w:t>1 marzo</w:t>
-      </w:r>
-      <w:proofErr w:type="gramEnd"/>
+        <w:t>8</w:t>
+      </w:r>
+      <w:r>
+        <w:rPr>
+          <w:rFonts w:ascii="Chalkboard" w:hAnsi="Chalkboard" w:cs="Apple Chancery"/>
+          <w:sz w:val="56"/>
+          <w:szCs w:val="56"/>
+        </w:rPr>
+        <w:t xml:space="preserve"> marzo</w:t>
+      </w:r>
     </w:p>
     <w:p>
       <w:pPr>
@@ -99,7 +105,7 @@
           <w:szCs w:val="36"/>
           <w:u w:val="single"/>
         </w:rPr>
-        <w:t>CHIAMATI PER NOME</w:t>
+        <w:t>COM’È BELLO, COME DÀ GIOIA</w:t>
       </w:r>
     </w:p>
     <w:p>
@@ -116,168 +122,65 @@
     </w:p>
     <w:p>
       <w:pPr>
-        <w:pStyle w:val="NormaleWeb"/>
-        <w:shd w:val="clear" w:color="auto" w:fill="FFFFFF"/>
-        <w:spacing w:before="0" w:beforeAutospacing="0" w:after="0" w:afterAutospacing="0"/>
-        <w:rPr>
-          <w:rFonts w:ascii="Chalkboard" w:hAnsi="Chalkboard"/>
-          <w:color w:val="181A1A"/>
-          <w:sz w:val="32"/>
-          <w:szCs w:val="32"/>
-        </w:rPr>
-      </w:pPr>
-      <w:r>
-        <w:rPr>
-          <w:rStyle w:val="Enfasigrassetto"/>
-          <w:rFonts w:ascii="Chalkboard" w:hAnsi="Chalkboard"/>
-          <w:color w:val="181A1A"/>
-          <w:sz w:val="32"/>
-          <w:szCs w:val="32"/>
-        </w:rPr>
-        <w:t>RIT. Veniamo da te,</w:t>
-      </w:r>
-      <w:r>
-        <w:rPr>
-          <w:rFonts w:ascii="Chalkboard" w:hAnsi="Chalkboard"/>
-          <w:color w:val="181A1A"/>
-          <w:sz w:val="32"/>
-          <w:szCs w:val="32"/>
-        </w:rPr>
-        <w:br/>
-      </w:r>
-      <w:r>
-        <w:rPr>
-          <w:rStyle w:val="Enfasigrassetto"/>
-          <w:rFonts w:ascii="Chalkboard" w:hAnsi="Chalkboard"/>
-          <w:color w:val="181A1A"/>
-          <w:sz w:val="32"/>
-          <w:szCs w:val="32"/>
-        </w:rPr>
-        <w:t>chiamati per nome.</w:t>
-      </w:r>
-      <w:r>
-        <w:rPr>
-          <w:rFonts w:ascii="Chalkboard" w:hAnsi="Chalkboard"/>
-          <w:color w:val="181A1A"/>
-          <w:sz w:val="32"/>
-          <w:szCs w:val="32"/>
-        </w:rPr>
-        <w:br/>
-      </w:r>
-      <w:r>
-        <w:rPr>
-          <w:rStyle w:val="Enfasigrassetto"/>
-          <w:rFonts w:ascii="Chalkboard" w:hAnsi="Chalkboard"/>
-          <w:color w:val="181A1A"/>
-          <w:sz w:val="32"/>
-          <w:szCs w:val="32"/>
-        </w:rPr>
-        <w:t>Che festa, Signore, tu cammini con noi.</w:t>
-      </w:r>
-      <w:r>
-        <w:rPr>
-          <w:rFonts w:ascii="Chalkboard" w:hAnsi="Chalkboard"/>
-          <w:color w:val="181A1A"/>
-          <w:sz w:val="32"/>
-          <w:szCs w:val="32"/>
-        </w:rPr>
-        <w:br/>
-      </w:r>
-      <w:r>
-        <w:rPr>
-          <w:rStyle w:val="Enfasigrassetto"/>
-          <w:rFonts w:ascii="Chalkboard" w:hAnsi="Chalkboard"/>
-          <w:color w:val="181A1A"/>
-          <w:sz w:val="32"/>
-          <w:szCs w:val="32"/>
-        </w:rPr>
-        <w:t>Ci parli di te,</w:t>
-      </w:r>
-      <w:r>
-        <w:rPr>
-          <w:rFonts w:ascii="Chalkboard" w:hAnsi="Chalkboard"/>
-          <w:color w:val="181A1A"/>
-          <w:sz w:val="32"/>
-          <w:szCs w:val="32"/>
-        </w:rPr>
-        <w:br/>
-      </w:r>
-      <w:r>
-        <w:rPr>
-          <w:rStyle w:val="Enfasigrassetto"/>
-          <w:rFonts w:ascii="Chalkboard" w:hAnsi="Chalkboard"/>
-          <w:color w:val="181A1A"/>
-          <w:sz w:val="32"/>
-          <w:szCs w:val="32"/>
-        </w:rPr>
-        <w:t>per noi spezzi il pane,</w:t>
-      </w:r>
-      <w:r>
-        <w:rPr>
-          <w:rFonts w:ascii="Chalkboard" w:hAnsi="Chalkboard"/>
-          <w:color w:val="181A1A"/>
-          <w:sz w:val="32"/>
-          <w:szCs w:val="32"/>
-        </w:rPr>
-        <w:br/>
-      </w:r>
-      <w:r>
-        <w:rPr>
-          <w:rStyle w:val="Enfasigrassetto"/>
-          <w:rFonts w:ascii="Chalkboard" w:hAnsi="Chalkboard"/>
-          <w:color w:val="181A1A"/>
-          <w:sz w:val="32"/>
-          <w:szCs w:val="32"/>
-        </w:rPr>
-        <w:t>ti riconosciamo e il cuore arde: sei Tu!</w:t>
-      </w:r>
-      <w:r>
-        <w:rPr>
-          <w:rFonts w:ascii="Chalkboard" w:hAnsi="Chalkboard"/>
-          <w:color w:val="181A1A"/>
-          <w:sz w:val="32"/>
-          <w:szCs w:val="32"/>
-        </w:rPr>
-        <w:br/>
-      </w:r>
-      <w:r>
-        <w:rPr>
-          <w:rStyle w:val="Enfasigrassetto"/>
-          <w:rFonts w:ascii="Chalkboard" w:hAnsi="Chalkboard"/>
-          <w:color w:val="181A1A"/>
-          <w:sz w:val="32"/>
-          <w:szCs w:val="32"/>
-        </w:rPr>
-        <w:t>E noi tuo popolo</w:t>
-      </w:r>
-      <w:r>
-        <w:rPr>
-          <w:rFonts w:ascii="Chalkboard" w:hAnsi="Chalkboard"/>
-          <w:color w:val="181A1A"/>
-          <w:sz w:val="32"/>
-          <w:szCs w:val="32"/>
-        </w:rPr>
-        <w:br/>
-      </w:r>
-      <w:r>
-        <w:rPr>
-          <w:rStyle w:val="Enfasigrassetto"/>
-          <w:rFonts w:ascii="Chalkboard" w:hAnsi="Chalkboard"/>
-          <w:color w:val="181A1A"/>
-          <w:sz w:val="32"/>
-          <w:szCs w:val="32"/>
-        </w:rPr>
-        <w:t>siamo qui.</w:t>
-      </w:r>
-    </w:p>
-    <w:p>
-      <w:pPr>
-        <w:pStyle w:val="NormaleWeb"/>
-        <w:shd w:val="clear" w:color="auto" w:fill="FFFFFF"/>
-        <w:spacing w:before="0" w:beforeAutospacing="0" w:after="0" w:afterAutospacing="0"/>
-        <w:rPr>
-          <w:rFonts w:ascii="Chalkboard" w:hAnsi="Chalkboard"/>
-          <w:color w:val="181A1A"/>
+        <w:pStyle w:val="accapo"/>
+        <w:shd w:val="clear" w:color="auto" w:fill="FFFFFF"/>
+        <w:spacing w:before="0" w:beforeAutospacing="0" w:after="0" w:afterAutospacing="0"/>
+        <w:rPr>
+          <w:rFonts w:ascii="Chalkboard" w:hAnsi="Chalkboard"/>
+          <w:b/>
+          <w:bCs/>
+          <w:sz w:val="32"/>
+          <w:szCs w:val="32"/>
+        </w:rPr>
+      </w:pPr>
+      <w:r>
+        <w:rPr>
+          <w:rFonts w:ascii="Chalkboard" w:hAnsi="Chalkboard"/>
+          <w:b/>
+          <w:bCs/>
+          <w:sz w:val="32"/>
+          <w:szCs w:val="32"/>
+        </w:rPr>
+        <w:t xml:space="preserve">RIT. </w:t>
+      </w:r>
+      <w:r>
+        <w:rPr>
+          <w:rFonts w:ascii="Chalkboard" w:hAnsi="Chalkboard"/>
+          <w:b/>
+          <w:bCs/>
+          <w:sz w:val="32"/>
+          <w:szCs w:val="32"/>
+        </w:rPr>
+        <w:t>Com'è bello, come da' gioia</w:t>
+      </w:r>
+      <w:r>
+        <w:rPr>
+          <w:rFonts w:ascii="Chalkboard" w:hAnsi="Chalkboard"/>
+          <w:b/>
+          <w:bCs/>
+          <w:sz w:val="32"/>
+          <w:szCs w:val="32"/>
+        </w:rPr>
+        <w:t xml:space="preserve">, </w:t>
+      </w:r>
+      <w:r>
+        <w:rPr>
+          <w:rFonts w:ascii="Chalkboard" w:hAnsi="Chalkboard"/>
+          <w:b/>
+          <w:bCs/>
+          <w:sz w:val="32"/>
+          <w:szCs w:val="32"/>
+        </w:rPr>
+        <w:t>che i fratelli stiano insieme.</w:t>
+      </w:r>
+    </w:p>
+    <w:p>
+      <w:pPr>
+        <w:pStyle w:val="accapo"/>
+        <w:shd w:val="clear" w:color="auto" w:fill="FFFFFF"/>
+        <w:spacing w:before="0" w:beforeAutospacing="0" w:after="0" w:afterAutospacing="0"/>
+        <w:rPr>
+          <w:rFonts w:ascii="Chalkboard" w:hAnsi="Chalkboard"/>
           <w:sz w:val="20"/>
           <w:szCs w:val="20"/>
         </w:rPr>
@@ -285,83 +188,71 @@
     </w:p>
     <w:p>
       <w:pPr>
-        <w:pStyle w:val="NormaleWeb"/>
-        <w:shd w:val="clear" w:color="auto" w:fill="FFFFFF"/>
-        <w:spacing w:before="0" w:beforeAutospacing="0" w:after="0" w:afterAutospacing="0"/>
-        <w:rPr>
-          <w:rFonts w:ascii="Chalkboard" w:hAnsi="Chalkboard"/>
-          <w:color w:val="181A1A"/>
-          <w:sz w:val="32"/>
-          <w:szCs w:val="32"/>
-        </w:rPr>
-      </w:pPr>
-      <w:r>
-        <w:rPr>
-          <w:rFonts w:ascii="Chalkboard" w:hAnsi="Chalkboard"/>
-          <w:color w:val="181A1A"/>
-          <w:sz w:val="32"/>
-          <w:szCs w:val="32"/>
-        </w:rPr>
-        <w:t xml:space="preserve">1 - </w:t>
-      </w:r>
-      <w:r>
-        <w:rPr>
-          <w:rFonts w:ascii="Chalkboard" w:hAnsi="Chalkboard"/>
-          <w:color w:val="181A1A"/>
-          <w:sz w:val="32"/>
-          <w:szCs w:val="32"/>
-        </w:rPr>
-        <w:t>Siamo come terra ed argilla</w:t>
-      </w:r>
-      <w:r>
-        <w:rPr>
-          <w:rFonts w:ascii="Chalkboard" w:hAnsi="Chalkboard"/>
-          <w:color w:val="181A1A"/>
-          <w:sz w:val="32"/>
-          <w:szCs w:val="32"/>
-        </w:rPr>
-        <w:br/>
-        <w:t>e la tua Parola ci plasmerà,</w:t>
-      </w:r>
-      <w:r>
-        <w:rPr>
-          <w:rFonts w:ascii="Chalkboard" w:hAnsi="Chalkboard"/>
-          <w:color w:val="181A1A"/>
-          <w:sz w:val="32"/>
-          <w:szCs w:val="32"/>
-        </w:rPr>
-        <w:br/>
-        <w:t>brace pronta per la scintilla</w:t>
-      </w:r>
-      <w:r>
-        <w:rPr>
-          <w:rFonts w:ascii="Chalkboard" w:hAnsi="Chalkboard"/>
-          <w:color w:val="181A1A"/>
-          <w:sz w:val="32"/>
-          <w:szCs w:val="32"/>
-        </w:rPr>
-        <w:br/>
-        <w:t>e il tuo Spirito soffierà,</w:t>
-      </w:r>
-      <w:r>
-        <w:rPr>
-          <w:rFonts w:ascii="Chalkboard" w:hAnsi="Chalkboard"/>
-          <w:color w:val="181A1A"/>
-          <w:sz w:val="32"/>
-          <w:szCs w:val="32"/>
-        </w:rPr>
-        <w:br/>
-        <w:t>c’infiammerà.</w:t>
-      </w:r>
-    </w:p>
-    <w:p>
-      <w:pPr>
-        <w:pStyle w:val="NormaleWeb"/>
-        <w:shd w:val="clear" w:color="auto" w:fill="FFFFFF"/>
-        <w:spacing w:before="0" w:beforeAutospacing="0" w:after="0" w:afterAutospacing="0"/>
-        <w:rPr>
-          <w:rFonts w:ascii="Chalkboard" w:hAnsi="Chalkboard"/>
-          <w:color w:val="181A1A"/>
+        <w:pStyle w:val="accapo"/>
+        <w:shd w:val="clear" w:color="auto" w:fill="FFFFFF"/>
+        <w:spacing w:before="0" w:beforeAutospacing="0" w:after="0" w:afterAutospacing="0"/>
+        <w:rPr>
+          <w:rFonts w:ascii="Chalkboard" w:hAnsi="Chalkboard"/>
+          <w:sz w:val="32"/>
+          <w:szCs w:val="32"/>
+        </w:rPr>
+      </w:pPr>
+      <w:r>
+        <w:rPr>
+          <w:rFonts w:ascii="Chalkboard" w:hAnsi="Chalkboard"/>
+          <w:sz w:val="32"/>
+          <w:szCs w:val="32"/>
+        </w:rPr>
+        <w:t>1- È</w:t>
+      </w:r>
+      <w:r>
+        <w:rPr>
+          <w:rFonts w:ascii="Chalkboard" w:hAnsi="Chalkboard"/>
+          <w:sz w:val="32"/>
+          <w:szCs w:val="32"/>
+        </w:rPr>
+        <w:t> come unguento che dal capo</w:t>
+      </w:r>
+      <w:r>
+        <w:rPr>
+          <w:rFonts w:ascii="Chalkboard" w:hAnsi="Chalkboard"/>
+          <w:sz w:val="32"/>
+          <w:szCs w:val="32"/>
+        </w:rPr>
+        <w:t xml:space="preserve"> </w:t>
+      </w:r>
+      <w:r>
+        <w:rPr>
+          <w:rFonts w:ascii="Chalkboard" w:hAnsi="Chalkboard"/>
+          <w:sz w:val="32"/>
+          <w:szCs w:val="32"/>
+        </w:rPr>
+        <w:t>discende giù' sulla barba di Aronne</w:t>
+      </w:r>
+      <w:r>
+        <w:rPr>
+          <w:rFonts w:ascii="Chalkboard" w:hAnsi="Chalkboard"/>
+          <w:sz w:val="32"/>
+          <w:szCs w:val="32"/>
+        </w:rPr>
+        <w:t>.</w:t>
+      </w:r>
+      <w:r>
+        <w:rPr>
+          <w:rFonts w:ascii="Chalkboard" w:hAnsi="Chalkboard"/>
+          <w:sz w:val="32"/>
+          <w:szCs w:val="32"/>
+        </w:rPr>
+        <w:t xml:space="preserve"> (2v.)</w:t>
+      </w:r>
+    </w:p>
+    <w:p>
+      <w:pPr>
+        <w:pStyle w:val="accapo"/>
+        <w:shd w:val="clear" w:color="auto" w:fill="FFFFFF"/>
+        <w:spacing w:before="0" w:beforeAutospacing="0" w:after="0" w:afterAutospacing="0"/>
+        <w:rPr>
+          <w:rFonts w:ascii="Chalkboard" w:hAnsi="Chalkboard"/>
           <w:sz w:val="20"/>
           <w:szCs w:val="20"/>
         </w:rPr>
@@ -369,74 +260,244 @@
     </w:p>
     <w:p>
       <w:pPr>
-        <w:pStyle w:val="NormaleWeb"/>
-        <w:shd w:val="clear" w:color="auto" w:fill="FFFFFF"/>
-        <w:spacing w:before="0" w:beforeAutospacing="0" w:after="0" w:afterAutospacing="0"/>
-        <w:rPr>
-          <w:rFonts w:ascii="Chalkboard" w:hAnsi="Chalkboard"/>
-          <w:color w:val="181A1A"/>
-          <w:sz w:val="32"/>
-          <w:szCs w:val="32"/>
-        </w:rPr>
-      </w:pPr>
-      <w:r>
-        <w:rPr>
-          <w:rStyle w:val="Enfasigrassetto"/>
-          <w:rFonts w:ascii="Chalkboard" w:hAnsi="Chalkboard"/>
-          <w:color w:val="181A1A"/>
-          <w:sz w:val="32"/>
-          <w:szCs w:val="32"/>
-        </w:rPr>
-        <w:t xml:space="preserve">2 - </w:t>
-      </w:r>
-      <w:r>
-        <w:rPr>
-          <w:rFonts w:ascii="Chalkboard" w:hAnsi="Chalkboard"/>
-          <w:color w:val="181A1A"/>
-          <w:sz w:val="32"/>
-          <w:szCs w:val="32"/>
-        </w:rPr>
-        <w:t>Siamo come semi nel solco,</w:t>
-      </w:r>
-      <w:r>
-        <w:rPr>
-          <w:rFonts w:ascii="Chalkboard" w:hAnsi="Chalkboard"/>
-          <w:color w:val="181A1A"/>
-          <w:sz w:val="32"/>
-          <w:szCs w:val="32"/>
-        </w:rPr>
-        <w:br/>
-        <w:t>come vigna che il suo frutto darà,</w:t>
-      </w:r>
-      <w:r>
-        <w:rPr>
-          <w:rFonts w:ascii="Chalkboard" w:hAnsi="Chalkboard"/>
-          <w:color w:val="181A1A"/>
-          <w:sz w:val="32"/>
-          <w:szCs w:val="32"/>
-        </w:rPr>
-        <w:br/>
-        <w:t>grano del Signore risorto,</w:t>
-      </w:r>
-      <w:r>
-        <w:rPr>
-          <w:rFonts w:ascii="Chalkboard" w:hAnsi="Chalkboard"/>
-          <w:color w:val="181A1A"/>
-          <w:sz w:val="32"/>
-          <w:szCs w:val="32"/>
-        </w:rPr>
-        <w:br/>
-        <w:t>la tua messe che fiorirà</w:t>
-      </w:r>
-      <w:r>
-        <w:rPr>
-          <w:rFonts w:ascii="Chalkboard" w:hAnsi="Chalkboard"/>
-          <w:color w:val="181A1A"/>
-          <w:sz w:val="32"/>
-          <w:szCs w:val="32"/>
-        </w:rPr>
-        <w:br/>
-        <w:t>d’eternità.</w:t>
+        <w:pStyle w:val="accapo"/>
+        <w:shd w:val="clear" w:color="auto" w:fill="FFFFFF"/>
+        <w:spacing w:before="0" w:beforeAutospacing="0" w:after="0" w:afterAutospacing="0"/>
+        <w:rPr>
+          <w:rFonts w:ascii="Chalkboard" w:hAnsi="Chalkboard"/>
+          <w:sz w:val="32"/>
+          <w:szCs w:val="32"/>
+        </w:rPr>
+      </w:pPr>
+      <w:r>
+        <w:rPr>
+          <w:rFonts w:ascii="Chalkboard" w:hAnsi="Chalkboard"/>
+          <w:sz w:val="32"/>
+          <w:szCs w:val="32"/>
+        </w:rPr>
+        <w:t>2- È</w:t>
+      </w:r>
+      <w:r>
+        <w:rPr>
+          <w:rFonts w:ascii="Chalkboard" w:hAnsi="Chalkboard"/>
+          <w:sz w:val="32"/>
+          <w:szCs w:val="32"/>
+        </w:rPr>
+        <w:t> come unguento che dal capo discende </w:t>
+      </w:r>
+    </w:p>
+    <w:p>
+      <w:pPr>
+        <w:pStyle w:val="accapo"/>
+        <w:shd w:val="clear" w:color="auto" w:fill="FFFFFF"/>
+        <w:spacing w:before="0" w:beforeAutospacing="0" w:after="0" w:afterAutospacing="0"/>
+        <w:rPr>
+          <w:rFonts w:ascii="Chalkboard" w:hAnsi="Chalkboard"/>
+          <w:sz w:val="32"/>
+          <w:szCs w:val="32"/>
+        </w:rPr>
+      </w:pPr>
+      <w:r>
+        <w:rPr>
+          <w:rFonts w:ascii="Chalkboard" w:hAnsi="Chalkboard"/>
+          <w:sz w:val="32"/>
+          <w:szCs w:val="32"/>
+        </w:rPr>
+        <w:t>giù sugli orli del manto.</w:t>
+      </w:r>
+      <w:r>
+        <w:rPr>
+          <w:rFonts w:ascii="Chalkboard" w:hAnsi="Chalkboard"/>
+          <w:sz w:val="32"/>
+          <w:szCs w:val="32"/>
+        </w:rPr>
+        <w:t xml:space="preserve"> </w:t>
+      </w:r>
+      <w:r>
+        <w:rPr>
+          <w:rFonts w:ascii="Chalkboard" w:hAnsi="Chalkboard"/>
+          <w:sz w:val="32"/>
+          <w:szCs w:val="32"/>
+        </w:rPr>
+        <w:t>(2v.)</w:t>
+      </w:r>
+    </w:p>
+    <w:p>
+      <w:pPr>
+        <w:pStyle w:val="accapo"/>
+        <w:shd w:val="clear" w:color="auto" w:fill="FFFFFF"/>
+        <w:spacing w:before="0" w:beforeAutospacing="0" w:after="0" w:afterAutospacing="0"/>
+        <w:rPr>
+          <w:rFonts w:ascii="Chalkboard" w:hAnsi="Chalkboard"/>
+          <w:sz w:val="20"/>
+          <w:szCs w:val="20"/>
+        </w:rPr>
+      </w:pPr>
+    </w:p>
+    <w:p>
+      <w:pPr>
+        <w:pStyle w:val="accapo"/>
+        <w:shd w:val="clear" w:color="auto" w:fill="FFFFFF"/>
+        <w:spacing w:before="0" w:beforeAutospacing="0" w:after="0" w:afterAutospacing="0"/>
+        <w:rPr>
+          <w:rFonts w:ascii="Chalkboard" w:hAnsi="Chalkboard"/>
+          <w:sz w:val="32"/>
+          <w:szCs w:val="32"/>
+        </w:rPr>
+      </w:pPr>
+      <w:r>
+        <w:rPr>
+          <w:rFonts w:ascii="Chalkboard" w:hAnsi="Chalkboard"/>
+          <w:sz w:val="32"/>
+          <w:szCs w:val="32"/>
+        </w:rPr>
+        <w:t xml:space="preserve">3 - </w:t>
+      </w:r>
+      <w:r>
+        <w:rPr>
+          <w:rFonts w:ascii="Chalkboard" w:hAnsi="Chalkboard"/>
+          <w:sz w:val="32"/>
+          <w:szCs w:val="32"/>
+        </w:rPr>
+        <w:t>Come rugiada che dall'</w:t>
+      </w:r>
+      <w:proofErr w:type="spellStart"/>
+      <w:r>
+        <w:rPr>
+          <w:rFonts w:ascii="Chalkboard" w:hAnsi="Chalkboard"/>
+          <w:sz w:val="32"/>
+          <w:szCs w:val="32"/>
+        </w:rPr>
+        <w:t>Ermon</w:t>
+      </w:r>
+      <w:proofErr w:type="spellEnd"/>
+      <w:r>
+        <w:rPr>
+          <w:rFonts w:ascii="Chalkboard" w:hAnsi="Chalkboard"/>
+          <w:sz w:val="32"/>
+          <w:szCs w:val="32"/>
+        </w:rPr>
+        <w:t> </w:t>
+      </w:r>
+    </w:p>
+    <w:p>
+      <w:pPr>
+        <w:pStyle w:val="accapo"/>
+        <w:shd w:val="clear" w:color="auto" w:fill="FFFFFF"/>
+        <w:spacing w:before="0" w:beforeAutospacing="0" w:after="0" w:afterAutospacing="0"/>
+        <w:rPr>
+          <w:rFonts w:ascii="Chalkboard" w:hAnsi="Chalkboard"/>
+          <w:sz w:val="32"/>
+          <w:szCs w:val="32"/>
+        </w:rPr>
+      </w:pPr>
+      <w:r>
+        <w:rPr>
+          <w:rFonts w:ascii="Chalkboard" w:hAnsi="Chalkboard"/>
+          <w:sz w:val="32"/>
+          <w:szCs w:val="32"/>
+        </w:rPr>
+        <w:t>discende giù sui monti di Sion.</w:t>
+      </w:r>
+      <w:r>
+        <w:rPr>
+          <w:rFonts w:ascii="Chalkboard" w:hAnsi="Chalkboard"/>
+          <w:sz w:val="32"/>
+          <w:szCs w:val="32"/>
+        </w:rPr>
+        <w:t xml:space="preserve"> </w:t>
+      </w:r>
+      <w:r>
+        <w:rPr>
+          <w:rFonts w:ascii="Chalkboard" w:hAnsi="Chalkboard"/>
+          <w:sz w:val="32"/>
+          <w:szCs w:val="32"/>
+        </w:rPr>
+        <w:t>(2v.)</w:t>
+      </w:r>
+    </w:p>
+    <w:p>
+      <w:pPr>
+        <w:pStyle w:val="accapo"/>
+        <w:shd w:val="clear" w:color="auto" w:fill="FFFFFF"/>
+        <w:spacing w:before="0" w:beforeAutospacing="0" w:after="0" w:afterAutospacing="0"/>
+        <w:rPr>
+          <w:rFonts w:ascii="Chalkboard" w:hAnsi="Chalkboard"/>
+          <w:sz w:val="20"/>
+          <w:szCs w:val="20"/>
+        </w:rPr>
+      </w:pPr>
+    </w:p>
+    <w:p>
+      <w:pPr>
+        <w:pStyle w:val="accapo"/>
+        <w:shd w:val="clear" w:color="auto" w:fill="FFFFFF"/>
+        <w:spacing w:before="0" w:beforeAutospacing="0" w:after="0" w:afterAutospacing="0"/>
+        <w:rPr>
+          <w:rFonts w:ascii="Chalkboard" w:hAnsi="Chalkboard"/>
+          <w:sz w:val="32"/>
+          <w:szCs w:val="32"/>
+        </w:rPr>
+      </w:pPr>
+      <w:r>
+        <w:rPr>
+          <w:rFonts w:ascii="Chalkboard" w:hAnsi="Chalkboard"/>
+          <w:sz w:val="32"/>
+          <w:szCs w:val="32"/>
+        </w:rPr>
+        <w:t xml:space="preserve">4 - </w:t>
+      </w:r>
+      <w:r>
+        <w:rPr>
+          <w:rFonts w:ascii="Chalkboard" w:hAnsi="Chalkboard"/>
+          <w:sz w:val="32"/>
+          <w:szCs w:val="32"/>
+        </w:rPr>
+        <w:t>Ci benedica il Signore dall'alto:</w:t>
+      </w:r>
+      <w:r>
+        <w:rPr>
+          <w:rFonts w:ascii="Chalkboard" w:hAnsi="Chalkboard"/>
+          <w:sz w:val="32"/>
+          <w:szCs w:val="32"/>
+        </w:rPr>
+        <w:t xml:space="preserve"> </w:t>
+      </w:r>
+    </w:p>
+    <w:p>
+      <w:pPr>
+        <w:pStyle w:val="accapo"/>
+        <w:shd w:val="clear" w:color="auto" w:fill="FFFFFF"/>
+        <w:spacing w:before="0" w:beforeAutospacing="0" w:after="0" w:afterAutospacing="0"/>
+        <w:rPr>
+          <w:rFonts w:ascii="Chalkboard" w:hAnsi="Chalkboard"/>
+          <w:sz w:val="32"/>
+          <w:szCs w:val="32"/>
+        </w:rPr>
+      </w:pPr>
+      <w:r>
+        <w:rPr>
+          <w:rFonts w:ascii="Chalkboard" w:hAnsi="Chalkboard"/>
+          <w:sz w:val="32"/>
+          <w:szCs w:val="32"/>
+        </w:rPr>
+        <w:t>la vita ci dona in eterno.</w:t>
+      </w:r>
+      <w:r>
+        <w:rPr>
+          <w:rFonts w:ascii="Chalkboard" w:hAnsi="Chalkboard"/>
+          <w:sz w:val="32"/>
+          <w:szCs w:val="32"/>
+        </w:rPr>
+        <w:t xml:space="preserve"> </w:t>
+      </w:r>
+      <w:r>
+        <w:rPr>
+          <w:rFonts w:ascii="Chalkboard" w:hAnsi="Chalkboard"/>
+          <w:sz w:val="32"/>
+          <w:szCs w:val="32"/>
+        </w:rPr>
+        <w:t>(2v.)</w:t>
       </w:r>
     </w:p>
     <w:p>
@@ -625,33 +686,6 @@
         <w:pStyle w:val="NormaleWeb"/>
         <w:shd w:val="clear" w:color="auto" w:fill="FFFFFF"/>
         <w:spacing w:before="0" w:beforeAutospacing="0" w:after="0" w:afterAutospacing="0"/>
-        <w:rPr>
-          <w:rStyle w:val="Enfasigrassetto"/>
-          <w:rFonts w:ascii="Chalkboard" w:hAnsi="Chalkboard" w:cs="Segoe UI"/>
-          <w:b w:val="0"/>
-          <w:bCs w:val="0"/>
-          <w:sz w:val="32"/>
-          <w:szCs w:val="32"/>
-        </w:rPr>
-      </w:pPr>
-    </w:p>
-    <w:p>
-      <w:pPr>
-        <w:pStyle w:val="NormaleWeb"/>
-        <w:shd w:val="clear" w:color="auto" w:fill="FFFFFF"/>
-        <w:spacing w:before="0" w:beforeAutospacing="0" w:after="0" w:afterAutospacing="0"/>
-        <w:rPr>
-          <w:rFonts w:ascii="Chalkboard" w:hAnsi="Chalkboard" w:cs="Segoe UI"/>
-          <w:sz w:val="32"/>
-          <w:szCs w:val="32"/>
-        </w:rPr>
-      </w:pPr>
-    </w:p>
-    <w:p>
-      <w:pPr>
-        <w:pStyle w:val="NormaleWeb"/>
-        <w:shd w:val="clear" w:color="auto" w:fill="FFFFFF"/>
-        <w:spacing w:before="0" w:beforeAutospacing="0" w:after="0" w:afterAutospacing="0"/>
         <w:textAlignment w:val="baseline"/>
         <w:rPr>
           <w:rFonts w:ascii="Chalkboard" w:hAnsi="Chalkboard" w:cs="Open Sans"/>
@@ -683,7 +717,6 @@
           <w:szCs w:val="36"/>
           <w:u w:val="single"/>
         </w:rPr>
-        <w:lastRenderedPageBreak/>
         <w:t>Offertorio:</w:t>
       </w:r>
       <w:r>
@@ -706,7 +739,7 @@
           <w:szCs w:val="36"/>
           <w:u w:val="single"/>
         </w:rPr>
-        <w:t>SERVIRE È REGNARE</w:t>
+        <w:t>DONA LA PACE</w:t>
       </w:r>
     </w:p>
     <w:p>
@@ -723,60 +756,62 @@
     </w:p>
     <w:p>
       <w:pPr>
-        <w:pStyle w:val="NormaleWeb"/>
-        <w:shd w:val="clear" w:color="auto" w:fill="FFFFFF"/>
-        <w:spacing w:before="0" w:beforeAutospacing="0"/>
-        <w:contextualSpacing/>
-        <w:rPr>
-          <w:rFonts w:ascii="Chalkboard" w:hAnsi="Chalkboard"/>
-          <w:sz w:val="32"/>
-          <w:szCs w:val="32"/>
-        </w:rPr>
-      </w:pPr>
-      <w:r>
-        <w:rPr>
-          <w:rFonts w:ascii="Chalkboard" w:hAnsi="Chalkboard"/>
-          <w:sz w:val="32"/>
-          <w:szCs w:val="32"/>
-        </w:rPr>
-        <w:t>Guardiamo a te che sei Maestro e Signore:</w:t>
-      </w:r>
-      <w:r>
-        <w:rPr>
-          <w:rFonts w:ascii="Chalkboard" w:hAnsi="Chalkboard"/>
-          <w:sz w:val="32"/>
-          <w:szCs w:val="32"/>
-        </w:rPr>
-        <w:br/>
-        <w:t>chinato a terra stai, ci mostri che l’amore</w:t>
-      </w:r>
-      <w:r>
-        <w:rPr>
-          <w:rFonts w:ascii="Chalkboard" w:hAnsi="Chalkboard"/>
-          <w:sz w:val="32"/>
-          <w:szCs w:val="32"/>
-        </w:rPr>
-        <w:br/>
-        <w:t>è cingersi il grembiule, sapersi inginocchiare,</w:t>
-      </w:r>
-      <w:r>
-        <w:rPr>
-          <w:rFonts w:ascii="Chalkboard" w:hAnsi="Chalkboard"/>
-          <w:sz w:val="32"/>
-          <w:szCs w:val="32"/>
-        </w:rPr>
-        <w:br/>
-        <w:t>c’insegni che amare è servire.</w:t>
-      </w:r>
-    </w:p>
-    <w:p>
-      <w:pPr>
-        <w:pStyle w:val="NormaleWeb"/>
-        <w:shd w:val="clear" w:color="auto" w:fill="FFFFFF"/>
-        <w:spacing w:before="0" w:beforeAutospacing="0"/>
-        <w:contextualSpacing/>
-        <w:rPr>
-          <w:rFonts w:ascii="Chalkboard" w:hAnsi="Chalkboard"/>
+        <w:shd w:val="clear" w:color="auto" w:fill="FFFFFF"/>
+        <w:rPr>
+          <w:rFonts w:ascii="Chalkboard" w:hAnsi="Chalkboard" w:cs="Segoe UI"/>
+          <w:sz w:val="32"/>
+          <w:szCs w:val="32"/>
+        </w:rPr>
+      </w:pPr>
+      <w:r>
+        <w:rPr>
+          <w:rFonts w:ascii="Chalkboard" w:hAnsi="Chalkboard" w:cs="Segoe UI"/>
+          <w:sz w:val="32"/>
+          <w:szCs w:val="32"/>
+        </w:rPr>
+        <w:t xml:space="preserve">1 - </w:t>
+      </w:r>
+      <w:r>
+        <w:rPr>
+          <w:rFonts w:ascii="Chalkboard" w:hAnsi="Chalkboard" w:cs="Segoe UI"/>
+          <w:sz w:val="32"/>
+          <w:szCs w:val="32"/>
+        </w:rPr>
+        <w:t>Dona la pace, dona la pace</w:t>
+      </w:r>
+      <w:r>
+        <w:rPr>
+          <w:rFonts w:ascii="Chalkboard" w:hAnsi="Chalkboard" w:cs="Segoe UI"/>
+          <w:sz w:val="32"/>
+          <w:szCs w:val="32"/>
+        </w:rPr>
+        <w:br/>
+        <w:t>Ai nostri cuori, oh Signore</w:t>
+      </w:r>
+      <w:r>
+        <w:rPr>
+          <w:rFonts w:ascii="Chalkboard" w:hAnsi="Chalkboard" w:cs="Segoe UI"/>
+          <w:sz w:val="32"/>
+          <w:szCs w:val="32"/>
+        </w:rPr>
+        <w:br/>
+        <w:t>Dona la pace, dona la pace</w:t>
+      </w:r>
+      <w:r>
+        <w:rPr>
+          <w:rFonts w:ascii="Chalkboard" w:hAnsi="Chalkboard" w:cs="Segoe UI"/>
+          <w:sz w:val="32"/>
+          <w:szCs w:val="32"/>
+        </w:rPr>
+        <w:br/>
+        <w:t>Ai nostri cuori, oh Signore</w:t>
+      </w:r>
+    </w:p>
+    <w:p>
+      <w:pPr>
+        <w:shd w:val="clear" w:color="auto" w:fill="FFFFFF"/>
+        <w:rPr>
+          <w:rFonts w:ascii="Chalkboard" w:hAnsi="Chalkboard" w:cs="Segoe UI"/>
           <w:sz w:val="20"/>
           <w:szCs w:val="20"/>
         </w:rPr>
@@ -784,92 +819,55 @@
     </w:p>
     <w:p>
       <w:pPr>
-        <w:pStyle w:val="NormaleWeb"/>
-        <w:shd w:val="clear" w:color="auto" w:fill="FFFFFF"/>
-        <w:spacing w:before="0" w:beforeAutospacing="0"/>
-        <w:contextualSpacing/>
-        <w:rPr>
-          <w:rStyle w:val="Enfasigrassetto"/>
-          <w:rFonts w:ascii="Chalkboard" w:hAnsi="Chalkboard"/>
-          <w:sz w:val="32"/>
-          <w:szCs w:val="32"/>
-        </w:rPr>
-      </w:pPr>
-      <w:r>
-        <w:rPr>
-          <w:rStyle w:val="Enfasigrassetto"/>
-          <w:rFonts w:ascii="Chalkboard" w:hAnsi="Chalkboard"/>
-          <w:sz w:val="32"/>
-          <w:szCs w:val="32"/>
-        </w:rPr>
-        <w:t>RIT. Fa’ che impariamo, Signore, da Te,</w:t>
-      </w:r>
-      <w:r>
-        <w:rPr>
-          <w:rFonts w:ascii="Chalkboard" w:hAnsi="Chalkboard"/>
-          <w:b/>
-          <w:bCs/>
-          <w:sz w:val="32"/>
-          <w:szCs w:val="32"/>
-        </w:rPr>
-        <w:br/>
-      </w:r>
-      <w:r>
-        <w:rPr>
-          <w:rStyle w:val="Enfasigrassetto"/>
-          <w:rFonts w:ascii="Chalkboard" w:hAnsi="Chalkboard"/>
-          <w:sz w:val="32"/>
-          <w:szCs w:val="32"/>
-        </w:rPr>
-        <w:t>che il più grande è chi più sa servire,</w:t>
-      </w:r>
-      <w:r>
-        <w:rPr>
-          <w:rFonts w:ascii="Chalkboard" w:hAnsi="Chalkboard"/>
-          <w:b/>
-          <w:bCs/>
-          <w:sz w:val="32"/>
-          <w:szCs w:val="32"/>
-        </w:rPr>
-        <w:br/>
-      </w:r>
-      <w:r>
-        <w:rPr>
-          <w:rStyle w:val="Enfasigrassetto"/>
-          <w:rFonts w:ascii="Chalkboard" w:hAnsi="Chalkboard"/>
-          <w:sz w:val="32"/>
-          <w:szCs w:val="32"/>
-        </w:rPr>
-        <w:t>chi s’abbassa e chi si sa piegare,</w:t>
-      </w:r>
-      <w:r>
-        <w:rPr>
-          <w:rFonts w:ascii="Chalkboard" w:hAnsi="Chalkboard"/>
-          <w:b/>
-          <w:bCs/>
-          <w:sz w:val="32"/>
-          <w:szCs w:val="32"/>
-        </w:rPr>
-        <w:br/>
-      </w:r>
-      <w:r>
-        <w:rPr>
-          <w:rStyle w:val="Enfasigrassetto"/>
-          <w:rFonts w:ascii="Chalkboard" w:hAnsi="Chalkboard"/>
-          <w:sz w:val="32"/>
-          <w:szCs w:val="32"/>
-        </w:rPr>
-        <w:t>perché grande è soltanto l’amore.</w:t>
-      </w:r>
-    </w:p>
-    <w:p>
-      <w:pPr>
-        <w:pStyle w:val="NormaleWeb"/>
-        <w:shd w:val="clear" w:color="auto" w:fill="FFFFFF"/>
-        <w:spacing w:before="0" w:beforeAutospacing="0"/>
-        <w:contextualSpacing/>
-        <w:rPr>
-          <w:rFonts w:ascii="Chalkboard" w:hAnsi="Chalkboard"/>
+        <w:shd w:val="clear" w:color="auto" w:fill="FFFFFF"/>
+        <w:rPr>
+          <w:rFonts w:ascii="Chalkboard" w:hAnsi="Chalkboard" w:cs="Segoe UI"/>
+          <w:b/>
+          <w:bCs/>
+          <w:sz w:val="32"/>
+          <w:szCs w:val="32"/>
+        </w:rPr>
+      </w:pPr>
+      <w:r>
+        <w:rPr>
+          <w:rFonts w:ascii="Chalkboard" w:hAnsi="Chalkboard" w:cs="Segoe UI"/>
+          <w:b/>
+          <w:bCs/>
+          <w:sz w:val="32"/>
+          <w:szCs w:val="32"/>
+        </w:rPr>
+        <w:t>RIT. Resta qui insieme a noi</w:t>
+      </w:r>
+      <w:r>
+        <w:rPr>
+          <w:rFonts w:ascii="Chalkboard" w:hAnsi="Chalkboard" w:cs="Segoe UI"/>
+          <w:b/>
+          <w:bCs/>
+          <w:sz w:val="32"/>
+          <w:szCs w:val="32"/>
+        </w:rPr>
+        <w:br/>
+        <w:t>Resta qui insieme a noi</w:t>
+      </w:r>
+      <w:r>
+        <w:rPr>
+          <w:rFonts w:ascii="Chalkboard" w:hAnsi="Chalkboard" w:cs="Segoe UI"/>
+          <w:b/>
+          <w:bCs/>
+          <w:sz w:val="32"/>
+          <w:szCs w:val="32"/>
+        </w:rPr>
+        <w:br/>
+        <w:t>E la pace regnerà</w:t>
+      </w:r>
+    </w:p>
+    <w:p>
+      <w:pPr>
+        <w:shd w:val="clear" w:color="auto" w:fill="FFFFFF"/>
+        <w:rPr>
+          <w:rFonts w:ascii="Chalkboard" w:hAnsi="Chalkboard" w:cs="Segoe UI"/>
+          <w:b/>
+          <w:bCs/>
           <w:sz w:val="20"/>
           <w:szCs w:val="20"/>
         </w:rPr>
@@ -877,99 +875,182 @@
     </w:p>
     <w:p>
       <w:pPr>
-        <w:pStyle w:val="NormaleWeb"/>
-        <w:shd w:val="clear" w:color="auto" w:fill="FFFFFF"/>
-        <w:spacing w:before="0" w:beforeAutospacing="0"/>
-        <w:contextualSpacing/>
-        <w:rPr>
-          <w:rFonts w:ascii="Chalkboard" w:hAnsi="Chalkboard"/>
-          <w:sz w:val="32"/>
-          <w:szCs w:val="32"/>
-        </w:rPr>
-      </w:pPr>
-      <w:r>
-        <w:rPr>
-          <w:rFonts w:ascii="Chalkboard" w:hAnsi="Chalkboard"/>
-          <w:sz w:val="32"/>
-          <w:szCs w:val="32"/>
-        </w:rPr>
-        <w:t>E ti vediamo poi, Maestro e Signore,</w:t>
-      </w:r>
-      <w:r>
-        <w:rPr>
-          <w:rFonts w:ascii="Chalkboard" w:hAnsi="Chalkboard"/>
-          <w:sz w:val="32"/>
-          <w:szCs w:val="32"/>
-        </w:rPr>
-        <w:br/>
-        <w:t>che lavi i piedi a noi che siamo tue creature;</w:t>
-      </w:r>
-      <w:r>
-        <w:rPr>
-          <w:rFonts w:ascii="Chalkboard" w:hAnsi="Chalkboard"/>
-          <w:sz w:val="32"/>
-          <w:szCs w:val="32"/>
-        </w:rPr>
-        <w:br/>
-        <w:t>e cinto del grembiule, che è il manto tuo regale,</w:t>
-      </w:r>
-      <w:r>
-        <w:rPr>
-          <w:rFonts w:ascii="Chalkboard" w:hAnsi="Chalkboard"/>
-          <w:sz w:val="32"/>
-          <w:szCs w:val="32"/>
-        </w:rPr>
-        <w:br/>
-        <w:t>c’insegni che servire è regnare.</w:t>
-      </w:r>
-    </w:p>
-    <w:p>
-      <w:pPr>
-        <w:pStyle w:val="NormaleWeb"/>
-        <w:shd w:val="clear" w:color="auto" w:fill="FFFFFF"/>
-        <w:spacing w:before="0" w:beforeAutospacing="0"/>
-        <w:contextualSpacing/>
-        <w:rPr>
-          <w:rFonts w:ascii="Chalkboard" w:hAnsi="Chalkboard"/>
+        <w:shd w:val="clear" w:color="auto" w:fill="FFFFFF"/>
+        <w:rPr>
+          <w:rFonts w:ascii="Chalkboard" w:hAnsi="Chalkboard" w:cs="Segoe UI"/>
           <w:sz w:val="20"/>
           <w:szCs w:val="20"/>
         </w:rPr>
       </w:pPr>
-    </w:p>
-    <w:p>
-      <w:pPr>
-        <w:pStyle w:val="NormaleWeb"/>
-        <w:shd w:val="clear" w:color="auto" w:fill="FFFFFF"/>
-        <w:spacing w:before="0" w:beforeAutospacing="0" w:after="0" w:afterAutospacing="0"/>
-        <w:contextualSpacing/>
-        <w:textAlignment w:val="baseline"/>
-        <w:rPr>
-          <w:rFonts w:ascii="Chalkboard" w:hAnsi="Chalkboard" w:cs="Open Sans"/>
-          <w:spacing w:val="15"/>
-          <w:sz w:val="32"/>
-          <w:szCs w:val="32"/>
-        </w:rPr>
-      </w:pPr>
-      <w:r>
-        <w:rPr>
-          <w:rFonts w:ascii="Chalkboard" w:hAnsi="Chalkboard" w:cs="Open Sans"/>
-          <w:b/>
-          <w:bCs/>
-          <w:spacing w:val="15"/>
-          <w:sz w:val="32"/>
-          <w:szCs w:val="32"/>
-          <w:bdr w:val="none" w:sz="0" w:space="0" w:color="auto" w:frame="1"/>
-        </w:rPr>
-        <w:t>RIT.</w:t>
-      </w:r>
-      <w:r>
-        <w:rPr>
-          <w:rFonts w:ascii="Chalkboard" w:hAnsi="Chalkboard" w:cs="Open Sans"/>
-          <w:spacing w:val="15"/>
-          <w:sz w:val="32"/>
-          <w:szCs w:val="32"/>
-        </w:rPr>
-        <w:t> </w:t>
+      <w:r>
+        <w:rPr>
+          <w:rFonts w:ascii="Chalkboard" w:hAnsi="Chalkboard" w:cs="Segoe UI"/>
+          <w:sz w:val="32"/>
+          <w:szCs w:val="32"/>
+        </w:rPr>
+        <w:lastRenderedPageBreak/>
+        <w:t xml:space="preserve">2- </w:t>
+      </w:r>
+      <w:r>
+        <w:rPr>
+          <w:rFonts w:ascii="Chalkboard" w:hAnsi="Chalkboard" w:cs="Segoe UI"/>
+          <w:sz w:val="32"/>
+          <w:szCs w:val="32"/>
+        </w:rPr>
+        <w:t>Dona l'amore, dona l'amore</w:t>
+      </w:r>
+      <w:r>
+        <w:rPr>
+          <w:rFonts w:ascii="Chalkboard" w:hAnsi="Chalkboard" w:cs="Segoe UI"/>
+          <w:sz w:val="32"/>
+          <w:szCs w:val="32"/>
+        </w:rPr>
+        <w:br/>
+        <w:t>Ai nostri cuori, oh Signore</w:t>
+      </w:r>
+      <w:r>
+        <w:rPr>
+          <w:rFonts w:ascii="Chalkboard" w:hAnsi="Chalkboard" w:cs="Segoe UI"/>
+          <w:sz w:val="32"/>
+          <w:szCs w:val="32"/>
+        </w:rPr>
+        <w:br/>
+        <w:t>Dona l'amore, dona l'amore</w:t>
+      </w:r>
+      <w:r>
+        <w:rPr>
+          <w:rFonts w:ascii="Chalkboard" w:hAnsi="Chalkboard" w:cs="Segoe UI"/>
+          <w:sz w:val="32"/>
+          <w:szCs w:val="32"/>
+        </w:rPr>
+        <w:br/>
+        <w:t>Ai nostri cuori, oh Signore</w:t>
+      </w:r>
+    </w:p>
+    <w:p>
+      <w:pPr>
+        <w:shd w:val="clear" w:color="auto" w:fill="FFFFFF"/>
+        <w:rPr>
+          <w:rFonts w:ascii="Chalkboard" w:hAnsi="Chalkboard" w:cs="Segoe UI"/>
+          <w:sz w:val="20"/>
+          <w:szCs w:val="20"/>
+        </w:rPr>
+      </w:pPr>
+    </w:p>
+    <w:p>
+      <w:pPr>
+        <w:shd w:val="clear" w:color="auto" w:fill="FFFFFF"/>
+        <w:rPr>
+          <w:rFonts w:ascii="Chalkboard" w:hAnsi="Chalkboard" w:cs="Segoe UI"/>
+          <w:sz w:val="20"/>
+          <w:szCs w:val="20"/>
+        </w:rPr>
+      </w:pPr>
+      <w:r>
+        <w:rPr>
+          <w:rFonts w:ascii="Chalkboard" w:hAnsi="Chalkboard" w:cs="Segoe UI"/>
+          <w:sz w:val="32"/>
+          <w:szCs w:val="32"/>
+        </w:rPr>
+        <w:t xml:space="preserve">3 - </w:t>
+      </w:r>
+      <w:r>
+        <w:rPr>
+          <w:rFonts w:ascii="Chalkboard" w:hAnsi="Chalkboard" w:cs="Segoe UI"/>
+          <w:sz w:val="32"/>
+          <w:szCs w:val="32"/>
+        </w:rPr>
+        <w:t>Dona la pace, dona la pace</w:t>
+      </w:r>
+      <w:r>
+        <w:rPr>
+          <w:rFonts w:ascii="Chalkboard" w:hAnsi="Chalkboard" w:cs="Segoe UI"/>
+          <w:sz w:val="32"/>
+          <w:szCs w:val="32"/>
+        </w:rPr>
+        <w:br/>
+        <w:t>Al mondo intero, oh Signore</w:t>
+      </w:r>
+      <w:r>
+        <w:rPr>
+          <w:rFonts w:ascii="Chalkboard" w:hAnsi="Chalkboard" w:cs="Segoe UI"/>
+          <w:sz w:val="32"/>
+          <w:szCs w:val="32"/>
+        </w:rPr>
+        <w:br/>
+        <w:t>Dona la pace, dona la pace</w:t>
+      </w:r>
+      <w:r>
+        <w:rPr>
+          <w:rFonts w:ascii="Chalkboard" w:hAnsi="Chalkboard" w:cs="Segoe UI"/>
+          <w:sz w:val="32"/>
+          <w:szCs w:val="32"/>
+        </w:rPr>
+        <w:br/>
+        <w:t>Al mondo intero, oh Signore</w:t>
+      </w:r>
+    </w:p>
+    <w:p>
+      <w:pPr>
+        <w:shd w:val="clear" w:color="auto" w:fill="FFFFFF"/>
+        <w:rPr>
+          <w:rFonts w:ascii="Chalkboard" w:hAnsi="Chalkboard" w:cs="Segoe UI"/>
+          <w:sz w:val="20"/>
+          <w:szCs w:val="20"/>
+        </w:rPr>
+      </w:pPr>
+    </w:p>
+    <w:p>
+      <w:pPr>
+        <w:shd w:val="clear" w:color="auto" w:fill="FFFFFF"/>
+        <w:rPr>
+          <w:rFonts w:ascii="Chalkboard" w:hAnsi="Chalkboard" w:cs="Segoe UI"/>
+          <w:sz w:val="20"/>
+          <w:szCs w:val="20"/>
+        </w:rPr>
+      </w:pPr>
+      <w:r>
+        <w:rPr>
+          <w:rFonts w:ascii="Chalkboard" w:hAnsi="Chalkboard" w:cs="Segoe UI"/>
+          <w:sz w:val="32"/>
+          <w:szCs w:val="32"/>
+        </w:rPr>
+        <w:t xml:space="preserve">4 - </w:t>
+      </w:r>
+      <w:r>
+        <w:rPr>
+          <w:rFonts w:ascii="Chalkboard" w:hAnsi="Chalkboard" w:cs="Segoe UI"/>
+          <w:sz w:val="32"/>
+          <w:szCs w:val="32"/>
+        </w:rPr>
+        <w:t>Dona l'amore, dona l'amore</w:t>
+      </w:r>
+      <w:r>
+        <w:rPr>
+          <w:rFonts w:ascii="Chalkboard" w:hAnsi="Chalkboard" w:cs="Segoe UI"/>
+          <w:sz w:val="32"/>
+          <w:szCs w:val="32"/>
+        </w:rPr>
+        <w:br/>
+        <w:t>Al mondo intero, oh Signore</w:t>
+      </w:r>
+      <w:r>
+        <w:rPr>
+          <w:rFonts w:ascii="Chalkboard" w:hAnsi="Chalkboard" w:cs="Segoe UI"/>
+          <w:sz w:val="32"/>
+          <w:szCs w:val="32"/>
+        </w:rPr>
+        <w:br/>
+        <w:t>Dona l'amore, dona l'amore</w:t>
+      </w:r>
+      <w:r>
+        <w:rPr>
+          <w:rFonts w:ascii="Chalkboard" w:hAnsi="Chalkboard" w:cs="Segoe UI"/>
+          <w:sz w:val="32"/>
+          <w:szCs w:val="32"/>
+        </w:rPr>
+        <w:br/>
+        <w:t>Al mondo intero, oh Signore</w:t>
       </w:r>
     </w:p>
     <w:p>
@@ -1338,9 +1419,9 @@
       <w:pPr>
         <w:shd w:val="clear" w:color="auto" w:fill="FFFFFF"/>
         <w:rPr>
-          <w:rFonts w:ascii="Chalkboard" w:hAnsi="Chalkboard" w:cs="Segoe UI"/>
-          <w:sz w:val="20"/>
-          <w:szCs w:val="20"/>
+          <w:rFonts w:ascii="Chalkboard" w:hAnsi="Chalkboard" w:cs="Open Sans"/>
+          <w:sz w:val="32"/>
+          <w:szCs w:val="32"/>
         </w:rPr>
       </w:pPr>
       <w:r>
@@ -1351,6 +1432,36 @@
         </w:rPr>
         <w:t>Santo, Santo, Santo.</w:t>
       </w:r>
+    </w:p>
+    <w:p>
+      <w:pPr>
+        <w:shd w:val="clear" w:color="auto" w:fill="FFFFFF"/>
+        <w:rPr>
+          <w:rFonts w:ascii="Chalkboard" w:hAnsi="Chalkboard" w:cs="Segoe UI"/>
+          <w:sz w:val="36"/>
+          <w:szCs w:val="36"/>
+        </w:rPr>
+      </w:pPr>
+    </w:p>
+    <w:p>
+      <w:pPr>
+        <w:shd w:val="clear" w:color="auto" w:fill="FFFFFF"/>
+        <w:rPr>
+          <w:rFonts w:ascii="Chalkboard" w:hAnsi="Chalkboard" w:cs="Segoe UI"/>
+          <w:sz w:val="36"/>
+          <w:szCs w:val="36"/>
+        </w:rPr>
+      </w:pPr>
+    </w:p>
+    <w:p>
+      <w:pPr>
+        <w:shd w:val="clear" w:color="auto" w:fill="FFFFFF"/>
+        <w:rPr>
+          <w:rFonts w:ascii="Chalkboard" w:hAnsi="Chalkboard" w:cs="Segoe UI"/>
+          <w:sz w:val="36"/>
+          <w:szCs w:val="36"/>
+        </w:rPr>
+      </w:pPr>
     </w:p>
     <w:p>
       <w:pPr>
@@ -1398,7 +1509,7 @@
           <w:szCs w:val="36"/>
           <w:u w:val="single"/>
         </w:rPr>
-        <w:t>COME TU MI VUOI</w:t>
+        <w:t>VERBUM PANIS</w:t>
       </w:r>
     </w:p>
     <w:p>
@@ -1421,22 +1532,82 @@
         <w:pStyle w:val="NormaleWeb"/>
         <w:shd w:val="clear" w:color="auto" w:fill="FFFFFF"/>
         <w:spacing w:before="0" w:beforeAutospacing="0" w:after="0" w:afterAutospacing="0"/>
-        <w:contextualSpacing/>
-        <w:rPr>
-          <w:rFonts w:ascii="Chalkboard" w:hAnsi="Chalkboard" w:cs="Open Sans"/>
-          <w:sz w:val="32"/>
-          <w:szCs w:val="32"/>
-          <w:shd w:val="clear" w:color="auto" w:fill="FFFFFF"/>
-        </w:rPr>
-      </w:pPr>
-      <w:r>
-        <w:rPr>
-          <w:rFonts w:ascii="Chalkboard" w:hAnsi="Chalkboard" w:cs="Open Sans"/>
-          <w:sz w:val="32"/>
-          <w:szCs w:val="32"/>
-          <w:shd w:val="clear" w:color="auto" w:fill="FFFFFF"/>
-        </w:rPr>
-        <w:t xml:space="preserve">Eccomi Signor, vengo a Te mio Re, </w:t>
+        <w:rPr>
+          <w:rFonts w:ascii="Chalkboard" w:hAnsi="Chalkboard" w:cs="Segoe UI"/>
+          <w:sz w:val="32"/>
+          <w:szCs w:val="32"/>
+        </w:rPr>
+      </w:pPr>
+      <w:r>
+        <w:rPr>
+          <w:rFonts w:ascii="Chalkboard" w:hAnsi="Chalkboard" w:cs="Segoe UI"/>
+          <w:sz w:val="32"/>
+          <w:szCs w:val="32"/>
+        </w:rPr>
+        <w:t>Prima del tempo</w:t>
+      </w:r>
+      <w:r>
+        <w:rPr>
+          <w:rFonts w:ascii="Chalkboard" w:hAnsi="Chalkboard" w:cs="Segoe UI"/>
+          <w:sz w:val="32"/>
+          <w:szCs w:val="32"/>
+        </w:rPr>
+        <w:br/>
+        <w:t>prima ancora che la terra</w:t>
+      </w:r>
+      <w:r>
+        <w:rPr>
+          <w:rFonts w:ascii="Chalkboard" w:hAnsi="Chalkboard" w:cs="Segoe UI"/>
+          <w:sz w:val="32"/>
+          <w:szCs w:val="32"/>
+        </w:rPr>
+        <w:br/>
+        <w:t>cominciasse a vivere</w:t>
+      </w:r>
+      <w:r>
+        <w:rPr>
+          <w:rFonts w:ascii="Chalkboard" w:hAnsi="Chalkboard" w:cs="Segoe UI"/>
+          <w:sz w:val="32"/>
+          <w:szCs w:val="32"/>
+        </w:rPr>
+        <w:br/>
+        <w:t>il Verbo era presso Dio</w:t>
+      </w:r>
+      <w:r>
+        <w:rPr>
+          <w:rFonts w:ascii="Chalkboard" w:hAnsi="Chalkboard" w:cs="Segoe UI"/>
+          <w:sz w:val="32"/>
+          <w:szCs w:val="32"/>
+        </w:rPr>
+        <w:br/>
+        <w:t>venne nel mondo</w:t>
+      </w:r>
+      <w:r>
+        <w:rPr>
+          <w:rFonts w:ascii="Chalkboard" w:hAnsi="Chalkboard" w:cs="Segoe UI"/>
+          <w:sz w:val="32"/>
+          <w:szCs w:val="32"/>
+        </w:rPr>
+        <w:br/>
+        <w:t>e per non abbandonarci</w:t>
+      </w:r>
+      <w:r>
+        <w:rPr>
+          <w:rFonts w:ascii="Chalkboard" w:hAnsi="Chalkboard" w:cs="Segoe UI"/>
+          <w:sz w:val="32"/>
+          <w:szCs w:val="32"/>
+        </w:rPr>
+        <w:br/>
+        <w:t>in questo viaggio ci lasciò</w:t>
+      </w:r>
+      <w:r>
+        <w:rPr>
+          <w:rFonts w:ascii="Chalkboard" w:hAnsi="Chalkboard" w:cs="Segoe UI"/>
+          <w:sz w:val="32"/>
+          <w:szCs w:val="32"/>
+        </w:rPr>
+        <w:br/>
+        <w:t>tutto sé stesso come pane.</w:t>
       </w:r>
     </w:p>
     <w:p>
@@ -1444,287 +1615,10 @@
         <w:pStyle w:val="NormaleWeb"/>
         <w:shd w:val="clear" w:color="auto" w:fill="FFFFFF"/>
         <w:spacing w:before="0" w:beforeAutospacing="0" w:after="0" w:afterAutospacing="0"/>
-        <w:contextualSpacing/>
-        <w:rPr>
-          <w:rFonts w:ascii="Chalkboard" w:hAnsi="Chalkboard" w:cs="Open Sans"/>
-          <w:sz w:val="32"/>
-          <w:szCs w:val="32"/>
-          <w:shd w:val="clear" w:color="auto" w:fill="FFFFFF"/>
-        </w:rPr>
-      </w:pPr>
-      <w:r>
-        <w:rPr>
-          <w:rFonts w:ascii="Chalkboard" w:hAnsi="Chalkboard" w:cs="Open Sans"/>
-          <w:sz w:val="32"/>
-          <w:szCs w:val="32"/>
-          <w:shd w:val="clear" w:color="auto" w:fill="FFFFFF"/>
-        </w:rPr>
-        <w:t>che si compia in me la tua volontà.</w:t>
-      </w:r>
-      <w:r>
-        <w:rPr>
-          <w:rFonts w:ascii="Chalkboard" w:hAnsi="Chalkboard" w:cs="Open Sans"/>
-          <w:sz w:val="32"/>
-          <w:szCs w:val="32"/>
-        </w:rPr>
-        <w:br/>
-      </w:r>
-      <w:r>
-        <w:rPr>
-          <w:rFonts w:ascii="Chalkboard" w:hAnsi="Chalkboard" w:cs="Open Sans"/>
-          <w:sz w:val="32"/>
-          <w:szCs w:val="32"/>
-          <w:shd w:val="clear" w:color="auto" w:fill="FFFFFF"/>
-        </w:rPr>
-        <w:t xml:space="preserve">Eccomi Signor, vengo a Te mio Dio, </w:t>
-      </w:r>
-    </w:p>
-    <w:p>
-      <w:pPr>
-        <w:pStyle w:val="NormaleWeb"/>
-        <w:shd w:val="clear" w:color="auto" w:fill="FFFFFF"/>
-        <w:spacing w:before="0" w:beforeAutospacing="0" w:after="0" w:afterAutospacing="0"/>
-        <w:contextualSpacing/>
-        <w:rPr>
-          <w:rFonts w:ascii="Chalkboard" w:hAnsi="Chalkboard" w:cs="Open Sans"/>
-          <w:sz w:val="32"/>
-          <w:szCs w:val="32"/>
-          <w:shd w:val="clear" w:color="auto" w:fill="FFFFFF"/>
-        </w:rPr>
-      </w:pPr>
-      <w:r>
-        <w:rPr>
-          <w:rFonts w:ascii="Chalkboard" w:hAnsi="Chalkboard" w:cs="Open Sans"/>
-          <w:sz w:val="32"/>
-          <w:szCs w:val="32"/>
-          <w:shd w:val="clear" w:color="auto" w:fill="FFFFFF"/>
-        </w:rPr>
-        <w:t>plasma il cuore mio e di Te vivrò.</w:t>
-      </w:r>
-      <w:r>
-        <w:rPr>
-          <w:rFonts w:ascii="Chalkboard" w:hAnsi="Chalkboard" w:cs="Open Sans"/>
-          <w:sz w:val="32"/>
-          <w:szCs w:val="32"/>
-        </w:rPr>
-        <w:br/>
-      </w:r>
-      <w:r>
-        <w:rPr>
-          <w:rFonts w:ascii="Chalkboard" w:hAnsi="Chalkboard" w:cs="Open Sans"/>
-          <w:sz w:val="32"/>
-          <w:szCs w:val="32"/>
-          <w:shd w:val="clear" w:color="auto" w:fill="FFFFFF"/>
-        </w:rPr>
-        <w:t xml:space="preserve">Se Tu lo vuoi Signore manda me </w:t>
-      </w:r>
-    </w:p>
-    <w:p>
-      <w:pPr>
-        <w:pStyle w:val="NormaleWeb"/>
-        <w:shd w:val="clear" w:color="auto" w:fill="FFFFFF"/>
-        <w:spacing w:before="0" w:beforeAutospacing="0" w:after="0" w:afterAutospacing="0"/>
-        <w:contextualSpacing/>
-        <w:rPr>
-          <w:rFonts w:ascii="Chalkboard" w:hAnsi="Chalkboard" w:cs="Open Sans"/>
-          <w:sz w:val="32"/>
-          <w:szCs w:val="32"/>
-          <w:shd w:val="clear" w:color="auto" w:fill="FFFFFF"/>
-        </w:rPr>
-      </w:pPr>
-      <w:r>
-        <w:rPr>
-          <w:rFonts w:ascii="Chalkboard" w:hAnsi="Chalkboard" w:cs="Open Sans"/>
-          <w:sz w:val="32"/>
-          <w:szCs w:val="32"/>
-          <w:shd w:val="clear" w:color="auto" w:fill="FFFFFF"/>
-        </w:rPr>
-        <w:t>e il tuo nome annuncerò.</w:t>
-      </w:r>
-    </w:p>
-    <w:p>
-      <w:pPr>
-        <w:pStyle w:val="NormaleWeb"/>
-        <w:shd w:val="clear" w:color="auto" w:fill="FFFFFF"/>
-        <w:spacing w:before="0" w:beforeAutospacing="0" w:after="0" w:afterAutospacing="0"/>
-        <w:contextualSpacing/>
-        <w:rPr>
-          <w:rFonts w:ascii="Chalkboard" w:hAnsi="Chalkboard" w:cs="Segoe UI"/>
-          <w:sz w:val="22"/>
-          <w:szCs w:val="22"/>
-        </w:rPr>
-      </w:pPr>
-    </w:p>
-    <w:p>
-      <w:pPr>
-        <w:pStyle w:val="NormaleWeb"/>
-        <w:shd w:val="clear" w:color="auto" w:fill="FFFFFF"/>
-        <w:spacing w:before="270" w:beforeAutospacing="0" w:after="0" w:afterAutospacing="0"/>
-        <w:contextualSpacing/>
-        <w:rPr>
-          <w:rStyle w:val="Enfasigrassetto"/>
-          <w:rFonts w:ascii="Chalkboard" w:hAnsi="Chalkboard" w:cs="Open Sans"/>
-          <w:sz w:val="32"/>
-          <w:szCs w:val="32"/>
-          <w:shd w:val="clear" w:color="auto" w:fill="FFFFFF"/>
-        </w:rPr>
-      </w:pPr>
-      <w:r>
-        <w:rPr>
-          <w:rStyle w:val="Enfasigrassetto"/>
-          <w:rFonts w:ascii="Chalkboard" w:hAnsi="Chalkboard" w:cs="Open Sans"/>
-          <w:sz w:val="32"/>
-          <w:szCs w:val="32"/>
-          <w:shd w:val="clear" w:color="auto" w:fill="FFFFFF"/>
-        </w:rPr>
-        <w:t>RIT. Come Tu mi vuoi io sarò,</w:t>
-      </w:r>
-      <w:r>
-        <w:rPr>
-          <w:rFonts w:ascii="Chalkboard" w:hAnsi="Chalkboard" w:cs="Open Sans"/>
-          <w:sz w:val="32"/>
-          <w:szCs w:val="32"/>
-        </w:rPr>
-        <w:br/>
-      </w:r>
-      <w:r>
-        <w:rPr>
-          <w:rStyle w:val="Enfasigrassetto"/>
-          <w:rFonts w:ascii="Chalkboard" w:hAnsi="Chalkboard" w:cs="Open Sans"/>
-          <w:sz w:val="32"/>
-          <w:szCs w:val="32"/>
-          <w:shd w:val="clear" w:color="auto" w:fill="FFFFFF"/>
-        </w:rPr>
-        <w:t>dove Tu mi vuoi io andrò.</w:t>
-      </w:r>
-      <w:r>
-        <w:rPr>
-          <w:rFonts w:ascii="Chalkboard" w:hAnsi="Chalkboard" w:cs="Open Sans"/>
-          <w:sz w:val="32"/>
-          <w:szCs w:val="32"/>
-        </w:rPr>
-        <w:br/>
-      </w:r>
-      <w:r>
-        <w:rPr>
-          <w:rStyle w:val="Enfasigrassetto"/>
-          <w:rFonts w:ascii="Chalkboard" w:hAnsi="Chalkboard" w:cs="Open Sans"/>
-          <w:sz w:val="32"/>
-          <w:szCs w:val="32"/>
-          <w:shd w:val="clear" w:color="auto" w:fill="FFFFFF"/>
-        </w:rPr>
-        <w:t xml:space="preserve">Questa vita io voglio donarla a Te, </w:t>
-      </w:r>
-    </w:p>
-    <w:p>
-      <w:pPr>
-        <w:pStyle w:val="NormaleWeb"/>
-        <w:shd w:val="clear" w:color="auto" w:fill="FFFFFF"/>
-        <w:spacing w:before="270" w:beforeAutospacing="0" w:after="0" w:afterAutospacing="0"/>
-        <w:contextualSpacing/>
-        <w:rPr>
-          <w:rStyle w:val="Enfasigrassetto"/>
-          <w:rFonts w:ascii="Chalkboard" w:hAnsi="Chalkboard" w:cs="Open Sans"/>
-          <w:sz w:val="32"/>
-          <w:szCs w:val="32"/>
-          <w:shd w:val="clear" w:color="auto" w:fill="FFFFFF"/>
-        </w:rPr>
-      </w:pPr>
-      <w:r>
-        <w:rPr>
-          <w:rStyle w:val="Enfasigrassetto"/>
-          <w:rFonts w:ascii="Chalkboard" w:hAnsi="Chalkboard" w:cs="Open Sans"/>
-          <w:sz w:val="32"/>
-          <w:szCs w:val="32"/>
-          <w:shd w:val="clear" w:color="auto" w:fill="FFFFFF"/>
-        </w:rPr>
-        <w:t>per dar gloria al tuo nome mio Re.</w:t>
-      </w:r>
-      <w:r>
-        <w:rPr>
-          <w:rFonts w:ascii="Chalkboard" w:hAnsi="Chalkboard" w:cs="Open Sans"/>
-          <w:sz w:val="32"/>
-          <w:szCs w:val="32"/>
-        </w:rPr>
-        <w:br/>
-      </w:r>
-      <w:r>
-        <w:rPr>
-          <w:rStyle w:val="Enfasigrassetto"/>
-          <w:rFonts w:ascii="Chalkboard" w:hAnsi="Chalkboard" w:cs="Open Sans"/>
-          <w:sz w:val="32"/>
-          <w:szCs w:val="32"/>
-          <w:shd w:val="clear" w:color="auto" w:fill="FFFFFF"/>
-        </w:rPr>
-        <w:t>Come Tu mi vuoi io sarò</w:t>
-      </w:r>
-      <w:r>
-        <w:rPr>
-          <w:rFonts w:ascii="Chalkboard" w:hAnsi="Chalkboard" w:cs="Open Sans"/>
-          <w:sz w:val="32"/>
-          <w:szCs w:val="32"/>
-        </w:rPr>
-        <w:br/>
-      </w:r>
-      <w:r>
-        <w:rPr>
-          <w:rStyle w:val="Enfasigrassetto"/>
-          <w:rFonts w:ascii="Chalkboard" w:hAnsi="Chalkboard" w:cs="Open Sans"/>
-          <w:sz w:val="32"/>
-          <w:szCs w:val="32"/>
-          <w:shd w:val="clear" w:color="auto" w:fill="FFFFFF"/>
-        </w:rPr>
-        <w:t>dove Tu mi vuoi io andrò.</w:t>
-      </w:r>
-      <w:r>
-        <w:rPr>
-          <w:rFonts w:ascii="Chalkboard" w:hAnsi="Chalkboard" w:cs="Open Sans"/>
-          <w:sz w:val="32"/>
-          <w:szCs w:val="32"/>
-        </w:rPr>
-        <w:br/>
-      </w:r>
-      <w:r>
-        <w:rPr>
-          <w:rStyle w:val="Enfasigrassetto"/>
-          <w:rFonts w:ascii="Chalkboard" w:hAnsi="Chalkboard" w:cs="Open Sans"/>
-          <w:sz w:val="32"/>
-          <w:szCs w:val="32"/>
-          <w:shd w:val="clear" w:color="auto" w:fill="FFFFFF"/>
-        </w:rPr>
-        <w:t>Se mi guida il tuo amore paura non ho,</w:t>
-      </w:r>
-      <w:r>
-        <w:rPr>
-          <w:rFonts w:ascii="Chalkboard" w:hAnsi="Chalkboard" w:cs="Open Sans"/>
-          <w:sz w:val="32"/>
-          <w:szCs w:val="32"/>
-        </w:rPr>
-        <w:br/>
-      </w:r>
-      <w:r>
-        <w:rPr>
-          <w:rStyle w:val="Enfasigrassetto"/>
-          <w:rFonts w:ascii="Chalkboard" w:hAnsi="Chalkboard" w:cs="Open Sans"/>
-          <w:sz w:val="32"/>
-          <w:szCs w:val="32"/>
-          <w:shd w:val="clear" w:color="auto" w:fill="FFFFFF"/>
-        </w:rPr>
-        <w:t>per sempre io sarò come Tu mi vuoi.</w:t>
-      </w:r>
-    </w:p>
-    <w:p>
-      <w:pPr>
-        <w:pStyle w:val="NormaleWeb"/>
-        <w:shd w:val="clear" w:color="auto" w:fill="FFFFFF"/>
-        <w:spacing w:before="270" w:beforeAutospacing="0" w:after="0" w:afterAutospacing="0"/>
-        <w:contextualSpacing/>
-        <w:rPr>
-          <w:rStyle w:val="Enfasigrassetto"/>
-          <w:rFonts w:ascii="Chalkboard" w:hAnsi="Chalkboard" w:cs="Open Sans"/>
+        <w:rPr>
+          <w:rFonts w:ascii="Chalkboard" w:hAnsi="Chalkboard" w:cs="Segoe UI"/>
           <w:sz w:val="20"/>
           <w:szCs w:val="20"/>
-          <w:shd w:val="clear" w:color="auto" w:fill="FFFFFF"/>
         </w:rPr>
       </w:pPr>
     </w:p>
@@ -1732,180 +1626,393 @@
       <w:pPr>
         <w:pStyle w:val="NormaleWeb"/>
         <w:shd w:val="clear" w:color="auto" w:fill="FFFFFF"/>
-        <w:spacing w:before="270" w:beforeAutospacing="0" w:after="0" w:afterAutospacing="0"/>
-        <w:contextualSpacing/>
-        <w:rPr>
-          <w:rFonts w:ascii="Chalkboard" w:hAnsi="Chalkboard" w:cs="Open Sans"/>
-          <w:sz w:val="32"/>
-          <w:szCs w:val="32"/>
-          <w:shd w:val="clear" w:color="auto" w:fill="FFFFFF"/>
-        </w:rPr>
-      </w:pPr>
-      <w:r>
-        <w:rPr>
-          <w:rFonts w:ascii="Chalkboard" w:hAnsi="Chalkboard" w:cs="Open Sans"/>
-          <w:sz w:val="32"/>
-          <w:szCs w:val="32"/>
-          <w:shd w:val="clear" w:color="auto" w:fill="FFFFFF"/>
-        </w:rPr>
-        <w:t xml:space="preserve">Eccomi Signor, vengo a Te mio Re, </w:t>
+        <w:spacing w:before="0" w:beforeAutospacing="0" w:after="0" w:afterAutospacing="0"/>
+        <w:rPr>
+          <w:rFonts w:ascii="Chalkboard" w:hAnsi="Chalkboard" w:cs="Segoe UI"/>
+          <w:b/>
+          <w:bCs/>
+          <w:sz w:val="32"/>
+          <w:szCs w:val="32"/>
+        </w:rPr>
+      </w:pPr>
+      <w:r>
+        <w:rPr>
+          <w:rFonts w:ascii="Chalkboard" w:hAnsi="Chalkboard" w:cs="Segoe UI"/>
+          <w:b/>
+          <w:bCs/>
+          <w:sz w:val="32"/>
+          <w:szCs w:val="32"/>
+          <w:lang w:val="en-US"/>
+        </w:rPr>
+        <w:t xml:space="preserve">RIT. Verbum </w:t>
+      </w:r>
+      <w:proofErr w:type="spellStart"/>
+      <w:r>
+        <w:rPr>
+          <w:rFonts w:ascii="Chalkboard" w:hAnsi="Chalkboard" w:cs="Segoe UI"/>
+          <w:b/>
+          <w:bCs/>
+          <w:sz w:val="32"/>
+          <w:szCs w:val="32"/>
+          <w:lang w:val="en-US"/>
+        </w:rPr>
+        <w:t>caro</w:t>
+      </w:r>
+      <w:proofErr w:type="spellEnd"/>
+      <w:r>
+        <w:rPr>
+          <w:rFonts w:ascii="Chalkboard" w:hAnsi="Chalkboard" w:cs="Segoe UI"/>
+          <w:b/>
+          <w:bCs/>
+          <w:sz w:val="32"/>
+          <w:szCs w:val="32"/>
+          <w:lang w:val="en-US"/>
+        </w:rPr>
+        <w:t xml:space="preserve"> factum est</w:t>
+      </w:r>
+      <w:r>
+        <w:rPr>
+          <w:rFonts w:ascii="Chalkboard" w:hAnsi="Chalkboard" w:cs="Segoe UI"/>
+          <w:b/>
+          <w:bCs/>
+          <w:sz w:val="32"/>
+          <w:szCs w:val="32"/>
+          <w:lang w:val="en-US"/>
+        </w:rPr>
+        <w:br/>
+        <w:t xml:space="preserve">Verbum </w:t>
+      </w:r>
+      <w:proofErr w:type="spellStart"/>
+      <w:r>
+        <w:rPr>
+          <w:rFonts w:ascii="Chalkboard" w:hAnsi="Chalkboard" w:cs="Segoe UI"/>
+          <w:b/>
+          <w:bCs/>
+          <w:sz w:val="32"/>
+          <w:szCs w:val="32"/>
+          <w:lang w:val="en-US"/>
+        </w:rPr>
+        <w:t>panis</w:t>
+      </w:r>
+      <w:proofErr w:type="spellEnd"/>
+      <w:r>
+        <w:rPr>
+          <w:rFonts w:ascii="Chalkboard" w:hAnsi="Chalkboard" w:cs="Segoe UI"/>
+          <w:b/>
+          <w:bCs/>
+          <w:sz w:val="32"/>
+          <w:szCs w:val="32"/>
+          <w:lang w:val="en-US"/>
+        </w:rPr>
+        <w:t xml:space="preserve"> factum est. </w:t>
+      </w:r>
+      <w:r>
+        <w:rPr>
+          <w:rFonts w:ascii="Chalkboard" w:hAnsi="Chalkboard" w:cs="Segoe UI"/>
+          <w:b/>
+          <w:bCs/>
+          <w:sz w:val="32"/>
+          <w:szCs w:val="32"/>
+        </w:rPr>
+        <w:t>(2v.)</w:t>
       </w:r>
     </w:p>
     <w:p>
       <w:pPr>
         <w:pStyle w:val="NormaleWeb"/>
         <w:shd w:val="clear" w:color="auto" w:fill="FFFFFF"/>
-        <w:spacing w:before="270" w:beforeAutospacing="0" w:after="0" w:afterAutospacing="0"/>
-        <w:contextualSpacing/>
-        <w:rPr>
-          <w:rFonts w:ascii="Chalkboard" w:hAnsi="Chalkboard" w:cs="Open Sans"/>
-          <w:sz w:val="32"/>
-          <w:szCs w:val="32"/>
-          <w:shd w:val="clear" w:color="auto" w:fill="FFFFFF"/>
-        </w:rPr>
-      </w:pPr>
-      <w:r>
-        <w:rPr>
-          <w:rFonts w:ascii="Chalkboard" w:hAnsi="Chalkboard" w:cs="Open Sans"/>
-          <w:sz w:val="32"/>
-          <w:szCs w:val="32"/>
-          <w:shd w:val="clear" w:color="auto" w:fill="FFFFFF"/>
-        </w:rPr>
-        <w:t>che si compia in me la tua volontà.</w:t>
-      </w:r>
-      <w:r>
-        <w:rPr>
-          <w:rFonts w:ascii="Chalkboard" w:hAnsi="Chalkboard" w:cs="Open Sans"/>
-          <w:sz w:val="32"/>
-          <w:szCs w:val="32"/>
-        </w:rPr>
-        <w:br/>
-      </w:r>
-      <w:r>
-        <w:rPr>
-          <w:rFonts w:ascii="Chalkboard" w:hAnsi="Chalkboard" w:cs="Open Sans"/>
-          <w:sz w:val="32"/>
-          <w:szCs w:val="32"/>
-          <w:shd w:val="clear" w:color="auto" w:fill="FFFFFF"/>
-        </w:rPr>
-        <w:t>Eccomi Signor, vengo a Te mio Dio,</w:t>
+        <w:spacing w:before="0" w:beforeAutospacing="0" w:after="0" w:afterAutospacing="0"/>
+        <w:rPr>
+          <w:rFonts w:ascii="Chalkboard" w:hAnsi="Chalkboard" w:cs="Segoe UI"/>
+          <w:b/>
+          <w:bCs/>
+          <w:sz w:val="32"/>
+          <w:szCs w:val="32"/>
+        </w:rPr>
+      </w:pPr>
+      <w:r>
+        <w:rPr>
+          <w:rFonts w:ascii="Chalkboard" w:hAnsi="Chalkboard" w:cs="Segoe UI"/>
+          <w:b/>
+          <w:bCs/>
+          <w:sz w:val="32"/>
+          <w:szCs w:val="32"/>
+        </w:rPr>
+        <w:t>Qui spezzi ancora il pane in mezzo a noi</w:t>
+      </w:r>
+      <w:r>
+        <w:rPr>
+          <w:rFonts w:ascii="Chalkboard" w:hAnsi="Chalkboard" w:cs="Segoe UI"/>
+          <w:b/>
+          <w:bCs/>
+          <w:sz w:val="32"/>
+          <w:szCs w:val="32"/>
+        </w:rPr>
+        <w:br/>
+        <w:t>e chiunque mangerà non avrà più fame.</w:t>
+      </w:r>
+      <w:r>
+        <w:rPr>
+          <w:rFonts w:ascii="Chalkboard" w:hAnsi="Chalkboard" w:cs="Segoe UI"/>
+          <w:b/>
+          <w:bCs/>
+          <w:sz w:val="32"/>
+          <w:szCs w:val="32"/>
+        </w:rPr>
+        <w:br/>
+        <w:t>Qui vive la tua Chiesa intorno a te</w:t>
+      </w:r>
+      <w:r>
+        <w:rPr>
+          <w:rFonts w:ascii="Chalkboard" w:hAnsi="Chalkboard" w:cs="Segoe UI"/>
+          <w:b/>
+          <w:bCs/>
+          <w:sz w:val="32"/>
+          <w:szCs w:val="32"/>
+        </w:rPr>
+        <w:br/>
+        <w:t>dove ognuno troverà la sua vera casa.</w:t>
       </w:r>
     </w:p>
     <w:p>
       <w:pPr>
         <w:pStyle w:val="NormaleWeb"/>
         <w:shd w:val="clear" w:color="auto" w:fill="FFFFFF"/>
-        <w:spacing w:before="270" w:beforeAutospacing="0" w:after="0" w:afterAutospacing="0"/>
-        <w:contextualSpacing/>
-        <w:rPr>
-          <w:rFonts w:ascii="Chalkboard" w:hAnsi="Chalkboard" w:cs="Open Sans"/>
-          <w:sz w:val="32"/>
-          <w:szCs w:val="32"/>
-          <w:shd w:val="clear" w:color="auto" w:fill="FFFFFF"/>
-        </w:rPr>
-      </w:pPr>
-      <w:r>
-        <w:rPr>
-          <w:rFonts w:ascii="Chalkboard" w:hAnsi="Chalkboard" w:cs="Open Sans"/>
-          <w:sz w:val="32"/>
-          <w:szCs w:val="32"/>
-          <w:shd w:val="clear" w:color="auto" w:fill="FFFFFF"/>
-        </w:rPr>
-        <w:t>plasma il cuore mio e di Te vivrò.</w:t>
-      </w:r>
-      <w:r>
-        <w:rPr>
-          <w:rFonts w:ascii="Chalkboard" w:hAnsi="Chalkboard" w:cs="Open Sans"/>
-          <w:sz w:val="32"/>
-          <w:szCs w:val="32"/>
-        </w:rPr>
-        <w:br/>
-      </w:r>
-      <w:r>
-        <w:rPr>
-          <w:rFonts w:ascii="Chalkboard" w:hAnsi="Chalkboard" w:cs="Open Sans"/>
-          <w:sz w:val="32"/>
-          <w:szCs w:val="32"/>
-          <w:shd w:val="clear" w:color="auto" w:fill="FFFFFF"/>
-        </w:rPr>
-        <w:t xml:space="preserve">Tra le tue mani mai più vacillerò </w:t>
+        <w:spacing w:before="0" w:beforeAutospacing="0" w:after="0" w:afterAutospacing="0"/>
+        <w:rPr>
+          <w:rFonts w:ascii="Chalkboard" w:hAnsi="Chalkboard" w:cs="Segoe UI"/>
+          <w:b/>
+          <w:bCs/>
+          <w:sz w:val="32"/>
+          <w:szCs w:val="32"/>
+        </w:rPr>
+      </w:pPr>
+      <w:r>
+        <w:rPr>
+          <w:rFonts w:ascii="Chalkboard" w:hAnsi="Chalkboard" w:cs="Segoe UI"/>
+          <w:b/>
+          <w:bCs/>
+          <w:sz w:val="32"/>
+          <w:szCs w:val="32"/>
+          <w:lang w:val="en-US"/>
+        </w:rPr>
+        <w:t xml:space="preserve">Verbum </w:t>
+      </w:r>
+      <w:proofErr w:type="spellStart"/>
+      <w:r>
+        <w:rPr>
+          <w:rFonts w:ascii="Chalkboard" w:hAnsi="Chalkboard" w:cs="Segoe UI"/>
+          <w:b/>
+          <w:bCs/>
+          <w:sz w:val="32"/>
+          <w:szCs w:val="32"/>
+          <w:lang w:val="en-US"/>
+        </w:rPr>
+        <w:t>caro</w:t>
+      </w:r>
+      <w:proofErr w:type="spellEnd"/>
+      <w:r>
+        <w:rPr>
+          <w:rFonts w:ascii="Chalkboard" w:hAnsi="Chalkboard" w:cs="Segoe UI"/>
+          <w:b/>
+          <w:bCs/>
+          <w:sz w:val="32"/>
+          <w:szCs w:val="32"/>
+          <w:lang w:val="en-US"/>
+        </w:rPr>
+        <w:t xml:space="preserve"> factum est</w:t>
+      </w:r>
+      <w:r>
+        <w:rPr>
+          <w:rFonts w:ascii="Chalkboard" w:hAnsi="Chalkboard" w:cs="Segoe UI"/>
+          <w:b/>
+          <w:bCs/>
+          <w:sz w:val="32"/>
+          <w:szCs w:val="32"/>
+          <w:lang w:val="en-US"/>
+        </w:rPr>
+        <w:br/>
+        <w:t xml:space="preserve">Verbum </w:t>
+      </w:r>
+      <w:proofErr w:type="spellStart"/>
+      <w:r>
+        <w:rPr>
+          <w:rFonts w:ascii="Chalkboard" w:hAnsi="Chalkboard" w:cs="Segoe UI"/>
+          <w:b/>
+          <w:bCs/>
+          <w:sz w:val="32"/>
+          <w:szCs w:val="32"/>
+          <w:lang w:val="en-US"/>
+        </w:rPr>
+        <w:t>panis</w:t>
+      </w:r>
+      <w:proofErr w:type="spellEnd"/>
+      <w:r>
+        <w:rPr>
+          <w:rFonts w:ascii="Chalkboard" w:hAnsi="Chalkboard" w:cs="Segoe UI"/>
+          <w:b/>
+          <w:bCs/>
+          <w:sz w:val="32"/>
+          <w:szCs w:val="32"/>
+          <w:lang w:val="en-US"/>
+        </w:rPr>
+        <w:t xml:space="preserve"> factum est. </w:t>
+      </w:r>
+      <w:r>
+        <w:rPr>
+          <w:rFonts w:ascii="Chalkboard" w:hAnsi="Chalkboard" w:cs="Segoe UI"/>
+          <w:b/>
+          <w:bCs/>
+          <w:sz w:val="32"/>
+          <w:szCs w:val="32"/>
+        </w:rPr>
+        <w:t>(2v.)</w:t>
       </w:r>
     </w:p>
     <w:p>
       <w:pPr>
         <w:pStyle w:val="NormaleWeb"/>
         <w:shd w:val="clear" w:color="auto" w:fill="FFFFFF"/>
-        <w:spacing w:before="270" w:beforeAutospacing="0" w:after="0" w:afterAutospacing="0"/>
-        <w:contextualSpacing/>
-        <w:rPr>
-          <w:rStyle w:val="Enfasigrassetto"/>
-          <w:rFonts w:ascii="Chalkboard" w:hAnsi="Chalkboard" w:cs="Open Sans"/>
-          <w:sz w:val="32"/>
-          <w:szCs w:val="32"/>
-          <w:shd w:val="clear" w:color="auto" w:fill="FFFFFF"/>
-        </w:rPr>
-      </w:pPr>
-      <w:r>
-        <w:rPr>
-          <w:rFonts w:ascii="Chalkboard" w:hAnsi="Chalkboard" w:cs="Open Sans"/>
-          <w:sz w:val="32"/>
-          <w:szCs w:val="32"/>
-          <w:shd w:val="clear" w:color="auto" w:fill="FFFFFF"/>
-        </w:rPr>
-        <w:t>e strumento tuo sarò.</w:t>
-      </w:r>
-    </w:p>
-    <w:p>
-      <w:pPr>
-        <w:pStyle w:val="NormaleWeb"/>
-        <w:shd w:val="clear" w:color="auto" w:fill="FFFFFF"/>
-        <w:spacing w:before="0" w:beforeAutospacing="0" w:after="0" w:afterAutospacing="0"/>
-        <w:textAlignment w:val="baseline"/>
-        <w:rPr>
-          <w:rFonts w:ascii="Chalkboard" w:hAnsi="Chalkboard" w:cs="Open Sans"/>
-          <w:spacing w:val="15"/>
+        <w:spacing w:before="0" w:beforeAutospacing="0" w:after="0" w:afterAutospacing="0"/>
+        <w:rPr>
+          <w:rFonts w:ascii="Chalkboard" w:hAnsi="Chalkboard" w:cs="Segoe UI"/>
           <w:sz w:val="20"/>
           <w:szCs w:val="20"/>
+        </w:rPr>
+      </w:pPr>
+    </w:p>
+    <w:p>
+      <w:pPr>
+        <w:pStyle w:val="NormaleWeb"/>
+        <w:shd w:val="clear" w:color="auto" w:fill="FFFFFF"/>
+        <w:spacing w:before="0" w:beforeAutospacing="0" w:after="0" w:afterAutospacing="0"/>
+        <w:rPr>
+          <w:rFonts w:ascii="Chalkboard" w:hAnsi="Chalkboard" w:cs="Segoe UI"/>
+          <w:sz w:val="32"/>
+          <w:szCs w:val="32"/>
+        </w:rPr>
+      </w:pPr>
+      <w:r>
+        <w:rPr>
+          <w:rFonts w:ascii="Chalkboard" w:hAnsi="Chalkboard" w:cs="Segoe UI"/>
+          <w:sz w:val="32"/>
+          <w:szCs w:val="32"/>
+        </w:rPr>
+        <w:t>Prima del tempo</w:t>
+      </w:r>
+      <w:r>
+        <w:rPr>
+          <w:rFonts w:ascii="Chalkboard" w:hAnsi="Chalkboard" w:cs="Segoe UI"/>
+          <w:sz w:val="32"/>
+          <w:szCs w:val="32"/>
+        </w:rPr>
+        <w:br/>
+        <w:t xml:space="preserve">quando l'universo </w:t>
+      </w:r>
+    </w:p>
+    <w:p>
+      <w:pPr>
+        <w:pStyle w:val="NormaleWeb"/>
+        <w:shd w:val="clear" w:color="auto" w:fill="FFFFFF"/>
+        <w:spacing w:before="0" w:beforeAutospacing="0" w:after="0" w:afterAutospacing="0"/>
+        <w:rPr>
+          <w:rFonts w:ascii="Chalkboard" w:hAnsi="Chalkboard" w:cs="Segoe UI"/>
+          <w:sz w:val="32"/>
+          <w:szCs w:val="32"/>
+        </w:rPr>
+      </w:pPr>
+      <w:r>
+        <w:rPr>
+          <w:rFonts w:ascii="Chalkboard" w:hAnsi="Chalkboard" w:cs="Segoe UI"/>
+          <w:sz w:val="32"/>
+          <w:szCs w:val="32"/>
+        </w:rPr>
+        <w:t>fu creato dall'oscurità</w:t>
+      </w:r>
+      <w:r>
+        <w:rPr>
+          <w:rFonts w:ascii="Chalkboard" w:hAnsi="Chalkboard" w:cs="Segoe UI"/>
+          <w:sz w:val="32"/>
+          <w:szCs w:val="32"/>
+        </w:rPr>
+        <w:br/>
+        <w:t>il Verbo era presso Dio</w:t>
+      </w:r>
+      <w:r>
+        <w:rPr>
+          <w:rFonts w:ascii="Chalkboard" w:hAnsi="Chalkboard" w:cs="Segoe UI"/>
+          <w:sz w:val="32"/>
+          <w:szCs w:val="32"/>
+        </w:rPr>
+        <w:br/>
+        <w:t>venne nel mondo</w:t>
+      </w:r>
+      <w:r>
+        <w:rPr>
+          <w:rFonts w:ascii="Chalkboard" w:hAnsi="Chalkboard" w:cs="Segoe UI"/>
+          <w:sz w:val="32"/>
+          <w:szCs w:val="32"/>
+        </w:rPr>
+        <w:br/>
+        <w:t>nella sua misericordia</w:t>
+      </w:r>
+      <w:r>
+        <w:rPr>
+          <w:rFonts w:ascii="Chalkboard" w:hAnsi="Chalkboard" w:cs="Segoe UI"/>
+          <w:sz w:val="32"/>
+          <w:szCs w:val="32"/>
+        </w:rPr>
+        <w:br/>
+        <w:t>Dio ha mandato il Figlio suo</w:t>
+      </w:r>
+      <w:r>
+        <w:rPr>
+          <w:rFonts w:ascii="Chalkboard" w:hAnsi="Chalkboard" w:cs="Segoe UI"/>
+          <w:sz w:val="32"/>
+          <w:szCs w:val="32"/>
+        </w:rPr>
+        <w:br/>
+        <w:t>tutto sé stesso come pane.</w:t>
+      </w:r>
+    </w:p>
+    <w:p>
+      <w:pPr>
+        <w:pStyle w:val="NormaleWeb"/>
+        <w:shd w:val="clear" w:color="auto" w:fill="FFFFFF"/>
+        <w:spacing w:before="0" w:beforeAutospacing="0" w:after="0" w:afterAutospacing="0"/>
+        <w:rPr>
+          <w:rFonts w:ascii="Chalkboard" w:hAnsi="Chalkboard" w:cs="Segoe UI"/>
+          <w:sz w:val="20"/>
+          <w:szCs w:val="20"/>
+        </w:rPr>
+      </w:pPr>
+    </w:p>
+    <w:p>
+      <w:pPr>
+        <w:pStyle w:val="NormaleWeb"/>
+        <w:shd w:val="clear" w:color="auto" w:fill="FFFFFF"/>
+        <w:spacing w:before="0" w:beforeAutospacing="0" w:after="0" w:afterAutospacing="0"/>
+        <w:textAlignment w:val="baseline"/>
+        <w:rPr>
+          <w:rFonts w:ascii="Chalkboard" w:hAnsi="Chalkboard" w:cs="Open Sans"/>
+          <w:b/>
+          <w:bCs/>
+          <w:spacing w:val="15"/>
+          <w:sz w:val="32"/>
+          <w:szCs w:val="32"/>
+        </w:rPr>
+      </w:pPr>
+      <w:r>
+        <w:rPr>
+          <w:rFonts w:ascii="Chalkboard" w:hAnsi="Chalkboard" w:cs="Open Sans"/>
+          <w:b/>
+          <w:bCs/>
+          <w:spacing w:val="15"/>
+          <w:sz w:val="32"/>
+          <w:szCs w:val="32"/>
           <w:bdr w:val="none" w:sz="0" w:space="0" w:color="auto" w:frame="1"/>
         </w:rPr>
-      </w:pPr>
-    </w:p>
-    <w:p>
-      <w:pPr>
-        <w:pStyle w:val="NormaleWeb"/>
-        <w:shd w:val="clear" w:color="auto" w:fill="FFFFFF"/>
-        <w:spacing w:before="0" w:beforeAutospacing="0" w:after="0" w:afterAutospacing="0"/>
-        <w:textAlignment w:val="baseline"/>
-        <w:rPr>
-          <w:rStyle w:val="Enfasigrassetto"/>
-          <w:rFonts w:ascii="Chalkboard" w:hAnsi="Chalkboard" w:cs="Open Sans"/>
-          <w:b w:val="0"/>
-          <w:bCs w:val="0"/>
-          <w:spacing w:val="15"/>
-          <w:sz w:val="32"/>
-          <w:szCs w:val="32"/>
-        </w:rPr>
-      </w:pPr>
-      <w:r>
-        <w:rPr>
-          <w:rFonts w:ascii="Chalkboard" w:hAnsi="Chalkboard" w:cs="Open Sans"/>
-          <w:b/>
-          <w:bCs/>
-          <w:spacing w:val="15"/>
-          <w:sz w:val="32"/>
-          <w:szCs w:val="32"/>
-          <w:bdr w:val="none" w:sz="0" w:space="0" w:color="auto" w:frame="1"/>
-        </w:rPr>
         <w:t>RIT.</w:t>
-      </w:r>
-      <w:r>
-        <w:rPr>
-          <w:rFonts w:ascii="Chalkboard" w:hAnsi="Chalkboard" w:cs="Open Sans"/>
-          <w:spacing w:val="15"/>
-          <w:sz w:val="32"/>
-          <w:szCs w:val="32"/>
-        </w:rPr>
-        <w:t> </w:t>
       </w:r>
     </w:p>
     <w:p>
@@ -1971,7 +2078,7 @@
           <w:szCs w:val="36"/>
           <w:u w:val="single"/>
         </w:rPr>
-        <w:t>VIENI E SEGUIMI</w:t>
+        <w:t>AVE MARIA VERBUM PANIS</w:t>
       </w:r>
     </w:p>
     <w:p>
@@ -1988,244 +2095,101 @@
     </w:p>
     <w:p>
       <w:pPr>
-        <w:rPr>
-          <w:rFonts w:ascii="Palatino Linotype" w:hAnsi="Palatino Linotype"/>
-          <w:sz w:val="29"/>
-          <w:szCs w:val="29"/>
-          <w:shd w:val="clear" w:color="auto" w:fill="FFFFFF"/>
-        </w:rPr>
-      </w:pPr>
-      <w:r>
-        <w:rPr>
-          <w:rFonts w:ascii="Chalkboard" w:hAnsi="Chalkboard"/>
-          <w:sz w:val="32"/>
-          <w:szCs w:val="32"/>
-          <w:shd w:val="clear" w:color="auto" w:fill="FFFFFF"/>
-        </w:rPr>
-        <w:t>Lascia che il mondo vada per la sua strada.</w:t>
-      </w:r>
-      <w:r>
-        <w:rPr>
-          <w:rFonts w:ascii="Chalkboard" w:hAnsi="Chalkboard"/>
-          <w:sz w:val="32"/>
-          <w:szCs w:val="32"/>
-        </w:rPr>
-        <w:br/>
-      </w:r>
-      <w:r>
-        <w:rPr>
-          <w:rFonts w:ascii="Chalkboard" w:hAnsi="Chalkboard"/>
-          <w:sz w:val="32"/>
-          <w:szCs w:val="32"/>
-          <w:shd w:val="clear" w:color="auto" w:fill="FFFFFF"/>
-        </w:rPr>
-        <w:t>Lascia che l'uomo ritorni alla sua casa.</w:t>
-      </w:r>
-      <w:r>
-        <w:rPr>
-          <w:rFonts w:ascii="Chalkboard" w:hAnsi="Chalkboard"/>
-          <w:sz w:val="32"/>
-          <w:szCs w:val="32"/>
-        </w:rPr>
-        <w:br/>
-      </w:r>
-      <w:r>
-        <w:rPr>
-          <w:rFonts w:ascii="Chalkboard" w:hAnsi="Chalkboard"/>
-          <w:sz w:val="32"/>
-          <w:szCs w:val="32"/>
-          <w:shd w:val="clear" w:color="auto" w:fill="FFFFFF"/>
-        </w:rPr>
-        <w:t>Lascia che la gente accumuli la sua fortuna.</w:t>
-      </w:r>
-      <w:r>
-        <w:rPr>
-          <w:rFonts w:ascii="Chalkboard" w:hAnsi="Chalkboard"/>
-          <w:sz w:val="32"/>
-          <w:szCs w:val="32"/>
-        </w:rPr>
-        <w:br/>
-      </w:r>
-      <w:r>
-        <w:rPr>
-          <w:rFonts w:ascii="Chalkboard" w:hAnsi="Chalkboard"/>
-          <w:sz w:val="32"/>
-          <w:szCs w:val="32"/>
-          <w:shd w:val="clear" w:color="auto" w:fill="FFFFFF"/>
-        </w:rPr>
-        <w:t>Ma tu, tu vieni e seguimi, tu vieni e seguimi.</w:t>
-      </w:r>
-    </w:p>
-    <w:p>
-      <w:pPr>
-        <w:rPr>
-          <w:rFonts w:ascii="Chalkboard" w:hAnsi="Chalkboard"/>
-          <w:sz w:val="32"/>
-          <w:szCs w:val="32"/>
-          <w:shd w:val="clear" w:color="auto" w:fill="FFFFFF"/>
-        </w:rPr>
-      </w:pPr>
-      <w:r>
-        <w:rPr>
-          <w:rFonts w:ascii="Chalkboard" w:hAnsi="Chalkboard"/>
-          <w:sz w:val="32"/>
-          <w:szCs w:val="32"/>
-          <w:shd w:val="clear" w:color="auto" w:fill="FFFFFF"/>
-        </w:rPr>
-        <w:t>Lascia che la barca in mare spieghi la vela.</w:t>
-      </w:r>
-      <w:r>
-        <w:rPr>
-          <w:rFonts w:ascii="Chalkboard" w:hAnsi="Chalkboard"/>
-          <w:sz w:val="32"/>
-          <w:szCs w:val="32"/>
-        </w:rPr>
-        <w:br/>
-      </w:r>
-      <w:r>
-        <w:rPr>
-          <w:rFonts w:ascii="Chalkboard" w:hAnsi="Chalkboard"/>
-          <w:sz w:val="32"/>
-          <w:szCs w:val="32"/>
-          <w:shd w:val="clear" w:color="auto" w:fill="FFFFFF"/>
-        </w:rPr>
-        <w:t>Lascia che trovi affetto chi segue il cuore.</w:t>
-      </w:r>
-      <w:r>
-        <w:rPr>
-          <w:rFonts w:ascii="Chalkboard" w:hAnsi="Chalkboard"/>
-          <w:sz w:val="32"/>
-          <w:szCs w:val="32"/>
-        </w:rPr>
-        <w:br/>
-      </w:r>
-      <w:r>
-        <w:rPr>
-          <w:rFonts w:ascii="Chalkboard" w:hAnsi="Chalkboard"/>
-          <w:sz w:val="32"/>
-          <w:szCs w:val="32"/>
-          <w:shd w:val="clear" w:color="auto" w:fill="FFFFFF"/>
-        </w:rPr>
-        <w:lastRenderedPageBreak/>
-        <w:t>Lascia che dall'albero cadano i frutti maturi.</w:t>
-      </w:r>
-      <w:r>
-        <w:rPr>
-          <w:rFonts w:ascii="Chalkboard" w:hAnsi="Chalkboard"/>
-          <w:sz w:val="32"/>
-          <w:szCs w:val="32"/>
-        </w:rPr>
-        <w:br/>
-      </w:r>
-      <w:r>
-        <w:rPr>
-          <w:rFonts w:ascii="Chalkboard" w:hAnsi="Chalkboard"/>
-          <w:sz w:val="32"/>
-          <w:szCs w:val="32"/>
-          <w:shd w:val="clear" w:color="auto" w:fill="FFFFFF"/>
-        </w:rPr>
-        <w:t>Ma tu, tu vieni e seguimi, tu vieni e seguimi.</w:t>
-      </w:r>
-    </w:p>
-    <w:p>
-      <w:pPr>
+        <w:pStyle w:val="NormaleWeb"/>
+        <w:shd w:val="clear" w:color="auto" w:fill="FFFFFF"/>
+        <w:spacing w:before="0" w:beforeAutospacing="0" w:after="0" w:afterAutospacing="0"/>
+        <w:contextualSpacing/>
+        <w:textAlignment w:val="baseline"/>
         <w:rPr>
           <w:rFonts w:ascii="Chalkboard" w:hAnsi="Chalkboard"/>
           <w:sz w:val="20"/>
           <w:szCs w:val="20"/>
+        </w:rPr>
+      </w:pPr>
+      <w:r>
+        <w:rPr>
+          <w:rStyle w:val="Enfasigrassetto"/>
+          <w:rFonts w:ascii="Chalkboard" w:hAnsi="Chalkboard"/>
+          <w:sz w:val="32"/>
+          <w:szCs w:val="32"/>
+          <w:bdr w:val="none" w:sz="0" w:space="0" w:color="auto" w:frame="1"/>
           <w:shd w:val="clear" w:color="auto" w:fill="FFFFFF"/>
         </w:rPr>
-      </w:pPr>
-    </w:p>
-    <w:p>
-      <w:pPr>
-        <w:rPr>
-          <w:rFonts w:ascii="Chalkboard" w:hAnsi="Chalkboard"/>
-          <w:sz w:val="32"/>
-          <w:szCs w:val="32"/>
+        <w:t>RIT. Ave Maria, Ave.</w:t>
+      </w:r>
+      <w:r>
+        <w:rPr>
+          <w:rFonts w:ascii="Chalkboard" w:hAnsi="Chalkboard"/>
+          <w:b/>
+          <w:bCs/>
+          <w:sz w:val="32"/>
+          <w:szCs w:val="32"/>
+          <w:bdr w:val="none" w:sz="0" w:space="0" w:color="auto" w:frame="1"/>
           <w:shd w:val="clear" w:color="auto" w:fill="FFFFFF"/>
         </w:rPr>
-      </w:pPr>
-      <w:r>
-        <w:rPr>
-          <w:rFonts w:ascii="Chalkboard" w:hAnsi="Chalkboard"/>
-          <w:sz w:val="32"/>
-          <w:szCs w:val="32"/>
+        <w:br/>
+      </w:r>
+      <w:r>
+        <w:rPr>
+          <w:rStyle w:val="Enfasigrassetto"/>
+          <w:rFonts w:ascii="Chalkboard" w:hAnsi="Chalkboard"/>
+          <w:sz w:val="32"/>
+          <w:szCs w:val="32"/>
+          <w:bdr w:val="none" w:sz="0" w:space="0" w:color="auto" w:frame="1"/>
           <w:shd w:val="clear" w:color="auto" w:fill="FFFFFF"/>
         </w:rPr>
-        <w:t>E sarai luce per gli uomini</w:t>
-      </w:r>
-      <w:r>
-        <w:rPr>
-          <w:rFonts w:ascii="Chalkboard" w:hAnsi="Chalkboard"/>
-          <w:sz w:val="32"/>
-          <w:szCs w:val="32"/>
-        </w:rPr>
-        <w:br/>
-      </w:r>
-      <w:r>
-        <w:rPr>
-          <w:rFonts w:ascii="Chalkboard" w:hAnsi="Chalkboard"/>
-          <w:sz w:val="32"/>
-          <w:szCs w:val="32"/>
-          <w:shd w:val="clear" w:color="auto" w:fill="FFFFFF"/>
-        </w:rPr>
-        <w:t>e sarai sale della terra</w:t>
-      </w:r>
-      <w:r>
-        <w:rPr>
-          <w:rFonts w:ascii="Chalkboard" w:hAnsi="Chalkboard"/>
-          <w:sz w:val="32"/>
-          <w:szCs w:val="32"/>
-        </w:rPr>
-        <w:br/>
-      </w:r>
-      <w:r>
-        <w:rPr>
-          <w:rFonts w:ascii="Chalkboard" w:hAnsi="Chalkboard"/>
-          <w:sz w:val="32"/>
-          <w:szCs w:val="32"/>
-          <w:shd w:val="clear" w:color="auto" w:fill="FFFFFF"/>
-        </w:rPr>
-        <w:t>e nel mondo deserto aprirai</w:t>
-      </w:r>
-      <w:r>
-        <w:rPr>
-          <w:rFonts w:ascii="Chalkboard" w:hAnsi="Chalkboard"/>
-          <w:sz w:val="32"/>
-          <w:szCs w:val="32"/>
-        </w:rPr>
-        <w:br/>
-      </w:r>
-      <w:r>
-        <w:rPr>
-          <w:rFonts w:ascii="Chalkboard" w:hAnsi="Chalkboard"/>
-          <w:sz w:val="32"/>
-          <w:szCs w:val="32"/>
-          <w:shd w:val="clear" w:color="auto" w:fill="FFFFFF"/>
-        </w:rPr>
-        <w:t>una strada nuova. (2v.)</w:t>
-      </w:r>
-    </w:p>
-    <w:p>
-      <w:pPr>
+        <w:t>Ave Maria, Ave.</w:t>
+      </w:r>
+      <w:r>
+        <w:rPr>
+          <w:rFonts w:ascii="Chalkboard" w:hAnsi="Chalkboard"/>
+          <w:sz w:val="32"/>
+          <w:szCs w:val="32"/>
+        </w:rPr>
+        <w:br/>
+      </w:r>
+    </w:p>
+    <w:p>
+      <w:pPr>
+        <w:pStyle w:val="NormaleWeb"/>
+        <w:shd w:val="clear" w:color="auto" w:fill="FFFFFF"/>
+        <w:spacing w:before="0" w:beforeAutospacing="0" w:after="0" w:afterAutospacing="0"/>
+        <w:contextualSpacing/>
+        <w:textAlignment w:val="baseline"/>
         <w:rPr>
           <w:rFonts w:ascii="Chalkboard" w:hAnsi="Chalkboard"/>
           <w:sz w:val="20"/>
           <w:szCs w:val="20"/>
+        </w:rPr>
+      </w:pPr>
+      <w:r>
+        <w:rPr>
+          <w:rFonts w:ascii="Chalkboard" w:hAnsi="Chalkboard"/>
+          <w:sz w:val="32"/>
+          <w:szCs w:val="32"/>
           <w:shd w:val="clear" w:color="auto" w:fill="FFFFFF"/>
         </w:rPr>
-      </w:pPr>
-    </w:p>
-    <w:p>
-      <w:pPr>
+        <w:lastRenderedPageBreak/>
+        <w:t>1 - Donna dell’attesa e Madre di speranza,</w:t>
+      </w:r>
+      <w:r>
+        <w:rPr>
+          <w:rFonts w:ascii="Chalkboard" w:hAnsi="Chalkboard"/>
+          <w:sz w:val="32"/>
+          <w:szCs w:val="32"/>
+        </w:rPr>
+        <w:t xml:space="preserve"> </w:t>
+      </w:r>
+      <w:r>
         <w:rPr>
           <w:rFonts w:ascii="Chalkboard" w:hAnsi="Chalkboard"/>
           <w:sz w:val="32"/>
           <w:szCs w:val="32"/>
           <w:shd w:val="clear" w:color="auto" w:fill="FFFFFF"/>
         </w:rPr>
-      </w:pPr>
+        <w:t xml:space="preserve">Ora pro </w:t>
+      </w:r>
+      <w:proofErr w:type="spellStart"/>
       <w:r>
         <w:rPr>
           <w:rFonts w:ascii="Chalkboard" w:hAnsi="Chalkboard"/>
@@ -2233,16 +2197,9 @@
           <w:szCs w:val="32"/>
           <w:shd w:val="clear" w:color="auto" w:fill="FFFFFF"/>
         </w:rPr>
-        <w:t>E per questa strada va', va'</w:t>
-      </w:r>
-      <w:r>
-        <w:rPr>
-          <w:rFonts w:ascii="Chalkboard" w:hAnsi="Chalkboard"/>
-          <w:sz w:val="32"/>
-          <w:szCs w:val="32"/>
-        </w:rPr>
-        <w:br/>
-      </w:r>
+        <w:t>nobis</w:t>
+      </w:r>
+      <w:proofErr w:type="spellEnd"/>
       <w:r>
         <w:rPr>
           <w:rFonts w:ascii="Chalkboard" w:hAnsi="Chalkboard"/>
@@ -2250,18 +2207,33 @@
           <w:szCs w:val="32"/>
           <w:shd w:val="clear" w:color="auto" w:fill="FFFFFF"/>
         </w:rPr>
-        <w:t>e non voltarti indietro, va'…</w:t>
-      </w:r>
-    </w:p>
-    <w:p>
-      <w:pPr>
+        <w:t>.</w:t>
+      </w:r>
+      <w:r>
+        <w:rPr>
+          <w:rFonts w:ascii="Chalkboard" w:hAnsi="Chalkboard"/>
+          <w:sz w:val="32"/>
+          <w:szCs w:val="32"/>
+        </w:rPr>
+        <w:br/>
+      </w:r>
+      <w:r>
         <w:rPr>
           <w:rFonts w:ascii="Chalkboard" w:hAnsi="Chalkboard"/>
           <w:sz w:val="32"/>
           <w:szCs w:val="32"/>
           <w:shd w:val="clear" w:color="auto" w:fill="FFFFFF"/>
         </w:rPr>
-      </w:pPr>
+        <w:t>Donna del sorriso e Madre del silenzio,</w:t>
+      </w:r>
+      <w:r>
+        <w:rPr>
+          <w:rFonts w:ascii="Chalkboard" w:hAnsi="Chalkboard"/>
+          <w:sz w:val="32"/>
+          <w:szCs w:val="32"/>
+        </w:rPr>
+        <w:t xml:space="preserve"> </w:t>
+      </w:r>
       <w:r>
         <w:rPr>
           <w:rFonts w:ascii="Chalkboard" w:hAnsi="Chalkboard"/>
@@ -2269,7 +2241,365 @@
           <w:szCs w:val="32"/>
           <w:shd w:val="clear" w:color="auto" w:fill="FFFFFF"/>
         </w:rPr>
-        <w:t>e non voltarti indietro, va'…</w:t>
+        <w:t xml:space="preserve">Ora pro </w:t>
+      </w:r>
+      <w:proofErr w:type="spellStart"/>
+      <w:r>
+        <w:rPr>
+          <w:rFonts w:ascii="Chalkboard" w:hAnsi="Chalkboard"/>
+          <w:sz w:val="32"/>
+          <w:szCs w:val="32"/>
+          <w:shd w:val="clear" w:color="auto" w:fill="FFFFFF"/>
+        </w:rPr>
+        <w:t>nobis</w:t>
+      </w:r>
+      <w:proofErr w:type="spellEnd"/>
+      <w:r>
+        <w:rPr>
+          <w:rFonts w:ascii="Chalkboard" w:hAnsi="Chalkboard"/>
+          <w:sz w:val="32"/>
+          <w:szCs w:val="32"/>
+          <w:shd w:val="clear" w:color="auto" w:fill="FFFFFF"/>
+        </w:rPr>
+        <w:t>.</w:t>
+      </w:r>
+      <w:r>
+        <w:rPr>
+          <w:rFonts w:ascii="Chalkboard" w:hAnsi="Chalkboard"/>
+          <w:sz w:val="32"/>
+          <w:szCs w:val="32"/>
+        </w:rPr>
+        <w:br/>
+      </w:r>
+      <w:r>
+        <w:rPr>
+          <w:rFonts w:ascii="Chalkboard" w:hAnsi="Chalkboard"/>
+          <w:sz w:val="32"/>
+          <w:szCs w:val="32"/>
+          <w:shd w:val="clear" w:color="auto" w:fill="FFFFFF"/>
+        </w:rPr>
+        <w:t>Donna di frontiera e Madre dell’ardore,</w:t>
+      </w:r>
+      <w:r>
+        <w:rPr>
+          <w:rFonts w:ascii="Chalkboard" w:hAnsi="Chalkboard"/>
+          <w:sz w:val="32"/>
+          <w:szCs w:val="32"/>
+        </w:rPr>
+        <w:t xml:space="preserve"> </w:t>
+      </w:r>
+      <w:r>
+        <w:rPr>
+          <w:rFonts w:ascii="Chalkboard" w:hAnsi="Chalkboard"/>
+          <w:sz w:val="32"/>
+          <w:szCs w:val="32"/>
+          <w:shd w:val="clear" w:color="auto" w:fill="FFFFFF"/>
+        </w:rPr>
+        <w:t xml:space="preserve">Ora pro </w:t>
+      </w:r>
+      <w:proofErr w:type="spellStart"/>
+      <w:r>
+        <w:rPr>
+          <w:rFonts w:ascii="Chalkboard" w:hAnsi="Chalkboard"/>
+          <w:sz w:val="32"/>
+          <w:szCs w:val="32"/>
+          <w:shd w:val="clear" w:color="auto" w:fill="FFFFFF"/>
+        </w:rPr>
+        <w:t>nobis</w:t>
+      </w:r>
+      <w:proofErr w:type="spellEnd"/>
+      <w:r>
+        <w:rPr>
+          <w:rFonts w:ascii="Chalkboard" w:hAnsi="Chalkboard"/>
+          <w:sz w:val="32"/>
+          <w:szCs w:val="32"/>
+          <w:shd w:val="clear" w:color="auto" w:fill="FFFFFF"/>
+        </w:rPr>
+        <w:t>.</w:t>
+      </w:r>
+      <w:r>
+        <w:rPr>
+          <w:rFonts w:ascii="Chalkboard" w:hAnsi="Chalkboard"/>
+          <w:sz w:val="32"/>
+          <w:szCs w:val="32"/>
+        </w:rPr>
+        <w:br/>
+      </w:r>
+      <w:r>
+        <w:rPr>
+          <w:rFonts w:ascii="Chalkboard" w:hAnsi="Chalkboard"/>
+          <w:sz w:val="32"/>
+          <w:szCs w:val="32"/>
+          <w:shd w:val="clear" w:color="auto" w:fill="FFFFFF"/>
+        </w:rPr>
+        <w:t>Donna del riposo e Madre del sentiero,</w:t>
+      </w:r>
+      <w:r>
+        <w:rPr>
+          <w:rFonts w:ascii="Chalkboard" w:hAnsi="Chalkboard"/>
+          <w:sz w:val="32"/>
+          <w:szCs w:val="32"/>
+        </w:rPr>
+        <w:t xml:space="preserve"> </w:t>
+      </w:r>
+      <w:r>
+        <w:rPr>
+          <w:rFonts w:ascii="Chalkboard" w:hAnsi="Chalkboard"/>
+          <w:sz w:val="32"/>
+          <w:szCs w:val="32"/>
+          <w:shd w:val="clear" w:color="auto" w:fill="FFFFFF"/>
+        </w:rPr>
+        <w:t xml:space="preserve">Ora pro </w:t>
+      </w:r>
+      <w:proofErr w:type="spellStart"/>
+      <w:r>
+        <w:rPr>
+          <w:rFonts w:ascii="Chalkboard" w:hAnsi="Chalkboard"/>
+          <w:sz w:val="32"/>
+          <w:szCs w:val="32"/>
+          <w:shd w:val="clear" w:color="auto" w:fill="FFFFFF"/>
+        </w:rPr>
+        <w:t>nobis</w:t>
+      </w:r>
+      <w:proofErr w:type="spellEnd"/>
+      <w:r>
+        <w:rPr>
+          <w:rFonts w:ascii="Chalkboard" w:hAnsi="Chalkboard"/>
+          <w:sz w:val="32"/>
+          <w:szCs w:val="32"/>
+          <w:shd w:val="clear" w:color="auto" w:fill="FFFFFF"/>
+        </w:rPr>
+        <w:t>.</w:t>
+      </w:r>
+      <w:r>
+        <w:rPr>
+          <w:rFonts w:ascii="Chalkboard" w:hAnsi="Chalkboard"/>
+          <w:sz w:val="32"/>
+          <w:szCs w:val="32"/>
+        </w:rPr>
+        <w:br/>
+      </w:r>
+    </w:p>
+    <w:p>
+      <w:pPr>
+        <w:pStyle w:val="NormaleWeb"/>
+        <w:shd w:val="clear" w:color="auto" w:fill="FFFFFF"/>
+        <w:spacing w:before="0" w:beforeAutospacing="0" w:after="0" w:afterAutospacing="0"/>
+        <w:contextualSpacing/>
+        <w:textAlignment w:val="baseline"/>
+        <w:rPr>
+          <w:rFonts w:ascii="Chalkboard" w:hAnsi="Chalkboard"/>
+          <w:sz w:val="32"/>
+          <w:szCs w:val="32"/>
+        </w:rPr>
+      </w:pPr>
+      <w:r>
+        <w:rPr>
+          <w:rFonts w:ascii="Chalkboard" w:hAnsi="Chalkboard"/>
+          <w:sz w:val="32"/>
+          <w:szCs w:val="32"/>
+          <w:shd w:val="clear" w:color="auto" w:fill="FFFFFF"/>
+        </w:rPr>
+        <w:t>2 - Donna del deserto e Madre del respiro,</w:t>
+      </w:r>
+      <w:r>
+        <w:rPr>
+          <w:rFonts w:ascii="Chalkboard" w:hAnsi="Chalkboard"/>
+          <w:sz w:val="32"/>
+          <w:szCs w:val="32"/>
+        </w:rPr>
+        <w:t xml:space="preserve"> </w:t>
+      </w:r>
+      <w:r>
+        <w:rPr>
+          <w:rFonts w:ascii="Chalkboard" w:hAnsi="Chalkboard"/>
+          <w:sz w:val="32"/>
+          <w:szCs w:val="32"/>
+          <w:shd w:val="clear" w:color="auto" w:fill="FFFFFF"/>
+        </w:rPr>
+        <w:t xml:space="preserve">Ora pro </w:t>
+      </w:r>
+      <w:proofErr w:type="spellStart"/>
+      <w:r>
+        <w:rPr>
+          <w:rFonts w:ascii="Chalkboard" w:hAnsi="Chalkboard"/>
+          <w:sz w:val="32"/>
+          <w:szCs w:val="32"/>
+          <w:shd w:val="clear" w:color="auto" w:fill="FFFFFF"/>
+        </w:rPr>
+        <w:t>nobis</w:t>
+      </w:r>
+      <w:proofErr w:type="spellEnd"/>
+      <w:r>
+        <w:rPr>
+          <w:rFonts w:ascii="Chalkboard" w:hAnsi="Chalkboard"/>
+          <w:sz w:val="32"/>
+          <w:szCs w:val="32"/>
+          <w:shd w:val="clear" w:color="auto" w:fill="FFFFFF"/>
+        </w:rPr>
+        <w:t>.</w:t>
+      </w:r>
+      <w:r>
+        <w:rPr>
+          <w:rFonts w:ascii="Chalkboard" w:hAnsi="Chalkboard"/>
+          <w:sz w:val="32"/>
+          <w:szCs w:val="32"/>
+        </w:rPr>
+        <w:br/>
+      </w:r>
+      <w:r>
+        <w:rPr>
+          <w:rFonts w:ascii="Chalkboard" w:hAnsi="Chalkboard"/>
+          <w:sz w:val="32"/>
+          <w:szCs w:val="32"/>
+          <w:shd w:val="clear" w:color="auto" w:fill="FFFFFF"/>
+        </w:rPr>
+        <w:t>Donna della sera e Madre del ricordo,</w:t>
+      </w:r>
+      <w:r>
+        <w:rPr>
+          <w:rFonts w:ascii="Chalkboard" w:hAnsi="Chalkboard"/>
+          <w:sz w:val="32"/>
+          <w:szCs w:val="32"/>
+        </w:rPr>
+        <w:t xml:space="preserve"> </w:t>
+      </w:r>
+      <w:r>
+        <w:rPr>
+          <w:rFonts w:ascii="Chalkboard" w:hAnsi="Chalkboard"/>
+          <w:sz w:val="32"/>
+          <w:szCs w:val="32"/>
+          <w:shd w:val="clear" w:color="auto" w:fill="FFFFFF"/>
+        </w:rPr>
+        <w:t xml:space="preserve">Ora pro </w:t>
+      </w:r>
+      <w:proofErr w:type="spellStart"/>
+      <w:r>
+        <w:rPr>
+          <w:rFonts w:ascii="Chalkboard" w:hAnsi="Chalkboard"/>
+          <w:sz w:val="32"/>
+          <w:szCs w:val="32"/>
+          <w:shd w:val="clear" w:color="auto" w:fill="FFFFFF"/>
+        </w:rPr>
+        <w:t>nobis</w:t>
+      </w:r>
+      <w:proofErr w:type="spellEnd"/>
+      <w:r>
+        <w:rPr>
+          <w:rFonts w:ascii="Chalkboard" w:hAnsi="Chalkboard"/>
+          <w:sz w:val="32"/>
+          <w:szCs w:val="32"/>
+          <w:shd w:val="clear" w:color="auto" w:fill="FFFFFF"/>
+        </w:rPr>
+        <w:t>.</w:t>
+      </w:r>
+      <w:r>
+        <w:rPr>
+          <w:rFonts w:ascii="Chalkboard" w:hAnsi="Chalkboard"/>
+          <w:sz w:val="32"/>
+          <w:szCs w:val="32"/>
+        </w:rPr>
+        <w:br/>
+      </w:r>
+      <w:r>
+        <w:rPr>
+          <w:rFonts w:ascii="Chalkboard" w:hAnsi="Chalkboard"/>
+          <w:sz w:val="32"/>
+          <w:szCs w:val="32"/>
+          <w:shd w:val="clear" w:color="auto" w:fill="FFFFFF"/>
+        </w:rPr>
+        <w:t>Donna del presente e Madre del ritorno,</w:t>
+      </w:r>
+      <w:r>
+        <w:rPr>
+          <w:rFonts w:ascii="Chalkboard" w:hAnsi="Chalkboard"/>
+          <w:sz w:val="32"/>
+          <w:szCs w:val="32"/>
+        </w:rPr>
+        <w:t xml:space="preserve"> </w:t>
+      </w:r>
+      <w:r>
+        <w:rPr>
+          <w:rFonts w:ascii="Chalkboard" w:hAnsi="Chalkboard"/>
+          <w:sz w:val="32"/>
+          <w:szCs w:val="32"/>
+          <w:shd w:val="clear" w:color="auto" w:fill="FFFFFF"/>
+        </w:rPr>
+        <w:t xml:space="preserve">Ora pro </w:t>
+      </w:r>
+      <w:proofErr w:type="spellStart"/>
+      <w:r>
+        <w:rPr>
+          <w:rFonts w:ascii="Chalkboard" w:hAnsi="Chalkboard"/>
+          <w:sz w:val="32"/>
+          <w:szCs w:val="32"/>
+          <w:shd w:val="clear" w:color="auto" w:fill="FFFFFF"/>
+        </w:rPr>
+        <w:t>nobis</w:t>
+      </w:r>
+      <w:proofErr w:type="spellEnd"/>
+      <w:r>
+        <w:rPr>
+          <w:rFonts w:ascii="Chalkboard" w:hAnsi="Chalkboard"/>
+          <w:sz w:val="32"/>
+          <w:szCs w:val="32"/>
+          <w:shd w:val="clear" w:color="auto" w:fill="FFFFFF"/>
+        </w:rPr>
+        <w:t>.</w:t>
+      </w:r>
+      <w:r>
+        <w:rPr>
+          <w:rFonts w:ascii="Chalkboard" w:hAnsi="Chalkboard"/>
+          <w:sz w:val="32"/>
+          <w:szCs w:val="32"/>
+        </w:rPr>
+        <w:br/>
+      </w:r>
+      <w:r>
+        <w:rPr>
+          <w:rFonts w:ascii="Chalkboard" w:hAnsi="Chalkboard"/>
+          <w:sz w:val="32"/>
+          <w:szCs w:val="32"/>
+          <w:shd w:val="clear" w:color="auto" w:fill="FFFFFF"/>
+        </w:rPr>
+        <w:t>Donna della terra e Madre dell’amore,</w:t>
+      </w:r>
+      <w:r>
+        <w:rPr>
+          <w:rFonts w:ascii="Chalkboard" w:hAnsi="Chalkboard"/>
+          <w:sz w:val="32"/>
+          <w:szCs w:val="32"/>
+        </w:rPr>
+        <w:t xml:space="preserve"> </w:t>
+      </w:r>
+      <w:r>
+        <w:rPr>
+          <w:rFonts w:ascii="Chalkboard" w:hAnsi="Chalkboard"/>
+          <w:sz w:val="32"/>
+          <w:szCs w:val="32"/>
+          <w:shd w:val="clear" w:color="auto" w:fill="FFFFFF"/>
+        </w:rPr>
+        <w:t xml:space="preserve">Ora pro </w:t>
+      </w:r>
+      <w:proofErr w:type="spellStart"/>
+      <w:r>
+        <w:rPr>
+          <w:rFonts w:ascii="Chalkboard" w:hAnsi="Chalkboard"/>
+          <w:sz w:val="32"/>
+          <w:szCs w:val="32"/>
+          <w:shd w:val="clear" w:color="auto" w:fill="FFFFFF"/>
+        </w:rPr>
+        <w:t>nobis</w:t>
+      </w:r>
+      <w:proofErr w:type="spellEnd"/>
+      <w:r>
+        <w:rPr>
+          <w:rFonts w:ascii="Chalkboard" w:hAnsi="Chalkboard"/>
+          <w:sz w:val="32"/>
+          <w:szCs w:val="32"/>
+          <w:shd w:val="clear" w:color="auto" w:fill="FFFFFF"/>
+        </w:rPr>
+        <w:t>.</w:t>
       </w:r>
     </w:p>
     <w:p>
@@ -2296,6 +2626,103 @@
     </w:sectPr>
   </w:body>
 </w:document>
+</file>
+
+<file path=word/numbering.xml><?xml version="1.0" encoding="utf-8"?>
+<w:numbering xmlns:wpc="http://schemas.microsoft.com/office/word/2010/wordprocessingCanvas" xmlns:cx="http://schemas.microsoft.com/office/drawing/2014/chartex" xmlns:cx1="http://schemas.microsoft.com/office/drawing/2015/9/8/chartex" xmlns:cx2="http://schemas.microsoft.com/office/drawing/2015/10/21/chartex" xmlns:cx3="http://schemas.microsoft.com/office/drawing/2016/5/9/chartex" xmlns:cx4="http://schemas.microsoft.com/office/drawing/2016/5/10/chartex" xmlns:cx5="http://schemas.microsoft.com/office/drawing/2016/5/11/chartex" xmlns:cx6="http://schemas.microsoft.com/office/drawing/2016/5/12/chartex" xmlns:cx7="http://schemas.microsoft.com/office/drawing/2016/5/13/chartex" xmlns:cx8="http://schemas.microsoft.com/office/drawing/2016/5/14/chartex" xmlns:mc="http://schemas.openxmlformats.org/markup-compatibility/2006" xmlns:aink="http://schemas.microsoft.com/office/drawing/2016/ink" xmlns:am3d="http://schemas.microsoft.com/office/drawing/2017/model3d" xmlns:o="urn:schemas-microsoft-com:office:office" xmlns:oel="http://schemas.microsoft.com/office/2019/extlst" xmlns:r="http://schemas.openxmlformats.org/officeDocument/2006/relationships" xmlns:m="http://schemas.openxmlformats.org/officeDocument/2006/math" xmlns:v="urn:schemas-microsoft-com:vml" xmlns:wp14="http://schemas.microsoft.com/office/word/2010/wordprocessingDrawing" xmlns:wp="http://schemas.openxmlformats.org/drawingml/2006/wordprocessingDrawing" xmlns:w10="urn:schemas-microsoft-com:office:word" xmlns:w="http://schemas.openxmlformats.org/wordprocessingml/2006/main" xmlns:w14="http://schemas.microsoft.com/office/word/2010/wordml" xmlns:w15="http://schemas.microsoft.com/office/word/2012/wordml" xmlns:w16cex="http://schemas.microsoft.com/office/word/2018/wordml/cex" xmlns:w16cid="http://schemas.microsoft.com/office/word/2016/wordml/cid" xmlns:w16="http://schemas.microsoft.com/office/word/2018/wordml" xmlns:w16du="http://schemas.microsoft.com/office/word/2023/wordml/word16du" xmlns:w16sdtdh="http://schemas.microsoft.com/office/word/2020/wordml/sdtdatahash" xmlns:w16sdtfl="http://schemas.microsoft.com/office/word/2024/wordml/sdtformatlock" xmlns:w16se="http://schemas.microsoft.com/office/word/2015/wordml/symex" xmlns:wpg="http://schemas.microsoft.com/office/word/2010/wordprocessingGroup" xmlns:wpi="http://schemas.microsoft.com/office/word/2010/wordprocessingInk" xmlns:wne="http://schemas.microsoft.com/office/word/2006/wordml" xmlns:wps="http://schemas.microsoft.com/office/word/2010/wordprocessingShape" mc:Ignorable="w14 w15 w16se w16cid w16 w16cex w16sdtdh w16sdtfl w16du wp14">
+  <w:abstractNum w:abstractNumId="0" w15:restartNumberingAfterBreak="0">
+    <w:nsid w:val="58494076"/>
+    <w:multiLevelType w:val="hybridMultilevel"/>
+    <w:tmpl w:val="54F22752"/>
+    <w:lvl w:ilvl="0" w:tplc="7CFC5C02">
+      <w:start w:val="1"/>
+      <w:numFmt w:val="decimal"/>
+      <w:lvlText w:val="%1"/>
+      <w:lvlJc w:val="left"/>
+      <w:pPr>
+        <w:ind w:left="720" w:hanging="360"/>
+      </w:pPr>
+      <w:rPr>
+        <w:rFonts w:hint="default"/>
+      </w:rPr>
+    </w:lvl>
+    <w:lvl w:ilvl="1" w:tplc="04100019" w:tentative="1">
+      <w:start w:val="1"/>
+      <w:numFmt w:val="lowerLetter"/>
+      <w:lvlText w:val="%2."/>
+      <w:lvlJc w:val="left"/>
+      <w:pPr>
+        <w:ind w:left="1440" w:hanging="360"/>
+      </w:pPr>
+    </w:lvl>
+    <w:lvl w:ilvl="2" w:tplc="0410001B" w:tentative="1">
+      <w:start w:val="1"/>
+      <w:numFmt w:val="lowerRoman"/>
+      <w:lvlText w:val="%3."/>
+      <w:lvlJc w:val="right"/>
+      <w:pPr>
+        <w:ind w:left="2160" w:hanging="180"/>
+      </w:pPr>
+    </w:lvl>
+    <w:lvl w:ilvl="3" w:tplc="0410000F" w:tentative="1">
+      <w:start w:val="1"/>
+      <w:numFmt w:val="decimal"/>
+      <w:lvlText w:val="%4."/>
+      <w:lvlJc w:val="left"/>
+      <w:pPr>
+        <w:ind w:left="2880" w:hanging="360"/>
+      </w:pPr>
+    </w:lvl>
+    <w:lvl w:ilvl="4" w:tplc="04100019" w:tentative="1">
+      <w:start w:val="1"/>
+      <w:numFmt w:val="lowerLetter"/>
+      <w:lvlText w:val="%5."/>
+      <w:lvlJc w:val="left"/>
+      <w:pPr>
+        <w:ind w:left="3600" w:hanging="360"/>
+      </w:pPr>
+    </w:lvl>
+    <w:lvl w:ilvl="5" w:tplc="0410001B" w:tentative="1">
+      <w:start w:val="1"/>
+      <w:numFmt w:val="lowerRoman"/>
+      <w:lvlText w:val="%6."/>
+      <w:lvlJc w:val="right"/>
+      <w:pPr>
+        <w:ind w:left="4320" w:hanging="180"/>
+      </w:pPr>
+    </w:lvl>
+    <w:lvl w:ilvl="6" w:tplc="0410000F" w:tentative="1">
+      <w:start w:val="1"/>
+      <w:numFmt w:val="decimal"/>
+      <w:lvlText w:val="%7."/>
+      <w:lvlJc w:val="left"/>
+      <w:pPr>
+        <w:ind w:left="5040" w:hanging="360"/>
+      </w:pPr>
+    </w:lvl>
+    <w:lvl w:ilvl="7" w:tplc="04100019" w:tentative="1">
+      <w:start w:val="1"/>
+      <w:numFmt w:val="lowerLetter"/>
+      <w:lvlText w:val="%8."/>
+      <w:lvlJc w:val="left"/>
+      <w:pPr>
+        <w:ind w:left="5760" w:hanging="360"/>
+      </w:pPr>
+    </w:lvl>
+    <w:lvl w:ilvl="8" w:tplc="0410001B" w:tentative="1">
+      <w:start w:val="1"/>
+      <w:numFmt w:val="lowerRoman"/>
+      <w:lvlText w:val="%9."/>
+      <w:lvlJc w:val="right"/>
+      <w:pPr>
+        <w:ind w:left="6480" w:hanging="180"/>
+      </w:pPr>
+    </w:lvl>
+  </w:abstractNum>
+  <w:num w:numId="1" w16cid:durableId="1988170994">
+    <w:abstractNumId w:val="0"/>
+  </w:num>
+</w:numbering>
 </file>
 
 <file path=word/styles.xml><?xml version="1.0" encoding="utf-8"?>

--- a/pdf/cantiDomenica.docx
+++ b/pdf/cantiDomenica.docx
@@ -40,7 +40,7 @@
           <w:sz w:val="56"/>
           <w:szCs w:val="56"/>
         </w:rPr>
-        <w:t>12</w:t>
+        <w:t>1</w:t>
       </w:r>
       <w:r>
         <w:rPr>
@@ -48,6 +48,14 @@
           <w:sz w:val="56"/>
           <w:szCs w:val="56"/>
         </w:rPr>
+        <w:t>9</w:t>
+      </w:r>
+      <w:r>
+        <w:rPr>
+          <w:rFonts w:ascii="Chalkboard" w:hAnsi="Chalkboard" w:cs="Apple Chancery"/>
+          <w:sz w:val="56"/>
+          <w:szCs w:val="56"/>
+        </w:rPr>
         <w:t xml:space="preserve"> aprile</w:t>
       </w:r>
     </w:p>
@@ -105,7 +113,7 @@
           <w:szCs w:val="36"/>
           <w:u w:val="single"/>
         </w:rPr>
-        <w:t>TU SEI</w:t>
+        <w:t>ANNUNCIARE IL VANGELO</w:t>
       </w:r>
     </w:p>
     <w:p>
@@ -134,75 +142,82 @@
           <w:sz w:val="32"/>
           <w:szCs w:val="32"/>
         </w:rPr>
-        <w:t xml:space="preserve">Tu sei la prima stella del mattino,  </w:t>
-      </w:r>
-    </w:p>
-    <w:p>
-      <w:pPr>
-        <w:rPr>
-          <w:rFonts w:ascii="Chalkboard" w:hAnsi="Chalkboard"/>
-          <w:sz w:val="32"/>
-          <w:szCs w:val="32"/>
-        </w:rPr>
-      </w:pPr>
-      <w:r>
-        <w:rPr>
-          <w:rFonts w:ascii="Chalkboard" w:hAnsi="Chalkboard"/>
-          <w:sz w:val="32"/>
-          <w:szCs w:val="32"/>
-        </w:rPr>
-        <w:t>tu sei la nostra grande nostalgia, </w:t>
-      </w:r>
-    </w:p>
-    <w:p>
-      <w:pPr>
-        <w:rPr>
-          <w:rFonts w:ascii="Chalkboard" w:hAnsi="Chalkboard"/>
-          <w:sz w:val="32"/>
-          <w:szCs w:val="32"/>
-        </w:rPr>
-      </w:pPr>
-      <w:r>
-        <w:rPr>
-          <w:rFonts w:ascii="Chalkboard" w:hAnsi="Chalkboard"/>
-          <w:sz w:val="32"/>
-          <w:szCs w:val="32"/>
-        </w:rPr>
-        <w:t xml:space="preserve">tu sei il cielo chiaro dopo la paura,  </w:t>
-      </w:r>
-    </w:p>
-    <w:p>
-      <w:pPr>
-        <w:rPr>
-          <w:rFonts w:ascii="Chalkboard" w:hAnsi="Chalkboard"/>
-          <w:sz w:val="32"/>
-          <w:szCs w:val="32"/>
-        </w:rPr>
-      </w:pPr>
-      <w:r>
-        <w:rPr>
-          <w:rFonts w:ascii="Chalkboard" w:hAnsi="Chalkboard"/>
-          <w:sz w:val="32"/>
-          <w:szCs w:val="32"/>
-        </w:rPr>
-        <w:t xml:space="preserve">dopo la paura di esserci perduti,  </w:t>
-      </w:r>
-    </w:p>
-    <w:p>
-      <w:pPr>
-        <w:rPr>
-          <w:rFonts w:ascii="Chalkboard" w:hAnsi="Chalkboard"/>
-          <w:sz w:val="32"/>
-          <w:szCs w:val="32"/>
-        </w:rPr>
-      </w:pPr>
-      <w:r>
-        <w:rPr>
-          <w:rFonts w:ascii="Chalkboard" w:hAnsi="Chalkboard"/>
-          <w:sz w:val="32"/>
-          <w:szCs w:val="32"/>
-        </w:rPr>
-        <w:t>e tornerà la vita in questo mare.</w:t>
+        <w:t xml:space="preserve">1 - </w:t>
+      </w:r>
+      <w:r>
+        <w:rPr>
+          <w:rFonts w:ascii="Chalkboard" w:hAnsi="Chalkboard"/>
+          <w:sz w:val="32"/>
+          <w:szCs w:val="32"/>
+        </w:rPr>
+        <w:t xml:space="preserve">Ogni giorno penso alla vita che farò, </w:t>
+      </w:r>
+    </w:p>
+    <w:p>
+      <w:pPr>
+        <w:rPr>
+          <w:rFonts w:ascii="Chalkboard" w:hAnsi="Chalkboard"/>
+          <w:sz w:val="32"/>
+          <w:szCs w:val="32"/>
+        </w:rPr>
+      </w:pPr>
+      <w:r>
+        <w:rPr>
+          <w:rFonts w:ascii="Chalkboard" w:hAnsi="Chalkboard"/>
+          <w:sz w:val="32"/>
+          <w:szCs w:val="32"/>
+        </w:rPr>
+        <w:t>se potente e ricco io diventerò</w:t>
+      </w:r>
+      <w:r>
+        <w:rPr>
+          <w:rFonts w:ascii="Chalkboard" w:hAnsi="Chalkboard"/>
+          <w:sz w:val="32"/>
+          <w:szCs w:val="32"/>
+        </w:rPr>
+        <w:t>.</w:t>
+      </w:r>
+    </w:p>
+    <w:p>
+      <w:pPr>
+        <w:rPr>
+          <w:rFonts w:ascii="Chalkboard" w:hAnsi="Chalkboard"/>
+          <w:sz w:val="32"/>
+          <w:szCs w:val="32"/>
+        </w:rPr>
+      </w:pPr>
+      <w:r>
+        <w:rPr>
+          <w:rFonts w:ascii="Chalkboard" w:hAnsi="Chalkboard"/>
+          <w:sz w:val="32"/>
+          <w:szCs w:val="32"/>
+        </w:rPr>
+        <w:t>C</w:t>
+      </w:r>
+      <w:r>
+        <w:rPr>
+          <w:rFonts w:ascii="Chalkboard" w:hAnsi="Chalkboard"/>
+          <w:sz w:val="32"/>
+          <w:szCs w:val="32"/>
+        </w:rPr>
+        <w:t xml:space="preserve">’è qualcosa di più grande che io possa far: </w:t>
+      </w:r>
+    </w:p>
+    <w:p>
+      <w:pPr>
+        <w:rPr>
+          <w:rFonts w:ascii="Chalkboard" w:hAnsi="Chalkboard"/>
+          <w:sz w:val="32"/>
+          <w:szCs w:val="32"/>
+        </w:rPr>
+      </w:pPr>
+      <w:r>
+        <w:rPr>
+          <w:rFonts w:ascii="Chalkboard" w:hAnsi="Chalkboard"/>
+          <w:sz w:val="32"/>
+          <w:szCs w:val="32"/>
+        </w:rPr>
+        <w:t xml:space="preserve">nella vigna tua mi chiami a lavorar. </w:t>
       </w:r>
     </w:p>
     <w:p>
@@ -216,109 +231,113 @@
     </w:p>
     <w:p>
       <w:pPr>
-        <w:shd w:val="clear" w:color="auto" w:fill="FFFFFF"/>
-        <w:rPr>
-          <w:rFonts w:ascii="Chalkboard" w:hAnsi="Chalkboard"/>
-          <w:b/>
-          <w:bCs/>
-          <w:sz w:val="32"/>
-          <w:szCs w:val="32"/>
-        </w:rPr>
-      </w:pPr>
-      <w:r>
-        <w:rPr>
-          <w:rFonts w:ascii="Chalkboard" w:hAnsi="Chalkboard" w:cs="Arial Hebrew"/>
-          <w:b/>
-          <w:bCs/>
-          <w:sz w:val="32"/>
-          <w:szCs w:val="32"/>
-        </w:rPr>
-        <w:t xml:space="preserve">RIT. </w:t>
-      </w:r>
-      <w:r>
-        <w:rPr>
-          <w:rFonts w:ascii="Chalkboard" w:hAnsi="Chalkboard"/>
-          <w:b/>
-          <w:bCs/>
-          <w:sz w:val="32"/>
-          <w:szCs w:val="32"/>
-        </w:rPr>
-        <w:t xml:space="preserve">Soffierà, soffierà   </w:t>
-      </w:r>
-    </w:p>
-    <w:p>
-      <w:pPr>
-        <w:shd w:val="clear" w:color="auto" w:fill="FFFFFF"/>
-        <w:rPr>
-          <w:rFonts w:ascii="Chalkboard" w:hAnsi="Chalkboard"/>
-          <w:b/>
-          <w:bCs/>
-          <w:sz w:val="32"/>
-          <w:szCs w:val="32"/>
-        </w:rPr>
-      </w:pPr>
-      <w:r>
-        <w:rPr>
-          <w:rFonts w:ascii="Chalkboard" w:hAnsi="Chalkboard"/>
-          <w:b/>
-          <w:bCs/>
-          <w:sz w:val="32"/>
-          <w:szCs w:val="32"/>
-        </w:rPr>
-        <w:t xml:space="preserve">il vento forte della vita, </w:t>
-      </w:r>
-    </w:p>
-    <w:p>
-      <w:pPr>
-        <w:shd w:val="clear" w:color="auto" w:fill="FFFFFF"/>
-        <w:rPr>
-          <w:rFonts w:ascii="Chalkboard" w:hAnsi="Chalkboard"/>
-          <w:b/>
-          <w:bCs/>
-          <w:sz w:val="32"/>
-          <w:szCs w:val="32"/>
-        </w:rPr>
-      </w:pPr>
-      <w:r>
-        <w:rPr>
-          <w:rFonts w:ascii="Chalkboard" w:hAnsi="Chalkboard"/>
-          <w:b/>
-          <w:bCs/>
-          <w:sz w:val="32"/>
-          <w:szCs w:val="32"/>
-        </w:rPr>
-        <w:t xml:space="preserve">soffierà sulle vele </w:t>
-      </w:r>
-    </w:p>
-    <w:p>
-      <w:pPr>
-        <w:shd w:val="clear" w:color="auto" w:fill="FFFFFF"/>
-        <w:rPr>
-          <w:rFonts w:ascii="Chalkboard" w:hAnsi="Chalkboard"/>
-          <w:b/>
-          <w:bCs/>
-          <w:sz w:val="32"/>
-          <w:szCs w:val="32"/>
-        </w:rPr>
-      </w:pPr>
-      <w:r>
-        <w:rPr>
-          <w:rFonts w:ascii="Chalkboard" w:hAnsi="Chalkboard"/>
-          <w:b/>
-          <w:bCs/>
-          <w:sz w:val="32"/>
-          <w:szCs w:val="32"/>
-        </w:rPr>
-        <w:t>e le gonfierà di te! (2v.)</w:t>
-      </w:r>
-    </w:p>
-    <w:p>
-      <w:pPr>
-        <w:shd w:val="clear" w:color="auto" w:fill="FFFFFF"/>
-        <w:rPr>
-          <w:rFonts w:ascii="Chalkboard" w:hAnsi="Chalkboard"/>
-          <w:b/>
-          <w:bCs/>
+        <w:rPr>
+          <w:rFonts w:ascii="Chalkboard" w:hAnsi="Chalkboard"/>
+          <w:b/>
+          <w:bCs/>
+          <w:sz w:val="32"/>
+          <w:szCs w:val="32"/>
+        </w:rPr>
+      </w:pPr>
+      <w:r>
+        <w:rPr>
+          <w:rFonts w:ascii="Chalkboard" w:hAnsi="Chalkboard"/>
+          <w:b/>
+          <w:bCs/>
+          <w:sz w:val="32"/>
+          <w:szCs w:val="32"/>
+        </w:rPr>
+        <w:t xml:space="preserve">RIT. Annunciare il vangelo, </w:t>
+      </w:r>
+    </w:p>
+    <w:p>
+      <w:pPr>
+        <w:rPr>
+          <w:rFonts w:ascii="Chalkboard" w:hAnsi="Chalkboard"/>
+          <w:b/>
+          <w:bCs/>
+          <w:sz w:val="32"/>
+          <w:szCs w:val="32"/>
+        </w:rPr>
+      </w:pPr>
+      <w:r>
+        <w:rPr>
+          <w:rFonts w:ascii="Chalkboard" w:hAnsi="Chalkboard"/>
+          <w:b/>
+          <w:bCs/>
+          <w:sz w:val="32"/>
+          <w:szCs w:val="32"/>
+        </w:rPr>
+        <w:t xml:space="preserve">è la buona notizia che la vita non deve finire. </w:t>
+      </w:r>
+    </w:p>
+    <w:p>
+      <w:pPr>
+        <w:rPr>
+          <w:rFonts w:ascii="Chalkboard" w:hAnsi="Chalkboard"/>
+          <w:b/>
+          <w:bCs/>
+          <w:sz w:val="32"/>
+          <w:szCs w:val="32"/>
+        </w:rPr>
+      </w:pPr>
+      <w:r>
+        <w:rPr>
+          <w:rFonts w:ascii="Chalkboard" w:hAnsi="Chalkboard"/>
+          <w:b/>
+          <w:bCs/>
+          <w:sz w:val="32"/>
+          <w:szCs w:val="32"/>
+        </w:rPr>
+        <w:t xml:space="preserve">È gridare fino al cielo </w:t>
+      </w:r>
+    </w:p>
+    <w:p>
+      <w:pPr>
+        <w:rPr>
+          <w:rFonts w:ascii="Chalkboard" w:hAnsi="Chalkboard"/>
+          <w:b/>
+          <w:bCs/>
+          <w:sz w:val="32"/>
+          <w:szCs w:val="32"/>
+        </w:rPr>
+      </w:pPr>
+      <w:r>
+        <w:rPr>
+          <w:rFonts w:ascii="Chalkboard" w:hAnsi="Chalkboard"/>
+          <w:b/>
+          <w:bCs/>
+          <w:sz w:val="32"/>
+          <w:szCs w:val="32"/>
+        </w:rPr>
+        <w:t xml:space="preserve">che il Signore è risorto </w:t>
+      </w:r>
+    </w:p>
+    <w:p>
+      <w:pPr>
+        <w:rPr>
+          <w:rFonts w:ascii="Chalkboard" w:hAnsi="Chalkboard"/>
+          <w:b/>
+          <w:bCs/>
+          <w:sz w:val="32"/>
+          <w:szCs w:val="32"/>
+        </w:rPr>
+      </w:pPr>
+      <w:r>
+        <w:rPr>
+          <w:rFonts w:ascii="Chalkboard" w:hAnsi="Chalkboard"/>
+          <w:b/>
+          <w:bCs/>
+          <w:sz w:val="32"/>
+          <w:szCs w:val="32"/>
+        </w:rPr>
+        <w:t xml:space="preserve">e che da soli non ci lascia mai. </w:t>
+      </w:r>
+    </w:p>
+    <w:p>
+      <w:pPr>
+        <w:rPr>
+          <w:rFonts w:ascii="Chalkboard" w:hAnsi="Chalkboard"/>
           <w:sz w:val="20"/>
           <w:szCs w:val="20"/>
         </w:rPr>
@@ -326,92 +345,532 @@
     </w:p>
     <w:p>
       <w:pPr>
-        <w:shd w:val="clear" w:color="auto" w:fill="FFFFFF"/>
-        <w:rPr>
-          <w:rFonts w:ascii="Chalkboard" w:hAnsi="Chalkboard"/>
-          <w:sz w:val="32"/>
-          <w:szCs w:val="32"/>
-        </w:rPr>
-      </w:pPr>
-      <w:r>
-        <w:rPr>
-          <w:rFonts w:ascii="Chalkboard" w:hAnsi="Chalkboard"/>
-          <w:sz w:val="32"/>
-          <w:szCs w:val="32"/>
-        </w:rPr>
-        <w:t xml:space="preserve">Tu sei l'unico volto della pace,  </w:t>
-      </w:r>
-    </w:p>
-    <w:p>
-      <w:pPr>
-        <w:shd w:val="clear" w:color="auto" w:fill="FFFFFF"/>
-        <w:rPr>
-          <w:rFonts w:ascii="Chalkboard" w:hAnsi="Chalkboard"/>
-          <w:sz w:val="32"/>
-          <w:szCs w:val="32"/>
-        </w:rPr>
-      </w:pPr>
-      <w:r>
-        <w:rPr>
-          <w:rFonts w:ascii="Chalkboard" w:hAnsi="Chalkboard"/>
-          <w:sz w:val="32"/>
-          <w:szCs w:val="32"/>
-        </w:rPr>
-        <w:t xml:space="preserve">tu sei la speranza nelle nostre mani,  </w:t>
-      </w:r>
-    </w:p>
-    <w:p>
-      <w:pPr>
-        <w:shd w:val="clear" w:color="auto" w:fill="FFFFFF"/>
-        <w:rPr>
-          <w:rFonts w:ascii="Chalkboard" w:hAnsi="Chalkboard"/>
-          <w:sz w:val="32"/>
-          <w:szCs w:val="32"/>
-        </w:rPr>
-      </w:pPr>
-      <w:r>
-        <w:rPr>
-          <w:rFonts w:ascii="Chalkboard" w:hAnsi="Chalkboard"/>
-          <w:sz w:val="32"/>
-          <w:szCs w:val="32"/>
-        </w:rPr>
-        <w:t xml:space="preserve">tu sei il vento nuovo sulle nostre ali,  </w:t>
-      </w:r>
-    </w:p>
-    <w:p>
-      <w:pPr>
-        <w:shd w:val="clear" w:color="auto" w:fill="FFFFFF"/>
-        <w:rPr>
-          <w:rFonts w:ascii="Chalkboard" w:hAnsi="Chalkboard"/>
-          <w:sz w:val="32"/>
-          <w:szCs w:val="32"/>
-        </w:rPr>
-      </w:pPr>
-      <w:r>
-        <w:rPr>
-          <w:rFonts w:ascii="Chalkboard" w:hAnsi="Chalkboard"/>
-          <w:sz w:val="32"/>
-          <w:szCs w:val="32"/>
-        </w:rPr>
-        <w:t xml:space="preserve">sulle nostre ali soffierà la vita,  </w:t>
-      </w:r>
-    </w:p>
-    <w:p>
-      <w:pPr>
-        <w:shd w:val="clear" w:color="auto" w:fill="FFFFFF"/>
-        <w:rPr>
-          <w:rFonts w:ascii="Chalkboard" w:hAnsi="Chalkboard"/>
-          <w:sz w:val="32"/>
-          <w:szCs w:val="32"/>
-        </w:rPr>
-      </w:pPr>
-      <w:r>
-        <w:rPr>
-          <w:rFonts w:ascii="Chalkboard" w:hAnsi="Chalkboard"/>
-          <w:sz w:val="32"/>
-          <w:szCs w:val="32"/>
-        </w:rPr>
-        <w:t>e gonfierà le vele per questo mare. </w:t>
+        <w:rPr>
+          <w:rFonts w:ascii="Chalkboard" w:hAnsi="Chalkboard"/>
+          <w:sz w:val="32"/>
+          <w:szCs w:val="32"/>
+        </w:rPr>
+      </w:pPr>
+      <w:r>
+        <w:rPr>
+          <w:rFonts w:ascii="Chalkboard" w:hAnsi="Chalkboard"/>
+          <w:sz w:val="32"/>
+          <w:szCs w:val="32"/>
+        </w:rPr>
+        <w:t xml:space="preserve">2 - </w:t>
+      </w:r>
+      <w:r>
+        <w:rPr>
+          <w:rFonts w:ascii="Chalkboard" w:hAnsi="Chalkboard"/>
+          <w:sz w:val="32"/>
+          <w:szCs w:val="32"/>
+        </w:rPr>
+        <w:t xml:space="preserve">L’uomo d’oggi è sordo e forse non ascolterà, </w:t>
+      </w:r>
+    </w:p>
+    <w:p>
+      <w:pPr>
+        <w:rPr>
+          <w:rFonts w:ascii="Chalkboard" w:hAnsi="Chalkboard"/>
+          <w:sz w:val="32"/>
+          <w:szCs w:val="32"/>
+        </w:rPr>
+      </w:pPr>
+      <w:r>
+        <w:rPr>
+          <w:rFonts w:ascii="Chalkboard" w:hAnsi="Chalkboard"/>
+          <w:sz w:val="32"/>
+          <w:szCs w:val="32"/>
+        </w:rPr>
+        <w:t xml:space="preserve">troppe voci s’alzano in questa società, </w:t>
+      </w:r>
+    </w:p>
+    <w:p>
+      <w:pPr>
+        <w:rPr>
+          <w:rFonts w:ascii="Chalkboard" w:hAnsi="Chalkboard"/>
+          <w:sz w:val="32"/>
+          <w:szCs w:val="32"/>
+        </w:rPr>
+      </w:pPr>
+      <w:r>
+        <w:rPr>
+          <w:rFonts w:ascii="Chalkboard" w:hAnsi="Chalkboard"/>
+          <w:sz w:val="32"/>
+          <w:szCs w:val="32"/>
+        </w:rPr>
+        <w:t xml:space="preserve">ma parole nuove posso proclamare io, </w:t>
+      </w:r>
+    </w:p>
+    <w:p>
+      <w:pPr>
+        <w:rPr>
+          <w:rFonts w:ascii="Chalkboard" w:hAnsi="Chalkboard"/>
+          <w:sz w:val="32"/>
+          <w:szCs w:val="32"/>
+        </w:rPr>
+      </w:pPr>
+      <w:r>
+        <w:rPr>
+          <w:rFonts w:ascii="Chalkboard" w:hAnsi="Chalkboard"/>
+          <w:sz w:val="32"/>
+          <w:szCs w:val="32"/>
+        </w:rPr>
+        <w:t>q</w:t>
+      </w:r>
+      <w:r>
+        <w:rPr>
+          <w:rFonts w:ascii="Chalkboard" w:hAnsi="Chalkboard"/>
+          <w:sz w:val="32"/>
+          <w:szCs w:val="32"/>
+        </w:rPr>
+        <w:t xml:space="preserve">uelle del Signore che ci ha ricondotti a Dio. </w:t>
+      </w:r>
+    </w:p>
+    <w:p>
+      <w:pPr>
+        <w:rPr>
+          <w:rFonts w:ascii="Chalkboard" w:hAnsi="Chalkboard"/>
+          <w:sz w:val="32"/>
+          <w:szCs w:val="32"/>
+        </w:rPr>
+      </w:pPr>
+      <w:r>
+        <w:rPr>
+          <w:rFonts w:ascii="Chalkboard" w:hAnsi="Chalkboard"/>
+          <w:sz w:val="32"/>
+          <w:szCs w:val="32"/>
+        </w:rPr>
+        <w:t xml:space="preserve">3 - </w:t>
+      </w:r>
+      <w:r>
+        <w:rPr>
+          <w:rFonts w:ascii="Chalkboard" w:hAnsi="Chalkboard"/>
+          <w:sz w:val="32"/>
+          <w:szCs w:val="32"/>
+        </w:rPr>
+        <w:t xml:space="preserve">Ma una cosa così grande a tutti si può dir? </w:t>
+      </w:r>
+    </w:p>
+    <w:p>
+      <w:pPr>
+        <w:rPr>
+          <w:rFonts w:ascii="Chalkboard" w:hAnsi="Chalkboard"/>
+          <w:sz w:val="32"/>
+          <w:szCs w:val="32"/>
+        </w:rPr>
+      </w:pPr>
+      <w:r>
+        <w:rPr>
+          <w:rFonts w:ascii="Chalkboard" w:hAnsi="Chalkboard"/>
+          <w:sz w:val="32"/>
+          <w:szCs w:val="32"/>
+        </w:rPr>
+        <w:t xml:space="preserve">Anche ad un bambino, forse non potrà capir? </w:t>
+      </w:r>
+    </w:p>
+    <w:p>
+      <w:pPr>
+        <w:rPr>
+          <w:rFonts w:ascii="Chalkboard" w:hAnsi="Chalkboard"/>
+          <w:sz w:val="32"/>
+          <w:szCs w:val="32"/>
+        </w:rPr>
+      </w:pPr>
+      <w:r>
+        <w:rPr>
+          <w:rFonts w:ascii="Chalkboard" w:hAnsi="Chalkboard"/>
+          <w:sz w:val="32"/>
+          <w:szCs w:val="32"/>
+        </w:rPr>
+        <w:t xml:space="preserve">Nel vangelo è scritto: “Solo chi bimbo sarà, </w:t>
+      </w:r>
+    </w:p>
+    <w:p>
+      <w:pPr>
+        <w:rPr>
+          <w:rFonts w:ascii="Chalkboard" w:hAnsi="Chalkboard"/>
+          <w:sz w:val="32"/>
+          <w:szCs w:val="32"/>
+        </w:rPr>
+      </w:pPr>
+      <w:r>
+        <w:rPr>
+          <w:rFonts w:ascii="Chalkboard" w:hAnsi="Chalkboard"/>
+          <w:sz w:val="32"/>
+          <w:szCs w:val="32"/>
+        </w:rPr>
+        <w:t xml:space="preserve">avrà parte nel mio regno per l’eternità.” </w:t>
+      </w:r>
+    </w:p>
+    <w:p>
+      <w:pPr>
+        <w:pStyle w:val="NormaleWeb"/>
+        <w:shd w:val="clear" w:color="auto" w:fill="FFFFFF"/>
+        <w:spacing w:before="0" w:beforeAutospacing="0" w:after="0" w:afterAutospacing="0"/>
+        <w:rPr>
+          <w:rFonts w:ascii="Chalkboard" w:hAnsi="Chalkboard"/>
+          <w:sz w:val="36"/>
+          <w:szCs w:val="36"/>
+        </w:rPr>
+      </w:pPr>
+    </w:p>
+    <w:p>
+      <w:pPr>
+        <w:pStyle w:val="NormaleWeb"/>
+        <w:shd w:val="clear" w:color="auto" w:fill="FFFFFF"/>
+        <w:spacing w:before="0" w:beforeAutospacing="0" w:after="0" w:afterAutospacing="0"/>
+        <w:textAlignment w:val="baseline"/>
+        <w:rPr>
+          <w:rFonts w:ascii="Chalkboard" w:hAnsi="Chalkboard" w:cs="Arial"/>
+          <w:b/>
+          <w:bCs/>
+          <w:sz w:val="36"/>
+          <w:szCs w:val="36"/>
+          <w:u w:val="single"/>
+        </w:rPr>
+      </w:pPr>
+      <w:r>
+        <w:rPr>
+          <w:rFonts w:ascii="Chalkboard" w:hAnsi="Chalkboard" w:cs="Arial"/>
+          <w:b/>
+          <w:bCs/>
+          <w:sz w:val="36"/>
+          <w:szCs w:val="36"/>
+          <w:u w:val="single"/>
+        </w:rPr>
+        <w:t xml:space="preserve">Gloria: GLORIA </w:t>
+      </w:r>
+      <w:r>
+        <w:rPr>
+          <w:rFonts w:ascii="Chalkboard" w:hAnsi="Chalkboard" w:cs="Arial"/>
+          <w:b/>
+          <w:bCs/>
+          <w:sz w:val="36"/>
+          <w:szCs w:val="36"/>
+          <w:u w:val="single"/>
+        </w:rPr>
+        <w:t>GEN VERDE</w:t>
+      </w:r>
+    </w:p>
+    <w:p>
+      <w:pPr>
+        <w:pStyle w:val="NormaleWeb"/>
+        <w:shd w:val="clear" w:color="auto" w:fill="FFFFFF"/>
+        <w:spacing w:before="0" w:beforeAutospacing="0" w:after="0" w:afterAutospacing="0"/>
+        <w:textAlignment w:val="baseline"/>
+        <w:rPr>
+          <w:rFonts w:ascii="Chalkboard" w:hAnsi="Chalkboard" w:cs="Arial"/>
+          <w:b/>
+          <w:bCs/>
+          <w:sz w:val="20"/>
+          <w:szCs w:val="20"/>
+          <w:u w:val="single"/>
+        </w:rPr>
+      </w:pPr>
+    </w:p>
+    <w:p>
+      <w:pPr>
+        <w:pStyle w:val="NormaleWeb"/>
+        <w:shd w:val="clear" w:color="auto" w:fill="FFFFFF"/>
+        <w:spacing w:before="0" w:beforeAutospacing="0" w:after="0" w:afterAutospacing="0"/>
+        <w:rPr>
+          <w:rStyle w:val="Enfasigrassetto"/>
+          <w:rFonts w:ascii="Chalkboard" w:hAnsi="Chalkboard" w:cs="Segoe UI"/>
+          <w:b w:val="0"/>
+          <w:bCs w:val="0"/>
+          <w:sz w:val="32"/>
+          <w:szCs w:val="32"/>
+        </w:rPr>
+      </w:pPr>
+      <w:r>
+        <w:rPr>
+          <w:rStyle w:val="Enfasigrassetto"/>
+          <w:rFonts w:ascii="Chalkboard" w:hAnsi="Chalkboard" w:cs="Segoe UI"/>
+          <w:b w:val="0"/>
+          <w:bCs w:val="0"/>
+          <w:sz w:val="32"/>
+          <w:szCs w:val="32"/>
+        </w:rPr>
+        <w:t xml:space="preserve">Gloria, gloria a Dio </w:t>
+      </w:r>
+    </w:p>
+    <w:p>
+      <w:pPr>
+        <w:pStyle w:val="NormaleWeb"/>
+        <w:shd w:val="clear" w:color="auto" w:fill="FFFFFF"/>
+        <w:spacing w:before="0" w:beforeAutospacing="0" w:after="0" w:afterAutospacing="0"/>
+        <w:rPr>
+          <w:rStyle w:val="Enfasigrassetto"/>
+          <w:rFonts w:ascii="Chalkboard" w:hAnsi="Chalkboard" w:cs="Segoe UI"/>
+          <w:b w:val="0"/>
+          <w:bCs w:val="0"/>
+          <w:sz w:val="32"/>
+          <w:szCs w:val="32"/>
+        </w:rPr>
+      </w:pPr>
+      <w:r>
+        <w:rPr>
+          <w:rStyle w:val="Enfasigrassetto"/>
+          <w:rFonts w:ascii="Chalkboard" w:hAnsi="Chalkboard" w:cs="Segoe UI"/>
+          <w:b w:val="0"/>
+          <w:bCs w:val="0"/>
+          <w:sz w:val="32"/>
+          <w:szCs w:val="32"/>
+        </w:rPr>
+        <w:t>gloria,</w:t>
+      </w:r>
+      <w:r>
+        <w:rPr>
+          <w:rFonts w:ascii="Chalkboard" w:hAnsi="Chalkboard" w:cs="Segoe UI"/>
+          <w:b/>
+          <w:bCs/>
+          <w:sz w:val="32"/>
+          <w:szCs w:val="32"/>
+        </w:rPr>
+        <w:t xml:space="preserve"> </w:t>
+      </w:r>
+      <w:r>
+        <w:rPr>
+          <w:rStyle w:val="Enfasigrassetto"/>
+          <w:rFonts w:ascii="Chalkboard" w:hAnsi="Chalkboard" w:cs="Segoe UI"/>
+          <w:b w:val="0"/>
+          <w:bCs w:val="0"/>
+          <w:sz w:val="32"/>
+          <w:szCs w:val="32"/>
+        </w:rPr>
+        <w:t>gloria nell’alto dei cieli.</w:t>
+      </w:r>
+      <w:r>
+        <w:rPr>
+          <w:rFonts w:ascii="Chalkboard" w:hAnsi="Chalkboard" w:cs="Segoe UI"/>
+          <w:b/>
+          <w:bCs/>
+          <w:sz w:val="32"/>
+          <w:szCs w:val="32"/>
+        </w:rPr>
+        <w:br/>
+      </w:r>
+      <w:r>
+        <w:rPr>
+          <w:rStyle w:val="Enfasigrassetto"/>
+          <w:rFonts w:ascii="Chalkboard" w:hAnsi="Chalkboard" w:cs="Segoe UI"/>
+          <w:b w:val="0"/>
+          <w:bCs w:val="0"/>
+          <w:sz w:val="32"/>
+          <w:szCs w:val="32"/>
+        </w:rPr>
+        <w:t xml:space="preserve">Pace in terra agli uomini amati dal Signor. </w:t>
+      </w:r>
+    </w:p>
+    <w:p>
+      <w:pPr>
+        <w:pStyle w:val="NormaleWeb"/>
+        <w:shd w:val="clear" w:color="auto" w:fill="FFFFFF"/>
+        <w:spacing w:before="0" w:beforeAutospacing="0" w:after="0" w:afterAutospacing="0"/>
+        <w:rPr>
+          <w:rStyle w:val="Enfasigrassetto"/>
+          <w:rFonts w:ascii="Chalkboard" w:hAnsi="Chalkboard" w:cs="Segoe UI"/>
+          <w:b w:val="0"/>
+          <w:bCs w:val="0"/>
+          <w:sz w:val="32"/>
+          <w:szCs w:val="32"/>
+        </w:rPr>
+      </w:pPr>
+      <w:r>
+        <w:rPr>
+          <w:rStyle w:val="Enfasigrassetto"/>
+          <w:rFonts w:ascii="Chalkboard" w:hAnsi="Chalkboard" w:cs="Segoe UI"/>
+          <w:b w:val="0"/>
+          <w:bCs w:val="0"/>
+          <w:sz w:val="32"/>
+          <w:szCs w:val="32"/>
+        </w:rPr>
+        <w:t>Gloria!</w:t>
+      </w:r>
+    </w:p>
+    <w:p>
+      <w:pPr>
+        <w:pStyle w:val="NormaleWeb"/>
+        <w:shd w:val="clear" w:color="auto" w:fill="FFFFFF"/>
+        <w:spacing w:before="0" w:beforeAutospacing="0" w:after="0" w:afterAutospacing="0"/>
+        <w:textAlignment w:val="baseline"/>
+        <w:rPr>
+          <w:rFonts w:ascii="Chalkboard" w:hAnsi="Chalkboard" w:cs="Arial"/>
+          <w:b/>
+          <w:bCs/>
+          <w:sz w:val="36"/>
+          <w:szCs w:val="36"/>
+          <w:u w:val="single"/>
+        </w:rPr>
+      </w:pPr>
+    </w:p>
+    <w:p>
+      <w:pPr>
+        <w:pStyle w:val="NormaleWeb"/>
+        <w:shd w:val="clear" w:color="auto" w:fill="FFFFFF"/>
+        <w:spacing w:before="0" w:beforeAutospacing="0" w:after="0" w:afterAutospacing="0"/>
+        <w:textAlignment w:val="baseline"/>
+        <w:rPr>
+          <w:rFonts w:ascii="Chalkboard" w:hAnsi="Chalkboard" w:cs="Arial"/>
+          <w:b/>
+          <w:bCs/>
+          <w:sz w:val="36"/>
+          <w:szCs w:val="36"/>
+          <w:u w:val="single"/>
+        </w:rPr>
+      </w:pPr>
+      <w:r>
+        <w:rPr>
+          <w:rFonts w:ascii="Chalkboard" w:hAnsi="Chalkboard" w:cs="Arial"/>
+          <w:b/>
+          <w:bCs/>
+          <w:sz w:val="36"/>
+          <w:szCs w:val="36"/>
+          <w:u w:val="single"/>
+        </w:rPr>
+        <w:t>Alleluia</w:t>
+      </w:r>
+      <w:r>
+        <w:rPr>
+          <w:rFonts w:ascii="Chalkboard" w:hAnsi="Chalkboard" w:cs="Arial"/>
+          <w:b/>
+          <w:bCs/>
+          <w:sz w:val="36"/>
+          <w:szCs w:val="36"/>
+          <w:u w:val="single"/>
+        </w:rPr>
+        <w:t xml:space="preserve">: </w:t>
+      </w:r>
+      <w:r>
+        <w:rPr>
+          <w:rFonts w:ascii="Chalkboard" w:hAnsi="Chalkboard" w:cs="Arial"/>
+          <w:b/>
+          <w:bCs/>
+          <w:sz w:val="36"/>
+          <w:szCs w:val="36"/>
+          <w:u w:val="single"/>
+        </w:rPr>
+        <w:t>ALLELUIA IRLANDESE</w:t>
+      </w:r>
+    </w:p>
+    <w:p>
+      <w:pPr>
+        <w:pStyle w:val="NormaleWeb"/>
+        <w:shd w:val="clear" w:color="auto" w:fill="FFFFFF"/>
+        <w:spacing w:before="0" w:beforeAutospacing="0" w:after="0" w:afterAutospacing="0"/>
+        <w:textAlignment w:val="baseline"/>
+        <w:rPr>
+          <w:rFonts w:ascii="Chalkboard" w:hAnsi="Chalkboard" w:cs="Arial"/>
+          <w:b/>
+          <w:bCs/>
+          <w:sz w:val="20"/>
+          <w:szCs w:val="20"/>
+          <w:u w:val="single"/>
+        </w:rPr>
+      </w:pPr>
+    </w:p>
+    <w:p>
+      <w:pPr>
+        <w:pStyle w:val="NormaleWeb"/>
+        <w:shd w:val="clear" w:color="auto" w:fill="FFFFFF"/>
+        <w:spacing w:before="0" w:beforeAutospacing="0" w:after="0" w:afterAutospacing="0"/>
+        <w:textAlignment w:val="baseline"/>
+        <w:rPr>
+          <w:rFonts w:ascii="Chalkboard" w:hAnsi="Chalkboard"/>
+          <w:b/>
+          <w:bCs/>
+          <w:sz w:val="32"/>
+          <w:szCs w:val="32"/>
+        </w:rPr>
+      </w:pPr>
+      <w:r>
+        <w:rPr>
+          <w:rFonts w:ascii="Chalkboard" w:hAnsi="Chalkboard" w:cs="Open Sans"/>
+          <w:b/>
+          <w:bCs/>
+          <w:spacing w:val="15"/>
+          <w:sz w:val="32"/>
+          <w:szCs w:val="32"/>
+          <w:bdr w:val="none" w:sz="0" w:space="0" w:color="auto" w:frame="1"/>
+        </w:rPr>
+        <w:t>RIT.</w:t>
+      </w:r>
+      <w:r>
+        <w:rPr>
+          <w:rFonts w:ascii="Chalkboard" w:hAnsi="Chalkboard" w:cs="Open Sans"/>
+          <w:spacing w:val="15"/>
+          <w:sz w:val="32"/>
+          <w:szCs w:val="32"/>
+        </w:rPr>
+        <w:t> </w:t>
+      </w:r>
+      <w:r>
+        <w:rPr>
+          <w:rFonts w:ascii="Chalkboard" w:hAnsi="Chalkboard"/>
+          <w:b/>
+          <w:bCs/>
+          <w:sz w:val="32"/>
+          <w:szCs w:val="32"/>
+        </w:rPr>
+        <w:t xml:space="preserve">Alleluia, Alleluia! Alleluia, Alleluia! </w:t>
+      </w:r>
+    </w:p>
+    <w:p>
+      <w:pPr>
+        <w:pStyle w:val="NormaleWeb"/>
+        <w:shd w:val="clear" w:color="auto" w:fill="FFFFFF"/>
+        <w:spacing w:before="0" w:beforeAutospacing="0" w:after="0" w:afterAutospacing="0"/>
+        <w:textAlignment w:val="baseline"/>
+        <w:rPr>
+          <w:rFonts w:ascii="Chalkboard" w:hAnsi="Chalkboard" w:cs="Open Sans"/>
+          <w:spacing w:val="15"/>
+          <w:sz w:val="20"/>
+          <w:szCs w:val="20"/>
+        </w:rPr>
+      </w:pPr>
+    </w:p>
+    <w:p>
+      <w:pPr>
+        <w:pStyle w:val="NormaleWeb"/>
+        <w:shd w:val="clear" w:color="auto" w:fill="FFFFFF"/>
+        <w:spacing w:before="0" w:beforeAutospacing="0" w:after="0" w:afterAutospacing="0"/>
+        <w:textAlignment w:val="baseline"/>
+        <w:rPr>
+          <w:rFonts w:ascii="Chalkboard" w:hAnsi="Chalkboard"/>
+          <w:sz w:val="32"/>
+          <w:szCs w:val="32"/>
+        </w:rPr>
+      </w:pPr>
+      <w:r>
+        <w:rPr>
+          <w:rFonts w:ascii="Chalkboard" w:hAnsi="Chalkboard"/>
+          <w:sz w:val="32"/>
+          <w:szCs w:val="32"/>
+        </w:rPr>
+        <w:t>Cantate al Signore con gioia: grandi prodigi ha compiuto.</w:t>
+      </w:r>
+    </w:p>
+    <w:p>
+      <w:pPr>
+        <w:pStyle w:val="NormaleWeb"/>
+        <w:shd w:val="clear" w:color="auto" w:fill="FFFFFF"/>
+        <w:spacing w:before="0" w:beforeAutospacing="0" w:after="0" w:afterAutospacing="0"/>
+        <w:textAlignment w:val="baseline"/>
+        <w:rPr>
+          <w:rFonts w:ascii="Chalkboard" w:hAnsi="Chalkboard"/>
+          <w:sz w:val="32"/>
+          <w:szCs w:val="32"/>
+        </w:rPr>
+      </w:pPr>
+      <w:r>
+        <w:rPr>
+          <w:rFonts w:ascii="Chalkboard" w:hAnsi="Chalkboard"/>
+          <w:sz w:val="32"/>
+          <w:szCs w:val="32"/>
+        </w:rPr>
+        <w:lastRenderedPageBreak/>
+        <w:t>Cantatelo in tutta la terra!</w:t>
       </w:r>
     </w:p>
     <w:p>
@@ -469,18 +928,6 @@
         <w:pStyle w:val="NormaleWeb"/>
         <w:shd w:val="clear" w:color="auto" w:fill="FFFFFF"/>
         <w:spacing w:before="0" w:beforeAutospacing="0" w:after="0" w:afterAutospacing="0"/>
-        <w:rPr>
-          <w:rFonts w:ascii="Chalkboard" w:hAnsi="Chalkboard"/>
-          <w:sz w:val="36"/>
-          <w:szCs w:val="36"/>
-        </w:rPr>
-      </w:pPr>
-    </w:p>
-    <w:p>
-      <w:pPr>
-        <w:pStyle w:val="NormaleWeb"/>
-        <w:shd w:val="clear" w:color="auto" w:fill="FFFFFF"/>
-        <w:spacing w:before="0" w:beforeAutospacing="0" w:after="0" w:afterAutospacing="0"/>
         <w:textAlignment w:val="baseline"/>
         <w:rPr>
           <w:rFonts w:ascii="Chalkboard" w:hAnsi="Chalkboard" w:cs="Arial"/>
@@ -491,6 +938,20 @@
           <w:u w:val="single"/>
         </w:rPr>
       </w:pPr>
+    </w:p>
+    <w:p>
+      <w:pPr>
+        <w:pStyle w:val="NormaleWeb"/>
+        <w:shd w:val="clear" w:color="auto" w:fill="FFFFFF"/>
+        <w:spacing w:before="0" w:beforeAutospacing="0" w:after="0" w:afterAutospacing="0"/>
+        <w:textAlignment w:val="baseline"/>
+        <w:rPr>
+          <w:rFonts w:ascii="Chalkboard" w:hAnsi="Chalkboard" w:cs="Open Sans"/>
+          <w:spacing w:val="15"/>
+          <w:sz w:val="32"/>
+          <w:szCs w:val="32"/>
+        </w:rPr>
+      </w:pPr>
       <w:r>
         <w:rPr>
           <w:rFonts w:ascii="Chalkboard" w:hAnsi="Chalkboard" w:cs="Arial"/>
@@ -500,7 +961,7 @@
           <w:szCs w:val="36"/>
           <w:u w:val="single"/>
         </w:rPr>
-        <w:t xml:space="preserve">Gloria: GLORIA </w:t>
+        <w:t>Offertorio:</w:t>
       </w:r>
       <w:r>
         <w:rPr>
@@ -511,15 +972,22 @@
           <w:szCs w:val="36"/>
           <w:u w:val="single"/>
         </w:rPr>
-        <w:t>BUTTAZZO</w:t>
-      </w:r>
-    </w:p>
-    <w:p>
-      <w:pPr>
-        <w:pStyle w:val="NormaleWeb"/>
-        <w:shd w:val="clear" w:color="auto" w:fill="FFFFFF"/>
-        <w:spacing w:before="0" w:beforeAutospacing="0" w:after="0" w:afterAutospacing="0"/>
-        <w:textAlignment w:val="baseline"/>
+        <w:t xml:space="preserve"> </w:t>
+      </w:r>
+      <w:r>
+        <w:rPr>
+          <w:rFonts w:ascii="Chalkboard" w:hAnsi="Chalkboard" w:cs="Arial"/>
+          <w:b/>
+          <w:bCs/>
+          <w:sz w:val="36"/>
+          <w:szCs w:val="36"/>
+          <w:u w:val="single"/>
+        </w:rPr>
+        <w:t>DONA LA PACE</w:t>
+      </w:r>
+    </w:p>
+    <w:p>
+      <w:pPr>
         <w:rPr>
           <w:rFonts w:ascii="Chalkboard" w:hAnsi="Chalkboard" w:cs="Arial"/>
           <w:b/>
@@ -532,6 +1000,304 @@
     </w:p>
     <w:p>
       <w:pPr>
+        <w:shd w:val="clear" w:color="auto" w:fill="FFFFFF"/>
+        <w:rPr>
+          <w:rFonts w:ascii="Chalkboard" w:hAnsi="Chalkboard" w:cs="Segoe UI"/>
+          <w:sz w:val="32"/>
+          <w:szCs w:val="32"/>
+        </w:rPr>
+      </w:pPr>
+      <w:r>
+        <w:rPr>
+          <w:rFonts w:ascii="Chalkboard" w:hAnsi="Chalkboard" w:cs="Segoe UI"/>
+          <w:sz w:val="32"/>
+          <w:szCs w:val="32"/>
+        </w:rPr>
+        <w:t xml:space="preserve">1 - </w:t>
+      </w:r>
+      <w:r>
+        <w:rPr>
+          <w:rFonts w:ascii="Chalkboard" w:hAnsi="Chalkboard" w:cs="Segoe UI"/>
+          <w:sz w:val="32"/>
+          <w:szCs w:val="32"/>
+        </w:rPr>
+        <w:t>Dona la pace, dona la pace</w:t>
+      </w:r>
+      <w:r>
+        <w:rPr>
+          <w:rFonts w:ascii="Chalkboard" w:hAnsi="Chalkboard" w:cs="Segoe UI"/>
+          <w:sz w:val="32"/>
+          <w:szCs w:val="32"/>
+        </w:rPr>
+        <w:br/>
+        <w:t>Ai nostri cuori, oh Signore</w:t>
+      </w:r>
+      <w:r>
+        <w:rPr>
+          <w:rFonts w:ascii="Chalkboard" w:hAnsi="Chalkboard" w:cs="Segoe UI"/>
+          <w:sz w:val="32"/>
+          <w:szCs w:val="32"/>
+        </w:rPr>
+        <w:br/>
+        <w:t>Dona la pace, dona la pace</w:t>
+      </w:r>
+      <w:r>
+        <w:rPr>
+          <w:rFonts w:ascii="Chalkboard" w:hAnsi="Chalkboard" w:cs="Segoe UI"/>
+          <w:sz w:val="32"/>
+          <w:szCs w:val="32"/>
+        </w:rPr>
+        <w:br/>
+        <w:t>Ai nostri cuori, oh Signore</w:t>
+      </w:r>
+    </w:p>
+    <w:p>
+      <w:pPr>
+        <w:shd w:val="clear" w:color="auto" w:fill="FFFFFF"/>
+        <w:rPr>
+          <w:rFonts w:ascii="Chalkboard" w:hAnsi="Chalkboard" w:cs="Segoe UI"/>
+          <w:sz w:val="20"/>
+          <w:szCs w:val="20"/>
+        </w:rPr>
+      </w:pPr>
+    </w:p>
+    <w:p>
+      <w:pPr>
+        <w:shd w:val="clear" w:color="auto" w:fill="FFFFFF"/>
+        <w:rPr>
+          <w:rFonts w:ascii="Chalkboard" w:hAnsi="Chalkboard" w:cs="Segoe UI"/>
+          <w:b/>
+          <w:bCs/>
+          <w:sz w:val="32"/>
+          <w:szCs w:val="32"/>
+        </w:rPr>
+      </w:pPr>
+      <w:r>
+        <w:rPr>
+          <w:rFonts w:ascii="Chalkboard" w:hAnsi="Chalkboard" w:cs="Segoe UI"/>
+          <w:b/>
+          <w:bCs/>
+          <w:sz w:val="32"/>
+          <w:szCs w:val="32"/>
+        </w:rPr>
+        <w:t>RIT. Resta qui insieme a noi</w:t>
+      </w:r>
+      <w:r>
+        <w:rPr>
+          <w:rFonts w:ascii="Chalkboard" w:hAnsi="Chalkboard" w:cs="Segoe UI"/>
+          <w:b/>
+          <w:bCs/>
+          <w:sz w:val="32"/>
+          <w:szCs w:val="32"/>
+        </w:rPr>
+        <w:br/>
+        <w:t>Resta qui insieme a noi</w:t>
+      </w:r>
+      <w:r>
+        <w:rPr>
+          <w:rFonts w:ascii="Chalkboard" w:hAnsi="Chalkboard" w:cs="Segoe UI"/>
+          <w:b/>
+          <w:bCs/>
+          <w:sz w:val="32"/>
+          <w:szCs w:val="32"/>
+        </w:rPr>
+        <w:br/>
+        <w:t>E la pace regnerà</w:t>
+      </w:r>
+    </w:p>
+    <w:p>
+      <w:pPr>
+        <w:shd w:val="clear" w:color="auto" w:fill="FFFFFF"/>
+        <w:rPr>
+          <w:rFonts w:ascii="Chalkboard" w:hAnsi="Chalkboard" w:cs="Segoe UI"/>
+          <w:b/>
+          <w:bCs/>
+          <w:sz w:val="20"/>
+          <w:szCs w:val="20"/>
+        </w:rPr>
+      </w:pPr>
+    </w:p>
+    <w:p>
+      <w:pPr>
+        <w:shd w:val="clear" w:color="auto" w:fill="FFFFFF"/>
+        <w:rPr>
+          <w:rFonts w:ascii="Chalkboard" w:hAnsi="Chalkboard" w:cs="Segoe UI"/>
+          <w:sz w:val="20"/>
+          <w:szCs w:val="20"/>
+        </w:rPr>
+      </w:pPr>
+      <w:r>
+        <w:rPr>
+          <w:rFonts w:ascii="Chalkboard" w:hAnsi="Chalkboard" w:cs="Segoe UI"/>
+          <w:sz w:val="32"/>
+          <w:szCs w:val="32"/>
+        </w:rPr>
+        <w:t xml:space="preserve">2- </w:t>
+      </w:r>
+      <w:r>
+        <w:rPr>
+          <w:rFonts w:ascii="Chalkboard" w:hAnsi="Chalkboard" w:cs="Segoe UI"/>
+          <w:sz w:val="32"/>
+          <w:szCs w:val="32"/>
+        </w:rPr>
+        <w:t>Dona l'amore, dona l'amore</w:t>
+      </w:r>
+      <w:r>
+        <w:rPr>
+          <w:rFonts w:ascii="Chalkboard" w:hAnsi="Chalkboard" w:cs="Segoe UI"/>
+          <w:sz w:val="32"/>
+          <w:szCs w:val="32"/>
+        </w:rPr>
+        <w:br/>
+        <w:t>Ai nostri cuori, oh Signore</w:t>
+      </w:r>
+      <w:r>
+        <w:rPr>
+          <w:rFonts w:ascii="Chalkboard" w:hAnsi="Chalkboard" w:cs="Segoe UI"/>
+          <w:sz w:val="32"/>
+          <w:szCs w:val="32"/>
+        </w:rPr>
+        <w:br/>
+        <w:t>Dona l'amore, dona l'amore</w:t>
+      </w:r>
+      <w:r>
+        <w:rPr>
+          <w:rFonts w:ascii="Chalkboard" w:hAnsi="Chalkboard" w:cs="Segoe UI"/>
+          <w:sz w:val="32"/>
+          <w:szCs w:val="32"/>
+        </w:rPr>
+        <w:br/>
+        <w:t>Ai nostri cuori, oh Signore</w:t>
+      </w:r>
+    </w:p>
+    <w:p>
+      <w:pPr>
+        <w:shd w:val="clear" w:color="auto" w:fill="FFFFFF"/>
+        <w:rPr>
+          <w:rFonts w:ascii="Chalkboard" w:hAnsi="Chalkboard" w:cs="Segoe UI"/>
+          <w:sz w:val="20"/>
+          <w:szCs w:val="20"/>
+        </w:rPr>
+      </w:pPr>
+    </w:p>
+    <w:p>
+      <w:pPr>
+        <w:shd w:val="clear" w:color="auto" w:fill="FFFFFF"/>
+        <w:rPr>
+          <w:rFonts w:ascii="Chalkboard" w:hAnsi="Chalkboard" w:cs="Segoe UI"/>
+          <w:sz w:val="20"/>
+          <w:szCs w:val="20"/>
+        </w:rPr>
+      </w:pPr>
+      <w:r>
+        <w:rPr>
+          <w:rFonts w:ascii="Chalkboard" w:hAnsi="Chalkboard" w:cs="Segoe UI"/>
+          <w:sz w:val="32"/>
+          <w:szCs w:val="32"/>
+        </w:rPr>
+        <w:t xml:space="preserve">3 - </w:t>
+      </w:r>
+      <w:r>
+        <w:rPr>
+          <w:rFonts w:ascii="Chalkboard" w:hAnsi="Chalkboard" w:cs="Segoe UI"/>
+          <w:sz w:val="32"/>
+          <w:szCs w:val="32"/>
+        </w:rPr>
+        <w:t>Dona la pace, dona la pace</w:t>
+      </w:r>
+      <w:r>
+        <w:rPr>
+          <w:rFonts w:ascii="Chalkboard" w:hAnsi="Chalkboard" w:cs="Segoe UI"/>
+          <w:sz w:val="32"/>
+          <w:szCs w:val="32"/>
+        </w:rPr>
+        <w:br/>
+        <w:t>Al mondo intero, oh Signore</w:t>
+      </w:r>
+      <w:r>
+        <w:rPr>
+          <w:rFonts w:ascii="Chalkboard" w:hAnsi="Chalkboard" w:cs="Segoe UI"/>
+          <w:sz w:val="32"/>
+          <w:szCs w:val="32"/>
+        </w:rPr>
+        <w:br/>
+        <w:t>Dona la pace, dona la pace</w:t>
+      </w:r>
+      <w:r>
+        <w:rPr>
+          <w:rFonts w:ascii="Chalkboard" w:hAnsi="Chalkboard" w:cs="Segoe UI"/>
+          <w:sz w:val="32"/>
+          <w:szCs w:val="32"/>
+        </w:rPr>
+        <w:br/>
+        <w:t>Al mondo intero, oh Signore</w:t>
+      </w:r>
+    </w:p>
+    <w:p>
+      <w:pPr>
+        <w:shd w:val="clear" w:color="auto" w:fill="FFFFFF"/>
+        <w:rPr>
+          <w:rFonts w:ascii="Chalkboard" w:hAnsi="Chalkboard" w:cs="Segoe UI"/>
+          <w:sz w:val="20"/>
+          <w:szCs w:val="20"/>
+        </w:rPr>
+      </w:pPr>
+    </w:p>
+    <w:p>
+      <w:pPr>
+        <w:shd w:val="clear" w:color="auto" w:fill="FFFFFF"/>
+        <w:rPr>
+          <w:rFonts w:ascii="Chalkboard" w:hAnsi="Chalkboard" w:cs="Segoe UI"/>
+          <w:sz w:val="20"/>
+          <w:szCs w:val="20"/>
+        </w:rPr>
+      </w:pPr>
+      <w:r>
+        <w:rPr>
+          <w:rFonts w:ascii="Chalkboard" w:hAnsi="Chalkboard" w:cs="Segoe UI"/>
+          <w:sz w:val="32"/>
+          <w:szCs w:val="32"/>
+        </w:rPr>
+        <w:t xml:space="preserve">4 - </w:t>
+      </w:r>
+      <w:r>
+        <w:rPr>
+          <w:rFonts w:ascii="Chalkboard" w:hAnsi="Chalkboard" w:cs="Segoe UI"/>
+          <w:sz w:val="32"/>
+          <w:szCs w:val="32"/>
+        </w:rPr>
+        <w:t>Dona l'amore, dona l'amore</w:t>
+      </w:r>
+      <w:r>
+        <w:rPr>
+          <w:rFonts w:ascii="Chalkboard" w:hAnsi="Chalkboard" w:cs="Segoe UI"/>
+          <w:sz w:val="32"/>
+          <w:szCs w:val="32"/>
+        </w:rPr>
+        <w:br/>
+        <w:t>Al mondo intero, oh Signore</w:t>
+      </w:r>
+      <w:r>
+        <w:rPr>
+          <w:rFonts w:ascii="Chalkboard" w:hAnsi="Chalkboard" w:cs="Segoe UI"/>
+          <w:sz w:val="32"/>
+          <w:szCs w:val="32"/>
+        </w:rPr>
+        <w:br/>
+        <w:t>Dona l'amore, dona l'amore</w:t>
+      </w:r>
+      <w:r>
+        <w:rPr>
+          <w:rFonts w:ascii="Chalkboard" w:hAnsi="Chalkboard" w:cs="Segoe UI"/>
+          <w:sz w:val="32"/>
+          <w:szCs w:val="32"/>
+        </w:rPr>
+        <w:br/>
+        <w:t>Al mondo intero, oh Signore</w:t>
+      </w:r>
+    </w:p>
+    <w:p>
+      <w:pPr>
         <w:pStyle w:val="NormaleWeb"/>
         <w:shd w:val="clear" w:color="auto" w:fill="FFFFFF"/>
         <w:spacing w:before="0" w:beforeAutospacing="0" w:after="0" w:afterAutospacing="0"/>
@@ -539,51 +1305,25 @@
         <w:rPr>
           <w:rFonts w:ascii="Chalkboard" w:hAnsi="Chalkboard" w:cs="Open Sans"/>
           <w:spacing w:val="15"/>
-          <w:sz w:val="32"/>
-          <w:szCs w:val="32"/>
-        </w:rPr>
-      </w:pPr>
-      <w:r>
+          <w:sz w:val="36"/>
+          <w:szCs w:val="36"/>
+        </w:rPr>
+      </w:pPr>
+    </w:p>
+    <w:p>
+      <w:pPr>
+        <w:pStyle w:val="NormaleWeb"/>
+        <w:shd w:val="clear" w:color="auto" w:fill="FFFFFF"/>
+        <w:spacing w:before="0" w:beforeAutospacing="0" w:after="0" w:afterAutospacing="0"/>
+        <w:textAlignment w:val="baseline"/>
         <w:rPr>
           <w:rFonts w:ascii="Chalkboard" w:hAnsi="Chalkboard" w:cs="Open Sans"/>
           <w:spacing w:val="15"/>
           <w:sz w:val="32"/>
           <w:szCs w:val="32"/>
-          <w:bdr w:val="none" w:sz="0" w:space="0" w:color="auto" w:frame="1"/>
-        </w:rPr>
-        <w:t>Gloria a Dio nell’alto dei cieli, pace in terra agli uomini.</w:t>
-      </w:r>
-    </w:p>
-    <w:p>
-      <w:pPr>
-        <w:pStyle w:val="NormaleWeb"/>
-        <w:shd w:val="clear" w:color="auto" w:fill="FFFFFF"/>
-        <w:spacing w:before="0" w:beforeAutospacing="0" w:after="0" w:afterAutospacing="0"/>
-        <w:textAlignment w:val="baseline"/>
-        <w:rPr>
-          <w:rFonts w:ascii="Chalkboard" w:hAnsi="Chalkboard" w:cs="Open Sans"/>
-          <w:spacing w:val="15"/>
-          <w:sz w:val="32"/>
-          <w:szCs w:val="32"/>
-        </w:rPr>
-      </w:pPr>
-      <w:r>
-        <w:rPr>
-          <w:rFonts w:ascii="Chalkboard" w:hAnsi="Chalkboard" w:cs="Open Sans"/>
-          <w:spacing w:val="15"/>
-          <w:sz w:val="32"/>
-          <w:szCs w:val="32"/>
-          <w:bdr w:val="none" w:sz="0" w:space="0" w:color="auto" w:frame="1"/>
-        </w:rPr>
-        <w:t>Gloria a Dio nell’alto dei cieli, pace in terra agli uomini.</w:t>
-      </w:r>
-    </w:p>
-    <w:p>
-      <w:pPr>
-        <w:pStyle w:val="NormaleWeb"/>
-        <w:shd w:val="clear" w:color="auto" w:fill="FFFFFF"/>
-        <w:spacing w:before="0" w:beforeAutospacing="0" w:after="0" w:afterAutospacing="0"/>
-        <w:textAlignment w:val="baseline"/>
+        </w:rPr>
+      </w:pPr>
+      <w:r>
         <w:rPr>
           <w:rFonts w:ascii="Chalkboard" w:hAnsi="Chalkboard" w:cs="Arial"/>
           <w:b/>
@@ -592,21 +1332,8 @@
           <w:szCs w:val="36"/>
           <w:u w:val="single"/>
         </w:rPr>
-      </w:pPr>
-    </w:p>
-    <w:p>
-      <w:pPr>
-        <w:pStyle w:val="NormaleWeb"/>
-        <w:shd w:val="clear" w:color="auto" w:fill="FFFFFF"/>
-        <w:spacing w:before="0" w:beforeAutospacing="0" w:after="0" w:afterAutospacing="0"/>
-        <w:textAlignment w:val="baseline"/>
-        <w:rPr>
-          <w:rFonts w:ascii="Chalkboard" w:hAnsi="Chalkboard" w:cs="Open Sans"/>
-          <w:spacing w:val="15"/>
-          <w:sz w:val="32"/>
-          <w:szCs w:val="32"/>
-        </w:rPr>
-      </w:pPr>
+        <w:t xml:space="preserve">Santo: SANTO </w:t>
+      </w:r>
       <w:r>
         <w:rPr>
           <w:rFonts w:ascii="Chalkboard" w:hAnsi="Chalkboard" w:cs="Arial"/>
@@ -616,9 +1343,382 @@
           <w:szCs w:val="36"/>
           <w:u w:val="single"/>
         </w:rPr>
-        <w:t>Offertorio:</w:t>
-      </w:r>
-      <w:r>
+        <w:t>PRATO</w:t>
+      </w:r>
+    </w:p>
+    <w:p>
+      <w:pPr>
+        <w:rPr>
+          <w:rFonts w:ascii="Chalkboard" w:hAnsi="Chalkboard" w:cs="Arial"/>
+          <w:b/>
+          <w:bCs/>
+          <w:sz w:val="20"/>
+          <w:szCs w:val="20"/>
+          <w:u w:val="single"/>
+        </w:rPr>
+      </w:pPr>
+    </w:p>
+    <w:p>
+      <w:pPr>
+        <w:pStyle w:val="NormaleWeb"/>
+        <w:shd w:val="clear" w:color="auto" w:fill="FFFFFF"/>
+        <w:spacing w:before="0" w:beforeAutospacing="0" w:after="0" w:afterAutospacing="0"/>
+        <w:textAlignment w:val="baseline"/>
+        <w:rPr>
+          <w:rFonts w:ascii="Chalkboard" w:hAnsi="Chalkboard" w:cs="Arial"/>
+          <w:sz w:val="32"/>
+          <w:szCs w:val="32"/>
+          <w:shd w:val="clear" w:color="auto" w:fill="FFFFFF"/>
+        </w:rPr>
+      </w:pPr>
+      <w:r>
+        <w:rPr>
+          <w:rFonts w:ascii="Chalkboard" w:hAnsi="Chalkboard" w:cs="Arial"/>
+          <w:sz w:val="32"/>
+          <w:szCs w:val="32"/>
+          <w:shd w:val="clear" w:color="auto" w:fill="FFFFFF"/>
+        </w:rPr>
+        <w:t>Santo, Santo, Santo, Santo, Santo è il Signore</w:t>
+      </w:r>
+    </w:p>
+    <w:p>
+      <w:pPr>
+        <w:pStyle w:val="NormaleWeb"/>
+        <w:shd w:val="clear" w:color="auto" w:fill="FFFFFF"/>
+        <w:spacing w:before="0" w:beforeAutospacing="0" w:after="0" w:afterAutospacing="0"/>
+        <w:textAlignment w:val="baseline"/>
+        <w:rPr>
+          <w:rFonts w:ascii="Chalkboard" w:hAnsi="Chalkboard" w:cs="Arial"/>
+          <w:sz w:val="32"/>
+          <w:szCs w:val="32"/>
+          <w:shd w:val="clear" w:color="auto" w:fill="FFFFFF"/>
+        </w:rPr>
+      </w:pPr>
+      <w:r>
+        <w:rPr>
+          <w:rFonts w:ascii="Chalkboard" w:hAnsi="Chalkboard" w:cs="Arial"/>
+          <w:sz w:val="32"/>
+          <w:szCs w:val="32"/>
+          <w:shd w:val="clear" w:color="auto" w:fill="FFFFFF"/>
+        </w:rPr>
+        <w:t>Santo, Santo, Santo, Santo, Santo è il Signore</w:t>
+      </w:r>
+    </w:p>
+    <w:p>
+      <w:pPr>
+        <w:pStyle w:val="NormaleWeb"/>
+        <w:shd w:val="clear" w:color="auto" w:fill="FFFFFF"/>
+        <w:spacing w:before="0" w:beforeAutospacing="0" w:after="0" w:afterAutospacing="0"/>
+        <w:textAlignment w:val="baseline"/>
+        <w:rPr>
+          <w:rFonts w:ascii="Chalkboard" w:hAnsi="Chalkboard" w:cs="Arial"/>
+          <w:sz w:val="32"/>
+          <w:szCs w:val="32"/>
+          <w:shd w:val="clear" w:color="auto" w:fill="FFFFFF"/>
+        </w:rPr>
+      </w:pPr>
+      <w:r>
+        <w:rPr>
+          <w:rFonts w:ascii="Chalkboard" w:hAnsi="Chalkboard" w:cs="Arial"/>
+          <w:sz w:val="32"/>
+          <w:szCs w:val="32"/>
+          <w:shd w:val="clear" w:color="auto" w:fill="FFFFFF"/>
+        </w:rPr>
+        <w:t>Dio dell’universo.</w:t>
+      </w:r>
+    </w:p>
+    <w:p>
+      <w:pPr>
+        <w:pStyle w:val="NormaleWeb"/>
+        <w:shd w:val="clear" w:color="auto" w:fill="FFFFFF"/>
+        <w:spacing w:before="0" w:beforeAutospacing="0" w:after="0" w:afterAutospacing="0"/>
+        <w:textAlignment w:val="baseline"/>
+        <w:rPr>
+          <w:rFonts w:ascii="Chalkboard" w:hAnsi="Chalkboard" w:cs="Arial"/>
+          <w:sz w:val="32"/>
+          <w:szCs w:val="32"/>
+          <w:shd w:val="clear" w:color="auto" w:fill="FFFFFF"/>
+        </w:rPr>
+      </w:pPr>
+      <w:r>
+        <w:rPr>
+          <w:rFonts w:ascii="Chalkboard" w:hAnsi="Chalkboard" w:cs="Arial"/>
+          <w:sz w:val="32"/>
+          <w:szCs w:val="32"/>
+          <w:shd w:val="clear" w:color="auto" w:fill="FFFFFF"/>
+        </w:rPr>
+        <w:t>I cieli e la terra sono pieni della tua gloria</w:t>
+      </w:r>
+    </w:p>
+    <w:p>
+      <w:pPr>
+        <w:pStyle w:val="NormaleWeb"/>
+        <w:shd w:val="clear" w:color="auto" w:fill="FFFFFF"/>
+        <w:spacing w:before="0" w:beforeAutospacing="0" w:after="0" w:afterAutospacing="0"/>
+        <w:textAlignment w:val="baseline"/>
+        <w:rPr>
+          <w:rFonts w:ascii="Chalkboard" w:hAnsi="Chalkboard" w:cs="Arial"/>
+          <w:sz w:val="32"/>
+          <w:szCs w:val="32"/>
+          <w:shd w:val="clear" w:color="auto" w:fill="FFFFFF"/>
+        </w:rPr>
+      </w:pPr>
+      <w:r>
+        <w:rPr>
+          <w:rFonts w:ascii="Chalkboard" w:hAnsi="Chalkboard" w:cs="Arial"/>
+          <w:sz w:val="32"/>
+          <w:szCs w:val="32"/>
+          <w:shd w:val="clear" w:color="auto" w:fill="FFFFFF"/>
+        </w:rPr>
+        <w:t>I cieli e la terra sono pieni della tua gloria</w:t>
+      </w:r>
+    </w:p>
+    <w:p>
+      <w:pPr>
+        <w:pStyle w:val="NormaleWeb"/>
+        <w:shd w:val="clear" w:color="auto" w:fill="FFFFFF"/>
+        <w:spacing w:before="0" w:beforeAutospacing="0" w:after="0" w:afterAutospacing="0"/>
+        <w:textAlignment w:val="baseline"/>
+        <w:rPr>
+          <w:rFonts w:ascii="Chalkboard" w:hAnsi="Chalkboard" w:cs="Arial"/>
+          <w:sz w:val="32"/>
+          <w:szCs w:val="32"/>
+          <w:shd w:val="clear" w:color="auto" w:fill="FFFFFF"/>
+        </w:rPr>
+      </w:pPr>
+      <w:r>
+        <w:rPr>
+          <w:rFonts w:ascii="Chalkboard" w:hAnsi="Chalkboard" w:cs="Arial"/>
+          <w:sz w:val="32"/>
+          <w:szCs w:val="32"/>
+          <w:shd w:val="clear" w:color="auto" w:fill="FFFFFF"/>
+        </w:rPr>
+        <w:lastRenderedPageBreak/>
+        <w:t>Osanna, Osanna, Osanna, Osanna, Osanna</w:t>
+      </w:r>
+    </w:p>
+    <w:p>
+      <w:pPr>
+        <w:pStyle w:val="NormaleWeb"/>
+        <w:shd w:val="clear" w:color="auto" w:fill="FFFFFF"/>
+        <w:spacing w:before="0" w:beforeAutospacing="0" w:after="0" w:afterAutospacing="0"/>
+        <w:textAlignment w:val="baseline"/>
+        <w:rPr>
+          <w:rFonts w:ascii="Chalkboard" w:hAnsi="Chalkboard" w:cs="Arial"/>
+          <w:sz w:val="32"/>
+          <w:szCs w:val="32"/>
+          <w:shd w:val="clear" w:color="auto" w:fill="FFFFFF"/>
+        </w:rPr>
+      </w:pPr>
+      <w:r>
+        <w:rPr>
+          <w:rFonts w:ascii="Chalkboard" w:hAnsi="Chalkboard" w:cs="Arial"/>
+          <w:sz w:val="32"/>
+          <w:szCs w:val="32"/>
+          <w:shd w:val="clear" w:color="auto" w:fill="FFFFFF"/>
+        </w:rPr>
+        <w:t>Osanna, Osanna, Osanna nell’alto dei cieli.</w:t>
+      </w:r>
+    </w:p>
+    <w:p>
+      <w:pPr>
+        <w:pStyle w:val="NormaleWeb"/>
+        <w:shd w:val="clear" w:color="auto" w:fill="FFFFFF"/>
+        <w:spacing w:before="0" w:beforeAutospacing="0" w:after="0" w:afterAutospacing="0"/>
+        <w:textAlignment w:val="baseline"/>
+        <w:rPr>
+          <w:rFonts w:ascii="Chalkboard" w:hAnsi="Chalkboard" w:cs="Arial"/>
+          <w:sz w:val="32"/>
+          <w:szCs w:val="32"/>
+          <w:shd w:val="clear" w:color="auto" w:fill="FFFFFF"/>
+        </w:rPr>
+      </w:pPr>
+      <w:r>
+        <w:rPr>
+          <w:rFonts w:ascii="Chalkboard" w:hAnsi="Chalkboard" w:cs="Arial"/>
+          <w:sz w:val="32"/>
+          <w:szCs w:val="32"/>
+          <w:shd w:val="clear" w:color="auto" w:fill="FFFFFF"/>
+        </w:rPr>
+        <w:t>Benedetto è, Benedetto è, è colui che viene</w:t>
+      </w:r>
+    </w:p>
+    <w:p>
+      <w:pPr>
+        <w:pStyle w:val="NormaleWeb"/>
+        <w:shd w:val="clear" w:color="auto" w:fill="FFFFFF"/>
+        <w:spacing w:before="0" w:beforeAutospacing="0" w:after="0" w:afterAutospacing="0"/>
+        <w:textAlignment w:val="baseline"/>
+        <w:rPr>
+          <w:rFonts w:ascii="Chalkboard" w:hAnsi="Chalkboard" w:cs="Arial"/>
+          <w:sz w:val="32"/>
+          <w:szCs w:val="32"/>
+          <w:shd w:val="clear" w:color="auto" w:fill="FFFFFF"/>
+        </w:rPr>
+      </w:pPr>
+      <w:r>
+        <w:rPr>
+          <w:rFonts w:ascii="Chalkboard" w:hAnsi="Chalkboard" w:cs="Arial"/>
+          <w:sz w:val="32"/>
+          <w:szCs w:val="32"/>
+          <w:shd w:val="clear" w:color="auto" w:fill="FFFFFF"/>
+        </w:rPr>
+        <w:t>Benedetto è, Benedetto è, è colui che viene</w:t>
+      </w:r>
+    </w:p>
+    <w:p>
+      <w:pPr>
+        <w:pStyle w:val="NormaleWeb"/>
+        <w:shd w:val="clear" w:color="auto" w:fill="FFFFFF"/>
+        <w:spacing w:before="0" w:beforeAutospacing="0" w:after="0" w:afterAutospacing="0"/>
+        <w:textAlignment w:val="baseline"/>
+        <w:rPr>
+          <w:rFonts w:ascii="Chalkboard" w:hAnsi="Chalkboard" w:cs="Arial"/>
+          <w:sz w:val="32"/>
+          <w:szCs w:val="32"/>
+          <w:shd w:val="clear" w:color="auto" w:fill="FFFFFF"/>
+        </w:rPr>
+      </w:pPr>
+      <w:r>
+        <w:rPr>
+          <w:rFonts w:ascii="Chalkboard" w:hAnsi="Chalkboard" w:cs="Arial"/>
+          <w:sz w:val="32"/>
+          <w:szCs w:val="32"/>
+          <w:shd w:val="clear" w:color="auto" w:fill="FFFFFF"/>
+        </w:rPr>
+        <w:t>nel nome del Signore.</w:t>
+      </w:r>
+    </w:p>
+    <w:p>
+      <w:pPr>
+        <w:pStyle w:val="NormaleWeb"/>
+        <w:shd w:val="clear" w:color="auto" w:fill="FFFFFF"/>
+        <w:spacing w:before="0" w:beforeAutospacing="0" w:after="0" w:afterAutospacing="0"/>
+        <w:textAlignment w:val="baseline"/>
+        <w:rPr>
+          <w:rFonts w:ascii="Chalkboard" w:hAnsi="Chalkboard" w:cs="Arial"/>
+          <w:sz w:val="32"/>
+          <w:szCs w:val="32"/>
+          <w:shd w:val="clear" w:color="auto" w:fill="FFFFFF"/>
+        </w:rPr>
+      </w:pPr>
+      <w:r>
+        <w:rPr>
+          <w:rFonts w:ascii="Chalkboard" w:hAnsi="Chalkboard" w:cs="Arial"/>
+          <w:sz w:val="32"/>
+          <w:szCs w:val="32"/>
+          <w:shd w:val="clear" w:color="auto" w:fill="FFFFFF"/>
+        </w:rPr>
+        <w:t>Osanna, Osanna, Osanna, Osanna, Osanna</w:t>
+      </w:r>
+    </w:p>
+    <w:p>
+      <w:pPr>
+        <w:pStyle w:val="NormaleWeb"/>
+        <w:shd w:val="clear" w:color="auto" w:fill="FFFFFF"/>
+        <w:spacing w:before="0" w:beforeAutospacing="0" w:after="0" w:afterAutospacing="0"/>
+        <w:textAlignment w:val="baseline"/>
+        <w:rPr>
+          <w:rFonts w:ascii="Chalkboard" w:hAnsi="Chalkboard" w:cs="Arial"/>
+          <w:sz w:val="32"/>
+          <w:szCs w:val="32"/>
+          <w:shd w:val="clear" w:color="auto" w:fill="FFFFFF"/>
+        </w:rPr>
+      </w:pPr>
+      <w:r>
+        <w:rPr>
+          <w:rFonts w:ascii="Chalkboard" w:hAnsi="Chalkboard" w:cs="Arial"/>
+          <w:sz w:val="32"/>
+          <w:szCs w:val="32"/>
+          <w:shd w:val="clear" w:color="auto" w:fill="FFFFFF"/>
+        </w:rPr>
+        <w:t>Osanna, Osanna, Osanna nell’alto dei cieli.</w:t>
+      </w:r>
+    </w:p>
+    <w:p>
+      <w:pPr>
+        <w:pStyle w:val="NormaleWeb"/>
+        <w:shd w:val="clear" w:color="auto" w:fill="FFFFFF"/>
+        <w:spacing w:before="0" w:beforeAutospacing="0" w:after="0" w:afterAutospacing="0"/>
+        <w:textAlignment w:val="baseline"/>
+        <w:rPr>
+          <w:rFonts w:ascii="Chalkboard" w:hAnsi="Chalkboard" w:cs="Arial"/>
+          <w:sz w:val="32"/>
+          <w:szCs w:val="32"/>
+          <w:shd w:val="clear" w:color="auto" w:fill="FFFFFF"/>
+        </w:rPr>
+      </w:pPr>
+      <w:r>
+        <w:rPr>
+          <w:rFonts w:ascii="Chalkboard" w:hAnsi="Chalkboard" w:cs="Arial"/>
+          <w:sz w:val="32"/>
+          <w:szCs w:val="32"/>
+          <w:shd w:val="clear" w:color="auto" w:fill="FFFFFF"/>
+        </w:rPr>
+        <w:t>Santo, Santo, Santo, Santo, Santo è il Signore</w:t>
+      </w:r>
+    </w:p>
+    <w:p>
+      <w:pPr>
+        <w:pStyle w:val="NormaleWeb"/>
+        <w:shd w:val="clear" w:color="auto" w:fill="FFFFFF"/>
+        <w:spacing w:before="0" w:beforeAutospacing="0" w:after="0" w:afterAutospacing="0"/>
+        <w:textAlignment w:val="baseline"/>
+        <w:rPr>
+          <w:rFonts w:ascii="Chalkboard" w:hAnsi="Chalkboard" w:cs="Arial"/>
+          <w:sz w:val="32"/>
+          <w:szCs w:val="32"/>
+          <w:shd w:val="clear" w:color="auto" w:fill="FFFFFF"/>
+        </w:rPr>
+      </w:pPr>
+      <w:r>
+        <w:rPr>
+          <w:rFonts w:ascii="Chalkboard" w:hAnsi="Chalkboard" w:cs="Arial"/>
+          <w:sz w:val="32"/>
+          <w:szCs w:val="32"/>
+          <w:shd w:val="clear" w:color="auto" w:fill="FFFFFF"/>
+        </w:rPr>
+        <w:t>Santo, Santo, Santo, Santo, Santo è il Signore</w:t>
+      </w:r>
+    </w:p>
+    <w:p>
+      <w:pPr>
+        <w:pStyle w:val="NormaleWeb"/>
+        <w:shd w:val="clear" w:color="auto" w:fill="FFFFFF"/>
+        <w:spacing w:before="0" w:beforeAutospacing="0" w:after="0" w:afterAutospacing="0"/>
+        <w:textAlignment w:val="baseline"/>
+        <w:rPr>
+          <w:rFonts w:ascii="Chalkboard" w:hAnsi="Chalkboard" w:cs="Arial"/>
+          <w:sz w:val="32"/>
+          <w:szCs w:val="32"/>
+          <w:shd w:val="clear" w:color="auto" w:fill="FFFFFF"/>
+        </w:rPr>
+      </w:pPr>
+      <w:r>
+        <w:rPr>
+          <w:rFonts w:ascii="Chalkboard" w:hAnsi="Chalkboard" w:cs="Arial"/>
+          <w:sz w:val="32"/>
+          <w:szCs w:val="32"/>
+          <w:shd w:val="clear" w:color="auto" w:fill="FFFFFF"/>
+        </w:rPr>
+        <w:t>Dio dell’universo.</w:t>
+      </w:r>
+    </w:p>
+    <w:p>
+      <w:pPr>
+        <w:shd w:val="clear" w:color="auto" w:fill="FFFFFF"/>
+        <w:rPr>
+          <w:rFonts w:ascii="Chalkboard" w:hAnsi="Chalkboard" w:cs="Segoe UI"/>
+          <w:sz w:val="36"/>
+          <w:szCs w:val="36"/>
+        </w:rPr>
+      </w:pPr>
+    </w:p>
+    <w:p>
+      <w:pPr>
+        <w:pStyle w:val="NormaleWeb"/>
+        <w:shd w:val="clear" w:color="auto" w:fill="FFFFFF"/>
+        <w:spacing w:before="0" w:beforeAutospacing="0" w:after="0" w:afterAutospacing="0"/>
         <w:rPr>
           <w:rFonts w:ascii="Chalkboard" w:hAnsi="Chalkboard" w:cs="Arial"/>
           <w:b/>
@@ -627,8 +1727,7 @@
           <w:szCs w:val="36"/>
           <w:u w:val="single"/>
         </w:rPr>
-        <w:t xml:space="preserve"> </w:t>
-      </w:r>
+      </w:pPr>
       <w:r>
         <w:rPr>
           <w:rFonts w:ascii="Chalkboard" w:hAnsi="Chalkboard" w:cs="Arial"/>
@@ -638,11 +1737,36 @@
           <w:szCs w:val="36"/>
           <w:u w:val="single"/>
         </w:rPr>
-        <w:t>FRUTTO DELLA NOSTRA TERRA</w:t>
-      </w:r>
-    </w:p>
-    <w:p>
-      <w:pPr>
+        <w:t>Comunione:</w:t>
+      </w:r>
+      <w:r>
+        <w:rPr>
+          <w:rFonts w:ascii="Chalkboard" w:hAnsi="Chalkboard" w:cs="Arial"/>
+          <w:b/>
+          <w:bCs/>
+          <w:sz w:val="36"/>
+          <w:szCs w:val="36"/>
+          <w:u w:val="single"/>
+        </w:rPr>
+        <w:t xml:space="preserve"> </w:t>
+      </w:r>
+      <w:r>
+        <w:rPr>
+          <w:rFonts w:ascii="Chalkboard" w:hAnsi="Chalkboard" w:cs="Arial"/>
+          <w:b/>
+          <w:bCs/>
+          <w:sz w:val="36"/>
+          <w:szCs w:val="36"/>
+          <w:u w:val="single"/>
+        </w:rPr>
+        <w:t>ABBRACCIAMI</w:t>
+      </w:r>
+    </w:p>
+    <w:p>
+      <w:pPr>
+        <w:pStyle w:val="NormaleWeb"/>
+        <w:shd w:val="clear" w:color="auto" w:fill="FFFFFF"/>
+        <w:spacing w:before="0" w:beforeAutospacing="0" w:after="0" w:afterAutospacing="0"/>
         <w:rPr>
           <w:rFonts w:ascii="Chalkboard" w:hAnsi="Chalkboard" w:cs="Arial"/>
           <w:b/>
@@ -656,98 +1780,119 @@
     <w:p>
       <w:pPr>
         <w:rPr>
-          <w:rStyle w:val="fs13"/>
-          <w:rFonts w:ascii="Chalkboard" w:hAnsi="Chalkboard" w:cs="Tahoma"/>
-          <w:color w:val="000000"/>
-          <w:sz w:val="32"/>
-          <w:szCs w:val="32"/>
-          <w:bdr w:val="none" w:sz="0" w:space="0" w:color="auto" w:frame="1"/>
-        </w:rPr>
-      </w:pPr>
-      <w:r>
-        <w:rPr>
-          <w:rStyle w:val="fs13"/>
-          <w:rFonts w:ascii="Chalkboard" w:hAnsi="Chalkboard" w:cs="Tahoma"/>
-          <w:color w:val="000000"/>
-          <w:sz w:val="32"/>
-          <w:szCs w:val="32"/>
-          <w:bdr w:val="none" w:sz="0" w:space="0" w:color="auto" w:frame="1"/>
-        </w:rPr>
-        <w:t>Frutto della nostra terra, del lavoro di ogni uomo:</w:t>
-      </w:r>
-      <w:r>
-        <w:rPr>
-          <w:rFonts w:ascii="Chalkboard" w:hAnsi="Chalkboard" w:cs="Tahoma"/>
-          <w:color w:val="000000"/>
-          <w:sz w:val="32"/>
-          <w:szCs w:val="32"/>
-          <w:bdr w:val="none" w:sz="0" w:space="0" w:color="auto" w:frame="1"/>
+          <w:rFonts w:ascii="Chalkboard" w:hAnsi="Chalkboard"/>
+          <w:color w:val="000000"/>
+          <w:sz w:val="32"/>
+          <w:szCs w:val="32"/>
+        </w:rPr>
+      </w:pPr>
+      <w:r>
+        <w:rPr>
+          <w:rFonts w:ascii="Chalkboard" w:hAnsi="Chalkboard"/>
+          <w:color w:val="000000"/>
+          <w:sz w:val="32"/>
+          <w:szCs w:val="32"/>
+        </w:rPr>
+        <w:t xml:space="preserve">Gesù parola viva e vera </w:t>
+      </w:r>
+    </w:p>
+    <w:p>
+      <w:pPr>
+        <w:rPr>
+          <w:rFonts w:ascii="Chalkboard" w:hAnsi="Chalkboard"/>
+          <w:color w:val="000000"/>
+          <w:sz w:val="32"/>
+          <w:szCs w:val="32"/>
+        </w:rPr>
+      </w:pPr>
+      <w:r>
+        <w:rPr>
+          <w:rFonts w:ascii="Chalkboard" w:hAnsi="Chalkboard"/>
+          <w:color w:val="000000"/>
+          <w:sz w:val="32"/>
+          <w:szCs w:val="32"/>
+        </w:rPr>
+        <w:t>sorgente che disseta e cura ogni ferita</w:t>
+      </w:r>
+      <w:r>
+        <w:rPr>
+          <w:rFonts w:ascii="Chalkboard" w:hAnsi="Chalkboard"/>
+          <w:color w:val="000000"/>
+          <w:sz w:val="32"/>
+          <w:szCs w:val="32"/>
+        </w:rPr>
+        <w:t>.</w:t>
+      </w:r>
+      <w:r>
+        <w:rPr>
+          <w:rFonts w:ascii="Chalkboard" w:hAnsi="Chalkboard"/>
+          <w:color w:val="000000"/>
+          <w:sz w:val="32"/>
+          <w:szCs w:val="32"/>
         </w:rPr>
         <w:br/>
       </w:r>
       <w:r>
         <w:rPr>
-          <w:rStyle w:val="fs13"/>
-          <w:rFonts w:ascii="Chalkboard" w:hAnsi="Chalkboard" w:cs="Tahoma"/>
-          <w:color w:val="000000"/>
-          <w:sz w:val="32"/>
-          <w:szCs w:val="32"/>
-          <w:bdr w:val="none" w:sz="0" w:space="0" w:color="auto" w:frame="1"/>
-        </w:rPr>
-        <w:t xml:space="preserve">pane della nostra vita, cibo della quotidianità. </w:t>
-      </w:r>
-    </w:p>
-    <w:p>
-      <w:pPr>
-        <w:rPr>
-          <w:rStyle w:val="fs13"/>
-          <w:rFonts w:ascii="Chalkboard" w:hAnsi="Chalkboard" w:cs="Tahoma"/>
-          <w:color w:val="000000"/>
-          <w:sz w:val="32"/>
-          <w:szCs w:val="32"/>
-          <w:bdr w:val="none" w:sz="0" w:space="0" w:color="auto" w:frame="1"/>
-        </w:rPr>
-      </w:pPr>
-      <w:r>
-        <w:rPr>
-          <w:rStyle w:val="fs13"/>
-          <w:rFonts w:ascii="Chalkboard" w:hAnsi="Chalkboard" w:cs="Tahoma"/>
-          <w:color w:val="000000"/>
-          <w:sz w:val="32"/>
-          <w:szCs w:val="32"/>
-          <w:bdr w:val="none" w:sz="0" w:space="0" w:color="auto" w:frame="1"/>
-        </w:rPr>
-        <w:t xml:space="preserve">Tu che lo prendevi un giorno, lo spezzavi per i tuoi, </w:t>
-      </w:r>
-    </w:p>
-    <w:p>
-      <w:pPr>
-        <w:rPr>
-          <w:rFonts w:ascii="Chalkboard" w:hAnsi="Chalkboard" w:cs="Tahoma"/>
+          <w:rFonts w:ascii="Chalkboard" w:hAnsi="Chalkboard"/>
+          <w:color w:val="000000"/>
+          <w:sz w:val="32"/>
+          <w:szCs w:val="32"/>
+        </w:rPr>
+        <w:t>F</w:t>
+      </w:r>
+      <w:r>
+        <w:rPr>
+          <w:rFonts w:ascii="Chalkboard" w:hAnsi="Chalkboard"/>
+          <w:color w:val="000000"/>
+          <w:sz w:val="32"/>
+          <w:szCs w:val="32"/>
+        </w:rPr>
+        <w:t>erma s</w:t>
+      </w:r>
+      <w:r>
+        <w:rPr>
+          <w:rFonts w:ascii="Chalkboard" w:hAnsi="Chalkboard"/>
+          <w:color w:val="000000"/>
+          <w:sz w:val="32"/>
+          <w:szCs w:val="32"/>
+        </w:rPr>
+        <w:t>u</w:t>
+      </w:r>
+      <w:r>
+        <w:rPr>
+          <w:rFonts w:ascii="Chalkboard" w:hAnsi="Chalkboard"/>
+          <w:color w:val="000000"/>
+          <w:sz w:val="32"/>
+          <w:szCs w:val="32"/>
+        </w:rPr>
+        <w:t xml:space="preserve"> di me i tuoi occhi </w:t>
+      </w:r>
+    </w:p>
+    <w:p>
+      <w:pPr>
+        <w:rPr>
+          <w:rFonts w:ascii="Chalkboard" w:hAnsi="Chalkboard"/>
           <w:color w:val="000000"/>
           <w:sz w:val="20"/>
           <w:szCs w:val="20"/>
-          <w:bdr w:val="none" w:sz="0" w:space="0" w:color="auto" w:frame="1"/>
-        </w:rPr>
-      </w:pPr>
-      <w:r>
-        <w:rPr>
-          <w:rStyle w:val="fs13"/>
-          <w:rFonts w:ascii="Chalkboard" w:hAnsi="Chalkboard" w:cs="Tahoma"/>
-          <w:color w:val="000000"/>
-          <w:sz w:val="32"/>
-          <w:szCs w:val="32"/>
-          <w:bdr w:val="none" w:sz="0" w:space="0" w:color="auto" w:frame="1"/>
-        </w:rPr>
-        <w:t>oggi vieni in questo pane, cibo vero dell'umanità.</w:t>
-      </w:r>
-      <w:r>
-        <w:rPr>
-          <w:rFonts w:ascii="Chalkboard" w:hAnsi="Chalkboard" w:cs="Tahoma"/>
-          <w:color w:val="000000"/>
-          <w:sz w:val="32"/>
-          <w:szCs w:val="32"/>
-          <w:bdr w:val="none" w:sz="0" w:space="0" w:color="auto" w:frame="1"/>
+        </w:rPr>
+      </w:pPr>
+      <w:r>
+        <w:rPr>
+          <w:rFonts w:ascii="Chalkboard" w:hAnsi="Chalkboard"/>
+          <w:color w:val="000000"/>
+          <w:sz w:val="32"/>
+          <w:szCs w:val="32"/>
+        </w:rPr>
+        <w:t>la tua mano stendi e donami la vita.</w:t>
+      </w:r>
+      <w:r>
+        <w:rPr>
+          <w:rFonts w:ascii="Chalkboard" w:hAnsi="Chalkboard"/>
+          <w:color w:val="000000"/>
+          <w:sz w:val="32"/>
+          <w:szCs w:val="32"/>
         </w:rPr>
         <w:br/>
       </w:r>
@@ -755,117 +1900,109 @@
     <w:p>
       <w:pPr>
         <w:rPr>
-          <w:rStyle w:val="fs13"/>
-          <w:rFonts w:ascii="Chalkboard" w:hAnsi="Chalkboard" w:cs="Tahoma"/>
-          <w:b/>
-          <w:bCs/>
-          <w:color w:val="000000"/>
-          <w:sz w:val="32"/>
-          <w:szCs w:val="32"/>
-          <w:bdr w:val="none" w:sz="0" w:space="0" w:color="auto" w:frame="1"/>
-        </w:rPr>
-      </w:pPr>
-      <w:r>
-        <w:rPr>
-          <w:rStyle w:val="fs13"/>
-          <w:rFonts w:ascii="Chalkboard" w:hAnsi="Chalkboard" w:cs="Tahoma"/>
-          <w:b/>
-          <w:bCs/>
-          <w:color w:val="000000"/>
-          <w:sz w:val="32"/>
-          <w:szCs w:val="32"/>
-          <w:bdr w:val="none" w:sz="0" w:space="0" w:color="auto" w:frame="1"/>
-        </w:rPr>
-        <w:t xml:space="preserve">RIT. E sarò pane, e sarò vino nella mia vita, nelle tue mani. </w:t>
-      </w:r>
-    </w:p>
-    <w:p>
-      <w:pPr>
-        <w:rPr>
-          <w:rStyle w:val="fs13"/>
-          <w:rFonts w:ascii="Chalkboard" w:hAnsi="Chalkboard" w:cs="Tahoma"/>
-          <w:b/>
-          <w:bCs/>
-          <w:color w:val="000000"/>
-          <w:sz w:val="32"/>
-          <w:szCs w:val="32"/>
-          <w:bdr w:val="none" w:sz="0" w:space="0" w:color="auto" w:frame="1"/>
-        </w:rPr>
-      </w:pPr>
-      <w:r>
-        <w:rPr>
-          <w:rStyle w:val="fs13"/>
-          <w:rFonts w:ascii="Chalkboard" w:hAnsi="Chalkboard" w:cs="Tahoma"/>
-          <w:b/>
-          <w:bCs/>
-          <w:color w:val="000000"/>
-          <w:sz w:val="32"/>
-          <w:szCs w:val="32"/>
-          <w:bdr w:val="none" w:sz="0" w:space="0" w:color="auto" w:frame="1"/>
-        </w:rPr>
-        <w:lastRenderedPageBreak/>
-        <w:t xml:space="preserve">Ti accoglierò dentro di me, </w:t>
-      </w:r>
-    </w:p>
-    <w:p>
-      <w:pPr>
-        <w:rPr>
-          <w:rStyle w:val="fs13"/>
-          <w:rFonts w:ascii="Chalkboard" w:hAnsi="Chalkboard" w:cs="Tahoma"/>
-          <w:b/>
-          <w:bCs/>
-          <w:color w:val="000000"/>
-          <w:sz w:val="32"/>
-          <w:szCs w:val="32"/>
-          <w:bdr w:val="none" w:sz="0" w:space="0" w:color="auto" w:frame="1"/>
-        </w:rPr>
-      </w:pPr>
-      <w:r>
-        <w:rPr>
-          <w:rStyle w:val="fs13"/>
-          <w:rFonts w:ascii="Chalkboard" w:hAnsi="Chalkboard" w:cs="Tahoma"/>
-          <w:b/>
-          <w:bCs/>
-          <w:color w:val="000000"/>
-          <w:sz w:val="32"/>
-          <w:szCs w:val="32"/>
-          <w:bdr w:val="none" w:sz="0" w:space="0" w:color="auto" w:frame="1"/>
-        </w:rPr>
-        <w:t xml:space="preserve">farò di me un'offerta viva, </w:t>
-      </w:r>
-    </w:p>
-    <w:p>
-      <w:pPr>
-        <w:rPr>
-          <w:rFonts w:ascii="Chalkboard" w:hAnsi="Chalkboard" w:cs="Tahoma"/>
+          <w:rFonts w:ascii="Chalkboard" w:hAnsi="Chalkboard"/>
+          <w:b/>
+          <w:bCs/>
+          <w:color w:val="000000"/>
+          <w:sz w:val="32"/>
+          <w:szCs w:val="32"/>
+        </w:rPr>
+      </w:pPr>
+      <w:r>
+        <w:rPr>
+          <w:rFonts w:ascii="Chalkboard" w:hAnsi="Chalkboard"/>
+          <w:b/>
+          <w:bCs/>
+          <w:color w:val="000000"/>
+          <w:sz w:val="32"/>
+          <w:szCs w:val="32"/>
+        </w:rPr>
+        <w:t xml:space="preserve">RIT. Abbracciami </w:t>
+      </w:r>
+      <w:r>
+        <w:rPr>
+          <w:rFonts w:ascii="Chalkboard" w:hAnsi="Chalkboard"/>
+          <w:b/>
+          <w:bCs/>
+          <w:color w:val="000000"/>
+          <w:sz w:val="32"/>
+          <w:szCs w:val="32"/>
+        </w:rPr>
+        <w:t>D</w:t>
+      </w:r>
+      <w:r>
+        <w:rPr>
+          <w:rFonts w:ascii="Chalkboard" w:hAnsi="Chalkboard"/>
+          <w:b/>
+          <w:bCs/>
+          <w:color w:val="000000"/>
+          <w:sz w:val="32"/>
+          <w:szCs w:val="32"/>
+        </w:rPr>
+        <w:t xml:space="preserve">io dell'eternità </w:t>
+      </w:r>
+    </w:p>
+    <w:p>
+      <w:pPr>
+        <w:rPr>
+          <w:rFonts w:ascii="Chalkboard" w:hAnsi="Chalkboard"/>
+          <w:b/>
+          <w:bCs/>
+          <w:color w:val="000000"/>
+          <w:sz w:val="32"/>
+          <w:szCs w:val="32"/>
+        </w:rPr>
+      </w:pPr>
+      <w:r>
+        <w:rPr>
+          <w:rFonts w:ascii="Chalkboard" w:hAnsi="Chalkboard"/>
+          <w:b/>
+          <w:bCs/>
+          <w:color w:val="000000"/>
+          <w:sz w:val="32"/>
+          <w:szCs w:val="32"/>
+        </w:rPr>
+        <w:t>rifugio dell'anima grazia che opera.</w:t>
+      </w:r>
+      <w:r>
+        <w:rPr>
+          <w:rFonts w:ascii="Chalkboard" w:hAnsi="Chalkboard"/>
+          <w:b/>
+          <w:bCs/>
+          <w:color w:val="000000"/>
+          <w:sz w:val="32"/>
+          <w:szCs w:val="32"/>
+        </w:rPr>
+        <w:br/>
+        <w:t xml:space="preserve">Riscaldami fuoco che libera </w:t>
+      </w:r>
+    </w:p>
+    <w:p>
+      <w:pPr>
+        <w:rPr>
+          <w:rFonts w:ascii="Chalkboard" w:hAnsi="Chalkboard"/>
           <w:color w:val="000000"/>
           <w:sz w:val="20"/>
           <w:szCs w:val="20"/>
-          <w:bdr w:val="none" w:sz="0" w:space="0" w:color="auto" w:frame="1"/>
-        </w:rPr>
-      </w:pPr>
-      <w:r>
-        <w:rPr>
-          <w:rStyle w:val="fs13"/>
-          <w:rFonts w:ascii="Chalkboard" w:hAnsi="Chalkboard" w:cs="Tahoma"/>
-          <w:b/>
-          <w:bCs/>
-          <w:color w:val="000000"/>
-          <w:sz w:val="32"/>
-          <w:szCs w:val="32"/>
-          <w:bdr w:val="none" w:sz="0" w:space="0" w:color="auto" w:frame="1"/>
-        </w:rPr>
-        <w:t>un sacrificio gradito a Te.</w:t>
-      </w:r>
-      <w:r>
-        <w:rPr>
-          <w:rFonts w:ascii="Chalkboard" w:hAnsi="Chalkboard" w:cs="Tahoma"/>
-          <w:i/>
-          <w:iCs/>
-          <w:color w:val="000000"/>
-          <w:sz w:val="32"/>
-          <w:szCs w:val="32"/>
-          <w:bdr w:val="none" w:sz="0" w:space="0" w:color="auto" w:frame="1"/>
+        </w:rPr>
+      </w:pPr>
+      <w:r>
+        <w:rPr>
+          <w:rFonts w:ascii="Chalkboard" w:hAnsi="Chalkboard"/>
+          <w:b/>
+          <w:bCs/>
+          <w:color w:val="000000"/>
+          <w:sz w:val="32"/>
+          <w:szCs w:val="32"/>
+        </w:rPr>
+        <w:t>manda il tuo spirito, Maranatha Gesù.</w:t>
+      </w:r>
+      <w:r>
+        <w:rPr>
+          <w:rFonts w:ascii="Chalkboard" w:hAnsi="Chalkboard"/>
+          <w:color w:val="000000"/>
+          <w:sz w:val="32"/>
+          <w:szCs w:val="32"/>
         </w:rPr>
         <w:br/>
       </w:r>
@@ -873,91 +2010,103 @@
     <w:p>
       <w:pPr>
         <w:rPr>
-          <w:rStyle w:val="fs13"/>
-          <w:rFonts w:ascii="Chalkboard" w:hAnsi="Chalkboard" w:cs="Tahoma"/>
-          <w:color w:val="000000"/>
-          <w:sz w:val="32"/>
-          <w:szCs w:val="32"/>
-          <w:bdr w:val="none" w:sz="0" w:space="0" w:color="auto" w:frame="1"/>
-        </w:rPr>
-      </w:pPr>
-      <w:r>
-        <w:rPr>
-          <w:rStyle w:val="fs13"/>
-          <w:rFonts w:ascii="Chalkboard" w:hAnsi="Chalkboard" w:cs="Tahoma"/>
-          <w:color w:val="000000"/>
-          <w:sz w:val="32"/>
-          <w:szCs w:val="32"/>
-          <w:bdr w:val="none" w:sz="0" w:space="0" w:color="auto" w:frame="1"/>
-        </w:rPr>
-        <w:t>Frutto della nostra terra, del lavoro di ogni uomo:</w:t>
-      </w:r>
-      <w:r>
-        <w:rPr>
-          <w:rFonts w:ascii="Chalkboard" w:hAnsi="Chalkboard" w:cs="Tahoma"/>
-          <w:color w:val="000000"/>
-          <w:sz w:val="32"/>
-          <w:szCs w:val="32"/>
-          <w:bdr w:val="none" w:sz="0" w:space="0" w:color="auto" w:frame="1"/>
+          <w:rFonts w:ascii="Chalkboard" w:hAnsi="Chalkboard"/>
+          <w:color w:val="000000"/>
+          <w:sz w:val="32"/>
+          <w:szCs w:val="32"/>
+        </w:rPr>
+      </w:pPr>
+      <w:r>
+        <w:rPr>
+          <w:rFonts w:ascii="Chalkboard" w:hAnsi="Chalkboard"/>
+          <w:color w:val="000000"/>
+          <w:sz w:val="32"/>
+          <w:szCs w:val="32"/>
+        </w:rPr>
+        <w:t xml:space="preserve">Gesù asciuga il nostro pianto </w:t>
+      </w:r>
+    </w:p>
+    <w:p>
+      <w:pPr>
+        <w:rPr>
+          <w:rFonts w:ascii="Chalkboard" w:hAnsi="Chalkboard"/>
+          <w:color w:val="000000"/>
+          <w:sz w:val="32"/>
+          <w:szCs w:val="32"/>
+        </w:rPr>
+      </w:pPr>
+      <w:r>
+        <w:rPr>
+          <w:rFonts w:ascii="Chalkboard" w:hAnsi="Chalkboard"/>
+          <w:color w:val="000000"/>
+          <w:sz w:val="32"/>
+          <w:szCs w:val="32"/>
+        </w:rPr>
+        <w:t>L</w:t>
+      </w:r>
+      <w:r>
+        <w:rPr>
+          <w:rFonts w:ascii="Chalkboard" w:hAnsi="Chalkboard"/>
+          <w:color w:val="000000"/>
+          <w:sz w:val="32"/>
+          <w:szCs w:val="32"/>
+        </w:rPr>
+        <w:t>eone vincitore della tribù di Giuda</w:t>
+      </w:r>
+      <w:r>
+        <w:rPr>
+          <w:rFonts w:ascii="Chalkboard" w:hAnsi="Chalkboard"/>
+          <w:color w:val="000000"/>
+          <w:sz w:val="32"/>
+          <w:szCs w:val="32"/>
+        </w:rPr>
+        <w:t>.</w:t>
+      </w:r>
+      <w:r>
+        <w:rPr>
+          <w:rFonts w:ascii="Chalkboard" w:hAnsi="Chalkboard"/>
+          <w:color w:val="000000"/>
+          <w:sz w:val="32"/>
+          <w:szCs w:val="32"/>
         </w:rPr>
         <w:br/>
       </w:r>
       <w:r>
         <w:rPr>
-          <w:rStyle w:val="fs13"/>
-          <w:rFonts w:ascii="Chalkboard" w:hAnsi="Chalkboard" w:cs="Tahoma"/>
-          <w:color w:val="000000"/>
-          <w:sz w:val="32"/>
-          <w:szCs w:val="32"/>
-          <w:bdr w:val="none" w:sz="0" w:space="0" w:color="auto" w:frame="1"/>
-        </w:rPr>
-        <w:t xml:space="preserve">vino delle nostre vigne, sulla mensa dei fratelli tuoi </w:t>
-      </w:r>
-    </w:p>
-    <w:p>
-      <w:pPr>
-        <w:rPr>
-          <w:rStyle w:val="fs13"/>
-          <w:rFonts w:ascii="Chalkboard" w:hAnsi="Chalkboard" w:cs="Tahoma"/>
-          <w:color w:val="000000"/>
-          <w:sz w:val="32"/>
-          <w:szCs w:val="32"/>
-          <w:bdr w:val="none" w:sz="0" w:space="0" w:color="auto" w:frame="1"/>
-        </w:rPr>
-      </w:pPr>
-      <w:r>
-        <w:rPr>
-          <w:rStyle w:val="fs13"/>
-          <w:rFonts w:ascii="Chalkboard" w:hAnsi="Chalkboard" w:cs="Tahoma"/>
-          <w:color w:val="000000"/>
-          <w:sz w:val="32"/>
-          <w:szCs w:val="32"/>
-          <w:bdr w:val="none" w:sz="0" w:space="0" w:color="auto" w:frame="1"/>
-        </w:rPr>
-        <w:t xml:space="preserve">Tu che lo prendevi un giorno, lo bevevi con i tuoi, </w:t>
-      </w:r>
-    </w:p>
-    <w:p>
-      <w:pPr>
-        <w:rPr>
-          <w:rStyle w:val="fs13"/>
-          <w:rFonts w:ascii="Chalkboard" w:hAnsi="Chalkboard" w:cs="Tahoma"/>
-          <w:color w:val="000000"/>
-          <w:sz w:val="32"/>
-          <w:szCs w:val="32"/>
-          <w:bdr w:val="none" w:sz="0" w:space="0" w:color="auto" w:frame="1"/>
-        </w:rPr>
-      </w:pPr>
-      <w:r>
-        <w:rPr>
-          <w:rStyle w:val="fs13"/>
-          <w:rFonts w:ascii="Chalkboard" w:hAnsi="Chalkboard" w:cs="Tahoma"/>
-          <w:color w:val="000000"/>
-          <w:sz w:val="32"/>
-          <w:szCs w:val="32"/>
-          <w:bdr w:val="none" w:sz="0" w:space="0" w:color="auto" w:frame="1"/>
-        </w:rPr>
-        <w:t>oggi vieni in questo vino e ti doni per la vita mia.</w:t>
+          <w:rFonts w:ascii="Chalkboard" w:hAnsi="Chalkboard"/>
+          <w:color w:val="000000"/>
+          <w:sz w:val="32"/>
+          <w:szCs w:val="32"/>
+        </w:rPr>
+        <w:t>Vieni</w:t>
+      </w:r>
+      <w:r>
+        <w:rPr>
+          <w:rFonts w:ascii="Chalkboard" w:hAnsi="Chalkboard"/>
+          <w:color w:val="000000"/>
+          <w:sz w:val="32"/>
+          <w:szCs w:val="32"/>
+        </w:rPr>
+        <w:t xml:space="preserve"> nella tua potenza questo cuore sciogli </w:t>
+      </w:r>
+    </w:p>
+    <w:p>
+      <w:pPr>
+        <w:rPr>
+          <w:rFonts w:ascii="Chalkboard" w:hAnsi="Chalkboard"/>
+          <w:color w:val="000000"/>
+          <w:sz w:val="32"/>
+          <w:szCs w:val="32"/>
+        </w:rPr>
+      </w:pPr>
+      <w:r>
+        <w:rPr>
+          <w:rFonts w:ascii="Chalkboard" w:hAnsi="Chalkboard"/>
+          <w:color w:val="000000"/>
+          <w:sz w:val="32"/>
+          <w:szCs w:val="32"/>
+        </w:rPr>
+        <w:t>con ogni sua paura.</w:t>
       </w:r>
     </w:p>
     <w:p>
@@ -1012,923 +2161,59 @@
     </w:p>
     <w:p>
       <w:pPr>
-        <w:pStyle w:val="NormaleWeb"/>
-        <w:shd w:val="clear" w:color="auto" w:fill="FFFFFF"/>
-        <w:spacing w:before="0" w:beforeAutospacing="0" w:after="0" w:afterAutospacing="0"/>
-        <w:textAlignment w:val="baseline"/>
-        <w:rPr>
-          <w:rFonts w:ascii="Chalkboard" w:hAnsi="Chalkboard" w:cs="Open Sans"/>
-          <w:spacing w:val="15"/>
-          <w:sz w:val="36"/>
-          <w:szCs w:val="36"/>
-        </w:rPr>
-      </w:pPr>
-    </w:p>
-    <w:p>
-      <w:pPr>
-        <w:pStyle w:val="NormaleWeb"/>
-        <w:shd w:val="clear" w:color="auto" w:fill="FFFFFF"/>
-        <w:spacing w:before="0" w:beforeAutospacing="0" w:after="0" w:afterAutospacing="0"/>
-        <w:textAlignment w:val="baseline"/>
-        <w:rPr>
-          <w:rFonts w:ascii="Chalkboard" w:hAnsi="Chalkboard" w:cs="Open Sans"/>
-          <w:spacing w:val="15"/>
-          <w:sz w:val="32"/>
-          <w:szCs w:val="32"/>
-        </w:rPr>
-      </w:pPr>
-      <w:r>
-        <w:rPr>
-          <w:rFonts w:ascii="Chalkboard" w:hAnsi="Chalkboard" w:cs="Arial"/>
-          <w:b/>
-          <w:bCs/>
-          <w:sz w:val="36"/>
-          <w:szCs w:val="36"/>
-          <w:u w:val="single"/>
-        </w:rPr>
-        <w:t xml:space="preserve">Santo: SANTO GEN </w:t>
-      </w:r>
-      <w:r>
-        <w:rPr>
-          <w:rFonts w:ascii="Chalkboard" w:hAnsi="Chalkboard" w:cs="Arial"/>
-          <w:b/>
-          <w:bCs/>
-          <w:sz w:val="36"/>
-          <w:szCs w:val="36"/>
-          <w:u w:val="single"/>
-        </w:rPr>
-        <w:t>ROSSO</w:t>
-      </w:r>
-    </w:p>
-    <w:p>
-      <w:pPr>
-        <w:rPr>
-          <w:rFonts w:ascii="Chalkboard" w:hAnsi="Chalkboard" w:cs="Arial"/>
-          <w:b/>
-          <w:bCs/>
+        <w:rPr>
+          <w:rFonts w:ascii="Chalkboard" w:hAnsi="Chalkboard"/>
+          <w:color w:val="000000"/>
           <w:sz w:val="20"/>
           <w:szCs w:val="20"/>
-          <w:u w:val="single"/>
-        </w:rPr>
-      </w:pPr>
-    </w:p>
-    <w:p>
-      <w:pPr>
-        <w:pStyle w:val="NormaleWeb"/>
-        <w:shd w:val="clear" w:color="auto" w:fill="FFFFFF"/>
-        <w:spacing w:before="0" w:beforeAutospacing="0" w:after="0" w:afterAutospacing="0"/>
-        <w:textAlignment w:val="baseline"/>
-        <w:rPr>
-          <w:rFonts w:ascii="Chalkboard" w:hAnsi="Chalkboard" w:cs="Arial"/>
-          <w:sz w:val="32"/>
-          <w:szCs w:val="32"/>
-          <w:shd w:val="clear" w:color="auto" w:fill="FFFFFF"/>
-        </w:rPr>
-      </w:pPr>
-      <w:r>
-        <w:rPr>
-          <w:rFonts w:ascii="Chalkboard" w:hAnsi="Chalkboard" w:cs="Arial"/>
-          <w:sz w:val="32"/>
-          <w:szCs w:val="32"/>
-          <w:shd w:val="clear" w:color="auto" w:fill="FFFFFF"/>
-        </w:rPr>
-        <w:t>Santo, Santo, Santo</w:t>
-      </w:r>
-      <w:r>
-        <w:rPr>
-          <w:rFonts w:ascii="Chalkboard" w:hAnsi="Chalkboard" w:cs="Arial"/>
-          <w:sz w:val="32"/>
-          <w:szCs w:val="32"/>
-          <w:shd w:val="clear" w:color="auto" w:fill="FFFFFF"/>
-        </w:rPr>
-        <w:t>!</w:t>
-      </w:r>
-      <w:r>
-        <w:rPr>
-          <w:rFonts w:ascii="Chalkboard" w:hAnsi="Chalkboard" w:cs="Arial"/>
-          <w:sz w:val="32"/>
-          <w:szCs w:val="32"/>
-          <w:shd w:val="clear" w:color="auto" w:fill="FFFFFF"/>
-        </w:rPr>
-        <w:t xml:space="preserve"> </w:t>
-      </w:r>
-    </w:p>
-    <w:p>
-      <w:pPr>
-        <w:pStyle w:val="NormaleWeb"/>
-        <w:shd w:val="clear" w:color="auto" w:fill="FFFFFF"/>
-        <w:spacing w:before="0" w:beforeAutospacing="0" w:after="0" w:afterAutospacing="0"/>
-        <w:textAlignment w:val="baseline"/>
-        <w:rPr>
-          <w:rFonts w:ascii="Chalkboard" w:hAnsi="Chalkboard" w:cs="Arial"/>
-          <w:sz w:val="32"/>
-          <w:szCs w:val="32"/>
-          <w:shd w:val="clear" w:color="auto" w:fill="FFFFFF"/>
-        </w:rPr>
-      </w:pPr>
-      <w:r>
-        <w:rPr>
-          <w:rFonts w:ascii="Chalkboard" w:hAnsi="Chalkboard" w:cs="Arial"/>
-          <w:sz w:val="32"/>
-          <w:szCs w:val="32"/>
-          <w:shd w:val="clear" w:color="auto" w:fill="FFFFFF"/>
-        </w:rPr>
-        <w:t>Santo, Santo</w:t>
-      </w:r>
-      <w:r>
-        <w:rPr>
-          <w:rFonts w:ascii="Chalkboard" w:hAnsi="Chalkboard" w:cs="Arial"/>
-          <w:sz w:val="32"/>
-          <w:szCs w:val="32"/>
-          <w:shd w:val="clear" w:color="auto" w:fill="FFFFFF"/>
-        </w:rPr>
-        <w:t>, Santo!</w:t>
-      </w:r>
-    </w:p>
-    <w:p>
-      <w:pPr>
-        <w:pStyle w:val="NormaleWeb"/>
-        <w:shd w:val="clear" w:color="auto" w:fill="FFFFFF"/>
-        <w:spacing w:before="0" w:beforeAutospacing="0" w:after="0" w:afterAutospacing="0"/>
-        <w:textAlignment w:val="baseline"/>
-        <w:rPr>
-          <w:rFonts w:ascii="Chalkboard" w:hAnsi="Chalkboard" w:cs="Arial"/>
-          <w:sz w:val="32"/>
-          <w:szCs w:val="32"/>
-          <w:shd w:val="clear" w:color="auto" w:fill="FFFFFF"/>
-        </w:rPr>
-      </w:pPr>
-      <w:r>
-        <w:rPr>
-          <w:rFonts w:ascii="Chalkboard" w:hAnsi="Chalkboard" w:cs="Arial"/>
-          <w:sz w:val="32"/>
-          <w:szCs w:val="32"/>
-          <w:shd w:val="clear" w:color="auto" w:fill="FFFFFF"/>
-        </w:rPr>
-        <w:t xml:space="preserve">Il </w:t>
-      </w:r>
-      <w:r>
-        <w:rPr>
-          <w:rFonts w:ascii="Chalkboard" w:hAnsi="Chalkboard" w:cs="Arial"/>
-          <w:sz w:val="32"/>
-          <w:szCs w:val="32"/>
-          <w:shd w:val="clear" w:color="auto" w:fill="FFFFFF"/>
-        </w:rPr>
-        <w:t>Signore</w:t>
-      </w:r>
-      <w:r>
-        <w:rPr>
-          <w:rFonts w:ascii="Chalkboard" w:hAnsi="Chalkboard" w:cs="Arial"/>
-          <w:sz w:val="32"/>
-          <w:szCs w:val="32"/>
-          <w:shd w:val="clear" w:color="auto" w:fill="FFFFFF"/>
-        </w:rPr>
-        <w:t xml:space="preserve"> </w:t>
-      </w:r>
-      <w:r>
-        <w:rPr>
-          <w:rFonts w:ascii="Chalkboard" w:hAnsi="Chalkboard" w:cs="Arial"/>
-          <w:sz w:val="32"/>
-          <w:szCs w:val="32"/>
-          <w:shd w:val="clear" w:color="auto" w:fill="FFFFFF"/>
-        </w:rPr>
-        <w:t>Dio dell’universo</w:t>
-      </w:r>
-    </w:p>
-    <w:p>
-      <w:pPr>
-        <w:pStyle w:val="NormaleWeb"/>
-        <w:shd w:val="clear" w:color="auto" w:fill="FFFFFF"/>
-        <w:spacing w:before="0" w:beforeAutospacing="0" w:after="0" w:afterAutospacing="0"/>
-        <w:textAlignment w:val="baseline"/>
-        <w:rPr>
-          <w:rFonts w:ascii="Chalkboard" w:hAnsi="Chalkboard" w:cs="Arial"/>
-          <w:sz w:val="32"/>
-          <w:szCs w:val="32"/>
-          <w:shd w:val="clear" w:color="auto" w:fill="FFFFFF"/>
-        </w:rPr>
-      </w:pPr>
-      <w:r>
-        <w:rPr>
-          <w:rFonts w:ascii="Chalkboard" w:hAnsi="Chalkboard" w:cs="Arial"/>
-          <w:sz w:val="32"/>
-          <w:szCs w:val="32"/>
-          <w:shd w:val="clear" w:color="auto" w:fill="FFFFFF"/>
-        </w:rPr>
-        <w:t xml:space="preserve">Il </w:t>
-      </w:r>
-      <w:r>
-        <w:rPr>
-          <w:rFonts w:ascii="Chalkboard" w:hAnsi="Chalkboard" w:cs="Arial"/>
-          <w:sz w:val="32"/>
-          <w:szCs w:val="32"/>
-          <w:shd w:val="clear" w:color="auto" w:fill="FFFFFF"/>
-        </w:rPr>
-        <w:t>Signore</w:t>
-      </w:r>
-      <w:r>
-        <w:rPr>
-          <w:rFonts w:ascii="Chalkboard" w:hAnsi="Chalkboard" w:cs="Arial"/>
-          <w:sz w:val="32"/>
-          <w:szCs w:val="32"/>
-          <w:shd w:val="clear" w:color="auto" w:fill="FFFFFF"/>
-        </w:rPr>
-        <w:t xml:space="preserve"> </w:t>
-      </w:r>
-      <w:r>
-        <w:rPr>
-          <w:rFonts w:ascii="Chalkboard" w:hAnsi="Chalkboard" w:cs="Arial"/>
-          <w:sz w:val="32"/>
-          <w:szCs w:val="32"/>
-          <w:shd w:val="clear" w:color="auto" w:fill="FFFFFF"/>
-        </w:rPr>
-        <w:t>Dio dell’universo</w:t>
-      </w:r>
-    </w:p>
-    <w:p>
-      <w:pPr>
-        <w:pStyle w:val="NormaleWeb"/>
-        <w:shd w:val="clear" w:color="auto" w:fill="FFFFFF"/>
-        <w:spacing w:before="0" w:beforeAutospacing="0" w:after="0" w:afterAutospacing="0"/>
-        <w:textAlignment w:val="baseline"/>
-        <w:rPr>
-          <w:rFonts w:ascii="Chalkboard" w:hAnsi="Chalkboard" w:cs="Arial"/>
-          <w:sz w:val="32"/>
-          <w:szCs w:val="32"/>
-          <w:shd w:val="clear" w:color="auto" w:fill="FFFFFF"/>
-        </w:rPr>
-      </w:pPr>
-      <w:r>
-        <w:rPr>
-          <w:rFonts w:ascii="Chalkboard" w:hAnsi="Chalkboard" w:cs="Arial"/>
-          <w:sz w:val="32"/>
-          <w:szCs w:val="32"/>
-          <w:shd w:val="clear" w:color="auto" w:fill="FFFFFF"/>
-        </w:rPr>
-        <w:t xml:space="preserve">I cieli e la terra sono pieni della </w:t>
-      </w:r>
-      <w:r>
-        <w:rPr>
-          <w:rFonts w:ascii="Chalkboard" w:hAnsi="Chalkboard" w:cs="Arial"/>
-          <w:sz w:val="32"/>
-          <w:szCs w:val="32"/>
-          <w:shd w:val="clear" w:color="auto" w:fill="FFFFFF"/>
-        </w:rPr>
-        <w:t>T</w:t>
-      </w:r>
-      <w:r>
-        <w:rPr>
-          <w:rFonts w:ascii="Chalkboard" w:hAnsi="Chalkboard" w:cs="Arial"/>
-          <w:sz w:val="32"/>
-          <w:szCs w:val="32"/>
-          <w:shd w:val="clear" w:color="auto" w:fill="FFFFFF"/>
-        </w:rPr>
-        <w:t>ua gloria</w:t>
-      </w:r>
-      <w:r>
-        <w:rPr>
-          <w:rFonts w:ascii="Chalkboard" w:hAnsi="Chalkboard" w:cs="Arial"/>
-          <w:sz w:val="32"/>
-          <w:szCs w:val="32"/>
-          <w:shd w:val="clear" w:color="auto" w:fill="FFFFFF"/>
-        </w:rPr>
-        <w:t>!</w:t>
-      </w:r>
-    </w:p>
-    <w:p>
-      <w:pPr>
-        <w:pStyle w:val="NormaleWeb"/>
-        <w:shd w:val="clear" w:color="auto" w:fill="FFFFFF"/>
-        <w:spacing w:before="0" w:beforeAutospacing="0" w:after="0" w:afterAutospacing="0"/>
-        <w:textAlignment w:val="baseline"/>
-        <w:rPr>
-          <w:rFonts w:ascii="Chalkboard" w:hAnsi="Chalkboard" w:cs="Arial"/>
-          <w:sz w:val="32"/>
-          <w:szCs w:val="32"/>
-          <w:shd w:val="clear" w:color="auto" w:fill="FFFFFF"/>
-        </w:rPr>
-      </w:pPr>
-      <w:r>
-        <w:rPr>
-          <w:rFonts w:ascii="Chalkboard" w:hAnsi="Chalkboard" w:cs="Arial"/>
-          <w:sz w:val="32"/>
-          <w:szCs w:val="32"/>
-          <w:shd w:val="clear" w:color="auto" w:fill="FFFFFF"/>
-        </w:rPr>
-        <w:t>Osanna, Osanna nell’alto dei cieli</w:t>
-      </w:r>
-    </w:p>
-    <w:p>
-      <w:pPr>
-        <w:pStyle w:val="NormaleWeb"/>
-        <w:shd w:val="clear" w:color="auto" w:fill="FFFFFF"/>
-        <w:spacing w:before="0" w:beforeAutospacing="0" w:after="0" w:afterAutospacing="0"/>
-        <w:textAlignment w:val="baseline"/>
-        <w:rPr>
-          <w:rFonts w:ascii="Chalkboard" w:hAnsi="Chalkboard" w:cs="Arial"/>
-          <w:sz w:val="32"/>
-          <w:szCs w:val="32"/>
-          <w:shd w:val="clear" w:color="auto" w:fill="FFFFFF"/>
-        </w:rPr>
-      </w:pPr>
-      <w:r>
-        <w:rPr>
-          <w:rFonts w:ascii="Chalkboard" w:hAnsi="Chalkboard" w:cs="Arial"/>
-          <w:sz w:val="32"/>
-          <w:szCs w:val="32"/>
-          <w:shd w:val="clear" w:color="auto" w:fill="FFFFFF"/>
-        </w:rPr>
-        <w:t>Osanna, Osanna nell’alto dei cieli</w:t>
-      </w:r>
-    </w:p>
-    <w:p>
-      <w:pPr>
-        <w:pStyle w:val="NormaleWeb"/>
-        <w:shd w:val="clear" w:color="auto" w:fill="FFFFFF"/>
-        <w:spacing w:before="0" w:beforeAutospacing="0" w:after="0" w:afterAutospacing="0"/>
-        <w:textAlignment w:val="baseline"/>
-        <w:rPr>
-          <w:rFonts w:ascii="Chalkboard" w:hAnsi="Chalkboard" w:cs="Arial"/>
-          <w:sz w:val="32"/>
-          <w:szCs w:val="32"/>
-          <w:shd w:val="clear" w:color="auto" w:fill="FFFFFF"/>
-        </w:rPr>
-      </w:pPr>
-      <w:r>
-        <w:rPr>
-          <w:rFonts w:ascii="Chalkboard" w:hAnsi="Chalkboard" w:cs="Arial"/>
-          <w:sz w:val="32"/>
-          <w:szCs w:val="32"/>
-          <w:shd w:val="clear" w:color="auto" w:fill="FFFFFF"/>
-        </w:rPr>
-        <w:t>Santo, Santo, Santo</w:t>
-      </w:r>
-      <w:r>
-        <w:rPr>
-          <w:rFonts w:ascii="Chalkboard" w:hAnsi="Chalkboard" w:cs="Arial"/>
-          <w:sz w:val="32"/>
-          <w:szCs w:val="32"/>
-          <w:shd w:val="clear" w:color="auto" w:fill="FFFFFF"/>
-        </w:rPr>
-        <w:t>!</w:t>
-      </w:r>
-    </w:p>
-    <w:p>
-      <w:pPr>
-        <w:pStyle w:val="NormaleWeb"/>
-        <w:shd w:val="clear" w:color="auto" w:fill="FFFFFF"/>
-        <w:spacing w:before="0" w:beforeAutospacing="0" w:after="0" w:afterAutospacing="0"/>
-        <w:textAlignment w:val="baseline"/>
-        <w:rPr>
-          <w:rFonts w:ascii="Chalkboard" w:hAnsi="Chalkboard" w:cs="Arial"/>
-          <w:sz w:val="32"/>
-          <w:szCs w:val="32"/>
-          <w:shd w:val="clear" w:color="auto" w:fill="FFFFFF"/>
-        </w:rPr>
-      </w:pPr>
-      <w:r>
-        <w:rPr>
-          <w:rFonts w:ascii="Chalkboard" w:hAnsi="Chalkboard" w:cs="Arial"/>
-          <w:sz w:val="32"/>
-          <w:szCs w:val="32"/>
-          <w:shd w:val="clear" w:color="auto" w:fill="FFFFFF"/>
-        </w:rPr>
-        <w:t>Santo, Santo</w:t>
-      </w:r>
-      <w:r>
-        <w:rPr>
-          <w:rFonts w:ascii="Chalkboard" w:hAnsi="Chalkboard" w:cs="Arial"/>
-          <w:sz w:val="32"/>
-          <w:szCs w:val="32"/>
-          <w:shd w:val="clear" w:color="auto" w:fill="FFFFFF"/>
-        </w:rPr>
-        <w:t>, Santo!</w:t>
-      </w:r>
-    </w:p>
-    <w:p>
-      <w:pPr>
-        <w:pStyle w:val="NormaleWeb"/>
-        <w:shd w:val="clear" w:color="auto" w:fill="FFFFFF"/>
-        <w:spacing w:before="0" w:beforeAutospacing="0" w:after="0" w:afterAutospacing="0"/>
-        <w:textAlignment w:val="baseline"/>
-        <w:rPr>
-          <w:rFonts w:ascii="Chalkboard" w:hAnsi="Chalkboard" w:cs="Arial"/>
-          <w:sz w:val="32"/>
-          <w:szCs w:val="32"/>
-          <w:shd w:val="clear" w:color="auto" w:fill="FFFFFF"/>
-        </w:rPr>
-      </w:pPr>
-      <w:r>
-        <w:rPr>
-          <w:rFonts w:ascii="Chalkboard" w:hAnsi="Chalkboard" w:cs="Arial"/>
-          <w:sz w:val="32"/>
-          <w:szCs w:val="32"/>
-          <w:shd w:val="clear" w:color="auto" w:fill="FFFFFF"/>
-        </w:rPr>
-        <w:t>Benedetto colui che viene</w:t>
-      </w:r>
-      <w:r>
-        <w:rPr>
-          <w:rFonts w:ascii="Chalkboard" w:hAnsi="Chalkboard" w:cs="Arial"/>
-          <w:sz w:val="32"/>
-          <w:szCs w:val="32"/>
-          <w:shd w:val="clear" w:color="auto" w:fill="FFFFFF"/>
-        </w:rPr>
-        <w:t xml:space="preserve"> </w:t>
-      </w:r>
-      <w:r>
-        <w:rPr>
-          <w:rFonts w:ascii="Chalkboard" w:hAnsi="Chalkboard" w:cs="Arial"/>
-          <w:sz w:val="32"/>
-          <w:szCs w:val="32"/>
-          <w:shd w:val="clear" w:color="auto" w:fill="FFFFFF"/>
-        </w:rPr>
-        <w:t>nel nome del Signore</w:t>
-      </w:r>
-    </w:p>
-    <w:p>
-      <w:pPr>
-        <w:pStyle w:val="NormaleWeb"/>
-        <w:shd w:val="clear" w:color="auto" w:fill="FFFFFF"/>
-        <w:spacing w:before="0" w:beforeAutospacing="0" w:after="0" w:afterAutospacing="0"/>
-        <w:textAlignment w:val="baseline"/>
-        <w:rPr>
-          <w:rFonts w:ascii="Chalkboard" w:hAnsi="Chalkboard" w:cs="Arial"/>
-          <w:sz w:val="32"/>
-          <w:szCs w:val="32"/>
-          <w:shd w:val="clear" w:color="auto" w:fill="FFFFFF"/>
-        </w:rPr>
-      </w:pPr>
-      <w:r>
-        <w:rPr>
-          <w:rFonts w:ascii="Chalkboard" w:hAnsi="Chalkboard" w:cs="Arial"/>
-          <w:sz w:val="32"/>
-          <w:szCs w:val="32"/>
-          <w:shd w:val="clear" w:color="auto" w:fill="FFFFFF"/>
-        </w:rPr>
-        <w:t>Benedetto colui che viene</w:t>
-      </w:r>
-      <w:r>
-        <w:rPr>
-          <w:rFonts w:ascii="Chalkboard" w:hAnsi="Chalkboard" w:cs="Arial"/>
-          <w:sz w:val="32"/>
-          <w:szCs w:val="32"/>
-          <w:shd w:val="clear" w:color="auto" w:fill="FFFFFF"/>
-        </w:rPr>
-        <w:t xml:space="preserve"> </w:t>
-      </w:r>
-      <w:r>
-        <w:rPr>
-          <w:rFonts w:ascii="Chalkboard" w:hAnsi="Chalkboard" w:cs="Arial"/>
-          <w:sz w:val="32"/>
-          <w:szCs w:val="32"/>
-          <w:shd w:val="clear" w:color="auto" w:fill="FFFFFF"/>
-        </w:rPr>
-        <w:t>nel nome del Signore</w:t>
-      </w:r>
-    </w:p>
-    <w:p>
-      <w:pPr>
-        <w:pStyle w:val="NormaleWeb"/>
-        <w:shd w:val="clear" w:color="auto" w:fill="FFFFFF"/>
-        <w:spacing w:before="0" w:beforeAutospacing="0" w:after="0" w:afterAutospacing="0"/>
-        <w:textAlignment w:val="baseline"/>
-        <w:rPr>
-          <w:rFonts w:ascii="Chalkboard" w:hAnsi="Chalkboard" w:cs="Arial"/>
-          <w:sz w:val="32"/>
-          <w:szCs w:val="32"/>
-          <w:shd w:val="clear" w:color="auto" w:fill="FFFFFF"/>
-        </w:rPr>
-      </w:pPr>
-      <w:r>
-        <w:rPr>
-          <w:rFonts w:ascii="Chalkboard" w:hAnsi="Chalkboard" w:cs="Arial"/>
-          <w:sz w:val="32"/>
-          <w:szCs w:val="32"/>
-          <w:shd w:val="clear" w:color="auto" w:fill="FFFFFF"/>
-        </w:rPr>
-        <w:t>Osanna, Osanna nell’alto dei cieli</w:t>
-      </w:r>
-    </w:p>
-    <w:p>
-      <w:pPr>
-        <w:pStyle w:val="NormaleWeb"/>
-        <w:shd w:val="clear" w:color="auto" w:fill="FFFFFF"/>
-        <w:spacing w:before="0" w:beforeAutospacing="0" w:after="0" w:afterAutospacing="0"/>
-        <w:textAlignment w:val="baseline"/>
-        <w:rPr>
-          <w:rFonts w:ascii="Chalkboard" w:hAnsi="Chalkboard" w:cs="Arial"/>
-          <w:sz w:val="32"/>
-          <w:szCs w:val="32"/>
-          <w:shd w:val="clear" w:color="auto" w:fill="FFFFFF"/>
-        </w:rPr>
-      </w:pPr>
-      <w:r>
-        <w:rPr>
-          <w:rFonts w:ascii="Chalkboard" w:hAnsi="Chalkboard" w:cs="Arial"/>
-          <w:sz w:val="32"/>
-          <w:szCs w:val="32"/>
-          <w:shd w:val="clear" w:color="auto" w:fill="FFFFFF"/>
-        </w:rPr>
-        <w:t>Osanna, Osanna nell’alto dei cieli</w:t>
-      </w:r>
-    </w:p>
-    <w:p>
-      <w:pPr>
-        <w:pStyle w:val="NormaleWeb"/>
-        <w:shd w:val="clear" w:color="auto" w:fill="FFFFFF"/>
-        <w:spacing w:before="0" w:beforeAutospacing="0" w:after="0" w:afterAutospacing="0"/>
-        <w:textAlignment w:val="baseline"/>
-        <w:rPr>
-          <w:rFonts w:ascii="Chalkboard" w:hAnsi="Chalkboard" w:cs="Arial"/>
-          <w:sz w:val="32"/>
-          <w:szCs w:val="32"/>
-          <w:shd w:val="clear" w:color="auto" w:fill="FFFFFF"/>
-        </w:rPr>
-      </w:pPr>
-      <w:r>
-        <w:rPr>
-          <w:rFonts w:ascii="Chalkboard" w:hAnsi="Chalkboard" w:cs="Arial"/>
-          <w:sz w:val="32"/>
-          <w:szCs w:val="32"/>
-          <w:shd w:val="clear" w:color="auto" w:fill="FFFFFF"/>
-        </w:rPr>
-        <w:t>Santo, Santo, Santo</w:t>
-      </w:r>
-      <w:r>
-        <w:rPr>
-          <w:rFonts w:ascii="Chalkboard" w:hAnsi="Chalkboard" w:cs="Arial"/>
-          <w:sz w:val="32"/>
-          <w:szCs w:val="32"/>
-          <w:shd w:val="clear" w:color="auto" w:fill="FFFFFF"/>
-        </w:rPr>
-        <w:t>!</w:t>
-      </w:r>
-    </w:p>
-    <w:p>
-      <w:pPr>
-        <w:pStyle w:val="NormaleWeb"/>
-        <w:shd w:val="clear" w:color="auto" w:fill="FFFFFF"/>
-        <w:spacing w:before="0" w:beforeAutospacing="0" w:after="0" w:afterAutospacing="0"/>
-        <w:textAlignment w:val="baseline"/>
-        <w:rPr>
-          <w:rFonts w:ascii="Chalkboard" w:hAnsi="Chalkboard" w:cs="Arial"/>
-          <w:sz w:val="32"/>
-          <w:szCs w:val="32"/>
-          <w:shd w:val="clear" w:color="auto" w:fill="FFFFFF"/>
-        </w:rPr>
-      </w:pPr>
-      <w:r>
-        <w:rPr>
-          <w:rFonts w:ascii="Chalkboard" w:hAnsi="Chalkboard" w:cs="Arial"/>
-          <w:sz w:val="32"/>
-          <w:szCs w:val="32"/>
-          <w:shd w:val="clear" w:color="auto" w:fill="FFFFFF"/>
-        </w:rPr>
-        <w:t>Santo, Santo</w:t>
-      </w:r>
-      <w:r>
-        <w:rPr>
-          <w:rFonts w:ascii="Chalkboard" w:hAnsi="Chalkboard" w:cs="Arial"/>
-          <w:sz w:val="32"/>
-          <w:szCs w:val="32"/>
-          <w:shd w:val="clear" w:color="auto" w:fill="FFFFFF"/>
-        </w:rPr>
-        <w:t>, Santo!</w:t>
-      </w:r>
-    </w:p>
-    <w:p>
-      <w:pPr>
-        <w:shd w:val="clear" w:color="auto" w:fill="FFFFFF"/>
-        <w:rPr>
-          <w:rFonts w:ascii="Chalkboard" w:hAnsi="Chalkboard" w:cs="Segoe UI"/>
-          <w:sz w:val="36"/>
-          <w:szCs w:val="36"/>
-        </w:rPr>
-      </w:pPr>
-    </w:p>
-    <w:p>
-      <w:pPr>
-        <w:pStyle w:val="NormaleWeb"/>
-        <w:shd w:val="clear" w:color="auto" w:fill="FFFFFF"/>
-        <w:spacing w:before="0" w:beforeAutospacing="0" w:after="0" w:afterAutospacing="0"/>
-        <w:rPr>
-          <w:rFonts w:ascii="Chalkboard" w:hAnsi="Chalkboard" w:cs="Arial"/>
-          <w:b/>
-          <w:bCs/>
-          <w:sz w:val="36"/>
-          <w:szCs w:val="36"/>
-          <w:u w:val="single"/>
-        </w:rPr>
-      </w:pPr>
-      <w:r>
-        <w:rPr>
-          <w:rFonts w:ascii="Chalkboard" w:hAnsi="Chalkboard" w:cs="Arial"/>
-          <w:b/>
-          <w:bCs/>
-          <w:sz w:val="36"/>
-          <w:szCs w:val="36"/>
-          <w:u w:val="single"/>
-        </w:rPr>
-        <w:t>Comunione:</w:t>
-      </w:r>
-      <w:r>
-        <w:rPr>
-          <w:rFonts w:ascii="Chalkboard" w:hAnsi="Chalkboard" w:cs="Arial"/>
-          <w:b/>
-          <w:bCs/>
-          <w:sz w:val="36"/>
-          <w:szCs w:val="36"/>
-          <w:u w:val="single"/>
-        </w:rPr>
-        <w:t xml:space="preserve"> </w:t>
-      </w:r>
-      <w:r>
-        <w:rPr>
-          <w:rFonts w:ascii="Chalkboard" w:hAnsi="Chalkboard" w:cs="Arial"/>
-          <w:b/>
-          <w:bCs/>
-          <w:sz w:val="36"/>
-          <w:szCs w:val="36"/>
-          <w:u w:val="single"/>
-        </w:rPr>
-        <w:t>INVOCHIAMO LA TUA PRESENZA</w:t>
-      </w:r>
-    </w:p>
-    <w:p>
-      <w:pPr>
-        <w:pStyle w:val="NormaleWeb"/>
-        <w:shd w:val="clear" w:color="auto" w:fill="FFFFFF"/>
-        <w:spacing w:before="0" w:beforeAutospacing="0" w:after="0" w:afterAutospacing="0"/>
-        <w:rPr>
-          <w:rFonts w:ascii="Chalkboard" w:hAnsi="Chalkboard" w:cs="Arial"/>
-          <w:b/>
-          <w:bCs/>
+        </w:rPr>
+      </w:pPr>
+    </w:p>
+    <w:p>
+      <w:pPr>
+        <w:rPr>
+          <w:rFonts w:ascii="Chalkboard" w:hAnsi="Chalkboard"/>
+          <w:color w:val="000000"/>
           <w:sz w:val="20"/>
           <w:szCs w:val="20"/>
-          <w:u w:val="single"/>
-        </w:rPr>
-      </w:pPr>
-    </w:p>
-    <w:p>
-      <w:pPr>
-        <w:rPr>
-          <w:rFonts w:ascii="Chalkboard" w:hAnsi="Chalkboard"/>
-          <w:sz w:val="32"/>
-          <w:szCs w:val="32"/>
-        </w:rPr>
-      </w:pPr>
-      <w:r>
-        <w:rPr>
-          <w:rFonts w:ascii="Chalkboard" w:hAnsi="Chalkboard"/>
-          <w:sz w:val="32"/>
-          <w:szCs w:val="32"/>
-        </w:rPr>
-        <w:t xml:space="preserve">Invochiamo la tua presenza, vieni Signor </w:t>
-      </w:r>
-    </w:p>
-    <w:p>
-      <w:pPr>
-        <w:rPr>
-          <w:rFonts w:ascii="Chalkboard" w:hAnsi="Chalkboard"/>
-          <w:sz w:val="32"/>
-          <w:szCs w:val="32"/>
-        </w:rPr>
-      </w:pPr>
-      <w:r>
-        <w:rPr>
-          <w:rFonts w:ascii="Chalkboard" w:hAnsi="Chalkboard"/>
-          <w:sz w:val="32"/>
-          <w:szCs w:val="32"/>
-        </w:rPr>
-        <w:t xml:space="preserve">Invochiamo la tua presenza, scendi su di noi. </w:t>
-      </w:r>
-    </w:p>
-    <w:p>
-      <w:pPr>
-        <w:rPr>
-          <w:rFonts w:ascii="Chalkboard" w:hAnsi="Chalkboard"/>
-          <w:sz w:val="32"/>
-          <w:szCs w:val="32"/>
-        </w:rPr>
-      </w:pPr>
-      <w:r>
-        <w:rPr>
-          <w:rFonts w:ascii="Chalkboard" w:hAnsi="Chalkboard"/>
-          <w:sz w:val="32"/>
-          <w:szCs w:val="32"/>
-        </w:rPr>
-        <w:t xml:space="preserve">Vieni consolatore, dona pace ed umiltà. </w:t>
-      </w:r>
-    </w:p>
-    <w:p>
-      <w:pPr>
-        <w:rPr>
-          <w:rFonts w:ascii="Chalkboard" w:hAnsi="Chalkboard"/>
-          <w:sz w:val="32"/>
-          <w:szCs w:val="32"/>
-        </w:rPr>
-      </w:pPr>
-      <w:r>
-        <w:rPr>
-          <w:rFonts w:ascii="Chalkboard" w:hAnsi="Chalkboard"/>
-          <w:sz w:val="32"/>
-          <w:szCs w:val="32"/>
-        </w:rPr>
-        <w:t xml:space="preserve">Acqua viva d’amore, questo cuore apriamo a te. </w:t>
-      </w:r>
-    </w:p>
-    <w:p>
-      <w:pPr>
-        <w:rPr>
-          <w:rFonts w:ascii="Chalkboard" w:hAnsi="Chalkboard"/>
-          <w:sz w:val="20"/>
-          <w:szCs w:val="20"/>
-        </w:rPr>
-      </w:pPr>
-    </w:p>
-    <w:p>
-      <w:pPr>
-        <w:rPr>
-          <w:rFonts w:ascii="Chalkboard" w:hAnsi="Chalkboard"/>
-          <w:b/>
-          <w:bCs/>
-          <w:sz w:val="32"/>
-          <w:szCs w:val="32"/>
-        </w:rPr>
-      </w:pPr>
-      <w:r>
-        <w:rPr>
-          <w:rFonts w:ascii="Chalkboard" w:hAnsi="Chalkboard"/>
-          <w:b/>
-          <w:bCs/>
-          <w:sz w:val="32"/>
-          <w:szCs w:val="32"/>
-        </w:rPr>
-        <w:lastRenderedPageBreak/>
-        <w:t xml:space="preserve">RIT. Vieni spirito, vieni spirito, scendi su di noi (2v.) </w:t>
-      </w:r>
-    </w:p>
-    <w:p>
-      <w:pPr>
-        <w:rPr>
-          <w:rFonts w:ascii="Chalkboard" w:hAnsi="Chalkboard"/>
-          <w:b/>
-          <w:bCs/>
-          <w:sz w:val="32"/>
-          <w:szCs w:val="32"/>
-        </w:rPr>
-      </w:pPr>
-      <w:r>
-        <w:rPr>
-          <w:rFonts w:ascii="Chalkboard" w:hAnsi="Chalkboard"/>
-          <w:b/>
-          <w:bCs/>
-          <w:sz w:val="32"/>
-          <w:szCs w:val="32"/>
-        </w:rPr>
-        <w:t xml:space="preserve">Vieni su noi </w:t>
-      </w:r>
-      <w:proofErr w:type="spellStart"/>
-      <w:r>
-        <w:rPr>
-          <w:rFonts w:ascii="Chalkboard" w:hAnsi="Chalkboard"/>
-          <w:b/>
-          <w:bCs/>
-          <w:sz w:val="32"/>
-          <w:szCs w:val="32"/>
-        </w:rPr>
-        <w:t>Maranathà</w:t>
-      </w:r>
-      <w:proofErr w:type="spellEnd"/>
-      <w:r>
-        <w:rPr>
-          <w:rFonts w:ascii="Chalkboard" w:hAnsi="Chalkboard"/>
-          <w:b/>
-          <w:bCs/>
-          <w:sz w:val="32"/>
-          <w:szCs w:val="32"/>
-        </w:rPr>
-        <w:t xml:space="preserve">, vieni su noi spirito. </w:t>
-      </w:r>
-    </w:p>
-    <w:p>
-      <w:pPr>
-        <w:rPr>
-          <w:rFonts w:ascii="Chalkboard" w:hAnsi="Chalkboard"/>
-          <w:b/>
-          <w:bCs/>
-          <w:sz w:val="32"/>
-          <w:szCs w:val="32"/>
-        </w:rPr>
-      </w:pPr>
-      <w:r>
-        <w:rPr>
-          <w:rFonts w:ascii="Chalkboard" w:hAnsi="Chalkboard"/>
-          <w:b/>
-          <w:bCs/>
-          <w:sz w:val="32"/>
-          <w:szCs w:val="32"/>
-        </w:rPr>
-        <w:t xml:space="preserve">Vieni spirito, vieni spirito, scendi su di noi (2v.) </w:t>
-      </w:r>
-    </w:p>
-    <w:p>
-      <w:pPr>
-        <w:rPr>
-          <w:rFonts w:ascii="Chalkboard" w:hAnsi="Chalkboard"/>
-          <w:b/>
-          <w:bCs/>
-          <w:sz w:val="32"/>
-          <w:szCs w:val="32"/>
-        </w:rPr>
-      </w:pPr>
-      <w:r>
-        <w:rPr>
-          <w:rFonts w:ascii="Chalkboard" w:hAnsi="Chalkboard"/>
-          <w:b/>
-          <w:bCs/>
-          <w:sz w:val="32"/>
-          <w:szCs w:val="32"/>
-        </w:rPr>
-        <w:t xml:space="preserve">Scendi su di noi </w:t>
-      </w:r>
-    </w:p>
-    <w:p>
-      <w:pPr>
-        <w:rPr>
-          <w:rFonts w:ascii="Chalkboard" w:hAnsi="Chalkboard"/>
-          <w:sz w:val="20"/>
-          <w:szCs w:val="20"/>
-        </w:rPr>
-      </w:pPr>
-    </w:p>
-    <w:p>
-      <w:pPr>
-        <w:rPr>
-          <w:rFonts w:ascii="Chalkboard" w:hAnsi="Chalkboard"/>
-          <w:sz w:val="32"/>
-          <w:szCs w:val="32"/>
-        </w:rPr>
-      </w:pPr>
-      <w:r>
-        <w:rPr>
-          <w:rFonts w:ascii="Chalkboard" w:hAnsi="Chalkboard"/>
-          <w:sz w:val="32"/>
-          <w:szCs w:val="32"/>
-        </w:rPr>
-        <w:t xml:space="preserve">Invochiamo la tua presenza, vieni Signor. </w:t>
-      </w:r>
-    </w:p>
-    <w:p>
-      <w:pPr>
-        <w:rPr>
-          <w:rFonts w:ascii="Chalkboard" w:hAnsi="Chalkboard"/>
-          <w:sz w:val="32"/>
-          <w:szCs w:val="32"/>
-        </w:rPr>
-      </w:pPr>
-      <w:r>
-        <w:rPr>
-          <w:rFonts w:ascii="Chalkboard" w:hAnsi="Chalkboard"/>
-          <w:sz w:val="32"/>
-          <w:szCs w:val="32"/>
-        </w:rPr>
-        <w:t xml:space="preserve">Invochiamo la tua presenza, scendi su di noi. </w:t>
-      </w:r>
-    </w:p>
-    <w:p>
-      <w:pPr>
-        <w:rPr>
-          <w:rFonts w:ascii="Chalkboard" w:hAnsi="Chalkboard"/>
-          <w:sz w:val="32"/>
-          <w:szCs w:val="32"/>
-        </w:rPr>
-      </w:pPr>
-      <w:r>
-        <w:rPr>
-          <w:rFonts w:ascii="Chalkboard" w:hAnsi="Chalkboard"/>
-          <w:sz w:val="32"/>
-          <w:szCs w:val="32"/>
-        </w:rPr>
-        <w:t xml:space="preserve">Vieni luce dei cuori, dona forza e fedeltà. </w:t>
-      </w:r>
-    </w:p>
-    <w:p>
-      <w:pPr>
-        <w:rPr>
-          <w:rFonts w:ascii="Chalkboard" w:hAnsi="Chalkboard"/>
-          <w:sz w:val="32"/>
-          <w:szCs w:val="32"/>
-        </w:rPr>
-      </w:pPr>
-      <w:r>
-        <w:rPr>
-          <w:rFonts w:ascii="Chalkboard" w:hAnsi="Chalkboard"/>
-          <w:sz w:val="32"/>
-          <w:szCs w:val="32"/>
-        </w:rPr>
-        <w:t xml:space="preserve">Fuoco eterno d’amore, questa vita offriamo a te. </w:t>
+        </w:rPr>
+      </w:pPr>
+      <w:r>
+        <w:rPr>
+          <w:rFonts w:ascii="Chalkboard" w:hAnsi="Chalkboard"/>
+          <w:color w:val="000000"/>
+          <w:sz w:val="32"/>
+          <w:szCs w:val="32"/>
+        </w:rPr>
+        <w:t xml:space="preserve">Per sempre io cantero la tua immensa fedeltà </w:t>
+      </w:r>
+    </w:p>
+    <w:p>
+      <w:pPr>
+        <w:rPr>
+          <w:rFonts w:ascii="Chalkboard" w:hAnsi="Chalkboard"/>
+          <w:color w:val="000000"/>
+          <w:sz w:val="32"/>
+          <w:szCs w:val="32"/>
+        </w:rPr>
+      </w:pPr>
+      <w:r>
+        <w:rPr>
+          <w:rFonts w:ascii="Chalkboard" w:hAnsi="Chalkboard"/>
+          <w:color w:val="000000"/>
+          <w:sz w:val="32"/>
+          <w:szCs w:val="32"/>
+        </w:rPr>
+        <w:t>il tuo spirito in me in eterno ti loder</w:t>
+      </w:r>
+      <w:r>
+        <w:rPr>
+          <w:rFonts w:ascii="Chalkboard" w:hAnsi="Chalkboard"/>
+          <w:color w:val="000000"/>
+          <w:sz w:val="32"/>
+          <w:szCs w:val="32"/>
+        </w:rPr>
+        <w:t>à. (2v.)</w:t>
       </w:r>
     </w:p>
     <w:p>
@@ -1948,10 +2233,6 @@
     </w:p>
     <w:p>
       <w:pPr>
-        <w:pStyle w:val="NormaleWeb"/>
-        <w:shd w:val="clear" w:color="auto" w:fill="FFFFFF"/>
-        <w:spacing w:before="0" w:beforeAutospacing="0" w:after="0" w:afterAutospacing="0"/>
-        <w:textAlignment w:val="baseline"/>
         <w:rPr>
           <w:rFonts w:ascii="Chalkboard" w:hAnsi="Chalkboard" w:cs="Open Sans"/>
           <w:spacing w:val="15"/>
@@ -1994,6 +2275,16 @@
     <w:p>
       <w:pPr>
         <w:rPr>
+          <w:rFonts w:ascii="Chalkboard" w:hAnsi="Chalkboard" w:cs="Open Sans"/>
+          <w:spacing w:val="15"/>
+          <w:sz w:val="36"/>
+          <w:szCs w:val="36"/>
+        </w:rPr>
+      </w:pPr>
+    </w:p>
+    <w:p>
+      <w:pPr>
+        <w:rPr>
           <w:rFonts w:ascii="Chalkboard" w:hAnsi="Chalkboard" w:cs="Arial"/>
           <w:b/>
           <w:bCs/>
@@ -2011,6 +2302,7 @@
           <w:szCs w:val="36"/>
           <w:u w:val="single"/>
         </w:rPr>
+        <w:lastRenderedPageBreak/>
         <w:t>C</w:t>
       </w:r>
       <w:r>

--- a/pdf/cantiDomenica.docx
+++ b/pdf/cantiDomenica.docx
@@ -40,15 +40,7 @@
           <w:sz w:val="56"/>
           <w:szCs w:val="56"/>
         </w:rPr>
-        <w:t>26</w:t>
-      </w:r>
-      <w:r>
-        <w:rPr>
-          <w:rFonts w:ascii="Chalkboard" w:hAnsi="Chalkboard" w:cs="Apple Chancery"/>
-          <w:sz w:val="56"/>
-          <w:szCs w:val="56"/>
-        </w:rPr>
-        <w:t xml:space="preserve"> aprile</w:t>
+        <w:t>3 maggio</w:t>
       </w:r>
     </w:p>
     <w:p>
@@ -105,7 +97,7 @@
           <w:szCs w:val="36"/>
           <w:u w:val="single"/>
         </w:rPr>
-        <w:t>SE VUOI</w:t>
+        <w:t>OGNI MIA PAROLA</w:t>
       </w:r>
     </w:p>
     <w:p>
@@ -122,771 +114,191 @@
     </w:p>
     <w:p>
       <w:pPr>
-        <w:tabs>
-          <w:tab w:val="left" w:pos="916"/>
-          <w:tab w:val="left" w:pos="1832"/>
-          <w:tab w:val="left" w:pos="2748"/>
-          <w:tab w:val="left" w:pos="3664"/>
-          <w:tab w:val="left" w:pos="4580"/>
-          <w:tab w:val="left" w:pos="5496"/>
-          <w:tab w:val="left" w:pos="6412"/>
-          <w:tab w:val="left" w:pos="7328"/>
-          <w:tab w:val="left" w:pos="8244"/>
-          <w:tab w:val="left" w:pos="9160"/>
-          <w:tab w:val="left" w:pos="10076"/>
-          <w:tab w:val="left" w:pos="10992"/>
-          <w:tab w:val="left" w:pos="11908"/>
-          <w:tab w:val="left" w:pos="12824"/>
-          <w:tab w:val="left" w:pos="13740"/>
-          <w:tab w:val="left" w:pos="14656"/>
-        </w:tabs>
-        <w:rPr>
-          <w:rFonts w:ascii="Chalkboard" w:hAnsi="Chalkboard" w:cs="Courier New"/>
-          <w:b/>
-          <w:bCs/>
-          <w:sz w:val="32"/>
-          <w:szCs w:val="32"/>
-        </w:rPr>
-      </w:pPr>
-      <w:r>
-        <w:rPr>
-          <w:rFonts w:ascii="Chalkboard" w:hAnsi="Chalkboard" w:cs="Courier New"/>
-          <w:b/>
-          <w:bCs/>
-          <w:sz w:val="32"/>
-          <w:szCs w:val="32"/>
-        </w:rPr>
-        <w:t>RIT. Se vuoi, puoi venire con me,</w:t>
-      </w:r>
-    </w:p>
-    <w:p>
-      <w:pPr>
-        <w:tabs>
-          <w:tab w:val="left" w:pos="916"/>
-          <w:tab w:val="left" w:pos="1832"/>
-          <w:tab w:val="left" w:pos="2748"/>
-          <w:tab w:val="left" w:pos="3664"/>
-          <w:tab w:val="left" w:pos="4580"/>
-          <w:tab w:val="left" w:pos="5496"/>
-          <w:tab w:val="left" w:pos="6412"/>
-          <w:tab w:val="left" w:pos="7328"/>
-          <w:tab w:val="left" w:pos="8244"/>
-          <w:tab w:val="left" w:pos="9160"/>
-          <w:tab w:val="left" w:pos="10076"/>
-          <w:tab w:val="left" w:pos="10992"/>
-          <w:tab w:val="left" w:pos="11908"/>
-          <w:tab w:val="left" w:pos="12824"/>
-          <w:tab w:val="left" w:pos="13740"/>
-          <w:tab w:val="left" w:pos="14656"/>
-        </w:tabs>
-        <w:rPr>
-          <w:rFonts w:ascii="Chalkboard" w:hAnsi="Chalkboard" w:cs="Courier New"/>
-          <w:b/>
-          <w:bCs/>
-          <w:sz w:val="32"/>
-          <w:szCs w:val="32"/>
-        </w:rPr>
-      </w:pPr>
-      <w:r>
-        <w:rPr>
-          <w:rFonts w:ascii="Chalkboard" w:hAnsi="Chalkboard" w:cs="Courier New"/>
-          <w:b/>
-          <w:bCs/>
-          <w:sz w:val="32"/>
-          <w:szCs w:val="32"/>
-        </w:rPr>
-        <w:t>se vuoi, lascia tutto di te,</w:t>
-      </w:r>
-    </w:p>
-    <w:p>
-      <w:pPr>
-        <w:tabs>
-          <w:tab w:val="left" w:pos="916"/>
-          <w:tab w:val="left" w:pos="1832"/>
-          <w:tab w:val="left" w:pos="2748"/>
-          <w:tab w:val="left" w:pos="3664"/>
-          <w:tab w:val="left" w:pos="4580"/>
-          <w:tab w:val="left" w:pos="5496"/>
-          <w:tab w:val="left" w:pos="6412"/>
-          <w:tab w:val="left" w:pos="7328"/>
-          <w:tab w:val="left" w:pos="8244"/>
-          <w:tab w:val="left" w:pos="9160"/>
-          <w:tab w:val="left" w:pos="10076"/>
-          <w:tab w:val="left" w:pos="10992"/>
-          <w:tab w:val="left" w:pos="11908"/>
-          <w:tab w:val="left" w:pos="12824"/>
-          <w:tab w:val="left" w:pos="13740"/>
-          <w:tab w:val="left" w:pos="14656"/>
-        </w:tabs>
-        <w:rPr>
-          <w:rFonts w:ascii="Chalkboard" w:hAnsi="Chalkboard" w:cs="Courier New"/>
-          <w:b/>
-          <w:bCs/>
-          <w:sz w:val="32"/>
-          <w:szCs w:val="32"/>
-        </w:rPr>
-      </w:pPr>
-      <w:r>
-        <w:rPr>
-          <w:rFonts w:ascii="Chalkboard" w:hAnsi="Chalkboard" w:cs="Courier New"/>
-          <w:b/>
-          <w:bCs/>
-          <w:sz w:val="32"/>
-          <w:szCs w:val="32"/>
-        </w:rPr>
-        <w:t>se vuoi, la tua sola speranza sarò,</w:t>
-      </w:r>
-    </w:p>
-    <w:p>
-      <w:pPr>
-        <w:tabs>
-          <w:tab w:val="left" w:pos="916"/>
-          <w:tab w:val="left" w:pos="1832"/>
-          <w:tab w:val="left" w:pos="2748"/>
-          <w:tab w:val="left" w:pos="3664"/>
-          <w:tab w:val="left" w:pos="4580"/>
-          <w:tab w:val="left" w:pos="5496"/>
-          <w:tab w:val="left" w:pos="6412"/>
-          <w:tab w:val="left" w:pos="7328"/>
-          <w:tab w:val="left" w:pos="8244"/>
-          <w:tab w:val="left" w:pos="9160"/>
-          <w:tab w:val="left" w:pos="10076"/>
-          <w:tab w:val="left" w:pos="10992"/>
-          <w:tab w:val="left" w:pos="11908"/>
-          <w:tab w:val="left" w:pos="12824"/>
-          <w:tab w:val="left" w:pos="13740"/>
-          <w:tab w:val="left" w:pos="14656"/>
-        </w:tabs>
-        <w:rPr>
-          <w:rFonts w:ascii="Chalkboard" w:hAnsi="Chalkboard" w:cs="Courier New"/>
-          <w:b/>
-          <w:bCs/>
-          <w:sz w:val="32"/>
-          <w:szCs w:val="32"/>
-        </w:rPr>
-      </w:pPr>
-      <w:r>
-        <w:rPr>
-          <w:rFonts w:ascii="Chalkboard" w:hAnsi="Chalkboard" w:cs="Courier New"/>
-          <w:b/>
-          <w:bCs/>
-          <w:sz w:val="32"/>
-          <w:szCs w:val="32"/>
-        </w:rPr>
-        <w:t>se vuoi, a me per sempre ti legherò.</w:t>
-      </w:r>
-    </w:p>
-    <w:p>
-      <w:pPr>
-        <w:tabs>
-          <w:tab w:val="left" w:pos="916"/>
-          <w:tab w:val="left" w:pos="1832"/>
-          <w:tab w:val="left" w:pos="2748"/>
-          <w:tab w:val="left" w:pos="3664"/>
-          <w:tab w:val="left" w:pos="4580"/>
-          <w:tab w:val="left" w:pos="5496"/>
-          <w:tab w:val="left" w:pos="6412"/>
-          <w:tab w:val="left" w:pos="7328"/>
-          <w:tab w:val="left" w:pos="8244"/>
-          <w:tab w:val="left" w:pos="9160"/>
-          <w:tab w:val="left" w:pos="10076"/>
-          <w:tab w:val="left" w:pos="10992"/>
-          <w:tab w:val="left" w:pos="11908"/>
-          <w:tab w:val="left" w:pos="12824"/>
-          <w:tab w:val="left" w:pos="13740"/>
-          <w:tab w:val="left" w:pos="14656"/>
-        </w:tabs>
-        <w:rPr>
-          <w:rFonts w:ascii="Chalkboard" w:hAnsi="Chalkboard" w:cs="Courier New"/>
-          <w:sz w:val="20"/>
-          <w:szCs w:val="20"/>
-        </w:rPr>
-      </w:pPr>
-    </w:p>
-    <w:p>
-      <w:pPr>
-        <w:tabs>
-          <w:tab w:val="left" w:pos="916"/>
-          <w:tab w:val="left" w:pos="1832"/>
-          <w:tab w:val="left" w:pos="2748"/>
-          <w:tab w:val="left" w:pos="3664"/>
-          <w:tab w:val="left" w:pos="4580"/>
-          <w:tab w:val="left" w:pos="5496"/>
-          <w:tab w:val="left" w:pos="6412"/>
-          <w:tab w:val="left" w:pos="7328"/>
-          <w:tab w:val="left" w:pos="8244"/>
-          <w:tab w:val="left" w:pos="9160"/>
-          <w:tab w:val="left" w:pos="10076"/>
-          <w:tab w:val="left" w:pos="10992"/>
-          <w:tab w:val="left" w:pos="11908"/>
-          <w:tab w:val="left" w:pos="12824"/>
-          <w:tab w:val="left" w:pos="13740"/>
-          <w:tab w:val="left" w:pos="14656"/>
-        </w:tabs>
-        <w:rPr>
-          <w:rFonts w:ascii="Chalkboard" w:hAnsi="Chalkboard" w:cs="Courier New"/>
-          <w:sz w:val="32"/>
-          <w:szCs w:val="32"/>
-        </w:rPr>
-      </w:pPr>
-      <w:r>
-        <w:rPr>
-          <w:rFonts w:ascii="Chalkboard" w:hAnsi="Chalkboard" w:cs="Courier New"/>
-          <w:sz w:val="32"/>
-          <w:szCs w:val="32"/>
-        </w:rPr>
-        <w:t xml:space="preserve">1 - </w:t>
-      </w:r>
-      <w:r>
-        <w:rPr>
-          <w:rFonts w:ascii="Chalkboard" w:hAnsi="Chalkboard" w:cs="Courier New"/>
-          <w:sz w:val="32"/>
-          <w:szCs w:val="32"/>
-        </w:rPr>
-        <w:t>Il Signore è mio pastore,</w:t>
-      </w:r>
-    </w:p>
-    <w:p>
-      <w:pPr>
-        <w:tabs>
-          <w:tab w:val="left" w:pos="916"/>
-          <w:tab w:val="left" w:pos="1832"/>
-          <w:tab w:val="left" w:pos="2748"/>
-          <w:tab w:val="left" w:pos="3664"/>
-          <w:tab w:val="left" w:pos="4580"/>
-          <w:tab w:val="left" w:pos="5496"/>
-          <w:tab w:val="left" w:pos="6412"/>
-          <w:tab w:val="left" w:pos="7328"/>
-          <w:tab w:val="left" w:pos="8244"/>
-          <w:tab w:val="left" w:pos="9160"/>
-          <w:tab w:val="left" w:pos="10076"/>
-          <w:tab w:val="left" w:pos="10992"/>
-          <w:tab w:val="left" w:pos="11908"/>
-          <w:tab w:val="left" w:pos="12824"/>
-          <w:tab w:val="left" w:pos="13740"/>
-          <w:tab w:val="left" w:pos="14656"/>
-        </w:tabs>
-        <w:rPr>
-          <w:rFonts w:ascii="Chalkboard" w:hAnsi="Chalkboard" w:cs="Courier New"/>
-          <w:sz w:val="32"/>
-          <w:szCs w:val="32"/>
-        </w:rPr>
-      </w:pPr>
-      <w:r>
-        <w:rPr>
-          <w:rFonts w:ascii="Chalkboard" w:hAnsi="Chalkboard" w:cs="Courier New"/>
-          <w:sz w:val="32"/>
-          <w:szCs w:val="32"/>
-        </w:rPr>
-        <w:t>nulla mai mi mancherà,</w:t>
-      </w:r>
-    </w:p>
-    <w:p>
-      <w:pPr>
-        <w:tabs>
-          <w:tab w:val="left" w:pos="916"/>
-          <w:tab w:val="left" w:pos="1832"/>
-          <w:tab w:val="left" w:pos="2748"/>
-          <w:tab w:val="left" w:pos="3664"/>
-          <w:tab w:val="left" w:pos="4580"/>
-          <w:tab w:val="left" w:pos="5496"/>
-          <w:tab w:val="left" w:pos="6412"/>
-          <w:tab w:val="left" w:pos="7328"/>
-          <w:tab w:val="left" w:pos="8244"/>
-          <w:tab w:val="left" w:pos="9160"/>
-          <w:tab w:val="left" w:pos="10076"/>
-          <w:tab w:val="left" w:pos="10992"/>
-          <w:tab w:val="left" w:pos="11908"/>
-          <w:tab w:val="left" w:pos="12824"/>
-          <w:tab w:val="left" w:pos="13740"/>
-          <w:tab w:val="left" w:pos="14656"/>
-        </w:tabs>
-        <w:rPr>
-          <w:rFonts w:ascii="Chalkboard" w:hAnsi="Chalkboard" w:cs="Courier New"/>
-          <w:sz w:val="32"/>
-          <w:szCs w:val="32"/>
-        </w:rPr>
-      </w:pPr>
-      <w:r>
-        <w:rPr>
-          <w:rFonts w:ascii="Chalkboard" w:hAnsi="Chalkboard" w:cs="Courier New"/>
-          <w:sz w:val="32"/>
-          <w:szCs w:val="32"/>
-        </w:rPr>
-        <w:t>custodirà la mia vita</w:t>
-      </w:r>
-    </w:p>
-    <w:p>
-      <w:pPr>
-        <w:tabs>
-          <w:tab w:val="left" w:pos="916"/>
-          <w:tab w:val="left" w:pos="1832"/>
-          <w:tab w:val="left" w:pos="2748"/>
-          <w:tab w:val="left" w:pos="3664"/>
-          <w:tab w:val="left" w:pos="4580"/>
-          <w:tab w:val="left" w:pos="5496"/>
-          <w:tab w:val="left" w:pos="6412"/>
-          <w:tab w:val="left" w:pos="7328"/>
-          <w:tab w:val="left" w:pos="8244"/>
-          <w:tab w:val="left" w:pos="9160"/>
-          <w:tab w:val="left" w:pos="10076"/>
-          <w:tab w:val="left" w:pos="10992"/>
-          <w:tab w:val="left" w:pos="11908"/>
-          <w:tab w:val="left" w:pos="12824"/>
-          <w:tab w:val="left" w:pos="13740"/>
-          <w:tab w:val="left" w:pos="14656"/>
-        </w:tabs>
-        <w:rPr>
-          <w:rFonts w:ascii="Chalkboard" w:hAnsi="Chalkboard" w:cs="Courier New"/>
-          <w:sz w:val="32"/>
-          <w:szCs w:val="32"/>
-        </w:rPr>
-      </w:pPr>
-      <w:r>
-        <w:rPr>
-          <w:rFonts w:ascii="Chalkboard" w:hAnsi="Chalkboard" w:cs="Courier New"/>
-          <w:sz w:val="32"/>
-          <w:szCs w:val="32"/>
-        </w:rPr>
-        <w:t>come bene prezioso.</w:t>
-      </w:r>
-    </w:p>
-    <w:p>
-      <w:pPr>
-        <w:tabs>
-          <w:tab w:val="left" w:pos="916"/>
-          <w:tab w:val="left" w:pos="1832"/>
-          <w:tab w:val="left" w:pos="2748"/>
-          <w:tab w:val="left" w:pos="3664"/>
-          <w:tab w:val="left" w:pos="4580"/>
-          <w:tab w:val="left" w:pos="5496"/>
-          <w:tab w:val="left" w:pos="6412"/>
-          <w:tab w:val="left" w:pos="7328"/>
-          <w:tab w:val="left" w:pos="8244"/>
-          <w:tab w:val="left" w:pos="9160"/>
-          <w:tab w:val="left" w:pos="10076"/>
-          <w:tab w:val="left" w:pos="10992"/>
-          <w:tab w:val="left" w:pos="11908"/>
-          <w:tab w:val="left" w:pos="12824"/>
-          <w:tab w:val="left" w:pos="13740"/>
-          <w:tab w:val="left" w:pos="14656"/>
-        </w:tabs>
-        <w:rPr>
-          <w:rFonts w:ascii="Chalkboard" w:hAnsi="Chalkboard" w:cs="Courier New"/>
-          <w:sz w:val="20"/>
-          <w:szCs w:val="20"/>
-        </w:rPr>
-      </w:pPr>
-    </w:p>
-    <w:p>
-      <w:pPr>
-        <w:tabs>
-          <w:tab w:val="left" w:pos="916"/>
-          <w:tab w:val="left" w:pos="1832"/>
-          <w:tab w:val="left" w:pos="2748"/>
-          <w:tab w:val="left" w:pos="3664"/>
-          <w:tab w:val="left" w:pos="4580"/>
-          <w:tab w:val="left" w:pos="5496"/>
-          <w:tab w:val="left" w:pos="6412"/>
-          <w:tab w:val="left" w:pos="7328"/>
-          <w:tab w:val="left" w:pos="8244"/>
-          <w:tab w:val="left" w:pos="9160"/>
-          <w:tab w:val="left" w:pos="10076"/>
-          <w:tab w:val="left" w:pos="10992"/>
-          <w:tab w:val="left" w:pos="11908"/>
-          <w:tab w:val="left" w:pos="12824"/>
-          <w:tab w:val="left" w:pos="13740"/>
-          <w:tab w:val="left" w:pos="14656"/>
-        </w:tabs>
-        <w:rPr>
-          <w:rFonts w:ascii="Chalkboard" w:hAnsi="Chalkboard" w:cs="Courier New"/>
-          <w:sz w:val="32"/>
-          <w:szCs w:val="32"/>
-        </w:rPr>
-      </w:pPr>
-      <w:r>
-        <w:rPr>
-          <w:rFonts w:ascii="Chalkboard" w:hAnsi="Chalkboard" w:cs="Courier New"/>
-          <w:sz w:val="32"/>
-          <w:szCs w:val="32"/>
-        </w:rPr>
-        <w:t xml:space="preserve">2 - </w:t>
-      </w:r>
-      <w:r>
-        <w:rPr>
-          <w:rFonts w:ascii="Chalkboard" w:hAnsi="Chalkboard" w:cs="Courier New"/>
-          <w:sz w:val="32"/>
-          <w:szCs w:val="32"/>
-        </w:rPr>
-        <w:t>Se dovessi camminare</w:t>
-      </w:r>
-    </w:p>
-    <w:p>
-      <w:pPr>
-        <w:tabs>
-          <w:tab w:val="left" w:pos="916"/>
-          <w:tab w:val="left" w:pos="1832"/>
-          <w:tab w:val="left" w:pos="2748"/>
-          <w:tab w:val="left" w:pos="3664"/>
-          <w:tab w:val="left" w:pos="4580"/>
-          <w:tab w:val="left" w:pos="5496"/>
-          <w:tab w:val="left" w:pos="6412"/>
-          <w:tab w:val="left" w:pos="7328"/>
-          <w:tab w:val="left" w:pos="8244"/>
-          <w:tab w:val="left" w:pos="9160"/>
-          <w:tab w:val="left" w:pos="10076"/>
-          <w:tab w:val="left" w:pos="10992"/>
-          <w:tab w:val="left" w:pos="11908"/>
-          <w:tab w:val="left" w:pos="12824"/>
-          <w:tab w:val="left" w:pos="13740"/>
-          <w:tab w:val="left" w:pos="14656"/>
-        </w:tabs>
-        <w:rPr>
-          <w:rFonts w:ascii="Chalkboard" w:hAnsi="Chalkboard" w:cs="Courier New"/>
-          <w:sz w:val="32"/>
-          <w:szCs w:val="32"/>
-        </w:rPr>
-      </w:pPr>
-      <w:r>
-        <w:rPr>
-          <w:rFonts w:ascii="Chalkboard" w:hAnsi="Chalkboard" w:cs="Courier New"/>
-          <w:sz w:val="32"/>
-          <w:szCs w:val="32"/>
-        </w:rPr>
-        <w:t>per una strada oscura,</w:t>
-      </w:r>
-    </w:p>
-    <w:p>
-      <w:pPr>
-        <w:tabs>
-          <w:tab w:val="left" w:pos="916"/>
-          <w:tab w:val="left" w:pos="1832"/>
-          <w:tab w:val="left" w:pos="2748"/>
-          <w:tab w:val="left" w:pos="3664"/>
-          <w:tab w:val="left" w:pos="4580"/>
-          <w:tab w:val="left" w:pos="5496"/>
-          <w:tab w:val="left" w:pos="6412"/>
-          <w:tab w:val="left" w:pos="7328"/>
-          <w:tab w:val="left" w:pos="8244"/>
-          <w:tab w:val="left" w:pos="9160"/>
-          <w:tab w:val="left" w:pos="10076"/>
-          <w:tab w:val="left" w:pos="10992"/>
-          <w:tab w:val="left" w:pos="11908"/>
-          <w:tab w:val="left" w:pos="12824"/>
-          <w:tab w:val="left" w:pos="13740"/>
-          <w:tab w:val="left" w:pos="14656"/>
-        </w:tabs>
-        <w:rPr>
-          <w:rFonts w:ascii="Chalkboard" w:hAnsi="Chalkboard" w:cs="Courier New"/>
-          <w:sz w:val="32"/>
-          <w:szCs w:val="32"/>
-        </w:rPr>
-      </w:pPr>
-      <w:r>
-        <w:rPr>
-          <w:rFonts w:ascii="Chalkboard" w:hAnsi="Chalkboard" w:cs="Courier New"/>
-          <w:sz w:val="32"/>
-          <w:szCs w:val="32"/>
-        </w:rPr>
-        <w:t>io non avrò paura,</w:t>
-      </w:r>
-    </w:p>
-    <w:p>
-      <w:pPr>
-        <w:tabs>
-          <w:tab w:val="left" w:pos="916"/>
-          <w:tab w:val="left" w:pos="1832"/>
-          <w:tab w:val="left" w:pos="2748"/>
-          <w:tab w:val="left" w:pos="3664"/>
-          <w:tab w:val="left" w:pos="4580"/>
-          <w:tab w:val="left" w:pos="5496"/>
-          <w:tab w:val="left" w:pos="6412"/>
-          <w:tab w:val="left" w:pos="7328"/>
-          <w:tab w:val="left" w:pos="8244"/>
-          <w:tab w:val="left" w:pos="9160"/>
-          <w:tab w:val="left" w:pos="10076"/>
-          <w:tab w:val="left" w:pos="10992"/>
-          <w:tab w:val="left" w:pos="11908"/>
-          <w:tab w:val="left" w:pos="12824"/>
-          <w:tab w:val="left" w:pos="13740"/>
-          <w:tab w:val="left" w:pos="14656"/>
-        </w:tabs>
-        <w:rPr>
-          <w:rFonts w:ascii="Chalkboard" w:hAnsi="Chalkboard" w:cs="Courier New"/>
-          <w:sz w:val="32"/>
-          <w:szCs w:val="32"/>
-        </w:rPr>
-      </w:pPr>
-      <w:r>
-        <w:rPr>
-          <w:rFonts w:ascii="Chalkboard" w:hAnsi="Chalkboard" w:cs="Courier New"/>
-          <w:sz w:val="32"/>
-          <w:szCs w:val="32"/>
-        </w:rPr>
-        <w:t>se tu sarai con me.</w:t>
-      </w:r>
-    </w:p>
-    <w:p>
-      <w:pPr>
-        <w:tabs>
-          <w:tab w:val="left" w:pos="916"/>
-          <w:tab w:val="left" w:pos="1832"/>
-          <w:tab w:val="left" w:pos="2748"/>
-          <w:tab w:val="left" w:pos="3664"/>
-          <w:tab w:val="left" w:pos="4580"/>
-          <w:tab w:val="left" w:pos="5496"/>
-          <w:tab w:val="left" w:pos="6412"/>
-          <w:tab w:val="left" w:pos="7328"/>
-          <w:tab w:val="left" w:pos="8244"/>
-          <w:tab w:val="left" w:pos="9160"/>
-          <w:tab w:val="left" w:pos="10076"/>
-          <w:tab w:val="left" w:pos="10992"/>
-          <w:tab w:val="left" w:pos="11908"/>
-          <w:tab w:val="left" w:pos="12824"/>
-          <w:tab w:val="left" w:pos="13740"/>
-          <w:tab w:val="left" w:pos="14656"/>
-        </w:tabs>
-        <w:rPr>
-          <w:rFonts w:ascii="Chalkboard" w:hAnsi="Chalkboard" w:cs="Courier New"/>
-          <w:sz w:val="20"/>
-          <w:szCs w:val="20"/>
-        </w:rPr>
-      </w:pPr>
-    </w:p>
-    <w:p>
-      <w:pPr>
-        <w:tabs>
-          <w:tab w:val="left" w:pos="916"/>
-          <w:tab w:val="left" w:pos="1832"/>
-          <w:tab w:val="left" w:pos="2748"/>
-          <w:tab w:val="left" w:pos="3664"/>
-          <w:tab w:val="left" w:pos="4580"/>
-          <w:tab w:val="left" w:pos="5496"/>
-          <w:tab w:val="left" w:pos="6412"/>
-          <w:tab w:val="left" w:pos="7328"/>
-          <w:tab w:val="left" w:pos="8244"/>
-          <w:tab w:val="left" w:pos="9160"/>
-          <w:tab w:val="left" w:pos="10076"/>
-          <w:tab w:val="left" w:pos="10992"/>
-          <w:tab w:val="left" w:pos="11908"/>
-          <w:tab w:val="left" w:pos="12824"/>
-          <w:tab w:val="left" w:pos="13740"/>
-          <w:tab w:val="left" w:pos="14656"/>
-        </w:tabs>
-        <w:rPr>
-          <w:rFonts w:ascii="Chalkboard" w:hAnsi="Chalkboard" w:cs="Courier New"/>
-          <w:sz w:val="32"/>
-          <w:szCs w:val="32"/>
-        </w:rPr>
-      </w:pPr>
-      <w:r>
-        <w:rPr>
-          <w:rFonts w:ascii="Chalkboard" w:hAnsi="Chalkboard" w:cs="Courier New"/>
-          <w:sz w:val="32"/>
-          <w:szCs w:val="32"/>
-        </w:rPr>
-        <w:t xml:space="preserve">3 - </w:t>
-      </w:r>
-      <w:r>
-        <w:rPr>
-          <w:rFonts w:ascii="Chalkboard" w:hAnsi="Chalkboard" w:cs="Courier New"/>
-          <w:sz w:val="32"/>
-          <w:szCs w:val="32"/>
-        </w:rPr>
-        <w:t>Gioia e grazia</w:t>
-      </w:r>
-      <w:r>
-        <w:rPr>
-          <w:rFonts w:ascii="Chalkboard" w:hAnsi="Chalkboard" w:cs="Courier New"/>
-          <w:sz w:val="32"/>
-          <w:szCs w:val="32"/>
-        </w:rPr>
-        <w:t xml:space="preserve"> </w:t>
-      </w:r>
-      <w:r>
-        <w:rPr>
-          <w:rFonts w:ascii="Chalkboard" w:hAnsi="Chalkboard" w:cs="Courier New"/>
-          <w:sz w:val="32"/>
-          <w:szCs w:val="32"/>
-        </w:rPr>
-        <w:t xml:space="preserve">saranno </w:t>
-      </w:r>
-    </w:p>
-    <w:p>
-      <w:pPr>
-        <w:tabs>
-          <w:tab w:val="left" w:pos="916"/>
-          <w:tab w:val="left" w:pos="1832"/>
-          <w:tab w:val="left" w:pos="2748"/>
-          <w:tab w:val="left" w:pos="3664"/>
-          <w:tab w:val="left" w:pos="4580"/>
-          <w:tab w:val="left" w:pos="5496"/>
-          <w:tab w:val="left" w:pos="6412"/>
-          <w:tab w:val="left" w:pos="7328"/>
-          <w:tab w:val="left" w:pos="8244"/>
-          <w:tab w:val="left" w:pos="9160"/>
-          <w:tab w:val="left" w:pos="10076"/>
-          <w:tab w:val="left" w:pos="10992"/>
-          <w:tab w:val="left" w:pos="11908"/>
-          <w:tab w:val="left" w:pos="12824"/>
-          <w:tab w:val="left" w:pos="13740"/>
-          <w:tab w:val="left" w:pos="14656"/>
-        </w:tabs>
-        <w:rPr>
-          <w:rFonts w:ascii="Chalkboard" w:hAnsi="Chalkboard" w:cs="Courier New"/>
-          <w:sz w:val="32"/>
-          <w:szCs w:val="32"/>
-        </w:rPr>
-      </w:pPr>
-      <w:r>
-        <w:rPr>
-          <w:rFonts w:ascii="Chalkboard" w:hAnsi="Chalkboard" w:cs="Courier New"/>
-          <w:sz w:val="32"/>
-          <w:szCs w:val="32"/>
-        </w:rPr>
-        <w:t>mie compagne</w:t>
-      </w:r>
-      <w:r>
-        <w:rPr>
-          <w:rFonts w:ascii="Chalkboard" w:hAnsi="Chalkboard" w:cs="Courier New"/>
-          <w:sz w:val="32"/>
-          <w:szCs w:val="32"/>
-        </w:rPr>
-        <w:t xml:space="preserve"> </w:t>
-      </w:r>
-      <w:r>
-        <w:rPr>
-          <w:rFonts w:ascii="Chalkboard" w:hAnsi="Chalkboard" w:cs="Courier New"/>
-          <w:sz w:val="32"/>
-          <w:szCs w:val="32"/>
-        </w:rPr>
-        <w:t>nel cammino</w:t>
-      </w:r>
-    </w:p>
-    <w:p>
-      <w:pPr>
-        <w:tabs>
-          <w:tab w:val="left" w:pos="916"/>
-          <w:tab w:val="left" w:pos="1832"/>
-          <w:tab w:val="left" w:pos="2748"/>
-          <w:tab w:val="left" w:pos="3664"/>
-          <w:tab w:val="left" w:pos="4580"/>
-          <w:tab w:val="left" w:pos="5496"/>
-          <w:tab w:val="left" w:pos="6412"/>
-          <w:tab w:val="left" w:pos="7328"/>
-          <w:tab w:val="left" w:pos="8244"/>
-          <w:tab w:val="left" w:pos="9160"/>
-          <w:tab w:val="left" w:pos="10076"/>
-          <w:tab w:val="left" w:pos="10992"/>
-          <w:tab w:val="left" w:pos="11908"/>
-          <w:tab w:val="left" w:pos="12824"/>
-          <w:tab w:val="left" w:pos="13740"/>
-          <w:tab w:val="left" w:pos="14656"/>
-        </w:tabs>
-        <w:rPr>
-          <w:rFonts w:ascii="Chalkboard" w:hAnsi="Chalkboard" w:cs="Courier New"/>
-          <w:sz w:val="32"/>
-          <w:szCs w:val="32"/>
-        </w:rPr>
-      </w:pPr>
-      <w:r>
-        <w:rPr>
-          <w:rFonts w:ascii="Chalkboard" w:hAnsi="Chalkboard" w:cs="Courier New"/>
-          <w:sz w:val="32"/>
-          <w:szCs w:val="32"/>
-        </w:rPr>
-        <w:t xml:space="preserve">io vivrò </w:t>
-      </w:r>
-      <w:r>
-        <w:rPr>
-          <w:rFonts w:ascii="Chalkboard" w:hAnsi="Chalkboard" w:cs="Courier New"/>
-          <w:sz w:val="32"/>
-          <w:szCs w:val="32"/>
-        </w:rPr>
-        <w:t>con il Signore</w:t>
-      </w:r>
-    </w:p>
-    <w:p>
-      <w:pPr>
-        <w:tabs>
-          <w:tab w:val="left" w:pos="916"/>
-          <w:tab w:val="left" w:pos="1832"/>
-          <w:tab w:val="left" w:pos="2748"/>
-          <w:tab w:val="left" w:pos="3664"/>
-          <w:tab w:val="left" w:pos="4580"/>
-          <w:tab w:val="left" w:pos="5496"/>
-          <w:tab w:val="left" w:pos="6412"/>
-          <w:tab w:val="left" w:pos="7328"/>
-          <w:tab w:val="left" w:pos="8244"/>
-          <w:tab w:val="left" w:pos="9160"/>
-          <w:tab w:val="left" w:pos="10076"/>
-          <w:tab w:val="left" w:pos="10992"/>
-          <w:tab w:val="left" w:pos="11908"/>
-          <w:tab w:val="left" w:pos="12824"/>
-          <w:tab w:val="left" w:pos="13740"/>
-          <w:tab w:val="left" w:pos="14656"/>
-        </w:tabs>
-        <w:rPr>
-          <w:rFonts w:ascii="Chalkboard" w:hAnsi="Chalkboard" w:cs="Courier New"/>
-          <w:sz w:val="32"/>
-          <w:szCs w:val="32"/>
-        </w:rPr>
-      </w:pPr>
-      <w:r>
-        <w:rPr>
-          <w:rFonts w:ascii="Chalkboard" w:hAnsi="Chalkboard" w:cs="Courier New"/>
-          <w:sz w:val="32"/>
-          <w:szCs w:val="32"/>
-        </w:rPr>
-        <w:t>per tutta la mia vita.</w:t>
-      </w:r>
-    </w:p>
-    <w:p>
-      <w:pPr>
-        <w:pStyle w:val="NormaleWeb"/>
-        <w:shd w:val="clear" w:color="auto" w:fill="FFFFFF"/>
-        <w:spacing w:before="0" w:beforeAutospacing="0" w:after="0" w:afterAutospacing="0"/>
-        <w:contextualSpacing/>
-        <w:rPr>
-          <w:rFonts w:ascii="Chalkboard" w:hAnsi="Chalkboard"/>
-          <w:sz w:val="20"/>
-          <w:szCs w:val="20"/>
-        </w:rPr>
-      </w:pPr>
-    </w:p>
-    <w:p>
-      <w:pPr>
-        <w:shd w:val="clear" w:color="auto" w:fill="FFFFFF"/>
-        <w:rPr>
-          <w:rFonts w:ascii="Chalkboard" w:hAnsi="Chalkboard" w:cs="Open Sans"/>
-          <w:spacing w:val="15"/>
-          <w:sz w:val="32"/>
-          <w:szCs w:val="32"/>
-        </w:rPr>
-      </w:pPr>
-      <w:r>
-        <w:rPr>
-          <w:rFonts w:ascii="Chalkboard" w:hAnsi="Chalkboard" w:cs="Open Sans"/>
-          <w:b/>
-          <w:bCs/>
-          <w:spacing w:val="15"/>
-          <w:sz w:val="32"/>
-          <w:szCs w:val="32"/>
-          <w:bdr w:val="none" w:sz="0" w:space="0" w:color="auto" w:frame="1"/>
-        </w:rPr>
-        <w:t>RIT</w:t>
-      </w:r>
-      <w:r>
-        <w:rPr>
-          <w:rFonts w:ascii="Chalkboard" w:hAnsi="Chalkboard" w:cs="Open Sans"/>
-          <w:b/>
-          <w:bCs/>
-          <w:spacing w:val="15"/>
-          <w:sz w:val="32"/>
-          <w:szCs w:val="32"/>
-          <w:bdr w:val="none" w:sz="0" w:space="0" w:color="auto" w:frame="1"/>
-        </w:rPr>
-        <w:t>. (3v)</w:t>
+        <w:pStyle w:val="NormaleWeb"/>
+        <w:shd w:val="clear" w:color="auto" w:fill="FFFFFF"/>
+        <w:spacing w:before="0" w:beforeAutospacing="0" w:after="0" w:afterAutospacing="0"/>
+        <w:textAlignment w:val="baseline"/>
+        <w:rPr>
+          <w:rFonts w:ascii="Chalkboard" w:hAnsi="Chalkboard"/>
+          <w:sz w:val="32"/>
+          <w:szCs w:val="32"/>
+        </w:rPr>
+      </w:pPr>
+      <w:r>
+        <w:rPr>
+          <w:rFonts w:ascii="Chalkboard" w:hAnsi="Chalkboard"/>
+          <w:sz w:val="32"/>
+          <w:szCs w:val="32"/>
+        </w:rPr>
+        <w:t xml:space="preserve">Come la pioggia e la neve </w:t>
+      </w:r>
+    </w:p>
+    <w:p>
+      <w:pPr>
+        <w:pStyle w:val="NormaleWeb"/>
+        <w:shd w:val="clear" w:color="auto" w:fill="FFFFFF"/>
+        <w:spacing w:before="0" w:beforeAutospacing="0" w:after="0" w:afterAutospacing="0"/>
+        <w:textAlignment w:val="baseline"/>
+        <w:rPr>
+          <w:rFonts w:ascii="Chalkboard" w:hAnsi="Chalkboard"/>
+          <w:sz w:val="32"/>
+          <w:szCs w:val="32"/>
+        </w:rPr>
+      </w:pPr>
+      <w:r>
+        <w:rPr>
+          <w:rFonts w:ascii="Chalkboard" w:hAnsi="Chalkboard"/>
+          <w:sz w:val="32"/>
+          <w:szCs w:val="32"/>
+        </w:rPr>
+        <w:t xml:space="preserve">scendono giù dal cielo </w:t>
+      </w:r>
+    </w:p>
+    <w:p>
+      <w:pPr>
+        <w:pStyle w:val="NormaleWeb"/>
+        <w:shd w:val="clear" w:color="auto" w:fill="FFFFFF"/>
+        <w:spacing w:before="0" w:beforeAutospacing="0" w:after="0" w:afterAutospacing="0"/>
+        <w:textAlignment w:val="baseline"/>
+        <w:rPr>
+          <w:rFonts w:ascii="Chalkboard" w:hAnsi="Chalkboard"/>
+          <w:sz w:val="32"/>
+          <w:szCs w:val="32"/>
+        </w:rPr>
+      </w:pPr>
+      <w:r>
+        <w:rPr>
+          <w:rFonts w:ascii="Chalkboard" w:hAnsi="Chalkboard"/>
+          <w:sz w:val="32"/>
+          <w:szCs w:val="32"/>
+        </w:rPr>
+        <w:t xml:space="preserve">e non vi ritornano senza irrigare </w:t>
+      </w:r>
+    </w:p>
+    <w:p>
+      <w:pPr>
+        <w:pStyle w:val="NormaleWeb"/>
+        <w:shd w:val="clear" w:color="auto" w:fill="FFFFFF"/>
+        <w:spacing w:before="0" w:beforeAutospacing="0" w:after="0" w:afterAutospacing="0"/>
+        <w:textAlignment w:val="baseline"/>
+        <w:rPr>
+          <w:rFonts w:ascii="Chalkboard" w:hAnsi="Chalkboard"/>
+          <w:sz w:val="32"/>
+          <w:szCs w:val="32"/>
+        </w:rPr>
+      </w:pPr>
+      <w:r>
+        <w:rPr>
+          <w:rFonts w:ascii="Chalkboard" w:hAnsi="Chalkboard"/>
+          <w:sz w:val="32"/>
+          <w:szCs w:val="32"/>
+        </w:rPr>
+        <w:t>e far germogliare la terra.</w:t>
+      </w:r>
+    </w:p>
+    <w:p>
+      <w:pPr>
+        <w:pStyle w:val="NormaleWeb"/>
+        <w:shd w:val="clear" w:color="auto" w:fill="FFFFFF"/>
+        <w:spacing w:before="0" w:beforeAutospacing="0" w:after="0" w:afterAutospacing="0"/>
+        <w:textAlignment w:val="baseline"/>
+        <w:rPr>
+          <w:rFonts w:ascii="Chalkboard" w:hAnsi="Chalkboard"/>
+          <w:sz w:val="32"/>
+          <w:szCs w:val="32"/>
+        </w:rPr>
+      </w:pPr>
+      <w:r>
+        <w:rPr>
+          <w:rFonts w:ascii="Chalkboard" w:hAnsi="Chalkboard"/>
+          <w:sz w:val="32"/>
+          <w:szCs w:val="32"/>
+        </w:rPr>
+        <w:t xml:space="preserve">Così ogni mia parola </w:t>
+      </w:r>
+    </w:p>
+    <w:p>
+      <w:pPr>
+        <w:pStyle w:val="NormaleWeb"/>
+        <w:shd w:val="clear" w:color="auto" w:fill="FFFFFF"/>
+        <w:spacing w:before="0" w:beforeAutospacing="0" w:after="0" w:afterAutospacing="0"/>
+        <w:textAlignment w:val="baseline"/>
+        <w:rPr>
+          <w:rFonts w:ascii="Chalkboard" w:hAnsi="Chalkboard"/>
+          <w:sz w:val="32"/>
+          <w:szCs w:val="32"/>
+        </w:rPr>
+      </w:pPr>
+      <w:r>
+        <w:rPr>
+          <w:rFonts w:ascii="Chalkboard" w:hAnsi="Chalkboard"/>
+          <w:sz w:val="32"/>
+          <w:szCs w:val="32"/>
+        </w:rPr>
+        <w:t xml:space="preserve">non ritornerà a me </w:t>
+      </w:r>
+    </w:p>
+    <w:p>
+      <w:pPr>
+        <w:pStyle w:val="NormaleWeb"/>
+        <w:shd w:val="clear" w:color="auto" w:fill="FFFFFF"/>
+        <w:spacing w:before="0" w:beforeAutospacing="0" w:after="0" w:afterAutospacing="0"/>
+        <w:textAlignment w:val="baseline"/>
+        <w:rPr>
+          <w:rFonts w:ascii="Chalkboard" w:hAnsi="Chalkboard"/>
+          <w:sz w:val="32"/>
+          <w:szCs w:val="32"/>
+        </w:rPr>
+      </w:pPr>
+      <w:r>
+        <w:rPr>
+          <w:rFonts w:ascii="Chalkboard" w:hAnsi="Chalkboard"/>
+          <w:sz w:val="32"/>
+          <w:szCs w:val="32"/>
+        </w:rPr>
+        <w:t xml:space="preserve">senza operare quanto desidero, </w:t>
+      </w:r>
+    </w:p>
+    <w:p>
+      <w:pPr>
+        <w:pStyle w:val="NormaleWeb"/>
+        <w:shd w:val="clear" w:color="auto" w:fill="FFFFFF"/>
+        <w:spacing w:before="0" w:beforeAutospacing="0" w:after="0" w:afterAutospacing="0"/>
+        <w:textAlignment w:val="baseline"/>
+        <w:rPr>
+          <w:rFonts w:ascii="Chalkboard" w:hAnsi="Chalkboard"/>
+          <w:sz w:val="32"/>
+          <w:szCs w:val="32"/>
+        </w:rPr>
+      </w:pPr>
+      <w:r>
+        <w:rPr>
+          <w:rFonts w:ascii="Chalkboard" w:hAnsi="Chalkboard"/>
+          <w:sz w:val="32"/>
+          <w:szCs w:val="32"/>
+        </w:rPr>
+        <w:t xml:space="preserve">senza aver compiuto ciò per cui l'avevo mandata. </w:t>
+      </w:r>
+    </w:p>
+    <w:p>
+      <w:pPr>
+        <w:pStyle w:val="NormaleWeb"/>
+        <w:shd w:val="clear" w:color="auto" w:fill="FFFFFF"/>
+        <w:spacing w:before="0" w:beforeAutospacing="0" w:after="0" w:afterAutospacing="0"/>
+        <w:textAlignment w:val="baseline"/>
+        <w:rPr>
+          <w:rFonts w:ascii="Chalkboard" w:hAnsi="Chalkboard"/>
+          <w:sz w:val="32"/>
+          <w:szCs w:val="32"/>
+        </w:rPr>
+      </w:pPr>
+      <w:r>
+        <w:rPr>
+          <w:rFonts w:ascii="Chalkboard" w:hAnsi="Chalkboard"/>
+          <w:sz w:val="32"/>
+          <w:szCs w:val="32"/>
+        </w:rPr>
+        <w:t>Ogni mia parola, ogni mia parola.</w:t>
       </w:r>
     </w:p>
     <w:p>
@@ -936,7 +348,7 @@
           <w:szCs w:val="36"/>
           <w:u w:val="single"/>
         </w:rPr>
-        <w:t>BUTTAZZO</w:t>
+        <w:t>GEN VERDE</w:t>
       </w:r>
     </w:p>
     <w:p>
@@ -960,47 +372,119 @@
         <w:pStyle w:val="NormaleWeb"/>
         <w:shd w:val="clear" w:color="auto" w:fill="FFFFFF"/>
         <w:spacing w:before="0" w:beforeAutospacing="0" w:after="0" w:afterAutospacing="0"/>
-        <w:textAlignment w:val="baseline"/>
-        <w:rPr>
-          <w:rFonts w:ascii="Chalkboard" w:hAnsi="Chalkboard" w:cs="Open Sans"/>
-          <w:spacing w:val="15"/>
-          <w:sz w:val="32"/>
-          <w:szCs w:val="32"/>
-        </w:rPr>
-      </w:pPr>
-      <w:r>
-        <w:rPr>
-          <w:rFonts w:ascii="Chalkboard" w:hAnsi="Chalkboard" w:cs="Open Sans"/>
-          <w:spacing w:val="15"/>
-          <w:sz w:val="32"/>
-          <w:szCs w:val="32"/>
-          <w:bdr w:val="none" w:sz="0" w:space="0" w:color="auto" w:frame="1"/>
-        </w:rPr>
-        <w:t>Gloria a Dio nell’alto dei cieli, pace in terra agli uomini.</w:t>
-      </w:r>
-    </w:p>
-    <w:p>
-      <w:pPr>
-        <w:pStyle w:val="NormaleWeb"/>
-        <w:shd w:val="clear" w:color="auto" w:fill="FFFFFF"/>
-        <w:spacing w:before="0" w:beforeAutospacing="0" w:after="0" w:afterAutospacing="0"/>
-        <w:textAlignment w:val="baseline"/>
-        <w:rPr>
-          <w:rFonts w:ascii="Chalkboard" w:hAnsi="Chalkboard" w:cs="Open Sans"/>
-          <w:spacing w:val="15"/>
-          <w:sz w:val="32"/>
-          <w:szCs w:val="32"/>
-        </w:rPr>
-      </w:pPr>
-      <w:r>
-        <w:rPr>
-          <w:rFonts w:ascii="Chalkboard" w:hAnsi="Chalkboard" w:cs="Open Sans"/>
-          <w:spacing w:val="15"/>
-          <w:sz w:val="32"/>
-          <w:szCs w:val="32"/>
-          <w:bdr w:val="none" w:sz="0" w:space="0" w:color="auto" w:frame="1"/>
-        </w:rPr>
-        <w:t>Gloria a Dio nell’alto dei cieli, pace in terra agli uomini.</w:t>
+        <w:rPr>
+          <w:rStyle w:val="Enfasigrassetto"/>
+          <w:rFonts w:ascii="Chalkboard" w:hAnsi="Chalkboard" w:cs="Segoe UI"/>
+          <w:b w:val="0"/>
+          <w:bCs w:val="0"/>
+          <w:sz w:val="32"/>
+          <w:szCs w:val="32"/>
+        </w:rPr>
+      </w:pPr>
+      <w:r>
+        <w:rPr>
+          <w:rStyle w:val="Enfasigrassetto"/>
+          <w:rFonts w:ascii="Chalkboard" w:hAnsi="Chalkboard" w:cs="Segoe UI"/>
+          <w:b w:val="0"/>
+          <w:bCs w:val="0"/>
+          <w:sz w:val="32"/>
+          <w:szCs w:val="32"/>
+        </w:rPr>
+        <w:t xml:space="preserve">Gloria, gloria a Dio </w:t>
+      </w:r>
+    </w:p>
+    <w:p>
+      <w:pPr>
+        <w:pStyle w:val="NormaleWeb"/>
+        <w:shd w:val="clear" w:color="auto" w:fill="FFFFFF"/>
+        <w:spacing w:before="0" w:beforeAutospacing="0" w:after="0" w:afterAutospacing="0"/>
+        <w:rPr>
+          <w:rStyle w:val="Enfasigrassetto"/>
+          <w:rFonts w:ascii="Chalkboard" w:hAnsi="Chalkboard" w:cs="Segoe UI"/>
+          <w:b w:val="0"/>
+          <w:bCs w:val="0"/>
+          <w:sz w:val="32"/>
+          <w:szCs w:val="32"/>
+        </w:rPr>
+      </w:pPr>
+      <w:r>
+        <w:rPr>
+          <w:rStyle w:val="Enfasigrassetto"/>
+          <w:rFonts w:ascii="Chalkboard" w:hAnsi="Chalkboard" w:cs="Segoe UI"/>
+          <w:b w:val="0"/>
+          <w:bCs w:val="0"/>
+          <w:sz w:val="32"/>
+          <w:szCs w:val="32"/>
+        </w:rPr>
+        <w:t>gloria,</w:t>
+      </w:r>
+      <w:r>
+        <w:rPr>
+          <w:rFonts w:ascii="Chalkboard" w:hAnsi="Chalkboard" w:cs="Segoe UI"/>
+          <w:b/>
+          <w:bCs/>
+          <w:sz w:val="32"/>
+          <w:szCs w:val="32"/>
+        </w:rPr>
+        <w:t xml:space="preserve"> </w:t>
+      </w:r>
+      <w:r>
+        <w:rPr>
+          <w:rStyle w:val="Enfasigrassetto"/>
+          <w:rFonts w:ascii="Chalkboard" w:hAnsi="Chalkboard" w:cs="Segoe UI"/>
+          <w:b w:val="0"/>
+          <w:bCs w:val="0"/>
+          <w:sz w:val="32"/>
+          <w:szCs w:val="32"/>
+        </w:rPr>
+        <w:t>gloria nell’alto dei cieli.</w:t>
+      </w:r>
+      <w:r>
+        <w:rPr>
+          <w:rFonts w:ascii="Chalkboard" w:hAnsi="Chalkboard" w:cs="Segoe UI"/>
+          <w:b/>
+          <w:bCs/>
+          <w:sz w:val="32"/>
+          <w:szCs w:val="32"/>
+        </w:rPr>
+        <w:br/>
+      </w:r>
+      <w:r>
+        <w:rPr>
+          <w:rStyle w:val="Enfasigrassetto"/>
+          <w:rFonts w:ascii="Chalkboard" w:hAnsi="Chalkboard" w:cs="Segoe UI"/>
+          <w:b w:val="0"/>
+          <w:bCs w:val="0"/>
+          <w:sz w:val="32"/>
+          <w:szCs w:val="32"/>
+        </w:rPr>
+        <w:t xml:space="preserve">Pace in terra agli uomini amati dal Signor. </w:t>
+      </w:r>
+    </w:p>
+    <w:p>
+      <w:pPr>
+        <w:pStyle w:val="NormaleWeb"/>
+        <w:shd w:val="clear" w:color="auto" w:fill="FFFFFF"/>
+        <w:spacing w:before="0" w:beforeAutospacing="0" w:after="0" w:afterAutospacing="0"/>
+        <w:rPr>
+          <w:rStyle w:val="Enfasigrassetto"/>
+          <w:rFonts w:ascii="Chalkboard" w:hAnsi="Chalkboard" w:cs="Segoe UI"/>
+          <w:b w:val="0"/>
+          <w:bCs w:val="0"/>
+          <w:sz w:val="32"/>
+          <w:szCs w:val="32"/>
+        </w:rPr>
+      </w:pPr>
+      <w:r>
+        <w:rPr>
+          <w:rStyle w:val="Enfasigrassetto"/>
+          <w:rFonts w:ascii="Chalkboard" w:hAnsi="Chalkboard" w:cs="Segoe UI"/>
+          <w:b w:val="0"/>
+          <w:bCs w:val="0"/>
+          <w:sz w:val="32"/>
+          <w:szCs w:val="32"/>
+        </w:rPr>
+        <w:t>Gloria!</w:t>
       </w:r>
     </w:p>
     <w:p>
@@ -1164,7 +648,6 @@
           <w:szCs w:val="32"/>
           <w:bdr w:val="none" w:sz="0" w:space="0" w:color="auto" w:frame="1"/>
         </w:rPr>
-        <w:lastRenderedPageBreak/>
         <w:t>oggi vieni in questo pane, cibo vero dell'umanità.</w:t>
       </w:r>
       <w:r>
@@ -1359,6 +842,7 @@
           <w:szCs w:val="32"/>
           <w:bdr w:val="none" w:sz="0" w:space="0" w:color="auto" w:frame="1"/>
         </w:rPr>
+        <w:lastRenderedPageBreak/>
         <w:t xml:space="preserve">Tu che lo prendevi un giorno, lo bevevi con i tuoi, </w:t>
       </w:r>
     </w:p>
@@ -1895,7 +1379,7 @@
           <w:szCs w:val="36"/>
           <w:u w:val="single"/>
         </w:rPr>
-        <w:t>COME TU MI VUOI</w:t>
+        <w:t>TE AL CENTRO DEL MIO CUORE</w:t>
       </w:r>
     </w:p>
     <w:p>
@@ -1918,186 +1402,58 @@
         <w:pStyle w:val="NormaleWeb"/>
         <w:shd w:val="clear" w:color="auto" w:fill="FFFFFF"/>
         <w:spacing w:before="0" w:beforeAutospacing="0" w:after="0" w:afterAutospacing="0"/>
-        <w:contextualSpacing/>
-        <w:rPr>
-          <w:rFonts w:ascii="Chalkboard" w:hAnsi="Chalkboard" w:cs="Open Sans"/>
-          <w:sz w:val="32"/>
-          <w:szCs w:val="32"/>
-          <w:shd w:val="clear" w:color="auto" w:fill="FFFFFF"/>
-        </w:rPr>
-      </w:pPr>
-      <w:r>
-        <w:rPr>
-          <w:rFonts w:ascii="Chalkboard" w:hAnsi="Chalkboard" w:cs="Open Sans"/>
-          <w:sz w:val="32"/>
-          <w:szCs w:val="32"/>
-          <w:shd w:val="clear" w:color="auto" w:fill="FFFFFF"/>
-        </w:rPr>
-        <w:t xml:space="preserve">Eccomi Signor, vengo a Te mio Re, </w:t>
-      </w:r>
-    </w:p>
-    <w:p>
-      <w:pPr>
-        <w:pStyle w:val="NormaleWeb"/>
-        <w:shd w:val="clear" w:color="auto" w:fill="FFFFFF"/>
-        <w:spacing w:before="0" w:beforeAutospacing="0" w:after="0" w:afterAutospacing="0"/>
-        <w:contextualSpacing/>
-        <w:rPr>
-          <w:rFonts w:ascii="Chalkboard" w:hAnsi="Chalkboard" w:cs="Open Sans"/>
-          <w:sz w:val="32"/>
-          <w:szCs w:val="32"/>
-          <w:shd w:val="clear" w:color="auto" w:fill="FFFFFF"/>
-        </w:rPr>
-      </w:pPr>
-      <w:r>
-        <w:rPr>
-          <w:rFonts w:ascii="Chalkboard" w:hAnsi="Chalkboard" w:cs="Open Sans"/>
-          <w:sz w:val="32"/>
-          <w:szCs w:val="32"/>
-          <w:shd w:val="clear" w:color="auto" w:fill="FFFFFF"/>
-        </w:rPr>
-        <w:lastRenderedPageBreak/>
-        <w:t>che si compia in me la tua volontà.</w:t>
-      </w:r>
-      <w:r>
-        <w:rPr>
-          <w:rFonts w:ascii="Chalkboard" w:hAnsi="Chalkboard" w:cs="Open Sans"/>
+        <w:rPr>
+          <w:rFonts w:ascii="Chalkboard" w:hAnsi="Chalkboard"/>
+          <w:sz w:val="32"/>
+          <w:szCs w:val="32"/>
+        </w:rPr>
+      </w:pPr>
+      <w:r>
+        <w:rPr>
+          <w:rFonts w:ascii="Chalkboard" w:hAnsi="Chalkboard"/>
+          <w:sz w:val="32"/>
+          <w:szCs w:val="32"/>
+        </w:rPr>
+        <w:t>Ho bisogno d’incontrarti nel mio cuore,</w:t>
+      </w:r>
+      <w:r>
+        <w:rPr>
+          <w:rFonts w:ascii="Chalkboard" w:hAnsi="Chalkboard"/>
           <w:sz w:val="32"/>
           <w:szCs w:val="32"/>
         </w:rPr>
         <w:br/>
-      </w:r>
-      <w:r>
-        <w:rPr>
-          <w:rFonts w:ascii="Chalkboard" w:hAnsi="Chalkboard" w:cs="Open Sans"/>
-          <w:sz w:val="32"/>
-          <w:szCs w:val="32"/>
-          <w:shd w:val="clear" w:color="auto" w:fill="FFFFFF"/>
-        </w:rPr>
-        <w:t xml:space="preserve">Eccomi Signor, vengo a Te mio Dio, </w:t>
-      </w:r>
-    </w:p>
-    <w:p>
-      <w:pPr>
-        <w:pStyle w:val="NormaleWeb"/>
-        <w:shd w:val="clear" w:color="auto" w:fill="FFFFFF"/>
-        <w:spacing w:before="0" w:beforeAutospacing="0" w:after="0" w:afterAutospacing="0"/>
-        <w:contextualSpacing/>
-        <w:rPr>
-          <w:rFonts w:ascii="Chalkboard" w:hAnsi="Chalkboard" w:cs="Open Sans"/>
-          <w:sz w:val="32"/>
-          <w:szCs w:val="32"/>
-          <w:shd w:val="clear" w:color="auto" w:fill="FFFFFF"/>
-        </w:rPr>
-      </w:pPr>
-      <w:r>
-        <w:rPr>
-          <w:rFonts w:ascii="Chalkboard" w:hAnsi="Chalkboard" w:cs="Open Sans"/>
-          <w:sz w:val="32"/>
-          <w:szCs w:val="32"/>
-          <w:shd w:val="clear" w:color="auto" w:fill="FFFFFF"/>
-        </w:rPr>
-        <w:t>plasma il cuore mio e di Te vivrò.</w:t>
-      </w:r>
-      <w:r>
-        <w:rPr>
-          <w:rFonts w:ascii="Chalkboard" w:hAnsi="Chalkboard" w:cs="Open Sans"/>
+        <w:t>di trovare te, di stare insieme a te:</w:t>
+      </w:r>
+      <w:r>
+        <w:rPr>
+          <w:rFonts w:ascii="Chalkboard" w:hAnsi="Chalkboard"/>
           <w:sz w:val="32"/>
           <w:szCs w:val="32"/>
         </w:rPr>
         <w:br/>
-      </w:r>
-      <w:r>
-        <w:rPr>
-          <w:rFonts w:ascii="Chalkboard" w:hAnsi="Chalkboard" w:cs="Open Sans"/>
-          <w:sz w:val="32"/>
-          <w:szCs w:val="32"/>
-          <w:shd w:val="clear" w:color="auto" w:fill="FFFFFF"/>
-        </w:rPr>
-        <w:t xml:space="preserve">Se Tu lo vuoi Signore manda me </w:t>
-      </w:r>
-    </w:p>
-    <w:p>
-      <w:pPr>
-        <w:pStyle w:val="NormaleWeb"/>
-        <w:shd w:val="clear" w:color="auto" w:fill="FFFFFF"/>
-        <w:spacing w:before="0" w:beforeAutospacing="0" w:after="0" w:afterAutospacing="0"/>
-        <w:contextualSpacing/>
-        <w:rPr>
-          <w:rFonts w:ascii="Chalkboard" w:hAnsi="Chalkboard" w:cs="Open Sans"/>
-          <w:sz w:val="32"/>
-          <w:szCs w:val="32"/>
-          <w:shd w:val="clear" w:color="auto" w:fill="FFFFFF"/>
-        </w:rPr>
-      </w:pPr>
-      <w:r>
-        <w:rPr>
-          <w:rFonts w:ascii="Chalkboard" w:hAnsi="Chalkboard" w:cs="Open Sans"/>
-          <w:sz w:val="32"/>
-          <w:szCs w:val="32"/>
-          <w:shd w:val="clear" w:color="auto" w:fill="FFFFFF"/>
-        </w:rPr>
-        <w:t>e il tuo nome annuncerò.</w:t>
-      </w:r>
-    </w:p>
-    <w:p>
-      <w:pPr>
-        <w:pStyle w:val="NormaleWeb"/>
-        <w:shd w:val="clear" w:color="auto" w:fill="FFFFFF"/>
-        <w:spacing w:before="0" w:beforeAutospacing="0" w:after="0" w:afterAutospacing="0"/>
-        <w:contextualSpacing/>
-        <w:rPr>
-          <w:rFonts w:ascii="Chalkboard" w:hAnsi="Chalkboard" w:cs="Segoe UI"/>
-          <w:sz w:val="22"/>
-          <w:szCs w:val="22"/>
-        </w:rPr>
-      </w:pPr>
-    </w:p>
-    <w:p>
-      <w:pPr>
-        <w:pStyle w:val="NormaleWeb"/>
-        <w:shd w:val="clear" w:color="auto" w:fill="FFFFFF"/>
-        <w:spacing w:before="270" w:beforeAutospacing="0" w:after="0" w:afterAutospacing="0"/>
-        <w:contextualSpacing/>
-        <w:rPr>
-          <w:rStyle w:val="Enfasigrassetto"/>
-          <w:rFonts w:ascii="Chalkboard" w:hAnsi="Chalkboard" w:cs="Open Sans"/>
-          <w:sz w:val="32"/>
-          <w:szCs w:val="32"/>
-          <w:shd w:val="clear" w:color="auto" w:fill="FFFFFF"/>
-        </w:rPr>
-      </w:pPr>
-      <w:r>
-        <w:rPr>
-          <w:rStyle w:val="Enfasigrassetto"/>
-          <w:rFonts w:ascii="Chalkboard" w:hAnsi="Chalkboard" w:cs="Open Sans"/>
-          <w:sz w:val="32"/>
-          <w:szCs w:val="32"/>
-          <w:shd w:val="clear" w:color="auto" w:fill="FFFFFF"/>
-        </w:rPr>
-        <w:t>RIT. Come Tu mi vuoi io sarò,</w:t>
-      </w:r>
-      <w:r>
-        <w:rPr>
-          <w:rFonts w:ascii="Chalkboard" w:hAnsi="Chalkboard" w:cs="Open Sans"/>
+        <w:t>unico riferimento del mio andare,</w:t>
+      </w:r>
+      <w:r>
+        <w:rPr>
+          <w:rFonts w:ascii="Chalkboard" w:hAnsi="Chalkboard"/>
           <w:sz w:val="32"/>
           <w:szCs w:val="32"/>
         </w:rPr>
         <w:br/>
-      </w:r>
-      <w:r>
-        <w:rPr>
-          <w:rStyle w:val="Enfasigrassetto"/>
-          <w:rFonts w:ascii="Chalkboard" w:hAnsi="Chalkboard" w:cs="Open Sans"/>
-          <w:sz w:val="32"/>
-          <w:szCs w:val="32"/>
-          <w:shd w:val="clear" w:color="auto" w:fill="FFFFFF"/>
-        </w:rPr>
-        <w:t>dove Tu mi vuoi io andrò.</w:t>
-      </w:r>
-      <w:r>
-        <w:rPr>
-          <w:rFonts w:ascii="Chalkboard" w:hAnsi="Chalkboard" w:cs="Open Sans"/>
+        <w:t>unica ragione tu, unico sostegno tu</w:t>
+      </w:r>
+      <w:r>
+        <w:rPr>
+          <w:rFonts w:ascii="Chalkboard" w:hAnsi="Chalkboard"/>
+          <w:sz w:val="32"/>
+          <w:szCs w:val="32"/>
+        </w:rPr>
+        <w:t>.</w:t>
+      </w:r>
+      <w:r>
+        <w:rPr>
+          <w:rFonts w:ascii="Chalkboard" w:hAnsi="Chalkboard"/>
           <w:sz w:val="32"/>
           <w:szCs w:val="32"/>
         </w:rPr>
@@ -2105,60 +1461,60 @@
       </w:r>
       <w:r>
         <w:rPr>
-          <w:rStyle w:val="Enfasigrassetto"/>
-          <w:rFonts w:ascii="Chalkboard" w:hAnsi="Chalkboard" w:cs="Open Sans"/>
-          <w:sz w:val="32"/>
-          <w:szCs w:val="32"/>
-          <w:shd w:val="clear" w:color="auto" w:fill="FFFFFF"/>
-        </w:rPr>
-        <w:t xml:space="preserve">Questa vita io voglio donarla a Te, </w:t>
-      </w:r>
-    </w:p>
-    <w:p>
-      <w:pPr>
-        <w:pStyle w:val="NormaleWeb"/>
-        <w:shd w:val="clear" w:color="auto" w:fill="FFFFFF"/>
-        <w:spacing w:before="270" w:beforeAutospacing="0" w:after="0" w:afterAutospacing="0"/>
-        <w:contextualSpacing/>
-        <w:rPr>
-          <w:rStyle w:val="Enfasigrassetto"/>
-          <w:rFonts w:ascii="Chalkboard" w:hAnsi="Chalkboard" w:cs="Open Sans"/>
-          <w:sz w:val="32"/>
-          <w:szCs w:val="32"/>
-          <w:shd w:val="clear" w:color="auto" w:fill="FFFFFF"/>
-        </w:rPr>
-      </w:pPr>
-      <w:r>
-        <w:rPr>
-          <w:rStyle w:val="Enfasigrassetto"/>
-          <w:rFonts w:ascii="Chalkboard" w:hAnsi="Chalkboard" w:cs="Open Sans"/>
-          <w:sz w:val="32"/>
-          <w:szCs w:val="32"/>
-          <w:shd w:val="clear" w:color="auto" w:fill="FFFFFF"/>
-        </w:rPr>
-        <w:t>per dar gloria al tuo nome mio Re.</w:t>
-      </w:r>
-      <w:r>
-        <w:rPr>
-          <w:rFonts w:ascii="Chalkboard" w:hAnsi="Chalkboard" w:cs="Open Sans"/>
+          <w:rFonts w:ascii="Chalkboard" w:hAnsi="Chalkboard"/>
+          <w:sz w:val="32"/>
+          <w:szCs w:val="32"/>
+        </w:rPr>
+        <w:t>A</w:t>
+      </w:r>
+      <w:r>
+        <w:rPr>
+          <w:rFonts w:ascii="Chalkboard" w:hAnsi="Chalkboard"/>
+          <w:sz w:val="32"/>
+          <w:szCs w:val="32"/>
+        </w:rPr>
+        <w:t>l centro del mio cuore ci sei solo tu.</w:t>
+      </w:r>
+    </w:p>
+    <w:p>
+      <w:pPr>
+        <w:pStyle w:val="NormaleWeb"/>
+        <w:shd w:val="clear" w:color="auto" w:fill="FFFFFF"/>
+        <w:spacing w:before="0" w:beforeAutospacing="0" w:after="0" w:afterAutospacing="0"/>
+        <w:rPr>
+          <w:rFonts w:ascii="Chalkboard" w:hAnsi="Chalkboard"/>
+          <w:sz w:val="32"/>
+          <w:szCs w:val="32"/>
+        </w:rPr>
+      </w:pPr>
+      <w:r>
+        <w:rPr>
+          <w:rFonts w:ascii="Chalkboard" w:hAnsi="Chalkboard"/>
+          <w:sz w:val="32"/>
+          <w:szCs w:val="32"/>
+        </w:rPr>
+        <w:t>Anche il cielo gira intorno e non ha pace,</w:t>
+      </w:r>
+      <w:r>
+        <w:rPr>
+          <w:rFonts w:ascii="Chalkboard" w:hAnsi="Chalkboard"/>
           <w:sz w:val="32"/>
           <w:szCs w:val="32"/>
         </w:rPr>
         <w:br/>
-      </w:r>
-      <w:r>
-        <w:rPr>
-          <w:rStyle w:val="Enfasigrassetto"/>
-          <w:rFonts w:ascii="Chalkboard" w:hAnsi="Chalkboard" w:cs="Open Sans"/>
-          <w:sz w:val="32"/>
-          <w:szCs w:val="32"/>
-          <w:shd w:val="clear" w:color="auto" w:fill="FFFFFF"/>
-        </w:rPr>
-        <w:t>Come Tu mi vuoi io sarò</w:t>
-      </w:r>
-      <w:r>
-        <w:rPr>
-          <w:rFonts w:ascii="Chalkboard" w:hAnsi="Chalkboard" w:cs="Open Sans"/>
+        <w:t>ma c’è un punto fermo, è quella stella là</w:t>
+      </w:r>
+      <w:r>
+        <w:rPr>
+          <w:rFonts w:ascii="Chalkboard" w:hAnsi="Chalkboard"/>
+          <w:sz w:val="32"/>
+          <w:szCs w:val="32"/>
+        </w:rPr>
+        <w:t>.</w:t>
+      </w:r>
+      <w:r>
+        <w:rPr>
+          <w:rFonts w:ascii="Chalkboard" w:hAnsi="Chalkboard"/>
           <w:sz w:val="32"/>
           <w:szCs w:val="32"/>
         </w:rPr>
@@ -2166,35 +1522,40 @@
       </w:r>
       <w:r>
         <w:rPr>
-          <w:rStyle w:val="Enfasigrassetto"/>
-          <w:rFonts w:ascii="Chalkboard" w:hAnsi="Chalkboard" w:cs="Open Sans"/>
-          <w:sz w:val="32"/>
-          <w:szCs w:val="32"/>
-          <w:shd w:val="clear" w:color="auto" w:fill="FFFFFF"/>
-        </w:rPr>
-        <w:t>dove Tu mi vuoi io andrò.</w:t>
-      </w:r>
-      <w:r>
-        <w:rPr>
-          <w:rFonts w:ascii="Chalkboard" w:hAnsi="Chalkboard" w:cs="Open Sans"/>
+          <w:rFonts w:ascii="Chalkboard" w:hAnsi="Chalkboard"/>
+          <w:sz w:val="32"/>
+          <w:szCs w:val="32"/>
+        </w:rPr>
+        <w:t>L</w:t>
+      </w:r>
+      <w:r>
+        <w:rPr>
+          <w:rFonts w:ascii="Chalkboard" w:hAnsi="Chalkboard"/>
+          <w:sz w:val="32"/>
+          <w:szCs w:val="32"/>
+        </w:rPr>
+        <w:t>a stella polare è fissa ed è la sola,</w:t>
+      </w:r>
+      <w:r>
+        <w:rPr>
+          <w:rFonts w:ascii="Chalkboard" w:hAnsi="Chalkboard"/>
           <w:sz w:val="32"/>
           <w:szCs w:val="32"/>
         </w:rPr>
         <w:br/>
-      </w:r>
-      <w:r>
-        <w:rPr>
-          <w:rStyle w:val="Enfasigrassetto"/>
-          <w:rFonts w:ascii="Chalkboard" w:hAnsi="Chalkboard" w:cs="Open Sans"/>
-          <w:sz w:val="32"/>
-          <w:szCs w:val="32"/>
-          <w:shd w:val="clear" w:color="auto" w:fill="FFFFFF"/>
-        </w:rPr>
-        <w:t>Se mi guida il tuo amore paura non ho,</w:t>
-      </w:r>
-      <w:r>
-        <w:rPr>
-          <w:rFonts w:ascii="Chalkboard" w:hAnsi="Chalkboard" w:cs="Open Sans"/>
+        <w:t>la stella polare tu, la stella sicura tu</w:t>
+      </w:r>
+      <w:r>
+        <w:rPr>
+          <w:rFonts w:ascii="Chalkboard" w:hAnsi="Chalkboard"/>
+          <w:sz w:val="32"/>
+          <w:szCs w:val="32"/>
+        </w:rPr>
+        <w:t>.</w:t>
+      </w:r>
+      <w:r>
+        <w:rPr>
+          <w:rFonts w:ascii="Chalkboard" w:hAnsi="Chalkboard"/>
           <w:sz w:val="32"/>
           <w:szCs w:val="32"/>
         </w:rPr>
@@ -2202,78 +1563,68 @@
       </w:r>
       <w:r>
         <w:rPr>
-          <w:rStyle w:val="Enfasigrassetto"/>
-          <w:rFonts w:ascii="Chalkboard" w:hAnsi="Chalkboard" w:cs="Open Sans"/>
-          <w:sz w:val="32"/>
-          <w:szCs w:val="32"/>
-          <w:shd w:val="clear" w:color="auto" w:fill="FFFFFF"/>
-        </w:rPr>
-        <w:t>per sempre io sarò come Tu mi vuoi.</w:t>
-      </w:r>
-    </w:p>
-    <w:p>
-      <w:pPr>
-        <w:pStyle w:val="NormaleWeb"/>
-        <w:shd w:val="clear" w:color="auto" w:fill="FFFFFF"/>
-        <w:spacing w:before="270" w:beforeAutospacing="0" w:after="0" w:afterAutospacing="0"/>
-        <w:contextualSpacing/>
-        <w:rPr>
-          <w:rStyle w:val="Enfasigrassetto"/>
-          <w:rFonts w:ascii="Chalkboard" w:hAnsi="Chalkboard" w:cs="Open Sans"/>
+          <w:rFonts w:ascii="Chalkboard" w:hAnsi="Chalkboard"/>
+          <w:sz w:val="32"/>
+          <w:szCs w:val="32"/>
+        </w:rPr>
+        <w:t>A</w:t>
+      </w:r>
+      <w:r>
+        <w:rPr>
+          <w:rFonts w:ascii="Chalkboard" w:hAnsi="Chalkboard"/>
+          <w:sz w:val="32"/>
+          <w:szCs w:val="32"/>
+        </w:rPr>
+        <w:t>l centro del mio cuore ci sei solo tu.</w:t>
+      </w:r>
+    </w:p>
+    <w:p>
+      <w:pPr>
+        <w:pStyle w:val="NormaleWeb"/>
+        <w:shd w:val="clear" w:color="auto" w:fill="FFFFFF"/>
+        <w:spacing w:before="0" w:beforeAutospacing="0" w:after="0" w:afterAutospacing="0"/>
+        <w:rPr>
+          <w:rFonts w:ascii="Chalkboard" w:hAnsi="Chalkboard"/>
           <w:sz w:val="20"/>
           <w:szCs w:val="20"/>
-          <w:shd w:val="clear" w:color="auto" w:fill="FFFFFF"/>
-        </w:rPr>
-      </w:pPr>
-    </w:p>
-    <w:p>
-      <w:pPr>
-        <w:pStyle w:val="NormaleWeb"/>
-        <w:shd w:val="clear" w:color="auto" w:fill="FFFFFF"/>
-        <w:spacing w:before="270" w:beforeAutospacing="0" w:after="0" w:afterAutospacing="0"/>
-        <w:contextualSpacing/>
-        <w:rPr>
-          <w:rFonts w:ascii="Chalkboard" w:hAnsi="Chalkboard" w:cs="Open Sans"/>
-          <w:sz w:val="32"/>
-          <w:szCs w:val="32"/>
-          <w:shd w:val="clear" w:color="auto" w:fill="FFFFFF"/>
-        </w:rPr>
-      </w:pPr>
-      <w:r>
-        <w:rPr>
-          <w:rFonts w:ascii="Chalkboard" w:hAnsi="Chalkboard" w:cs="Open Sans"/>
-          <w:sz w:val="32"/>
-          <w:szCs w:val="32"/>
-          <w:shd w:val="clear" w:color="auto" w:fill="FFFFFF"/>
-        </w:rPr>
-        <w:t xml:space="preserve">Eccomi Signor, vengo a Te mio Re, </w:t>
-      </w:r>
-    </w:p>
-    <w:p>
-      <w:pPr>
-        <w:pStyle w:val="NormaleWeb"/>
-        <w:shd w:val="clear" w:color="auto" w:fill="FFFFFF"/>
-        <w:spacing w:before="270" w:beforeAutospacing="0" w:after="0" w:afterAutospacing="0"/>
-        <w:contextualSpacing/>
-        <w:rPr>
-          <w:rFonts w:ascii="Chalkboard" w:hAnsi="Chalkboard" w:cs="Open Sans"/>
-          <w:sz w:val="32"/>
-          <w:szCs w:val="32"/>
-          <w:shd w:val="clear" w:color="auto" w:fill="FFFFFF"/>
-        </w:rPr>
-      </w:pPr>
-      <w:r>
-        <w:rPr>
-          <w:rFonts w:ascii="Chalkboard" w:hAnsi="Chalkboard" w:cs="Open Sans"/>
-          <w:sz w:val="32"/>
-          <w:szCs w:val="32"/>
-          <w:shd w:val="clear" w:color="auto" w:fill="FFFFFF"/>
-        </w:rPr>
-        <w:t>che si compia in me la tua volontà.</w:t>
-      </w:r>
-      <w:r>
-        <w:rPr>
-          <w:rFonts w:ascii="Chalkboard" w:hAnsi="Chalkboard" w:cs="Open Sans"/>
+        </w:rPr>
+      </w:pPr>
+    </w:p>
+    <w:p>
+      <w:pPr>
+        <w:pStyle w:val="NormaleWeb"/>
+        <w:shd w:val="clear" w:color="auto" w:fill="FFFFFF"/>
+        <w:spacing w:before="0" w:beforeAutospacing="0" w:after="0" w:afterAutospacing="0"/>
+        <w:rPr>
+          <w:rFonts w:ascii="Chalkboard" w:hAnsi="Chalkboard"/>
+          <w:sz w:val="32"/>
+          <w:szCs w:val="32"/>
+        </w:rPr>
+      </w:pPr>
+      <w:r>
+        <w:rPr>
+          <w:rStyle w:val="Enfasigrassetto"/>
+          <w:rFonts w:ascii="Chalkboard" w:hAnsi="Chalkboard"/>
+          <w:sz w:val="32"/>
+          <w:szCs w:val="32"/>
+        </w:rPr>
+        <w:lastRenderedPageBreak/>
+        <w:t xml:space="preserve">RIT. </w:t>
+      </w:r>
+      <w:r>
+        <w:rPr>
+          <w:rStyle w:val="Enfasigrassetto"/>
+          <w:rFonts w:ascii="Chalkboard" w:hAnsi="Chalkboard"/>
+          <w:sz w:val="32"/>
+          <w:szCs w:val="32"/>
+        </w:rPr>
+        <w:t>Tutto ruota attorno a te, in funzione di te</w:t>
+      </w:r>
+      <w:r>
+        <w:rPr>
+          <w:rFonts w:ascii="Chalkboard" w:hAnsi="Chalkboard"/>
+          <w:b/>
+          <w:bCs/>
           <w:sz w:val="32"/>
           <w:szCs w:val="32"/>
         </w:rPr>
@@ -2281,76 +1632,112 @@
       </w:r>
       <w:r>
         <w:rPr>
-          <w:rFonts w:ascii="Chalkboard" w:hAnsi="Chalkboard" w:cs="Open Sans"/>
-          <w:sz w:val="32"/>
-          <w:szCs w:val="32"/>
-          <w:shd w:val="clear" w:color="auto" w:fill="FFFFFF"/>
-        </w:rPr>
-        <w:t>Eccomi Signor, vengo a Te mio Dio,</w:t>
-      </w:r>
-    </w:p>
-    <w:p>
-      <w:pPr>
-        <w:pStyle w:val="NormaleWeb"/>
-        <w:shd w:val="clear" w:color="auto" w:fill="FFFFFF"/>
-        <w:spacing w:before="270" w:beforeAutospacing="0" w:after="0" w:afterAutospacing="0"/>
-        <w:contextualSpacing/>
-        <w:rPr>
-          <w:rFonts w:ascii="Chalkboard" w:hAnsi="Chalkboard" w:cs="Open Sans"/>
-          <w:sz w:val="32"/>
-          <w:szCs w:val="32"/>
-          <w:shd w:val="clear" w:color="auto" w:fill="FFFFFF"/>
-        </w:rPr>
-      </w:pPr>
-      <w:r>
-        <w:rPr>
-          <w:rFonts w:ascii="Chalkboard" w:hAnsi="Chalkboard" w:cs="Open Sans"/>
-          <w:sz w:val="32"/>
-          <w:szCs w:val="32"/>
-          <w:shd w:val="clear" w:color="auto" w:fill="FFFFFF"/>
-        </w:rPr>
-        <w:t>plasma il cuore mio e di Te vivrò.</w:t>
-      </w:r>
-      <w:r>
-        <w:rPr>
-          <w:rFonts w:ascii="Chalkboard" w:hAnsi="Chalkboard" w:cs="Open Sans"/>
+          <w:rStyle w:val="Enfasigrassetto"/>
+          <w:rFonts w:ascii="Chalkboard" w:hAnsi="Chalkboard"/>
+          <w:sz w:val="32"/>
+          <w:szCs w:val="32"/>
+        </w:rPr>
+        <w:t>e poi non importa il “come” il “dove” e il “se”.</w:t>
+      </w:r>
+      <w:r>
+        <w:rPr>
+          <w:rStyle w:val="Enfasigrassetto"/>
+          <w:rFonts w:ascii="Chalkboard" w:hAnsi="Chalkboard"/>
+          <w:sz w:val="32"/>
+          <w:szCs w:val="32"/>
+        </w:rPr>
+        <w:t xml:space="preserve"> (2v.)</w:t>
+      </w:r>
+    </w:p>
+    <w:p>
+      <w:pPr>
+        <w:pStyle w:val="NormaleWeb"/>
+        <w:shd w:val="clear" w:color="auto" w:fill="FFFFFF"/>
+        <w:spacing w:before="0" w:beforeAutospacing="0" w:after="0" w:afterAutospacing="0"/>
+        <w:rPr>
+          <w:rFonts w:ascii="Chalkboard" w:hAnsi="Chalkboard"/>
+          <w:sz w:val="20"/>
+          <w:szCs w:val="20"/>
+        </w:rPr>
+      </w:pPr>
+    </w:p>
+    <w:p>
+      <w:pPr>
+        <w:pStyle w:val="NormaleWeb"/>
+        <w:shd w:val="clear" w:color="auto" w:fill="FFFFFF"/>
+        <w:spacing w:before="0" w:beforeAutospacing="0" w:after="0" w:afterAutospacing="0"/>
+        <w:rPr>
+          <w:rFonts w:ascii="Chalkboard" w:hAnsi="Chalkboard"/>
+          <w:sz w:val="32"/>
+          <w:szCs w:val="32"/>
+        </w:rPr>
+      </w:pPr>
+      <w:r>
+        <w:rPr>
+          <w:rFonts w:ascii="Chalkboard" w:hAnsi="Chalkboard"/>
+          <w:sz w:val="32"/>
+          <w:szCs w:val="32"/>
+        </w:rPr>
+        <w:t>Che tu splenda sempre al centro del mio cuore,</w:t>
+      </w:r>
+      <w:r>
+        <w:rPr>
+          <w:rFonts w:ascii="Chalkboard" w:hAnsi="Chalkboard"/>
           <w:sz w:val="32"/>
           <w:szCs w:val="32"/>
         </w:rPr>
         <w:br/>
-      </w:r>
-      <w:r>
-        <w:rPr>
-          <w:rFonts w:ascii="Chalkboard" w:hAnsi="Chalkboard" w:cs="Open Sans"/>
-          <w:sz w:val="32"/>
-          <w:szCs w:val="32"/>
-          <w:shd w:val="clear" w:color="auto" w:fill="FFFFFF"/>
-        </w:rPr>
-        <w:t xml:space="preserve">Tra le tue mani mai più vacillerò </w:t>
-      </w:r>
-    </w:p>
-    <w:p>
-      <w:pPr>
-        <w:pStyle w:val="NormaleWeb"/>
-        <w:shd w:val="clear" w:color="auto" w:fill="FFFFFF"/>
-        <w:spacing w:before="270" w:beforeAutospacing="0" w:after="0" w:afterAutospacing="0"/>
-        <w:contextualSpacing/>
-        <w:rPr>
-          <w:rStyle w:val="Enfasigrassetto"/>
-          <w:rFonts w:ascii="Chalkboard" w:hAnsi="Chalkboard" w:cs="Open Sans"/>
-          <w:sz w:val="32"/>
-          <w:szCs w:val="32"/>
-          <w:shd w:val="clear" w:color="auto" w:fill="FFFFFF"/>
-        </w:rPr>
-      </w:pPr>
-      <w:r>
-        <w:rPr>
-          <w:rFonts w:ascii="Chalkboard" w:hAnsi="Chalkboard" w:cs="Open Sans"/>
-          <w:sz w:val="32"/>
-          <w:szCs w:val="32"/>
-          <w:shd w:val="clear" w:color="auto" w:fill="FFFFFF"/>
-        </w:rPr>
-        <w:t>e strumento tuo sarò.</w:t>
+        <w:t>il significato allora sarai tu:</w:t>
+      </w:r>
+      <w:r>
+        <w:rPr>
+          <w:rFonts w:ascii="Chalkboard" w:hAnsi="Chalkboard"/>
+          <w:sz w:val="32"/>
+          <w:szCs w:val="32"/>
+        </w:rPr>
+        <w:br/>
+        <w:t>quello che farò sarà soltanto amore,</w:t>
+      </w:r>
+      <w:r>
+        <w:rPr>
+          <w:rFonts w:ascii="Chalkboard" w:hAnsi="Chalkboard"/>
+          <w:sz w:val="32"/>
+          <w:szCs w:val="32"/>
+        </w:rPr>
+        <w:br/>
+        <w:t>unico sostegno tu, la stella polare tu</w:t>
+      </w:r>
+      <w:r>
+        <w:rPr>
+          <w:rFonts w:ascii="Chalkboard" w:hAnsi="Chalkboard"/>
+          <w:sz w:val="32"/>
+          <w:szCs w:val="32"/>
+        </w:rPr>
+        <w:t>.</w:t>
+      </w:r>
+      <w:r>
+        <w:rPr>
+          <w:rFonts w:ascii="Chalkboard" w:hAnsi="Chalkboard"/>
+          <w:sz w:val="32"/>
+          <w:szCs w:val="32"/>
+        </w:rPr>
+        <w:br/>
+      </w:r>
+      <w:r>
+        <w:rPr>
+          <w:rFonts w:ascii="Chalkboard" w:hAnsi="Chalkboard"/>
+          <w:sz w:val="32"/>
+          <w:szCs w:val="32"/>
+        </w:rPr>
+        <w:t>A</w:t>
+      </w:r>
+      <w:r>
+        <w:rPr>
+          <w:rFonts w:ascii="Chalkboard" w:hAnsi="Chalkboard"/>
+          <w:sz w:val="32"/>
+          <w:szCs w:val="32"/>
+        </w:rPr>
+        <w:t>l centro del mio cuore ci sei solo tu.</w:t>
       </w:r>
     </w:p>
     <w:p>
@@ -2375,13 +1762,13 @@
         <w:spacing w:before="0" w:beforeAutospacing="0" w:after="0" w:afterAutospacing="0"/>
         <w:textAlignment w:val="baseline"/>
         <w:rPr>
-          <w:rStyle w:val="Enfasigrassetto"/>
-          <w:rFonts w:ascii="Chalkboard" w:hAnsi="Chalkboard" w:cs="Open Sans"/>
-          <w:b w:val="0"/>
-          <w:bCs w:val="0"/>
+          <w:rFonts w:ascii="Chalkboard" w:hAnsi="Chalkboard" w:cs="Open Sans"/>
+          <w:b/>
+          <w:bCs/>
           <w:spacing w:val="15"/>
           <w:sz w:val="32"/>
           <w:szCs w:val="32"/>
+          <w:bdr w:val="none" w:sz="0" w:space="0" w:color="auto" w:frame="1"/>
         </w:rPr>
       </w:pPr>
       <w:r>
@@ -2394,16 +1781,110 @@
           <w:szCs w:val="32"/>
           <w:bdr w:val="none" w:sz="0" w:space="0" w:color="auto" w:frame="1"/>
         </w:rPr>
-        <w:t>RIT.</w:t>
-      </w:r>
-      <w:r>
-        <w:rPr>
-          <w:rFonts w:ascii="Chalkboard" w:hAnsi="Chalkboard" w:cs="Open Sans"/>
+        <w:t>RIT</w:t>
+      </w:r>
+      <w:r>
+        <w:rPr>
+          <w:rFonts w:ascii="Chalkboard" w:hAnsi="Chalkboard" w:cs="Open Sans"/>
+          <w:b/>
+          <w:bCs/>
           <w:spacing w:val="15"/>
           <w:sz w:val="32"/>
           <w:szCs w:val="32"/>
-        </w:rPr>
-        <w:t> </w:t>
+          <w:bdr w:val="none" w:sz="0" w:space="0" w:color="auto" w:frame="1"/>
+        </w:rPr>
+        <w:t>. (2v.)</w:t>
+      </w:r>
+    </w:p>
+    <w:p>
+      <w:pPr>
+        <w:pStyle w:val="NormaleWeb"/>
+        <w:shd w:val="clear" w:color="auto" w:fill="FFFFFF"/>
+        <w:spacing w:before="0" w:beforeAutospacing="0" w:after="0" w:afterAutospacing="0"/>
+        <w:rPr>
+          <w:rFonts w:ascii="Chalkboard" w:hAnsi="Chalkboard"/>
+          <w:sz w:val="20"/>
+          <w:szCs w:val="20"/>
+        </w:rPr>
+      </w:pPr>
+    </w:p>
+    <w:p>
+      <w:pPr>
+        <w:pStyle w:val="NormaleWeb"/>
+        <w:shd w:val="clear" w:color="auto" w:fill="FFFFFF"/>
+        <w:spacing w:before="0" w:beforeAutospacing="0" w:after="0" w:afterAutospacing="0"/>
+        <w:rPr>
+          <w:rFonts w:ascii="Chalkboard" w:hAnsi="Chalkboard"/>
+          <w:sz w:val="32"/>
+          <w:szCs w:val="32"/>
+        </w:rPr>
+      </w:pPr>
+      <w:r>
+        <w:rPr>
+          <w:rFonts w:ascii="Chalkboard" w:hAnsi="Chalkboard"/>
+          <w:sz w:val="32"/>
+          <w:szCs w:val="32"/>
+        </w:rPr>
+        <w:t>Ho bisogno d’incontrarti nel mio cuore,</w:t>
+      </w:r>
+      <w:r>
+        <w:rPr>
+          <w:rFonts w:ascii="Chalkboard" w:hAnsi="Chalkboard"/>
+          <w:sz w:val="32"/>
+          <w:szCs w:val="32"/>
+        </w:rPr>
+        <w:br/>
+        <w:t>di trovare te, di stare insieme a te:</w:t>
+      </w:r>
+      <w:r>
+        <w:rPr>
+          <w:rFonts w:ascii="Chalkboard" w:hAnsi="Chalkboard"/>
+          <w:sz w:val="32"/>
+          <w:szCs w:val="32"/>
+        </w:rPr>
+        <w:br/>
+        <w:t>unico riferimento del mio andare,</w:t>
+      </w:r>
+      <w:r>
+        <w:rPr>
+          <w:rFonts w:ascii="Chalkboard" w:hAnsi="Chalkboard"/>
+          <w:sz w:val="32"/>
+          <w:szCs w:val="32"/>
+        </w:rPr>
+        <w:br/>
+        <w:t>unica ragione tu, unico sostegno tu</w:t>
+      </w:r>
+      <w:r>
+        <w:rPr>
+          <w:rFonts w:ascii="Chalkboard" w:hAnsi="Chalkboard"/>
+          <w:sz w:val="32"/>
+          <w:szCs w:val="32"/>
+        </w:rPr>
+        <w:t>.</w:t>
+      </w:r>
+      <w:r>
+        <w:rPr>
+          <w:rFonts w:ascii="Chalkboard" w:hAnsi="Chalkboard"/>
+          <w:sz w:val="32"/>
+          <w:szCs w:val="32"/>
+        </w:rPr>
+        <w:br/>
+      </w:r>
+      <w:r>
+        <w:rPr>
+          <w:rFonts w:ascii="Chalkboard" w:hAnsi="Chalkboard"/>
+          <w:sz w:val="32"/>
+          <w:szCs w:val="32"/>
+        </w:rPr>
+        <w:t>A</w:t>
+      </w:r>
+      <w:r>
+        <w:rPr>
+          <w:rFonts w:ascii="Chalkboard" w:hAnsi="Chalkboard"/>
+          <w:sz w:val="32"/>
+          <w:szCs w:val="32"/>
+        </w:rPr>
+        <w:t>l centro del mio cuore ci sei solo tu.</w:t>
       </w:r>
     </w:p>
     <w:p>
@@ -2469,7 +1950,7 @@
           <w:szCs w:val="36"/>
           <w:u w:val="single"/>
         </w:rPr>
-        <w:t>DANZA LA VITA</w:t>
+        <w:t>CON CUORE DI PADRE</w:t>
       </w:r>
     </w:p>
     <w:p>
@@ -2492,70 +1973,18 @@
         <w:spacing w:before="270" w:beforeAutospacing="0" w:after="0" w:afterAutospacing="0"/>
         <w:contextualSpacing/>
         <w:rPr>
-          <w:rFonts w:ascii="Chalkboard" w:hAnsi="Chalkboard" w:cs="Arial"/>
-          <w:sz w:val="32"/>
-          <w:szCs w:val="32"/>
-        </w:rPr>
-      </w:pPr>
-      <w:r>
-        <w:rPr>
-          <w:rFonts w:ascii="Chalkboard" w:hAnsi="Chalkboard" w:cs="Arial"/>
-          <w:sz w:val="32"/>
-          <w:szCs w:val="32"/>
-          <w:shd w:val="clear" w:color="auto" w:fill="FFFFFF"/>
-        </w:rPr>
-        <w:t>Canta con la voce e con il cuore,</w:t>
-      </w:r>
-      <w:r>
-        <w:rPr>
-          <w:rFonts w:ascii="Chalkboard" w:hAnsi="Chalkboard" w:cs="Arial"/>
-          <w:sz w:val="32"/>
-          <w:szCs w:val="32"/>
-        </w:rPr>
-        <w:br/>
-      </w:r>
-      <w:r>
-        <w:rPr>
-          <w:rFonts w:ascii="Chalkboard" w:hAnsi="Chalkboard" w:cs="Arial"/>
-          <w:sz w:val="32"/>
-          <w:szCs w:val="32"/>
-          <w:shd w:val="clear" w:color="auto" w:fill="FFFFFF"/>
-        </w:rPr>
-        <w:t>con la bocca e con la vita,</w:t>
-      </w:r>
-      <w:r>
-        <w:rPr>
-          <w:rFonts w:ascii="Chalkboard" w:hAnsi="Chalkboard" w:cs="Arial"/>
-          <w:sz w:val="32"/>
-          <w:szCs w:val="32"/>
-        </w:rPr>
-        <w:br/>
-      </w:r>
-      <w:r>
-        <w:rPr>
-          <w:rFonts w:ascii="Chalkboard" w:hAnsi="Chalkboard" w:cs="Arial"/>
-          <w:sz w:val="32"/>
-          <w:szCs w:val="32"/>
-          <w:shd w:val="clear" w:color="auto" w:fill="FFFFFF"/>
-        </w:rPr>
-        <w:t>canta senza stonature,</w:t>
-      </w:r>
-      <w:r>
-        <w:rPr>
-          <w:rFonts w:ascii="Chalkboard" w:hAnsi="Chalkboard" w:cs="Arial"/>
-          <w:sz w:val="32"/>
-          <w:szCs w:val="32"/>
-        </w:rPr>
-        <w:br/>
-      </w:r>
-      <w:r>
-        <w:rPr>
-          <w:rFonts w:ascii="Chalkboard" w:hAnsi="Chalkboard" w:cs="Arial"/>
-          <w:sz w:val="32"/>
-          <w:szCs w:val="32"/>
-          <w:shd w:val="clear" w:color="auto" w:fill="FFFFFF"/>
-        </w:rPr>
-        <w:t>la verità...del cuore</w:t>
+          <w:rFonts w:ascii="Chalkboard" w:hAnsi="Chalkboard" w:cs="Segoe UI"/>
+          <w:sz w:val="32"/>
+          <w:szCs w:val="32"/>
+        </w:rPr>
+      </w:pPr>
+      <w:r>
+        <w:rPr>
+          <w:rFonts w:ascii="Chalkboard" w:hAnsi="Chalkboard" w:cs="Segoe UI"/>
+          <w:sz w:val="32"/>
+          <w:szCs w:val="32"/>
+        </w:rPr>
+        <w:t>Con il lavoro delle tue mani</w:t>
       </w:r>
     </w:p>
     <w:p>
@@ -2565,89 +1994,18 @@
         <w:spacing w:before="270" w:beforeAutospacing="0" w:after="0" w:afterAutospacing="0"/>
         <w:contextualSpacing/>
         <w:rPr>
-          <w:rStyle w:val="testobackgiallo"/>
-          <w:rFonts w:ascii="Arial" w:hAnsi="Arial" w:cs="Arial"/>
-          <w:sz w:val="32"/>
-          <w:szCs w:val="32"/>
-          <w:shd w:val="clear" w:color="auto" w:fill="FFFF00"/>
-        </w:rPr>
-      </w:pPr>
-      <w:r>
-        <w:rPr>
-          <w:rFonts w:ascii="Chalkboard" w:hAnsi="Chalkboard" w:cs="Arial"/>
-          <w:sz w:val="32"/>
-          <w:szCs w:val="32"/>
-          <w:shd w:val="clear" w:color="auto" w:fill="FFFFFF"/>
-        </w:rPr>
-        <w:t>Canta come cantano i viandanti</w:t>
-      </w:r>
-      <w:r>
-        <w:rPr>
-          <w:rFonts w:ascii="Chalkboard" w:hAnsi="Chalkboard" w:cs="Arial"/>
-          <w:sz w:val="32"/>
-          <w:szCs w:val="32"/>
-        </w:rPr>
-        <w:br/>
-      </w:r>
-      <w:r>
-        <w:rPr>
-          <w:rFonts w:ascii="Chalkboard" w:hAnsi="Chalkboard" w:cs="Arial"/>
-          <w:sz w:val="32"/>
-          <w:szCs w:val="32"/>
-          <w:shd w:val="clear" w:color="auto" w:fill="FFFFFF"/>
-        </w:rPr>
-        <w:t>Non solo per riempire il tempo</w:t>
-      </w:r>
-      <w:r>
-        <w:rPr>
-          <w:rFonts w:ascii="Chalkboard" w:hAnsi="Chalkboard" w:cs="Arial"/>
-          <w:sz w:val="32"/>
-          <w:szCs w:val="32"/>
-        </w:rPr>
-        <w:br/>
-      </w:r>
-      <w:r>
-        <w:rPr>
-          <w:rFonts w:ascii="Chalkboard" w:hAnsi="Chalkboard" w:cs="Arial"/>
-          <w:sz w:val="32"/>
-          <w:szCs w:val="32"/>
-          <w:shd w:val="clear" w:color="auto" w:fill="FFFFFF"/>
-        </w:rPr>
-        <w:t>Ma per sostenere lo sforzo</w:t>
-      </w:r>
-      <w:r>
-        <w:rPr>
-          <w:rFonts w:ascii="Chalkboard" w:hAnsi="Chalkboard" w:cs="Arial"/>
-          <w:sz w:val="32"/>
-          <w:szCs w:val="32"/>
-        </w:rPr>
-        <w:br/>
-      </w:r>
-      <w:r>
-        <w:rPr>
-          <w:rFonts w:ascii="Chalkboard" w:hAnsi="Chalkboard" w:cs="Arial"/>
-          <w:sz w:val="32"/>
-          <w:szCs w:val="32"/>
-          <w:shd w:val="clear" w:color="auto" w:fill="FFFFFF"/>
-        </w:rPr>
-        <w:t>Canta e cammina</w:t>
-      </w:r>
-      <w:r>
-        <w:rPr>
-          <w:rFonts w:ascii="Chalkboard" w:hAnsi="Chalkboard" w:cs="Arial"/>
-          <w:sz w:val="32"/>
-          <w:szCs w:val="32"/>
-        </w:rPr>
-        <w:br/>
-      </w:r>
-      <w:r>
-        <w:rPr>
-          <w:rFonts w:ascii="Chalkboard" w:hAnsi="Chalkboard" w:cs="Arial"/>
-          <w:sz w:val="32"/>
-          <w:szCs w:val="32"/>
-          <w:shd w:val="clear" w:color="auto" w:fill="FFFFFF"/>
-        </w:rPr>
-        <w:t>Canta e cammina</w:t>
+          <w:rFonts w:ascii="Chalkboard" w:hAnsi="Chalkboard" w:cs="Segoe UI"/>
+          <w:sz w:val="32"/>
+          <w:szCs w:val="32"/>
+        </w:rPr>
+      </w:pPr>
+      <w:r>
+        <w:rPr>
+          <w:rFonts w:ascii="Chalkboard" w:hAnsi="Chalkboard" w:cs="Segoe UI"/>
+          <w:sz w:val="32"/>
+          <w:szCs w:val="32"/>
+        </w:rPr>
+        <w:t>umile e santo prepari il domani.</w:t>
       </w:r>
     </w:p>
     <w:p>
@@ -2658,10 +2016,18 @@
         <w:contextualSpacing/>
         <w:rPr>
           <w:rFonts w:ascii="Chalkboard" w:hAnsi="Chalkboard" w:cs="Segoe UI"/>
-          <w:sz w:val="22"/>
-          <w:szCs w:val="22"/>
-        </w:rPr>
-      </w:pPr>
+          <w:sz w:val="32"/>
+          <w:szCs w:val="32"/>
+        </w:rPr>
+      </w:pPr>
+      <w:r>
+        <w:rPr>
+          <w:rFonts w:ascii="Chalkboard" w:hAnsi="Chalkboard" w:cs="Segoe UI"/>
+          <w:sz w:val="32"/>
+          <w:szCs w:val="32"/>
+        </w:rPr>
+        <w:t>A sera stanco riponi gli attrezzi,</w:t>
+      </w:r>
     </w:p>
     <w:p>
       <w:pPr>
@@ -2670,35 +2036,18 @@
         <w:spacing w:before="270" w:beforeAutospacing="0" w:after="0" w:afterAutospacing="0"/>
         <w:contextualSpacing/>
         <w:rPr>
-          <w:rFonts w:ascii="Chalkboard" w:hAnsi="Chalkboard" w:cs="Arial"/>
-          <w:b/>
-          <w:bCs/>
-          <w:sz w:val="32"/>
-          <w:szCs w:val="32"/>
-          <w:shd w:val="clear" w:color="auto" w:fill="FFFFFF"/>
-        </w:rPr>
-      </w:pPr>
-      <w:r>
-        <w:rPr>
-          <w:rFonts w:ascii="Chalkboard" w:hAnsi="Chalkboard" w:cs="Segoe UI"/>
-          <w:b/>
-          <w:bCs/>
-          <w:sz w:val="32"/>
-          <w:szCs w:val="32"/>
-        </w:rPr>
-        <w:lastRenderedPageBreak/>
-        <w:t xml:space="preserve">RIT. </w:t>
-      </w:r>
-      <w:r>
-        <w:rPr>
-          <w:rFonts w:ascii="Chalkboard" w:hAnsi="Chalkboard" w:cs="Arial"/>
-          <w:b/>
-          <w:bCs/>
-          <w:sz w:val="32"/>
-          <w:szCs w:val="32"/>
-          <w:shd w:val="clear" w:color="auto" w:fill="FFFFFF"/>
-        </w:rPr>
-        <w:t xml:space="preserve">Se poi, credi non possa bastare, </w:t>
+          <w:rFonts w:ascii="Chalkboard" w:hAnsi="Chalkboard" w:cs="Segoe UI"/>
+          <w:sz w:val="32"/>
+          <w:szCs w:val="32"/>
+        </w:rPr>
+      </w:pPr>
+      <w:r>
+        <w:rPr>
+          <w:rFonts w:ascii="Chalkboard" w:hAnsi="Chalkboard" w:cs="Segoe UI"/>
+          <w:sz w:val="32"/>
+          <w:szCs w:val="32"/>
+        </w:rPr>
+        <w:t>nella tua casa accogli Gesù.</w:t>
       </w:r>
     </w:p>
     <w:p>
@@ -2708,48 +2057,11 @@
         <w:spacing w:before="270" w:beforeAutospacing="0" w:after="0" w:afterAutospacing="0"/>
         <w:contextualSpacing/>
         <w:rPr>
-          <w:rStyle w:val="mw-poem-indented"/>
-          <w:rFonts w:ascii="Chalkboard" w:hAnsi="Chalkboard" w:cs="Arial"/>
-          <w:b/>
-          <w:bCs/>
-          <w:sz w:val="32"/>
-          <w:szCs w:val="32"/>
-          <w:shd w:val="clear" w:color="auto" w:fill="FFFFFF"/>
-        </w:rPr>
-      </w:pPr>
-      <w:r>
-        <w:rPr>
-          <w:rFonts w:ascii="Chalkboard" w:hAnsi="Chalkboard" w:cs="Arial"/>
-          <w:b/>
-          <w:bCs/>
-          <w:sz w:val="32"/>
-          <w:szCs w:val="32"/>
-          <w:shd w:val="clear" w:color="auto" w:fill="FFFFFF"/>
-        </w:rPr>
-        <w:t>segui il tempo stai pronto e…</w:t>
-      </w:r>
-      <w:r>
-        <w:rPr>
-          <w:rFonts w:ascii="Chalkboard" w:hAnsi="Chalkboard" w:cs="Arial"/>
-          <w:b/>
-          <w:bCs/>
-          <w:sz w:val="32"/>
-          <w:szCs w:val="32"/>
-        </w:rPr>
-        <w:br/>
-      </w:r>
-      <w:r>
-        <w:rPr>
-          <w:rStyle w:val="mw-poem-indented"/>
-          <w:rFonts w:ascii="Chalkboard" w:hAnsi="Chalkboard" w:cs="Arial"/>
-          <w:b/>
-          <w:bCs/>
-          <w:sz w:val="32"/>
-          <w:szCs w:val="32"/>
-          <w:shd w:val="clear" w:color="auto" w:fill="FFFFFF"/>
-        </w:rPr>
-        <w:t xml:space="preserve">Danza la vita al ritmo dello spirito </w:t>
-      </w:r>
+          <w:rFonts w:ascii="Chalkboard" w:hAnsi="Chalkboard" w:cs="Segoe UI"/>
+          <w:sz w:val="20"/>
+          <w:szCs w:val="20"/>
+        </w:rPr>
+      </w:pPr>
     </w:p>
     <w:p>
       <w:pPr>
@@ -2758,48 +2070,18 @@
         <w:spacing w:before="270" w:beforeAutospacing="0" w:after="0" w:afterAutospacing="0"/>
         <w:contextualSpacing/>
         <w:rPr>
-          <w:rStyle w:val="mw-poem-indented"/>
-          <w:rFonts w:ascii="Chalkboard" w:hAnsi="Chalkboard" w:cs="Arial"/>
-          <w:b/>
-          <w:bCs/>
-          <w:sz w:val="32"/>
-          <w:szCs w:val="32"/>
-          <w:shd w:val="clear" w:color="auto" w:fill="FFFFFF"/>
-        </w:rPr>
-      </w:pPr>
-      <w:r>
-        <w:rPr>
-          <w:rStyle w:val="mw-poem-indented"/>
-          <w:rFonts w:ascii="Chalkboard" w:hAnsi="Chalkboard" w:cs="Arial"/>
-          <w:b/>
-          <w:bCs/>
-          <w:sz w:val="32"/>
-          <w:szCs w:val="32"/>
-          <w:shd w:val="clear" w:color="auto" w:fill="FFFFFF"/>
-        </w:rPr>
-        <w:t>Danza, danza al ritmo che c'è in te</w:t>
-      </w:r>
-      <w:r>
-        <w:rPr>
-          <w:rFonts w:ascii="Chalkboard" w:hAnsi="Chalkboard" w:cs="Arial"/>
-          <w:b/>
-          <w:bCs/>
-          <w:sz w:val="32"/>
-          <w:szCs w:val="32"/>
-        </w:rPr>
-        <w:br/>
-      </w:r>
-      <w:r>
-        <w:rPr>
-          <w:rStyle w:val="mw-poem-indented"/>
-          <w:rFonts w:ascii="Chalkboard" w:hAnsi="Chalkboard" w:cs="Arial"/>
-          <w:b/>
-          <w:bCs/>
-          <w:sz w:val="32"/>
-          <w:szCs w:val="32"/>
-          <w:shd w:val="clear" w:color="auto" w:fill="FFFFFF"/>
-        </w:rPr>
-        <w:t xml:space="preserve">Danza la vita al ritmo dello spirito </w:t>
+          <w:rFonts w:ascii="Chalkboard" w:hAnsi="Chalkboard" w:cs="Segoe UI"/>
+          <w:sz w:val="32"/>
+          <w:szCs w:val="32"/>
+        </w:rPr>
+      </w:pPr>
+      <w:r>
+        <w:rPr>
+          <w:rFonts w:ascii="Chalkboard" w:hAnsi="Chalkboard" w:cs="Segoe UI"/>
+          <w:sz w:val="32"/>
+          <w:szCs w:val="32"/>
+        </w:rPr>
+        <w:t>Il tuo mestiere insegni a lui</w:t>
       </w:r>
     </w:p>
     <w:p>
@@ -2809,26 +2091,18 @@
         <w:spacing w:before="270" w:beforeAutospacing="0" w:after="0" w:afterAutospacing="0"/>
         <w:contextualSpacing/>
         <w:rPr>
-          <w:rStyle w:val="mw-poem-indented"/>
-          <w:rFonts w:ascii="Chalkboard" w:hAnsi="Chalkboard" w:cs="Arial"/>
-          <w:b/>
-          <w:bCs/>
-          <w:sz w:val="32"/>
-          <w:szCs w:val="32"/>
-          <w:shd w:val="clear" w:color="auto" w:fill="FFFFFF"/>
-        </w:rPr>
-      </w:pPr>
-      <w:r>
-        <w:rPr>
-          <w:rStyle w:val="mw-poem-indented"/>
-          <w:rFonts w:ascii="Chalkboard" w:hAnsi="Chalkboard" w:cs="Arial"/>
-          <w:b/>
-          <w:bCs/>
-          <w:sz w:val="32"/>
-          <w:szCs w:val="32"/>
-          <w:shd w:val="clear" w:color="auto" w:fill="FFFFFF"/>
-        </w:rPr>
-        <w:t>Danza, danza al ritmo che c'è in te</w:t>
+          <w:rFonts w:ascii="Chalkboard" w:hAnsi="Chalkboard" w:cs="Segoe UI"/>
+          <w:sz w:val="32"/>
+          <w:szCs w:val="32"/>
+        </w:rPr>
+      </w:pPr>
+      <w:r>
+        <w:rPr>
+          <w:rFonts w:ascii="Chalkboard" w:hAnsi="Chalkboard" w:cs="Segoe UI"/>
+          <w:sz w:val="32"/>
+          <w:szCs w:val="32"/>
+        </w:rPr>
+        <w:t>e gli consegni la tua eredità:</w:t>
       </w:r>
     </w:p>
     <w:p>
@@ -2839,6 +2113,48 @@
         <w:contextualSpacing/>
         <w:rPr>
           <w:rFonts w:ascii="Chalkboard" w:hAnsi="Chalkboard" w:cs="Segoe UI"/>
+          <w:sz w:val="32"/>
+          <w:szCs w:val="32"/>
+        </w:rPr>
+      </w:pPr>
+      <w:r>
+        <w:rPr>
+          <w:rFonts w:ascii="Chalkboard" w:hAnsi="Chalkboard" w:cs="Segoe UI"/>
+          <w:sz w:val="32"/>
+          <w:szCs w:val="32"/>
+        </w:rPr>
+        <w:t>pietà ed amore, la verità;</w:t>
+      </w:r>
+    </w:p>
+    <w:p>
+      <w:pPr>
+        <w:pStyle w:val="NormaleWeb"/>
+        <w:shd w:val="clear" w:color="auto" w:fill="FFFFFF"/>
+        <w:spacing w:before="270" w:beforeAutospacing="0" w:after="0" w:afterAutospacing="0"/>
+        <w:contextualSpacing/>
+        <w:rPr>
+          <w:rFonts w:ascii="Chalkboard" w:hAnsi="Chalkboard" w:cs="Segoe UI"/>
+          <w:sz w:val="32"/>
+          <w:szCs w:val="32"/>
+        </w:rPr>
+      </w:pPr>
+      <w:r>
+        <w:rPr>
+          <w:rFonts w:ascii="Chalkboard" w:hAnsi="Chalkboard" w:cs="Segoe UI"/>
+          <w:sz w:val="32"/>
+          <w:szCs w:val="32"/>
+        </w:rPr>
+        <w:t>la tua giustizia, la tua fedeltà.</w:t>
+      </w:r>
+    </w:p>
+    <w:p>
+      <w:pPr>
+        <w:pStyle w:val="NormaleWeb"/>
+        <w:shd w:val="clear" w:color="auto" w:fill="FFFFFF"/>
+        <w:spacing w:before="270" w:beforeAutospacing="0" w:after="0" w:afterAutospacing="0"/>
+        <w:contextualSpacing/>
+        <w:rPr>
+          <w:rFonts w:ascii="Chalkboard" w:hAnsi="Chalkboard" w:cs="Segoe UI"/>
           <w:sz w:val="20"/>
           <w:szCs w:val="20"/>
         </w:rPr>
@@ -2851,37 +2167,22 @@
         <w:spacing w:before="270" w:beforeAutospacing="0" w:after="0" w:afterAutospacing="0"/>
         <w:contextualSpacing/>
         <w:rPr>
-          <w:rFonts w:ascii="Chalkboard" w:hAnsi="Chalkboard" w:cs="Arial"/>
-          <w:sz w:val="32"/>
-          <w:szCs w:val="32"/>
-          <w:shd w:val="clear" w:color="auto" w:fill="FFFFFF"/>
-        </w:rPr>
-      </w:pPr>
-      <w:r>
-        <w:rPr>
-          <w:rFonts w:ascii="Chalkboard" w:hAnsi="Chalkboard" w:cs="Arial"/>
-          <w:sz w:val="32"/>
-          <w:szCs w:val="32"/>
-          <w:shd w:val="clear" w:color="auto" w:fill="FFFFFF"/>
-        </w:rPr>
-        <w:t>Cammina sulle orme del Signore,</w:t>
-      </w:r>
-      <w:r>
-        <w:rPr>
-          <w:rFonts w:ascii="Chalkboard" w:hAnsi="Chalkboard" w:cs="Arial"/>
-          <w:sz w:val="32"/>
-          <w:szCs w:val="32"/>
-        </w:rPr>
-        <w:br/>
-      </w:r>
-      <w:r>
-        <w:rPr>
-          <w:rFonts w:ascii="Chalkboard" w:hAnsi="Chalkboard" w:cs="Arial"/>
-          <w:sz w:val="32"/>
-          <w:szCs w:val="32"/>
-          <w:shd w:val="clear" w:color="auto" w:fill="FFFFFF"/>
-        </w:rPr>
-        <w:t xml:space="preserve">non solo con i piedi ma </w:t>
+          <w:rFonts w:ascii="Chalkboard" w:hAnsi="Chalkboard" w:cs="Segoe UI"/>
+          <w:b/>
+          <w:bCs/>
+          <w:sz w:val="32"/>
+          <w:szCs w:val="32"/>
+        </w:rPr>
+      </w:pPr>
+      <w:r>
+        <w:rPr>
+          <w:rFonts w:ascii="Chalkboard" w:hAnsi="Chalkboard" w:cs="Segoe UI"/>
+          <w:b/>
+          <w:bCs/>
+          <w:sz w:val="32"/>
+          <w:szCs w:val="32"/>
+        </w:rPr>
+        <w:t>RIT. Tu Giuseppe sai fidarti del sogno di Dio</w:t>
       </w:r>
     </w:p>
     <w:p>
@@ -2891,122 +2192,172 @@
         <w:spacing w:before="270" w:beforeAutospacing="0" w:after="0" w:afterAutospacing="0"/>
         <w:contextualSpacing/>
         <w:rPr>
-          <w:rFonts w:ascii="Chalkboard" w:hAnsi="Chalkboard" w:cs="Arial"/>
-          <w:sz w:val="32"/>
-          <w:szCs w:val="32"/>
-          <w:shd w:val="clear" w:color="auto" w:fill="FFFFFF"/>
-        </w:rPr>
-      </w:pPr>
-      <w:r>
-        <w:rPr>
-          <w:rFonts w:ascii="Chalkboard" w:hAnsi="Chalkboard" w:cs="Arial"/>
-          <w:sz w:val="32"/>
-          <w:szCs w:val="32"/>
-          <w:shd w:val="clear" w:color="auto" w:fill="FFFFFF"/>
-        </w:rPr>
-        <w:t>usa soprattutto il cuore.</w:t>
-      </w:r>
-      <w:r>
-        <w:rPr>
-          <w:rFonts w:ascii="Chalkboard" w:hAnsi="Chalkboard" w:cs="Arial"/>
-          <w:sz w:val="32"/>
-          <w:szCs w:val="32"/>
-        </w:rPr>
-        <w:br/>
-      </w:r>
-      <w:r>
-        <w:rPr>
-          <w:rFonts w:ascii="Chalkboard" w:hAnsi="Chalkboard" w:cs="Arial"/>
-          <w:sz w:val="32"/>
-          <w:szCs w:val="32"/>
-          <w:shd w:val="clear" w:color="auto" w:fill="FFFFFF"/>
-        </w:rPr>
-        <w:t>Ama...chi è con te.</w:t>
-      </w:r>
-      <w:r>
-        <w:rPr>
-          <w:rFonts w:ascii="Chalkboard" w:hAnsi="Chalkboard" w:cs="Arial"/>
-          <w:sz w:val="32"/>
-          <w:szCs w:val="32"/>
-        </w:rPr>
-        <w:br/>
-      </w:r>
-      <w:r>
-        <w:rPr>
-          <w:rFonts w:ascii="Chalkboard" w:hAnsi="Chalkboard" w:cs="Arial"/>
-          <w:sz w:val="32"/>
-          <w:szCs w:val="32"/>
-          <w:shd w:val="clear" w:color="auto" w:fill="FFFFFF"/>
-        </w:rPr>
-        <w:t>Cammina con lo zaino sulle spalle</w:t>
-      </w:r>
-      <w:r>
-        <w:rPr>
-          <w:rFonts w:ascii="Chalkboard" w:hAnsi="Chalkboard" w:cs="Arial"/>
-          <w:sz w:val="32"/>
-          <w:szCs w:val="32"/>
-        </w:rPr>
-        <w:br/>
-      </w:r>
-      <w:r>
-        <w:rPr>
-          <w:rFonts w:ascii="Chalkboard" w:hAnsi="Chalkboard" w:cs="Arial"/>
-          <w:sz w:val="32"/>
-          <w:szCs w:val="32"/>
-          <w:shd w:val="clear" w:color="auto" w:fill="FFFFFF"/>
-        </w:rPr>
-        <w:t>La fatica aiuta a crescere</w:t>
-      </w:r>
-      <w:r>
-        <w:rPr>
-          <w:rFonts w:ascii="Chalkboard" w:hAnsi="Chalkboard" w:cs="Arial"/>
-          <w:sz w:val="32"/>
-          <w:szCs w:val="32"/>
-        </w:rPr>
-        <w:br/>
-      </w:r>
-      <w:r>
-        <w:rPr>
-          <w:rFonts w:ascii="Chalkboard" w:hAnsi="Chalkboard" w:cs="Arial"/>
-          <w:sz w:val="32"/>
-          <w:szCs w:val="32"/>
-          <w:shd w:val="clear" w:color="auto" w:fill="FFFFFF"/>
-        </w:rPr>
-        <w:t>Nella condivisione</w:t>
-      </w:r>
-      <w:r>
-        <w:rPr>
-          <w:rFonts w:ascii="Chalkboard" w:hAnsi="Chalkboard" w:cs="Arial"/>
-          <w:sz w:val="32"/>
-          <w:szCs w:val="32"/>
-        </w:rPr>
-        <w:br/>
-      </w:r>
-      <w:r>
-        <w:rPr>
-          <w:rFonts w:ascii="Chalkboard" w:hAnsi="Chalkboard" w:cs="Arial"/>
-          <w:sz w:val="32"/>
-          <w:szCs w:val="32"/>
-          <w:shd w:val="clear" w:color="auto" w:fill="FFFFFF"/>
-        </w:rPr>
-        <w:t>Canta e cammina</w:t>
-      </w:r>
-      <w:r>
-        <w:rPr>
-          <w:rFonts w:ascii="Chalkboard" w:hAnsi="Chalkboard" w:cs="Arial"/>
-          <w:sz w:val="32"/>
-          <w:szCs w:val="32"/>
-        </w:rPr>
-        <w:br/>
-      </w:r>
-      <w:r>
-        <w:rPr>
-          <w:rFonts w:ascii="Chalkboard" w:hAnsi="Chalkboard" w:cs="Arial"/>
-          <w:sz w:val="32"/>
-          <w:szCs w:val="32"/>
-          <w:shd w:val="clear" w:color="auto" w:fill="FFFFFF"/>
-        </w:rPr>
-        <w:t>Canta e cammina</w:t>
+          <w:rFonts w:ascii="Chalkboard" w:hAnsi="Chalkboard" w:cs="Segoe UI"/>
+          <w:b/>
+          <w:bCs/>
+          <w:sz w:val="32"/>
+          <w:szCs w:val="32"/>
+        </w:rPr>
+      </w:pPr>
+      <w:r>
+        <w:rPr>
+          <w:rFonts w:ascii="Chalkboard" w:hAnsi="Chalkboard" w:cs="Segoe UI"/>
+          <w:b/>
+          <w:bCs/>
+          <w:sz w:val="32"/>
+          <w:szCs w:val="32"/>
+        </w:rPr>
+        <w:t>con cuore di padre tu proteggi il suo dono: Gesù.</w:t>
+      </w:r>
+    </w:p>
+    <w:p>
+      <w:pPr>
+        <w:pStyle w:val="NormaleWeb"/>
+        <w:shd w:val="clear" w:color="auto" w:fill="FFFFFF"/>
+        <w:spacing w:before="270" w:beforeAutospacing="0" w:after="0" w:afterAutospacing="0"/>
+        <w:contextualSpacing/>
+        <w:rPr>
+          <w:rFonts w:ascii="Chalkboard" w:hAnsi="Chalkboard" w:cs="Segoe UI"/>
+          <w:b/>
+          <w:bCs/>
+          <w:sz w:val="32"/>
+          <w:szCs w:val="32"/>
+        </w:rPr>
+      </w:pPr>
+      <w:r>
+        <w:rPr>
+          <w:rFonts w:ascii="Chalkboard" w:hAnsi="Chalkboard" w:cs="Segoe UI"/>
+          <w:b/>
+          <w:bCs/>
+          <w:sz w:val="32"/>
+          <w:szCs w:val="32"/>
+        </w:rPr>
+        <w:t>Tu Giuseppe sei custode del figlio di Dio</w:t>
+      </w:r>
+    </w:p>
+    <w:p>
+      <w:pPr>
+        <w:pStyle w:val="NormaleWeb"/>
+        <w:shd w:val="clear" w:color="auto" w:fill="FFFFFF"/>
+        <w:spacing w:before="270" w:beforeAutospacing="0" w:after="0" w:afterAutospacing="0"/>
+        <w:contextualSpacing/>
+        <w:rPr>
+          <w:rFonts w:ascii="Chalkboard" w:hAnsi="Chalkboard" w:cs="Segoe UI"/>
+          <w:b/>
+          <w:bCs/>
+          <w:sz w:val="32"/>
+          <w:szCs w:val="32"/>
+        </w:rPr>
+      </w:pPr>
+      <w:r>
+        <w:rPr>
+          <w:rFonts w:ascii="Chalkboard" w:hAnsi="Chalkboard" w:cs="Segoe UI"/>
+          <w:b/>
+          <w:bCs/>
+          <w:sz w:val="32"/>
+          <w:szCs w:val="32"/>
+        </w:rPr>
+        <w:t>con cuore di padre tu sei guida anche del cuore mio.</w:t>
+      </w:r>
+    </w:p>
+    <w:p>
+      <w:pPr>
+        <w:pStyle w:val="NormaleWeb"/>
+        <w:shd w:val="clear" w:color="auto" w:fill="FFFFFF"/>
+        <w:spacing w:before="270" w:beforeAutospacing="0" w:after="0" w:afterAutospacing="0"/>
+        <w:contextualSpacing/>
+        <w:rPr>
+          <w:rFonts w:ascii="Chalkboard" w:hAnsi="Chalkboard" w:cs="Segoe UI"/>
+          <w:b/>
+          <w:bCs/>
+          <w:sz w:val="32"/>
+          <w:szCs w:val="32"/>
+        </w:rPr>
+      </w:pPr>
+    </w:p>
+    <w:p>
+      <w:pPr>
+        <w:pStyle w:val="NormaleWeb"/>
+        <w:shd w:val="clear" w:color="auto" w:fill="FFFFFF"/>
+        <w:spacing w:before="270" w:beforeAutospacing="0" w:after="0" w:afterAutospacing="0"/>
+        <w:contextualSpacing/>
+        <w:rPr>
+          <w:rFonts w:ascii="Chalkboard" w:hAnsi="Chalkboard" w:cs="Segoe UI"/>
+          <w:sz w:val="32"/>
+          <w:szCs w:val="32"/>
+        </w:rPr>
+      </w:pPr>
+      <w:r>
+        <w:rPr>
+          <w:rFonts w:ascii="Chalkboard" w:hAnsi="Chalkboard" w:cs="Segoe UI"/>
+          <w:sz w:val="32"/>
+          <w:szCs w:val="32"/>
+        </w:rPr>
+        <w:t>Giuseppe sposo di Maria,</w:t>
+      </w:r>
+    </w:p>
+    <w:p>
+      <w:pPr>
+        <w:pStyle w:val="NormaleWeb"/>
+        <w:shd w:val="clear" w:color="auto" w:fill="FFFFFF"/>
+        <w:spacing w:before="270" w:beforeAutospacing="0" w:after="0" w:afterAutospacing="0"/>
+        <w:contextualSpacing/>
+        <w:rPr>
+          <w:rFonts w:ascii="Chalkboard" w:hAnsi="Chalkboard" w:cs="Segoe UI"/>
+          <w:sz w:val="32"/>
+          <w:szCs w:val="32"/>
+        </w:rPr>
+      </w:pPr>
+      <w:r>
+        <w:rPr>
+          <w:rFonts w:ascii="Chalkboard" w:hAnsi="Chalkboard" w:cs="Segoe UI"/>
+          <w:sz w:val="32"/>
+          <w:szCs w:val="32"/>
+        </w:rPr>
+        <w:t>tu hai avuto il coraggio di osare</w:t>
+      </w:r>
+    </w:p>
+    <w:p>
+      <w:pPr>
+        <w:pStyle w:val="NormaleWeb"/>
+        <w:shd w:val="clear" w:color="auto" w:fill="FFFFFF"/>
+        <w:spacing w:before="270" w:beforeAutospacing="0" w:after="0" w:afterAutospacing="0"/>
+        <w:contextualSpacing/>
+        <w:rPr>
+          <w:rFonts w:ascii="Chalkboard" w:hAnsi="Chalkboard" w:cs="Segoe UI"/>
+          <w:sz w:val="32"/>
+          <w:szCs w:val="32"/>
+        </w:rPr>
+      </w:pPr>
+      <w:r>
+        <w:rPr>
+          <w:rFonts w:ascii="Chalkboard" w:hAnsi="Chalkboard" w:cs="Segoe UI"/>
+          <w:sz w:val="32"/>
+          <w:szCs w:val="32"/>
+        </w:rPr>
+        <w:lastRenderedPageBreak/>
+        <w:t>hai ascoltato il mistero del sogno,</w:t>
+      </w:r>
+    </w:p>
+    <w:p>
+      <w:pPr>
+        <w:pStyle w:val="NormaleWeb"/>
+        <w:shd w:val="clear" w:color="auto" w:fill="FFFFFF"/>
+        <w:spacing w:before="270" w:beforeAutospacing="0" w:after="0" w:afterAutospacing="0"/>
+        <w:contextualSpacing/>
+        <w:rPr>
+          <w:rFonts w:ascii="Chalkboard" w:hAnsi="Chalkboard" w:cs="Segoe UI"/>
+          <w:sz w:val="32"/>
+          <w:szCs w:val="32"/>
+        </w:rPr>
+      </w:pPr>
+      <w:r>
+        <w:rPr>
+          <w:rFonts w:ascii="Chalkboard" w:hAnsi="Chalkboard" w:cs="Segoe UI"/>
+          <w:sz w:val="32"/>
+          <w:szCs w:val="32"/>
+        </w:rPr>
+        <w:t>crescendo come tuo figlio: Gesù</w:t>
       </w:r>
     </w:p>
     <w:p>
@@ -3032,9 +2383,12 @@
         <w:textAlignment w:val="baseline"/>
         <w:rPr>
           <w:rFonts w:ascii="Chalkboard" w:hAnsi="Chalkboard" w:cs="Open Sans"/>
+          <w:b/>
+          <w:bCs/>
           <w:spacing w:val="15"/>
           <w:sz w:val="32"/>
           <w:szCs w:val="32"/>
+          <w:bdr w:val="none" w:sz="0" w:space="0" w:color="auto" w:frame="1"/>
         </w:rPr>
       </w:pPr>
       <w:r>
@@ -3047,16 +2401,19 @@
           <w:szCs w:val="32"/>
           <w:bdr w:val="none" w:sz="0" w:space="0" w:color="auto" w:frame="1"/>
         </w:rPr>
-        <w:t>RIT.</w:t>
-      </w:r>
-      <w:r>
-        <w:rPr>
-          <w:rFonts w:ascii="Chalkboard" w:hAnsi="Chalkboard" w:cs="Open Sans"/>
+        <w:t>RIT</w:t>
+      </w:r>
+      <w:r>
+        <w:rPr>
+          <w:rFonts w:ascii="Chalkboard" w:hAnsi="Chalkboard" w:cs="Open Sans"/>
+          <w:b/>
+          <w:bCs/>
           <w:spacing w:val="15"/>
           <w:sz w:val="32"/>
           <w:szCs w:val="32"/>
-        </w:rPr>
-        <w:t> </w:t>
+          <w:bdr w:val="none" w:sz="0" w:space="0" w:color="auto" w:frame="1"/>
+        </w:rPr>
+        <w:t>. (2v.)</w:t>
       </w:r>
     </w:p>
     <w:p>
